--- a/Praca magisterska.docx
+++ b/Praca magisterska.docx
@@ -4,7 +4,7 @@
   <w:body>
     <w:p>
       <w:pPr>
-        <w:pStyle w:val="859"/>
+        <w:pStyle w:val="865"/>
         <w:pBdr/>
         <w:spacing/>
         <w:ind/>
@@ -73,15 +73,16 @@
       <w:sdtContent>
         <w:p>
           <w:pPr>
-            <w:pStyle w:val="887"/>
+            <w:pStyle w:val="893"/>
             <w:pBdr/>
             <w:tabs>
+              <w:tab w:val="left" w:leader="none" w:pos="567"/>
               <w:tab w:val="right" w:leader="dot" w:pos="9360"/>
             </w:tabs>
             <w:spacing/>
             <w:ind/>
             <w:rPr>
-              <w:lang w:val="pl-PL"/>
+              <w14:ligatures w14:val="none"/>
             </w:rPr>
           </w:pPr>
           <w:r>
@@ -107,38 +108,101 @@
             </w:rPr>
             <w:fldChar w:fldCharType="separate"/>
           </w:r>
+          <w:r>
+            <w:rPr>
+              <w:lang w:val="pl-PL"/>
+            </w:rPr>
+          </w:r>
           <w:hyperlink w:tooltip="#_Toc1" w:anchor="_Toc1" w:history="1">
             <w:r>
               <w:rPr>
-                <w:rStyle w:val="885"/>
-                <w:lang w:val="pl-PL" w:bidi="pl-PL"/>
+                <w:rFonts w:ascii="Arial" w:hAnsi="Arial" w:eastAsia="Arial" w:cs="Arial"/>
+              </w:rPr>
+              <w:t xml:space="preserve">1.</w:t>
+            </w:r>
+            <w:r>
+              <w:tab/>
+            </w:r>
+            <w:r>
+              <w:rPr>
+                <w:rStyle w:val="891"/>
               </w:rPr>
             </w:r>
             <w:r>
               <w:rPr>
-                <w:rStyle w:val="885"/>
+                <w:rStyle w:val="891"/>
                 <w:lang w:val="pl-PL"/>
               </w:rPr>
-              <w:t xml:space="preserve">Abstrakt</w:t>
+              <w:t xml:space="preserve">Wstęp</w:t>
             </w:r>
             <w:r>
               <w:rPr>
-                <w:rStyle w:val="885"/>
-                <w:lang w:val="pl-PL" w:bidi="pl-PL"/>
+                <w:rStyle w:val="891"/>
+                <w14:ligatures w14:val="none"/>
+              </w:rPr>
+            </w:r>
+            <w:r>
+              <w:tab/>
+            </w:r>
+            <w:r>
+              <w:fldChar w:fldCharType="begin"/>
+              <w:instrText xml:space="preserve">PAGEREF _Toc1 \h</w:instrText>
+              <w:fldChar w:fldCharType="separate"/>
+              <w:t xml:space="preserve">3</w:t>
+              <w:fldChar w:fldCharType="end"/>
+            </w:r>
+          </w:hyperlink>
+          <w:r>
+            <w:rPr>
+              <w14:ligatures w14:val="none"/>
+            </w:rPr>
+          </w:r>
+        </w:p>
+        <w:p>
+          <w:pPr>
+            <w:pStyle w:val="894"/>
+            <w:pBdr/>
+            <w:tabs>
+              <w:tab w:val="right" w:leader="dot" w:pos="9360"/>
+            </w:tabs>
+            <w:spacing/>
+            <w:ind/>
+            <w:rPr/>
+          </w:pPr>
+          <w:hyperlink w:tooltip="#_Toc2" w:anchor="_Toc2" w:history="1">
+            <w:r>
+              <w:rPr>
+                <w:rFonts w:ascii="Arial" w:hAnsi="Arial" w:eastAsia="Arial" w:cs="Arial"/>
+              </w:rPr>
+              <w:t xml:space="preserve">1.1.</w:t>
+            </w:r>
+            <w:r>
+              <w:t xml:space="preserve"> </w:t>
+            </w:r>
+            <w:r>
+              <w:rPr>
+                <w:rStyle w:val="891"/>
               </w:rPr>
             </w:r>
             <w:r>
               <w:rPr>
+                <w:rStyle w:val="891"/>
                 <w:lang w:val="pl-PL"/>
               </w:rPr>
+              <w:t xml:space="preserve">asdawd</w:t>
+            </w:r>
+            <w:r>
+              <w:rPr>
+                <w:rStyle w:val="891"/>
+                <w:lang w:val="pl-PL"/>
+              </w:rPr>
+            </w:r>
+            <w:r>
               <w:tab/>
             </w:r>
             <w:r>
-              <w:rPr>
-                <w:lang w:val="pl-PL"/>
-              </w:rPr>
               <w:fldChar w:fldCharType="begin"/>
-              <w:instrText xml:space="preserve">PAGEREF _Toc1 \h</w:instrText>
+              <w:instrText xml:space="preserve">PAGEREF _Toc2 \h</w:instrText>
               <w:fldChar w:fldCharType="separate"/>
               <w:t xml:space="preserve">3</w:t>
               <w:fldChar w:fldCharType="end"/>
@@ -149,6 +213,58 @@
               <w:lang w:val="pl-PL"/>
             </w:rPr>
           </w:r>
+        </w:p>
+        <w:p>
+          <w:pPr>
+            <w:pStyle w:val="893"/>
+            <w:pBdr/>
+            <w:tabs>
+              <w:tab w:val="left" w:leader="none" w:pos="567"/>
+              <w:tab w:val="right" w:leader="dot" w:pos="9360"/>
+            </w:tabs>
+            <w:spacing/>
+            <w:ind/>
+            <w:rPr/>
+          </w:pPr>
+          <w:hyperlink w:tooltip="#_Toc3" w:anchor="_Toc3" w:history="1">
+            <w:r>
+              <w:rPr>
+                <w:rFonts w:ascii="Arial" w:hAnsi="Arial" w:eastAsia="Arial" w:cs="Arial"/>
+              </w:rPr>
+              <w:t xml:space="preserve">2.</w:t>
+            </w:r>
+            <w:r>
+              <w:tab/>
+            </w:r>
+            <w:r>
+              <w:rPr>
+                <w:rStyle w:val="891"/>
+              </w:rPr>
+            </w:r>
+            <w:r>
+              <w:rPr>
+                <w:rStyle w:val="891"/>
+                <w:lang w:val="pl-PL"/>
+              </w:rPr>
+              <w:t xml:space="preserve">Cel i zakres pracy</w:t>
+            </w:r>
+            <w:r>
+              <w:rPr>
+                <w:rStyle w:val="891"/>
+                <w:lang w:val="pl-PL"/>
+              </w:rPr>
+            </w:r>
+            <w:r>
+              <w:tab/>
+            </w:r>
+            <w:r>
+              <w:fldChar w:fldCharType="begin"/>
+              <w:instrText xml:space="preserve">PAGEREF _Toc3 \h</w:instrText>
+              <w:fldChar w:fldCharType="separate"/>
+              <w:t xml:space="preserve">3</w:t>
+              <w:fldChar w:fldCharType="end"/>
+            </w:r>
+          </w:hyperlink>
           <w:r>
             <w:rPr>
               <w:lang w:val="pl-PL"/>
@@ -157,58 +273,52 @@
         </w:p>
         <w:p>
           <w:pPr>
-            <w:pStyle w:val="887"/>
+            <w:pStyle w:val="893"/>
             <w:pBdr/>
             <w:tabs>
+              <w:tab w:val="left" w:leader="none" w:pos="567"/>
               <w:tab w:val="right" w:leader="dot" w:pos="9360"/>
             </w:tabs>
             <w:spacing/>
             <w:ind/>
-            <w:rPr>
-              <w:lang w:val="pl-PL"/>
-            </w:rPr>
+            <w:rPr/>
           </w:pPr>
-          <w:r>
-            <w:rPr>
-              <w:lang w:val="pl-PL" w:bidi="pl-PL"/>
-            </w:rPr>
-          </w:r>
-          <w:hyperlink w:tooltip="#_Toc2" w:anchor="_Toc2" w:history="1">
+          <w:hyperlink w:tooltip="#_Toc4" w:anchor="_Toc4" w:history="1">
             <w:r>
               <w:rPr>
-                <w:rStyle w:val="885"/>
-                <w:lang w:val="pl-PL" w:bidi="pl-PL"/>
+                <w:rFonts w:ascii="Arial" w:hAnsi="Arial" w:eastAsia="Arial" w:cs="Arial"/>
+              </w:rPr>
+              <w:t xml:space="preserve">3.</w:t>
+            </w:r>
+            <w:r>
+              <w:tab/>
+            </w:r>
+            <w:r>
+              <w:rPr>
+                <w:rStyle w:val="891"/>
               </w:rPr>
             </w:r>
             <w:r>
               <w:rPr>
-                <w:rStyle w:val="885"/>
-                <w:highlight w:val="none"/>
+                <w:rStyle w:val="891"/>
                 <w:lang w:val="pl-PL"/>
               </w:rPr>
-              <w:t xml:space="preserve">Wnioski</w:t>
+              <w:t xml:space="preserve">Zbiór danych</w:t>
             </w:r>
             <w:r>
               <w:rPr>
-                <w:rStyle w:val="885"/>
-                <w:highlight w:val="none"/>
-                <w:lang w:val="pl-PL" w:bidi="pl-PL"/>
+                <w:rStyle w:val="891"/>
+                <w:lang w:val="pl-PL"/>
               </w:rPr>
             </w:r>
             <w:r>
-              <w:rPr>
-                <w:lang w:val="pl-PL"/>
-              </w:rPr>
               <w:tab/>
             </w:r>
             <w:r>
-              <w:rPr>
-                <w:lang w:val="pl-PL"/>
-              </w:rPr>
               <w:fldChar w:fldCharType="begin"/>
-              <w:instrText xml:space="preserve">PAGEREF _Toc2 \h</w:instrText>
+              <w:instrText xml:space="preserve">PAGEREF _Toc4 \h</w:instrText>
               <w:fldChar w:fldCharType="separate"/>
-              <w:t xml:space="preserve">4</w:t>
+              <w:t xml:space="preserve">3</w:t>
               <w:fldChar w:fldCharType="end"/>
             </w:r>
           </w:hyperlink>
@@ -217,6 +327,58 @@
               <w:lang w:val="pl-PL"/>
             </w:rPr>
           </w:r>
+        </w:p>
+        <w:p>
+          <w:pPr>
+            <w:pStyle w:val="893"/>
+            <w:pBdr/>
+            <w:tabs>
+              <w:tab w:val="left" w:leader="none" w:pos="567"/>
+              <w:tab w:val="right" w:leader="dot" w:pos="9360"/>
+            </w:tabs>
+            <w:spacing/>
+            <w:ind/>
+            <w:rPr/>
+          </w:pPr>
+          <w:hyperlink w:tooltip="#_Toc5" w:anchor="_Toc5" w:history="1">
+            <w:r>
+              <w:rPr>
+                <w:rFonts w:ascii="Arial" w:hAnsi="Arial" w:eastAsia="Arial" w:cs="Arial"/>
+              </w:rPr>
+              <w:t xml:space="preserve">4.</w:t>
+            </w:r>
+            <w:r>
+              <w:tab/>
+            </w:r>
+            <w:r>
+              <w:rPr>
+                <w:rStyle w:val="891"/>
+              </w:rPr>
+            </w:r>
+            <w:r>
+              <w:rPr>
+                <w:rStyle w:val="891"/>
+                <w:lang w:val="pl-PL"/>
+              </w:rPr>
+              <w:t xml:space="preserve">Pre-processing</w:t>
+            </w:r>
+            <w:r>
+              <w:rPr>
+                <w:rStyle w:val="891"/>
+                <w:lang w:val="pl-PL"/>
+              </w:rPr>
+            </w:r>
+            <w:r>
+              <w:tab/>
+            </w:r>
+            <w:r>
+              <w:fldChar w:fldCharType="begin"/>
+              <w:instrText xml:space="preserve">PAGEREF _Toc5 \h</w:instrText>
+              <w:fldChar w:fldCharType="separate"/>
+              <w:t xml:space="preserve">6</w:t>
+              <w:fldChar w:fldCharType="end"/>
+            </w:r>
+          </w:hyperlink>
           <w:r>
             <w:rPr>
               <w:lang w:val="pl-PL"/>
@@ -225,23 +387,288 @@
         </w:p>
         <w:p>
           <w:pPr>
+            <w:pStyle w:val="893"/>
             <w:pBdr/>
+            <w:tabs>
+              <w:tab w:val="left" w:leader="none" w:pos="567"/>
+              <w:tab w:val="right" w:leader="dot" w:pos="9360"/>
+            </w:tabs>
             <w:spacing/>
             <w:ind/>
-            <w:rPr>
-              <w:lang w:val="pl-PL"/>
-            </w:rPr>
+            <w:rPr/>
           </w:pPr>
-          <w:r>
-            <w:rPr>
-              <w:lang w:val="pl-PL" w:bidi="pl-PL"/>
-            </w:rPr>
-          </w:r>
+          <w:hyperlink w:tooltip="#_Toc6" w:anchor="_Toc6" w:history="1">
+            <w:r>
+              <w:rPr>
+                <w:rFonts w:ascii="Arial" w:hAnsi="Arial" w:eastAsia="Arial" w:cs="Arial"/>
+              </w:rPr>
+              <w:t xml:space="preserve">5.</w:t>
+            </w:r>
+            <w:r>
+              <w:tab/>
+            </w:r>
+            <w:r>
+              <w:rPr>
+                <w:rStyle w:val="891"/>
+              </w:rPr>
+            </w:r>
+            <w:r>
+              <w:rPr>
+                <w:rStyle w:val="891"/>
+                <w:lang w:val="pl-PL"/>
+              </w:rPr>
+              <w:t xml:space="preserve">Trening wstępny</w:t>
+            </w:r>
+            <w:r>
+              <w:rPr>
+                <w:rStyle w:val="891"/>
+                <w:lang w:val="pl-PL"/>
+              </w:rPr>
+            </w:r>
+            <w:r>
+              <w:tab/>
+            </w:r>
+            <w:r>
+              <w:fldChar w:fldCharType="begin"/>
+              <w:instrText xml:space="preserve">PAGEREF _Toc6 \h</w:instrText>
+              <w:fldChar w:fldCharType="separate"/>
+              <w:t xml:space="preserve">6</w:t>
+              <w:fldChar w:fldCharType="end"/>
+            </w:r>
+          </w:hyperlink>
           <w:r>
             <w:rPr>
               <w:lang w:val="pl-PL"/>
             </w:rPr>
           </w:r>
+        </w:p>
+        <w:p>
+          <w:pPr>
+            <w:pStyle w:val="894"/>
+            <w:pBdr/>
+            <w:tabs>
+              <w:tab w:val="right" w:leader="dot" w:pos="9360"/>
+            </w:tabs>
+            <w:spacing/>
+            <w:ind/>
+            <w:rPr>
+              <w14:ligatures w14:val="none"/>
+            </w:rPr>
+          </w:pPr>
+          <w:hyperlink w:tooltip="#_Toc7" w:anchor="_Toc7" w:history="1">
+            <w:r>
+              <w:rPr>
+                <w:rFonts w:ascii="Arial" w:hAnsi="Arial" w:eastAsia="Arial" w:cs="Arial"/>
+              </w:rPr>
+              <w:t xml:space="preserve">5.1.</w:t>
+            </w:r>
+            <w:r>
+              <w:t xml:space="preserve"> </w:t>
+            </w:r>
+            <w:r>
+              <w:rPr>
+                <w:rStyle w:val="891"/>
+              </w:rPr>
+            </w:r>
+            <w:r>
+              <w:rPr>
+                <w:rStyle w:val="891"/>
+                <w:lang w:val="pl-PL"/>
+              </w:rPr>
+              <w:t xml:space="preserve">aas</w:t>
+            </w:r>
+            <w:r>
+              <w:rPr>
+                <w:rStyle w:val="891"/>
+                <w:lang w:val="pl-PL"/>
+                <w14:ligatures w14:val="none"/>
+              </w:rPr>
+            </w:r>
+            <w:r>
+              <w:tab/>
+            </w:r>
+            <w:r>
+              <w:fldChar w:fldCharType="begin"/>
+              <w:instrText xml:space="preserve">PAGEREF _Toc7 \h</w:instrText>
+              <w:fldChar w:fldCharType="separate"/>
+              <w:t xml:space="preserve">6</w:t>
+              <w:fldChar w:fldCharType="end"/>
+            </w:r>
+          </w:hyperlink>
+          <w:r>
+            <w:rPr>
+              <w:lang w:val="pl-PL"/>
+              <w14:ligatures w14:val="none"/>
+            </w:rPr>
+          </w:r>
+        </w:p>
+        <w:p>
+          <w:pPr>
+            <w:pStyle w:val="893"/>
+            <w:pBdr/>
+            <w:tabs>
+              <w:tab w:val="left" w:leader="none" w:pos="567"/>
+              <w:tab w:val="right" w:leader="dot" w:pos="9360"/>
+            </w:tabs>
+            <w:spacing/>
+            <w:ind/>
+            <w:rPr/>
+          </w:pPr>
+          <w:hyperlink w:tooltip="#_Toc8" w:anchor="_Toc8" w:history="1">
+            <w:r>
+              <w:rPr>
+                <w:rFonts w:ascii="Arial" w:hAnsi="Arial" w:eastAsia="Arial" w:cs="Arial"/>
+              </w:rPr>
+              <w:t xml:space="preserve">6.</w:t>
+            </w:r>
+            <w:r>
+              <w:tab/>
+            </w:r>
+            <w:r>
+              <w:rPr>
+                <w:rStyle w:val="891"/>
+              </w:rPr>
+            </w:r>
+            <w:r>
+              <w:rPr>
+                <w:rStyle w:val="891"/>
+                <w:highlight w:val="none"/>
+                <w:lang w:val="pl-PL" w:bidi="pl-PL"/>
+              </w:rPr>
+              <w:t xml:space="preserve">Trening właściwy</w:t>
+            </w:r>
+            <w:r>
+              <w:rPr>
+                <w:rStyle w:val="891"/>
+                <w:lang w:val="pl-PL"/>
+              </w:rPr>
+            </w:r>
+            <w:r>
+              <w:tab/>
+            </w:r>
+            <w:r>
+              <w:fldChar w:fldCharType="begin"/>
+              <w:instrText xml:space="preserve">PAGEREF _Toc8 \h</w:instrText>
+              <w:fldChar w:fldCharType="separate"/>
+              <w:t xml:space="preserve">6</w:t>
+              <w:fldChar w:fldCharType="end"/>
+            </w:r>
+          </w:hyperlink>
+          <w:r>
+            <w:rPr>
+              <w:lang w:val="pl-PL"/>
+            </w:rPr>
+          </w:r>
+        </w:p>
+        <w:p>
+          <w:pPr>
+            <w:pStyle w:val="893"/>
+            <w:pBdr/>
+            <w:tabs>
+              <w:tab w:val="left" w:leader="none" w:pos="567"/>
+              <w:tab w:val="right" w:leader="dot" w:pos="9360"/>
+            </w:tabs>
+            <w:spacing/>
+            <w:ind/>
+            <w:rPr/>
+          </w:pPr>
+          <w:hyperlink w:tooltip="#_Toc9" w:anchor="_Toc9" w:history="1">
+            <w:r>
+              <w:rPr>
+                <w:rFonts w:ascii="Arial" w:hAnsi="Arial" w:eastAsia="Arial" w:cs="Arial"/>
+              </w:rPr>
+              <w:t xml:space="preserve">7.</w:t>
+            </w:r>
+            <w:r>
+              <w:tab/>
+            </w:r>
+            <w:r>
+              <w:rPr>
+                <w:rStyle w:val="891"/>
+              </w:rPr>
+            </w:r>
+            <w:r>
+              <w:rPr>
+                <w:rStyle w:val="891"/>
+                <w:highlight w:val="none"/>
+                <w:lang w:val="pl-PL"/>
+              </w:rPr>
+              <w:t xml:space="preserve">Wnioski</w:t>
+            </w:r>
+            <w:r>
+              <w:rPr>
+                <w:rStyle w:val="891"/>
+                <w:lang w:val="pl-PL"/>
+              </w:rPr>
+            </w:r>
+            <w:r>
+              <w:tab/>
+            </w:r>
+            <w:r>
+              <w:fldChar w:fldCharType="begin"/>
+              <w:instrText xml:space="preserve">PAGEREF _Toc9 \h</w:instrText>
+              <w:fldChar w:fldCharType="separate"/>
+              <w:t xml:space="preserve">7</w:t>
+              <w:fldChar w:fldCharType="end"/>
+            </w:r>
+          </w:hyperlink>
+          <w:r>
+            <w:rPr>
+              <w:lang w:val="pl-PL"/>
+            </w:rPr>
+          </w:r>
+        </w:p>
+        <w:p>
+          <w:pPr>
+            <w:pStyle w:val="893"/>
+            <w:pBdr/>
+            <w:tabs>
+              <w:tab w:val="left" w:leader="none" w:pos="567"/>
+              <w:tab w:val="right" w:leader="dot" w:pos="9360"/>
+            </w:tabs>
+            <w:spacing/>
+            <w:ind/>
+            <w:rPr/>
+          </w:pPr>
+          <w:hyperlink w:tooltip="#_Toc10" w:anchor="_Toc10" w:history="1">
+            <w:r>
+              <w:rPr>
+                <w:rFonts w:ascii="Arial" w:hAnsi="Arial" w:eastAsia="Arial" w:cs="Arial"/>
+              </w:rPr>
+              <w:t xml:space="preserve">8.</w:t>
+            </w:r>
+            <w:r>
+              <w:tab/>
+            </w:r>
+            <w:r>
+              <w:rPr>
+                <w:rStyle w:val="891"/>
+              </w:rPr>
+            </w:r>
+            <w:r>
+              <w:rPr>
+                <w:rStyle w:val="891"/>
+                <w:lang w:val="pl-PL"/>
+              </w:rPr>
+              <w:t xml:space="preserve">Bibliografia</w:t>
+            </w:r>
+            <w:r>
+              <w:rPr>
+                <w:rStyle w:val="891"/>
+                <w:lang w:val="pl-PL"/>
+              </w:rPr>
+            </w:r>
+            <w:r>
+              <w:tab/>
+            </w:r>
+            <w:r>
+              <w:fldChar w:fldCharType="begin"/>
+              <w:instrText xml:space="preserve">PAGEREF _Toc10 \h</w:instrText>
+              <w:fldChar w:fldCharType="separate"/>
+              <w:t xml:space="preserve">7</w:t>
+              <w:fldChar w:fldCharType="end"/>
+            </w:r>
+          </w:hyperlink>
           <w:r>
             <w:rPr>
               <w:lang w:val="pl-PL"/>
@@ -261,18 +688,15 @@
             <w:rPr>
               <w:lang w:val="pl-PL"/>
             </w:rPr>
-            <w:fldChar w:fldCharType="end"/>
           </w:r>
           <w:r>
             <w:rPr>
               <w:lang w:val="pl-PL"/>
             </w:rPr>
+            <w:fldChar w:fldCharType="end"/>
           </w:r>
-          <w:r>
-            <w:rPr>
-              <w:lang w:val="pl-PL"/>
-            </w:rPr>
-          </w:r>
+          <w:r/>
+          <w:r/>
         </w:p>
       </w:sdtContent>
     </w:sdt>
@@ -305,7 +729,7 @@
     </w:p>
     <w:p>
       <w:pPr>
-        <w:pStyle w:val="840"/>
+        <w:pStyle w:val="846"/>
         <w:pBdr/>
         <w:tabs>
           <w:tab w:val="left" w:leader="none" w:pos="1637"/>
@@ -316,31 +740,26 @@
           <w14:ligatures w14:val="none"/>
         </w:rPr>
       </w:pPr>
-      <w:r>
-        <w:rPr>
-          <w:lang w:val="pl-PL" w:bidi="pl-PL"/>
-        </w:rPr>
-      </w:r>
+      <w:r/>
+      <w:bookmarkStart w:id="1" w:name="_Toc1"/>
       <w:r>
         <w:rPr>
           <w:lang w:val="pl-PL"/>
         </w:rPr>
         <w:t xml:space="preserve">Wstęp</w:t>
       </w:r>
+      <w:r/>
+      <w:bookmarkEnd w:id="1"/>
+      <w:r/>
       <w:r>
         <w:rPr>
-          <w:lang w:val="pl-PL"/>
-        </w:rPr>
-      </w:r>
-      <w:r>
-        <w:rPr>
-          <w:lang w:val="pl-PL"/>
+          <w14:ligatures w14:val="none"/>
         </w:rPr>
       </w:r>
     </w:p>
     <w:p>
       <w:pPr>
-        <w:pStyle w:val="841"/>
+        <w:pStyle w:val="847"/>
         <w:pBdr/>
         <w:spacing/>
         <w:ind/>
@@ -350,6 +769,8 @@
           <w:lang w:val="pl-PL"/>
         </w:rPr>
       </w:pPr>
+      <w:r/>
+      <w:bookmarkStart w:id="2" w:name="_Toc2"/>
       <w:r>
         <w:rPr>
           <w:i/>
@@ -360,11 +781,9 @@
         </w:rPr>
         <w:t xml:space="preserve">asdawd</w:t>
       </w:r>
-      <w:r>
-        <w:rPr>
-          <w:lang w:val="pl-PL"/>
-        </w:rPr>
-      </w:r>
+      <w:r/>
+      <w:bookmarkEnd w:id="2"/>
+      <w:r/>
       <w:r>
         <w:rPr>
           <w:sz w:val="20"/>
@@ -375,7 +794,7 @@
     </w:p>
     <w:p>
       <w:pPr>
-        <w:pStyle w:val="841"/>
+        <w:pStyle w:val="847"/>
         <w:pBdr/>
         <w:spacing/>
         <w:ind/>
@@ -401,7 +820,7 @@
     </w:p>
     <w:p>
       <w:pPr>
-        <w:pStyle w:val="840"/>
+        <w:pStyle w:val="846"/>
         <w:pBdr/>
         <w:tabs>
           <w:tab w:val="left" w:leader="none" w:pos="1637"/>
@@ -412,18 +831,17 @@
           <w:lang w:val="pl-PL"/>
         </w:rPr>
       </w:pPr>
+      <w:r/>
+      <w:bookmarkStart w:id="3" w:name="_Toc3"/>
       <w:r>
         <w:rPr>
           <w:lang w:val="pl-PL"/>
         </w:rPr>
         <w:t xml:space="preserve">Cel i zakres pracy</w:t>
       </w:r>
-      <w:r>
-        <w:rPr>
-          <w:highlight w:val="none"/>
-          <w:lang w:val="pl-PL"/>
-        </w:rPr>
-      </w:r>
+      <w:r/>
+      <w:bookmarkEnd w:id="3"/>
+      <w:r/>
       <w:r>
         <w:rPr>
           <w:lang w:val="pl-PL"/>
@@ -459,7 +877,11 @@
           <w:lang w:val="pl-PL"/>
         </w:rPr>
       </w:r>
-      <w:r/>
+      <w:r>
+        <w:rPr>
+          <w14:ligatures w14:val="none"/>
+        </w:rPr>
+      </w:r>
     </w:p>
     <w:p>
       <w:pPr>
@@ -491,7 +913,7 @@
       </w:r>
       <w:r>
         <w:rPr>
-          <w:rStyle w:val="884"/>
+          <w:rStyle w:val="890"/>
           <w:lang w:val="pl-PL"/>
         </w:rPr>
         <w:endnoteReference w:id="2"/>
@@ -502,10 +924,16 @@
           <w:lang w:val="pl-PL"/>
         </w:rPr>
       </w:r>
+      <w:r>
+        <w:rPr>
+          <w:highlight w:val="none"/>
+          <w:lang w:val="pl-PL"/>
+        </w:rPr>
+      </w:r>
     </w:p>
     <w:p>
       <w:pPr>
-        <w:pStyle w:val="840"/>
+        <w:pStyle w:val="846"/>
         <w:pBdr/>
         <w:spacing/>
         <w:ind/>
@@ -514,17 +942,17 @@
           <w:lang w:val="pl-PL"/>
         </w:rPr>
       </w:pPr>
+      <w:r/>
+      <w:bookmarkStart w:id="4" w:name="_Toc4"/>
       <w:r>
         <w:rPr>
           <w:lang w:val="pl-PL"/>
         </w:rPr>
         <w:t xml:space="preserve">Zbiór danych</w:t>
       </w:r>
-      <w:r>
-        <w:rPr>
-          <w:lang w:val="pl-PL"/>
-        </w:rPr>
-      </w:r>
+      <w:r/>
+      <w:bookmarkEnd w:id="4"/>
+      <w:r/>
       <w:r>
         <w:rPr>
           <w:lang w:val="pl-PL"/>
@@ -586,6 +1014,7 @@
           <w:highlight w:val="none"/>
           <w:lang w:val="pl-PL"/>
         </w:rPr>
+        <w:t xml:space="preserve">.</w:t>
       </w:r>
       <w:r>
         <w:rPr>
@@ -728,7 +1157,7 @@
     </w:p>
     <w:p>
       <w:pPr>
-        <w:pStyle w:val="878"/>
+        <w:pStyle w:val="884"/>
         <w:pBdr/>
         <w:spacing/>
         <w:ind/>
@@ -785,7 +1214,7 @@
     </w:p>
     <w:tbl>
       <w:tblPr>
-        <w:tblStyle w:val="714"/>
+        <w:tblStyle w:val="720"/>
         <w:tblW w:w="0" w:type="auto"/>
         <w:tblBorders/>
         <w:tblLook w:val="04A0" w:firstRow="1" w:lastRow="0" w:firstColumn="1" w:lastColumn="0" w:noHBand="0" w:noVBand="1"/>
@@ -1348,7 +1777,7 @@
     </w:p>
     <w:tbl>
       <w:tblPr>
-        <w:tblStyle w:val="714"/>
+        <w:tblStyle w:val="720"/>
         <w:tblW w:w="0" w:type="auto"/>
         <w:tblBorders/>
         <w:tblLook w:val="04A0" w:firstRow="1" w:lastRow="0" w:firstColumn="1" w:lastColumn="0" w:noHBand="0" w:noVBand="1"/>
@@ -1965,7 +2394,7 @@
     </w:p>
     <w:tbl>
       <w:tblPr>
-        <w:tblStyle w:val="714"/>
+        <w:tblStyle w:val="720"/>
         <w:tblW w:w="0" w:type="auto"/>
         <w:tblBorders/>
         <w:tblLook w:val="04A0" w:firstRow="1" w:lastRow="0" w:firstColumn="1" w:lastColumn="0" w:noHBand="0" w:noVBand="1"/>
@@ -2418,7 +2847,7 @@
     </w:tbl>
     <w:p>
       <w:pPr>
-        <w:pStyle w:val="878"/>
+        <w:pStyle w:val="884"/>
         <w:pBdr/>
         <w:spacing/>
         <w:ind/>
@@ -2474,7 +2903,7 @@
     </w:p>
     <w:tbl>
       <w:tblPr>
-        <w:tblStyle w:val="714"/>
+        <w:tblStyle w:val="720"/>
         <w:tblW w:w="0" w:type="auto"/>
         <w:tblBorders/>
         <w:tblLook w:val="04A0" w:firstRow="1" w:lastRow="0" w:firstColumn="1" w:lastColumn="0" w:noHBand="0" w:noVBand="1"/>
@@ -2974,7 +3403,7 @@
     </w:tbl>
     <w:p>
       <w:pPr>
-        <w:pStyle w:val="878"/>
+        <w:pStyle w:val="884"/>
         <w:pBdr/>
         <w:spacing/>
         <w:ind/>
@@ -3007,7 +3436,7 @@
     </w:p>
     <w:p>
       <w:pPr>
-        <w:pStyle w:val="840"/>
+        <w:pStyle w:val="846"/>
         <w:pBdr/>
         <w:spacing/>
         <w:ind/>
@@ -3015,17 +3444,17 @@
           <w:lang w:val="pl-PL"/>
         </w:rPr>
       </w:pPr>
+      <w:r/>
+      <w:bookmarkStart w:id="5" w:name="_Toc5"/>
       <w:r>
         <w:rPr>
           <w:lang w:val="pl-PL"/>
         </w:rPr>
         <w:t xml:space="preserve">Pre-processing</w:t>
       </w:r>
-      <w:r>
-        <w:rPr>
-          <w:lang w:val="pl-PL"/>
-        </w:rPr>
-      </w:r>
+      <w:r/>
+      <w:bookmarkEnd w:id="5"/>
+      <w:r/>
       <w:r>
         <w:rPr>
           <w:lang w:val="pl-PL"/>
@@ -3060,7 +3489,7 @@
     </w:p>
     <w:p>
       <w:pPr>
-        <w:pStyle w:val="903"/>
+        <w:pStyle w:val="909"/>
         <w:numPr>
           <w:ilvl w:val="0"/>
           <w:numId w:val="1"/>
@@ -3091,7 +3520,7 @@
     </w:p>
     <w:p>
       <w:pPr>
-        <w:pStyle w:val="903"/>
+        <w:pStyle w:val="909"/>
         <w:numPr>
           <w:ilvl w:val="0"/>
           <w:numId w:val="1"/>
@@ -3122,7 +3551,7 @@
     </w:p>
     <w:p>
       <w:pPr>
-        <w:pStyle w:val="903"/>
+        <w:pStyle w:val="909"/>
         <w:numPr>
           <w:ilvl w:val="0"/>
           <w:numId w:val="1"/>
@@ -3153,7 +3582,7 @@
     </w:p>
     <w:p>
       <w:pPr>
-        <w:pStyle w:val="903"/>
+        <w:pStyle w:val="909"/>
         <w:numPr>
           <w:ilvl w:val="0"/>
           <w:numId w:val="1"/>
@@ -3210,7 +3639,7 @@
     </w:p>
     <w:p>
       <w:pPr>
-        <w:pStyle w:val="840"/>
+        <w:pStyle w:val="846"/>
         <w:pBdr/>
         <w:spacing/>
         <w:ind/>
@@ -3218,70 +3647,17 @@
           <w:lang w:val="pl-PL"/>
         </w:rPr>
       </w:pPr>
-      <w:r>
-        <w:rPr>
-          <w:lang w:val="pl-PL"/>
-        </w:rPr>
-      </w:r>
+      <w:r/>
+      <w:bookmarkStart w:id="6" w:name="_Toc6"/>
       <w:r>
         <w:rPr>
           <w:lang w:val="pl-PL"/>
         </w:rPr>
         <w:t xml:space="preserve">Trening wstępny</w:t>
       </w:r>
-      <w:r>
-        <w:rPr>
-          <w:lang w:val="pl-PL"/>
-        </w:rPr>
-      </w:r>
-      <w:r>
-        <w:rPr>
-          <w:lang w:val="pl-PL"/>
-        </w:rPr>
-      </w:r>
-      <w:r>
-        <w:rPr>
-          <w:lang w:val="pl-PL"/>
-        </w:rPr>
-      </w:r>
-      <w:r>
-        <w:rPr>
-          <w:highlight w:val="none"/>
-          <w:lang w:val="pl-PL" w:bidi="pl-PL"/>
-        </w:rPr>
-      </w:r>
-      <w:r>
-        <w:rPr>
-          <w:highlight w:val="none"/>
-          <w:lang w:val="pl-PL"/>
-        </w:rPr>
-      </w:r>
-      <w:r>
-        <w:rPr>
-          <w:highlight w:val="none"/>
-          <w:lang w:val="pl-PL"/>
-        </w:rPr>
-      </w:r>
-      <w:r>
-        <w:rPr>
-          <w:lang w:val="pl-PL"/>
-        </w:rPr>
-      </w:r>
-      <w:r>
-        <w:rPr>
-          <w:lang w:val="pl-PL"/>
-        </w:rPr>
-      </w:r>
-      <w:r>
-        <w:rPr>
-          <w:lang w:val="pl-PL"/>
-        </w:rPr>
-      </w:r>
-      <w:r>
-        <w:rPr>
-          <w:lang w:val="pl-PL"/>
-        </w:rPr>
-      </w:r>
+      <w:r/>
+      <w:bookmarkEnd w:id="6"/>
+      <w:r/>
       <w:r>
         <w:rPr>
           <w:lang w:val="pl-PL"/>
@@ -3290,7 +3666,7 @@
     </w:p>
     <w:p>
       <w:pPr>
-        <w:pStyle w:val="841"/>
+        <w:pStyle w:val="847"/>
         <w:pBdr/>
         <w:spacing/>
         <w:ind/>
@@ -3299,40 +3675,21 @@
           <w14:ligatures w14:val="none"/>
         </w:rPr>
       </w:pPr>
-      <w:r>
-        <w:rPr>
-          <w:lang w:val="pl-PL"/>
-        </w:rPr>
-      </w:r>
+      <w:r/>
+      <w:bookmarkStart w:id="7" w:name="_Toc7"/>
       <w:r>
         <w:rPr>
           <w:lang w:val="pl-PL"/>
         </w:rPr>
         <w:t xml:space="preserve">aas</w:t>
       </w:r>
+      <w:r/>
+      <w:bookmarkEnd w:id="7"/>
+      <w:r/>
       <w:r>
         <w:rPr>
           <w:lang w:val="pl-PL"/>
-        </w:rPr>
-      </w:r>
-      <w:r>
-        <w:rPr>
-          <w:lang w:val="pl-PL"/>
-        </w:rPr>
-      </w:r>
-      <w:r>
-        <w:rPr>
-          <w:lang w:val="pl-PL"/>
-        </w:rPr>
-      </w:r>
-      <w:r>
-        <w:rPr>
-          <w:lang w:val="pl-PL"/>
-        </w:rPr>
-      </w:r>
-      <w:r>
-        <w:rPr>
-          <w:lang w:val="pl-PL"/>
+          <w14:ligatures w14:val="none"/>
         </w:rPr>
       </w:r>
     </w:p>
@@ -3456,7 +3813,7 @@
     </w:p>
     <w:p>
       <w:pPr>
-        <w:pStyle w:val="840"/>
+        <w:pStyle w:val="846"/>
         <w:pBdr/>
         <w:spacing/>
         <w:ind/>
@@ -3464,6 +3821,8 @@
           <w:lang w:val="pl-PL"/>
         </w:rPr>
       </w:pPr>
+      <w:r/>
+      <w:bookmarkStart w:id="8" w:name="_Toc8"/>
       <w:r>
         <w:rPr>
           <w:highlight w:val="none"/>
@@ -3471,11 +3830,9 @@
         </w:rPr>
         <w:t xml:space="preserve">Trening właściwy</w:t>
       </w:r>
-      <w:r>
-        <w:rPr>
-          <w:lang w:val="pl-PL"/>
-        </w:rPr>
-      </w:r>
+      <w:r/>
+      <w:bookmarkEnd w:id="8"/>
+      <w:r/>
       <w:r>
         <w:rPr>
           <w:lang w:val="pl-PL"/>
@@ -3542,7 +3899,7 @@
     </w:p>
     <w:p>
       <w:pPr>
-        <w:pStyle w:val="840"/>
+        <w:pStyle w:val="846"/>
         <w:pBdr/>
         <w:spacing/>
         <w:ind/>
@@ -3550,12 +3907,8 @@
           <w:lang w:val="pl-PL"/>
         </w:rPr>
       </w:pPr>
-      <w:r>
-        <w:rPr>
-          <w:lang w:val="pl-PL" w:bidi="pl-PL"/>
-        </w:rPr>
-      </w:r>
-      <w:bookmarkStart w:id="2" w:name="_Toc2"/>
+      <w:r/>
+      <w:bookmarkStart w:id="9" w:name="_Toc9"/>
       <w:r>
         <w:rPr>
           <w:highlight w:val="none"/>
@@ -3563,12 +3916,9 @@
         </w:rPr>
         <w:t xml:space="preserve">Wnioski</w:t>
       </w:r>
-      <w:bookmarkEnd w:id="2"/>
-      <w:r>
-        <w:rPr>
-          <w:lang w:val="pl-PL"/>
-        </w:rPr>
-      </w:r>
+      <w:r/>
+      <w:bookmarkEnd w:id="9"/>
+      <w:r/>
       <w:r>
         <w:rPr>
           <w:lang w:val="pl-PL"/>
@@ -3577,7 +3927,7 @@
     </w:p>
     <w:p>
       <w:pPr>
-        <w:pStyle w:val="840"/>
+        <w:pStyle w:val="846"/>
         <w:pBdr/>
         <w:spacing/>
         <w:ind/>
@@ -3585,17 +3935,17 @@
           <w:lang w:val="pl-PL"/>
         </w:rPr>
       </w:pPr>
+      <w:r/>
+      <w:bookmarkStart w:id="10" w:name="_Toc10"/>
       <w:r>
         <w:rPr>
           <w:lang w:val="pl-PL"/>
         </w:rPr>
         <w:t xml:space="preserve">Bibliografia</w:t>
       </w:r>
-      <w:r>
-        <w:rPr>
-          <w:lang w:val="pl-PL"/>
-        </w:rPr>
-      </w:r>
+      <w:r/>
+      <w:bookmarkEnd w:id="10"/>
+      <w:r/>
       <w:r>
         <w:rPr>
           <w:lang w:val="pl-PL"/>
@@ -3686,7 +4036,7 @@
   <w:endnote w:id="2">
     <w:p>
       <w:pPr>
-        <w:pStyle w:val="882"/>
+        <w:pStyle w:val="888"/>
         <w:pBdr/>
         <w:spacing/>
         <w:ind/>
@@ -3694,7 +4044,7 @@
       </w:pPr>
       <w:r>
         <w:rPr>
-          <w:rStyle w:val="884"/>
+          <w:rStyle w:val="890"/>
         </w:rPr>
         <w:endnoteRef/>
       </w:r>
@@ -3904,7 +4254,7 @@
         <w:spacing/>
         <w:ind w:hanging="360" w:left="360"/>
       </w:pPr>
-      <w:pStyle w:val="840"/>
+      <w:pStyle w:val="846"/>
       <w:rPr/>
       <w:start w:val="1"/>
       <w:suff w:val="tab"/>
@@ -3919,7 +4269,7 @@
         <w:spacing/>
         <w:ind w:firstLine="0" w:left="0"/>
       </w:pPr>
-      <w:pStyle w:val="841"/>
+      <w:pStyle w:val="847"/>
       <w:rPr/>
       <w:start w:val="1"/>
       <w:suff w:val="space"/>
@@ -4164,7 +4514,7 @@
         <w:spacing/>
         <w:ind w:hanging="360" w:left="360"/>
       </w:pPr>
-      <w:pStyle w:val="841"/>
+      <w:pStyle w:val="847"/>
       <w:rPr/>
       <w:start w:val="1"/>
       <w:suff w:val="tab"/>
@@ -4179,7 +4529,7 @@
         <w:spacing/>
         <w:ind w:hanging="432" w:left="792"/>
       </w:pPr>
-      <w:pStyle w:val="841"/>
+      <w:pStyle w:val="847"/>
       <w:rPr/>
       <w:start w:val="1"/>
       <w:suff w:val="tab"/>
@@ -4464,9 +4814,9 @@
     <w:lsdException w:name="Bibliography" w:uiPriority="37"/>
     <w:lsdException w:name="TOC Heading" w:uiPriority="39" w:qFormat="1"/>
   </w:latentStyles>
-  <w:style w:type="table" w:styleId="714">
+  <w:style w:type="table" w:styleId="720">
     <w:name w:val="Table Grid"/>
-    <w:basedOn w:val="900"/>
+    <w:basedOn w:val="906"/>
     <w:uiPriority w:val="59"/>
     <w:pPr>
       <w:pBdr/>
@@ -4663,9 +5013,9 @@
       </w:tcPr>
     </w:tblStylePr>
   </w:style>
-  <w:style w:type="table" w:styleId="715">
+  <w:style w:type="table" w:styleId="721">
     <w:name w:val="Table Grid Light"/>
-    <w:basedOn w:val="900"/>
+    <w:basedOn w:val="906"/>
     <w:uiPriority w:val="59"/>
     <w:pPr>
       <w:pBdr/>
@@ -4862,9 +5212,9 @@
       </w:tcPr>
     </w:tblStylePr>
   </w:style>
-  <w:style w:type="table" w:styleId="716">
+  <w:style w:type="table" w:styleId="722">
     <w:name w:val="Plain Table 1"/>
-    <w:basedOn w:val="900"/>
+    <w:basedOn w:val="906"/>
     <w:uiPriority w:val="59"/>
     <w:pPr>
       <w:pBdr/>
@@ -5087,9 +5437,9 @@
       </w:tcPr>
     </w:tblStylePr>
   </w:style>
-  <w:style w:type="table" w:styleId="717">
+  <w:style w:type="table" w:styleId="723">
     <w:name w:val="Plain Table 2"/>
-    <w:basedOn w:val="900"/>
+    <w:basedOn w:val="906"/>
     <w:uiPriority w:val="59"/>
     <w:pPr>
       <w:pBdr/>
@@ -5320,9 +5670,9 @@
       </w:tcPr>
     </w:tblStylePr>
   </w:style>
-  <w:style w:type="table" w:styleId="718">
+  <w:style w:type="table" w:styleId="724">
     <w:name w:val="Plain Table 3"/>
-    <w:basedOn w:val="900"/>
+    <w:basedOn w:val="906"/>
     <w:uiPriority w:val="99"/>
     <w:pPr>
       <w:pBdr/>
@@ -5550,9 +5900,9 @@
       </w:tcPr>
     </w:tblStylePr>
   </w:style>
-  <w:style w:type="table" w:styleId="719">
+  <w:style w:type="table" w:styleId="725">
     <w:name w:val="Plain Table 4"/>
-    <w:basedOn w:val="900"/>
+    <w:basedOn w:val="906"/>
     <w:uiPriority w:val="99"/>
     <w:pPr>
       <w:pBdr/>
@@ -5766,9 +6116,9 @@
       </w:tcPr>
     </w:tblStylePr>
   </w:style>
-  <w:style w:type="table" w:styleId="720">
+  <w:style w:type="table" w:styleId="726">
     <w:name w:val="Plain Table 5"/>
-    <w:basedOn w:val="900"/>
+    <w:basedOn w:val="906"/>
     <w:uiPriority w:val="99"/>
     <w:pPr>
       <w:pBdr/>
@@ -5999,9 +6349,9 @@
       </w:tcPr>
     </w:tblStylePr>
   </w:style>
-  <w:style w:type="table" w:styleId="721">
+  <w:style w:type="table" w:styleId="727">
     <w:name w:val="Grid Table 1 Light"/>
-    <w:basedOn w:val="900"/>
+    <w:basedOn w:val="906"/>
     <w:uiPriority w:val="99"/>
     <w:pPr>
       <w:pBdr/>
@@ -6222,9 +6572,9 @@
       </w:tcPr>
     </w:tblStylePr>
   </w:style>
-  <w:style w:type="table" w:styleId="722">
+  <w:style w:type="table" w:styleId="728">
     <w:name w:val="Grid Table 1 Light - Accent 1"/>
-    <w:basedOn w:val="900"/>
+    <w:basedOn w:val="906"/>
     <w:uiPriority w:val="99"/>
     <w:pPr>
       <w:pBdr/>
@@ -6445,9 +6795,9 @@
       </w:tcPr>
     </w:tblStylePr>
   </w:style>
-  <w:style w:type="table" w:styleId="723">
+  <w:style w:type="table" w:styleId="729">
     <w:name w:val="Grid Table 1 Light - Accent 2"/>
-    <w:basedOn w:val="900"/>
+    <w:basedOn w:val="906"/>
     <w:uiPriority w:val="99"/>
     <w:pPr>
       <w:pBdr/>
@@ -6668,9 +7018,9 @@
       </w:tcPr>
     </w:tblStylePr>
   </w:style>
-  <w:style w:type="table" w:styleId="724">
+  <w:style w:type="table" w:styleId="730">
     <w:name w:val="Grid Table 1 Light - Accent 3"/>
-    <w:basedOn w:val="900"/>
+    <w:basedOn w:val="906"/>
     <w:uiPriority w:val="99"/>
     <w:pPr>
       <w:pBdr/>
@@ -6891,9 +7241,9 @@
       </w:tcPr>
     </w:tblStylePr>
   </w:style>
-  <w:style w:type="table" w:styleId="725">
+  <w:style w:type="table" w:styleId="731">
     <w:name w:val="Grid Table 1 Light - Accent 4"/>
-    <w:basedOn w:val="900"/>
+    <w:basedOn w:val="906"/>
     <w:uiPriority w:val="99"/>
     <w:pPr>
       <w:pBdr/>
@@ -7114,9 +7464,9 @@
       </w:tcPr>
     </w:tblStylePr>
   </w:style>
-  <w:style w:type="table" w:styleId="726">
+  <w:style w:type="table" w:styleId="732">
     <w:name w:val="Grid Table 1 Light - Accent 5"/>
-    <w:basedOn w:val="900"/>
+    <w:basedOn w:val="906"/>
     <w:uiPriority w:val="99"/>
     <w:pPr>
       <w:pBdr/>
@@ -7337,9 +7687,9 @@
       </w:tcPr>
     </w:tblStylePr>
   </w:style>
-  <w:style w:type="table" w:styleId="727">
+  <w:style w:type="table" w:styleId="733">
     <w:name w:val="Grid Table 1 Light - Accent 6"/>
-    <w:basedOn w:val="900"/>
+    <w:basedOn w:val="906"/>
     <w:uiPriority w:val="99"/>
     <w:pPr>
       <w:pBdr/>
@@ -7560,9 +7910,9 @@
       </w:tcPr>
     </w:tblStylePr>
   </w:style>
-  <w:style w:type="table" w:styleId="728">
+  <w:style w:type="table" w:styleId="734">
     <w:name w:val="Grid Table 2"/>
-    <w:basedOn w:val="900"/>
+    <w:basedOn w:val="906"/>
     <w:uiPriority w:val="99"/>
     <w:pPr>
       <w:pBdr/>
@@ -7792,9 +8142,9 @@
       </w:tcPr>
     </w:tblStylePr>
   </w:style>
-  <w:style w:type="table" w:styleId="729">
+  <w:style w:type="table" w:styleId="735">
     <w:name w:val="Grid Table 2 - Accent 1"/>
-    <w:basedOn w:val="900"/>
+    <w:basedOn w:val="906"/>
     <w:uiPriority w:val="99"/>
     <w:pPr>
       <w:pBdr/>
@@ -8024,9 +8374,9 @@
       </w:tcPr>
     </w:tblStylePr>
   </w:style>
-  <w:style w:type="table" w:styleId="730">
+  <w:style w:type="table" w:styleId="736">
     <w:name w:val="Grid Table 2 - Accent 2"/>
-    <w:basedOn w:val="900"/>
+    <w:basedOn w:val="906"/>
     <w:uiPriority w:val="99"/>
     <w:pPr>
       <w:pBdr/>
@@ -8256,9 +8606,9 @@
       </w:tcPr>
     </w:tblStylePr>
   </w:style>
-  <w:style w:type="table" w:styleId="731">
+  <w:style w:type="table" w:styleId="737">
     <w:name w:val="Grid Table 2 - Accent 3"/>
-    <w:basedOn w:val="900"/>
+    <w:basedOn w:val="906"/>
     <w:uiPriority w:val="99"/>
     <w:pPr>
       <w:pBdr/>
@@ -8488,9 +8838,9 @@
       </w:tcPr>
     </w:tblStylePr>
   </w:style>
-  <w:style w:type="table" w:styleId="732">
+  <w:style w:type="table" w:styleId="738">
     <w:name w:val="Grid Table 2 - Accent 4"/>
-    <w:basedOn w:val="900"/>
+    <w:basedOn w:val="906"/>
     <w:uiPriority w:val="99"/>
     <w:pPr>
       <w:pBdr/>
@@ -8720,9 +9070,9 @@
       </w:tcPr>
     </w:tblStylePr>
   </w:style>
-  <w:style w:type="table" w:styleId="733">
+  <w:style w:type="table" w:styleId="739">
     <w:name w:val="Grid Table 2 - Accent 5"/>
-    <w:basedOn w:val="900"/>
+    <w:basedOn w:val="906"/>
     <w:uiPriority w:val="99"/>
     <w:pPr>
       <w:pBdr/>
@@ -8952,9 +9302,9 @@
       </w:tcPr>
     </w:tblStylePr>
   </w:style>
-  <w:style w:type="table" w:styleId="734">
+  <w:style w:type="table" w:styleId="740">
     <w:name w:val="Grid Table 2 - Accent 6"/>
-    <w:basedOn w:val="900"/>
+    <w:basedOn w:val="906"/>
     <w:uiPriority w:val="99"/>
     <w:pPr>
       <w:pBdr/>
@@ -9184,9 +9534,9 @@
       </w:tcPr>
     </w:tblStylePr>
   </w:style>
-  <w:style w:type="table" w:styleId="735">
+  <w:style w:type="table" w:styleId="741">
     <w:name w:val="Grid Table 3"/>
-    <w:basedOn w:val="900"/>
+    <w:basedOn w:val="906"/>
     <w:uiPriority w:val="99"/>
     <w:pPr>
       <w:pBdr/>
@@ -9429,9 +9779,9 @@
       </w:tcPr>
     </w:tblStylePr>
   </w:style>
-  <w:style w:type="table" w:styleId="736">
+  <w:style w:type="table" w:styleId="742">
     <w:name w:val="Grid Table 3 - Accent 1"/>
-    <w:basedOn w:val="900"/>
+    <w:basedOn w:val="906"/>
     <w:uiPriority w:val="99"/>
     <w:pPr>
       <w:pBdr/>
@@ -9674,9 +10024,9 @@
       </w:tcPr>
     </w:tblStylePr>
   </w:style>
-  <w:style w:type="table" w:styleId="737">
+  <w:style w:type="table" w:styleId="743">
     <w:name w:val="Grid Table 3 - Accent 2"/>
-    <w:basedOn w:val="900"/>
+    <w:basedOn w:val="906"/>
     <w:uiPriority w:val="99"/>
     <w:pPr>
       <w:pBdr/>
@@ -9919,9 +10269,9 @@
       </w:tcPr>
     </w:tblStylePr>
   </w:style>
-  <w:style w:type="table" w:styleId="738">
+  <w:style w:type="table" w:styleId="744">
     <w:name w:val="Grid Table 3 - Accent 3"/>
-    <w:basedOn w:val="900"/>
+    <w:basedOn w:val="906"/>
     <w:uiPriority w:val="99"/>
     <w:pPr>
       <w:pBdr/>
@@ -10164,9 +10514,9 @@
       </w:tcPr>
     </w:tblStylePr>
   </w:style>
-  <w:style w:type="table" w:styleId="739">
+  <w:style w:type="table" w:styleId="745">
     <w:name w:val="Grid Table 3 - Accent 4"/>
-    <w:basedOn w:val="900"/>
+    <w:basedOn w:val="906"/>
     <w:uiPriority w:val="99"/>
     <w:pPr>
       <w:pBdr/>
@@ -10409,9 +10759,9 @@
       </w:tcPr>
     </w:tblStylePr>
   </w:style>
-  <w:style w:type="table" w:styleId="740">
+  <w:style w:type="table" w:styleId="746">
     <w:name w:val="Grid Table 3 - Accent 5"/>
-    <w:basedOn w:val="900"/>
+    <w:basedOn w:val="906"/>
     <w:uiPriority w:val="99"/>
     <w:pPr>
       <w:pBdr/>
@@ -10654,9 +11004,9 @@
       </w:tcPr>
     </w:tblStylePr>
   </w:style>
-  <w:style w:type="table" w:styleId="741">
+  <w:style w:type="table" w:styleId="747">
     <w:name w:val="Grid Table 3 - Accent 6"/>
-    <w:basedOn w:val="900"/>
+    <w:basedOn w:val="906"/>
     <w:uiPriority w:val="99"/>
     <w:pPr>
       <w:pBdr/>
@@ -10899,9 +11249,9 @@
       </w:tcPr>
     </w:tblStylePr>
   </w:style>
-  <w:style w:type="table" w:styleId="742">
+  <w:style w:type="table" w:styleId="748">
     <w:name w:val="Grid Table 4"/>
-    <w:basedOn w:val="900"/>
+    <w:basedOn w:val="906"/>
     <w:uiPriority w:val="59"/>
     <w:pPr>
       <w:pBdr/>
@@ -11132,9 +11482,9 @@
       </w:tcPr>
     </w:tblStylePr>
   </w:style>
-  <w:style w:type="table" w:styleId="743">
+  <w:style w:type="table" w:styleId="749">
     <w:name w:val="Grid Table 4 - Accent 1"/>
-    <w:basedOn w:val="900"/>
+    <w:basedOn w:val="906"/>
     <w:uiPriority w:val="59"/>
     <w:pPr>
       <w:pBdr/>
@@ -11365,9 +11715,9 @@
       </w:tcPr>
     </w:tblStylePr>
   </w:style>
-  <w:style w:type="table" w:styleId="744">
+  <w:style w:type="table" w:styleId="750">
     <w:name w:val="Grid Table 4 - Accent 2"/>
-    <w:basedOn w:val="900"/>
+    <w:basedOn w:val="906"/>
     <w:uiPriority w:val="59"/>
     <w:pPr>
       <w:pBdr/>
@@ -11598,9 +11948,9 @@
       </w:tcPr>
     </w:tblStylePr>
   </w:style>
-  <w:style w:type="table" w:styleId="745">
+  <w:style w:type="table" w:styleId="751">
     <w:name w:val="Grid Table 4 - Accent 3"/>
-    <w:basedOn w:val="900"/>
+    <w:basedOn w:val="906"/>
     <w:uiPriority w:val="59"/>
     <w:pPr>
       <w:pBdr/>
@@ -11831,9 +12181,9 @@
       </w:tcPr>
     </w:tblStylePr>
   </w:style>
-  <w:style w:type="table" w:styleId="746">
+  <w:style w:type="table" w:styleId="752">
     <w:name w:val="Grid Table 4 - Accent 4"/>
-    <w:basedOn w:val="900"/>
+    <w:basedOn w:val="906"/>
     <w:uiPriority w:val="59"/>
     <w:pPr>
       <w:pBdr/>
@@ -12064,9 +12414,9 @@
       </w:tcPr>
     </w:tblStylePr>
   </w:style>
-  <w:style w:type="table" w:styleId="747">
+  <w:style w:type="table" w:styleId="753">
     <w:name w:val="Grid Table 4 - Accent 5"/>
-    <w:basedOn w:val="900"/>
+    <w:basedOn w:val="906"/>
     <w:uiPriority w:val="59"/>
     <w:pPr>
       <w:pBdr/>
@@ -12297,9 +12647,9 @@
       </w:tcPr>
     </w:tblStylePr>
   </w:style>
-  <w:style w:type="table" w:styleId="748">
+  <w:style w:type="table" w:styleId="754">
     <w:name w:val="Grid Table 4 - Accent 6"/>
-    <w:basedOn w:val="900"/>
+    <w:basedOn w:val="906"/>
     <w:uiPriority w:val="59"/>
     <w:pPr>
       <w:pBdr/>
@@ -12530,9 +12880,9 @@
       </w:tcPr>
     </w:tblStylePr>
   </w:style>
-  <w:style w:type="table" w:styleId="749">
+  <w:style w:type="table" w:styleId="755">
     <w:name w:val="Grid Table 5 Dark"/>
-    <w:basedOn w:val="900"/>
+    <w:basedOn w:val="906"/>
     <w:uiPriority w:val="99"/>
     <w:pPr>
       <w:pBdr/>
@@ -12758,9 +13108,9 @@
       </w:tcPr>
     </w:tblStylePr>
   </w:style>
-  <w:style w:type="table" w:styleId="750">
+  <w:style w:type="table" w:styleId="756">
     <w:name w:val="Grid Table 5 Dark- Accent 1"/>
-    <w:basedOn w:val="900"/>
+    <w:basedOn w:val="906"/>
     <w:uiPriority w:val="99"/>
     <w:pPr>
       <w:pBdr/>
@@ -12986,9 +13336,9 @@
       </w:tcPr>
     </w:tblStylePr>
   </w:style>
-  <w:style w:type="table" w:styleId="751">
+  <w:style w:type="table" w:styleId="757">
     <w:name w:val="Grid Table 5 Dark - Accent 2"/>
-    <w:basedOn w:val="900"/>
+    <w:basedOn w:val="906"/>
     <w:uiPriority w:val="99"/>
     <w:pPr>
       <w:pBdr/>
@@ -13214,9 +13564,9 @@
       </w:tcPr>
     </w:tblStylePr>
   </w:style>
-  <w:style w:type="table" w:styleId="752">
+  <w:style w:type="table" w:styleId="758">
     <w:name w:val="Grid Table 5 Dark - Accent 3"/>
-    <w:basedOn w:val="900"/>
+    <w:basedOn w:val="906"/>
     <w:uiPriority w:val="99"/>
     <w:pPr>
       <w:pBdr/>
@@ -13442,9 +13792,9 @@
       </w:tcPr>
     </w:tblStylePr>
   </w:style>
-  <w:style w:type="table" w:styleId="753">
+  <w:style w:type="table" w:styleId="759">
     <w:name w:val="Grid Table 5 Dark- Accent 4"/>
-    <w:basedOn w:val="900"/>
+    <w:basedOn w:val="906"/>
     <w:uiPriority w:val="99"/>
     <w:pPr>
       <w:pBdr/>
@@ -13670,9 +14020,9 @@
       </w:tcPr>
     </w:tblStylePr>
   </w:style>
-  <w:style w:type="table" w:styleId="754">
+  <w:style w:type="table" w:styleId="760">
     <w:name w:val="Grid Table 5 Dark - Accent 5"/>
-    <w:basedOn w:val="900"/>
+    <w:basedOn w:val="906"/>
     <w:uiPriority w:val="99"/>
     <w:pPr>
       <w:pBdr/>
@@ -13898,9 +14248,9 @@
       </w:tcPr>
     </w:tblStylePr>
   </w:style>
-  <w:style w:type="table" w:styleId="755">
+  <w:style w:type="table" w:styleId="761">
     <w:name w:val="Grid Table 5 Dark - Accent 6"/>
-    <w:basedOn w:val="900"/>
+    <w:basedOn w:val="906"/>
     <w:uiPriority w:val="99"/>
     <w:pPr>
       <w:pBdr/>
@@ -14126,9 +14476,9 @@
       </w:tcPr>
     </w:tblStylePr>
   </w:style>
-  <w:style w:type="table" w:styleId="756">
+  <w:style w:type="table" w:styleId="762">
     <w:name w:val="Grid Table 6 Colorful"/>
-    <w:basedOn w:val="900"/>
+    <w:basedOn w:val="906"/>
     <w:uiPriority w:val="99"/>
     <w:pPr>
       <w:pBdr/>
@@ -14356,9 +14706,9 @@
       </w:tcPr>
     </w:tblStylePr>
   </w:style>
-  <w:style w:type="table" w:styleId="757">
+  <w:style w:type="table" w:styleId="763">
     <w:name w:val="Grid Table 6 Colorful - Accent 1"/>
-    <w:basedOn w:val="900"/>
+    <w:basedOn w:val="906"/>
     <w:uiPriority w:val="99"/>
     <w:pPr>
       <w:pBdr/>
@@ -14586,9 +14936,9 @@
       </w:tcPr>
     </w:tblStylePr>
   </w:style>
-  <w:style w:type="table" w:styleId="758">
+  <w:style w:type="table" w:styleId="764">
     <w:name w:val="Grid Table 6 Colorful - Accent 2"/>
-    <w:basedOn w:val="900"/>
+    <w:basedOn w:val="906"/>
     <w:uiPriority w:val="99"/>
     <w:pPr>
       <w:pBdr/>
@@ -14816,9 +15166,9 @@
       </w:tcPr>
     </w:tblStylePr>
   </w:style>
-  <w:style w:type="table" w:styleId="759">
+  <w:style w:type="table" w:styleId="765">
     <w:name w:val="Grid Table 6 Colorful - Accent 3"/>
-    <w:basedOn w:val="900"/>
+    <w:basedOn w:val="906"/>
     <w:uiPriority w:val="99"/>
     <w:pPr>
       <w:pBdr/>
@@ -15046,9 +15396,9 @@
       </w:tcPr>
     </w:tblStylePr>
   </w:style>
-  <w:style w:type="table" w:styleId="760">
+  <w:style w:type="table" w:styleId="766">
     <w:name w:val="Grid Table 6 Colorful - Accent 4"/>
-    <w:basedOn w:val="900"/>
+    <w:basedOn w:val="906"/>
     <w:uiPriority w:val="99"/>
     <w:pPr>
       <w:pBdr/>
@@ -15276,9 +15626,9 @@
       </w:tcPr>
     </w:tblStylePr>
   </w:style>
-  <w:style w:type="table" w:styleId="761">
+  <w:style w:type="table" w:styleId="767">
     <w:name w:val="Grid Table 6 Colorful - Accent 5"/>
-    <w:basedOn w:val="900"/>
+    <w:basedOn w:val="906"/>
     <w:uiPriority w:val="99"/>
     <w:pPr>
       <w:pBdr/>
@@ -15506,9 +15856,9 @@
       </w:tcPr>
     </w:tblStylePr>
   </w:style>
-  <w:style w:type="table" w:styleId="762">
+  <w:style w:type="table" w:styleId="768">
     <w:name w:val="Grid Table 6 Colorful - Accent 6"/>
-    <w:basedOn w:val="900"/>
+    <w:basedOn w:val="906"/>
     <w:uiPriority w:val="99"/>
     <w:pPr>
       <w:pBdr/>
@@ -15736,9 +16086,9 @@
       </w:tcPr>
     </w:tblStylePr>
   </w:style>
-  <w:style w:type="table" w:styleId="763">
+  <w:style w:type="table" w:styleId="769">
     <w:name w:val="Grid Table 7 Colorful"/>
-    <w:basedOn w:val="900"/>
+    <w:basedOn w:val="906"/>
     <w:uiPriority w:val="99"/>
     <w:pPr>
       <w:pBdr/>
@@ -15990,9 +16340,9 @@
       </w:tcPr>
     </w:tblStylePr>
   </w:style>
-  <w:style w:type="table" w:styleId="764">
+  <w:style w:type="table" w:styleId="770">
     <w:name w:val="Grid Table 7 Colorful - Accent 1"/>
-    <w:basedOn w:val="900"/>
+    <w:basedOn w:val="906"/>
     <w:uiPriority w:val="99"/>
     <w:pPr>
       <w:pBdr/>
@@ -16244,9 +16594,9 @@
       </w:tcPr>
     </w:tblStylePr>
   </w:style>
-  <w:style w:type="table" w:styleId="765">
+  <w:style w:type="table" w:styleId="771">
     <w:name w:val="Grid Table 7 Colorful - Accent 2"/>
-    <w:basedOn w:val="900"/>
+    <w:basedOn w:val="906"/>
     <w:uiPriority w:val="99"/>
     <w:pPr>
       <w:pBdr/>
@@ -16498,9 +16848,9 @@
       </w:tcPr>
     </w:tblStylePr>
   </w:style>
-  <w:style w:type="table" w:styleId="766">
+  <w:style w:type="table" w:styleId="772">
     <w:name w:val="Grid Table 7 Colorful - Accent 3"/>
-    <w:basedOn w:val="900"/>
+    <w:basedOn w:val="906"/>
     <w:uiPriority w:val="99"/>
     <w:pPr>
       <w:pBdr/>
@@ -16752,9 +17102,9 @@
       </w:tcPr>
     </w:tblStylePr>
   </w:style>
-  <w:style w:type="table" w:styleId="767">
+  <w:style w:type="table" w:styleId="773">
     <w:name w:val="Grid Table 7 Colorful - Accent 4"/>
-    <w:basedOn w:val="900"/>
+    <w:basedOn w:val="906"/>
     <w:uiPriority w:val="99"/>
     <w:pPr>
       <w:pBdr/>
@@ -17006,9 +17356,9 @@
       </w:tcPr>
     </w:tblStylePr>
   </w:style>
-  <w:style w:type="table" w:styleId="768">
+  <w:style w:type="table" w:styleId="774">
     <w:name w:val="Grid Table 7 Colorful - Accent 5"/>
-    <w:basedOn w:val="900"/>
+    <w:basedOn w:val="906"/>
     <w:uiPriority w:val="99"/>
     <w:pPr>
       <w:pBdr/>
@@ -17260,9 +17610,9 @@
       </w:tcPr>
     </w:tblStylePr>
   </w:style>
-  <w:style w:type="table" w:styleId="769">
+  <w:style w:type="table" w:styleId="775">
     <w:name w:val="Grid Table 7 Colorful - Accent 6"/>
-    <w:basedOn w:val="900"/>
+    <w:basedOn w:val="906"/>
     <w:uiPriority w:val="99"/>
     <w:pPr>
       <w:pBdr/>
@@ -17514,9 +17864,9 @@
       </w:tcPr>
     </w:tblStylePr>
   </w:style>
-  <w:style w:type="table" w:styleId="770">
+  <w:style w:type="table" w:styleId="776">
     <w:name w:val="List Table 1 Light"/>
-    <w:basedOn w:val="900"/>
+    <w:basedOn w:val="906"/>
     <w:uiPriority w:val="99"/>
     <w:pPr>
       <w:pBdr/>
@@ -17730,9 +18080,9 @@
       </w:tcPr>
     </w:tblStylePr>
   </w:style>
-  <w:style w:type="table" w:styleId="771">
+  <w:style w:type="table" w:styleId="777">
     <w:name w:val="List Table 1 Light - Accent 1"/>
-    <w:basedOn w:val="900"/>
+    <w:basedOn w:val="906"/>
     <w:uiPriority w:val="99"/>
     <w:pPr>
       <w:pBdr/>
@@ -17946,9 +18296,9 @@
       </w:tcPr>
     </w:tblStylePr>
   </w:style>
-  <w:style w:type="table" w:styleId="772">
+  <w:style w:type="table" w:styleId="778">
     <w:name w:val="List Table 1 Light - Accent 2"/>
-    <w:basedOn w:val="900"/>
+    <w:basedOn w:val="906"/>
     <w:uiPriority w:val="99"/>
     <w:pPr>
       <w:pBdr/>
@@ -18162,9 +18512,9 @@
       </w:tcPr>
     </w:tblStylePr>
   </w:style>
-  <w:style w:type="table" w:styleId="773">
+  <w:style w:type="table" w:styleId="779">
     <w:name w:val="List Table 1 Light - Accent 3"/>
-    <w:basedOn w:val="900"/>
+    <w:basedOn w:val="906"/>
     <w:uiPriority w:val="99"/>
     <w:pPr>
       <w:pBdr/>
@@ -18378,9 +18728,9 @@
       </w:tcPr>
     </w:tblStylePr>
   </w:style>
-  <w:style w:type="table" w:styleId="774">
+  <w:style w:type="table" w:styleId="780">
     <w:name w:val="List Table 1 Light - Accent 4"/>
-    <w:basedOn w:val="900"/>
+    <w:basedOn w:val="906"/>
     <w:uiPriority w:val="99"/>
     <w:pPr>
       <w:pBdr/>
@@ -18594,9 +18944,9 @@
       </w:tcPr>
     </w:tblStylePr>
   </w:style>
-  <w:style w:type="table" w:styleId="775">
+  <w:style w:type="table" w:styleId="781">
     <w:name w:val="List Table 1 Light - Accent 5"/>
-    <w:basedOn w:val="900"/>
+    <w:basedOn w:val="906"/>
     <w:uiPriority w:val="99"/>
     <w:pPr>
       <w:pBdr/>
@@ -18810,9 +19160,9 @@
       </w:tcPr>
     </w:tblStylePr>
   </w:style>
-  <w:style w:type="table" w:styleId="776">
+  <w:style w:type="table" w:styleId="782">
     <w:name w:val="List Table 1 Light - Accent 6"/>
-    <w:basedOn w:val="900"/>
+    <w:basedOn w:val="906"/>
     <w:uiPriority w:val="99"/>
     <w:pPr>
       <w:pBdr/>
@@ -19026,9 +19376,9 @@
       </w:tcPr>
     </w:tblStylePr>
   </w:style>
-  <w:style w:type="table" w:styleId="777">
+  <w:style w:type="table" w:styleId="783">
     <w:name w:val="List Table 2"/>
-    <w:basedOn w:val="900"/>
+    <w:basedOn w:val="906"/>
     <w:uiPriority w:val="99"/>
     <w:pPr>
       <w:pBdr/>
@@ -19264,9 +19614,9 @@
       </w:tcPr>
     </w:tblStylePr>
   </w:style>
-  <w:style w:type="table" w:styleId="778">
+  <w:style w:type="table" w:styleId="784">
     <w:name w:val="List Table 2 - Accent 1"/>
-    <w:basedOn w:val="900"/>
+    <w:basedOn w:val="906"/>
     <w:uiPriority w:val="99"/>
     <w:pPr>
       <w:pBdr/>
@@ -19502,9 +19852,9 @@
       </w:tcPr>
     </w:tblStylePr>
   </w:style>
-  <w:style w:type="table" w:styleId="779">
+  <w:style w:type="table" w:styleId="785">
     <w:name w:val="List Table 2 - Accent 2"/>
-    <w:basedOn w:val="900"/>
+    <w:basedOn w:val="906"/>
     <w:uiPriority w:val="99"/>
     <w:pPr>
       <w:pBdr/>
@@ -19740,9 +20090,9 @@
       </w:tcPr>
     </w:tblStylePr>
   </w:style>
-  <w:style w:type="table" w:styleId="780">
+  <w:style w:type="table" w:styleId="786">
     <w:name w:val="List Table 2 - Accent 3"/>
-    <w:basedOn w:val="900"/>
+    <w:basedOn w:val="906"/>
     <w:uiPriority w:val="99"/>
     <w:pPr>
       <w:pBdr/>
@@ -19978,9 +20328,9 @@
       </w:tcPr>
     </w:tblStylePr>
   </w:style>
-  <w:style w:type="table" w:styleId="781">
+  <w:style w:type="table" w:styleId="787">
     <w:name w:val="List Table 2 - Accent 4"/>
-    <w:basedOn w:val="900"/>
+    <w:basedOn w:val="906"/>
     <w:uiPriority w:val="99"/>
     <w:pPr>
       <w:pBdr/>
@@ -20216,9 +20566,9 @@
       </w:tcPr>
     </w:tblStylePr>
   </w:style>
-  <w:style w:type="table" w:styleId="782">
+  <w:style w:type="table" w:styleId="788">
     <w:name w:val="List Table 2 - Accent 5"/>
-    <w:basedOn w:val="900"/>
+    <w:basedOn w:val="906"/>
     <w:uiPriority w:val="99"/>
     <w:pPr>
       <w:pBdr/>
@@ -20454,9 +20804,9 @@
       </w:tcPr>
     </w:tblStylePr>
   </w:style>
-  <w:style w:type="table" w:styleId="783">
+  <w:style w:type="table" w:styleId="789">
     <w:name w:val="List Table 2 - Accent 6"/>
-    <w:basedOn w:val="900"/>
+    <w:basedOn w:val="906"/>
     <w:uiPriority w:val="99"/>
     <w:pPr>
       <w:pBdr/>
@@ -20692,9 +21042,9 @@
       </w:tcPr>
     </w:tblStylePr>
   </w:style>
-  <w:style w:type="table" w:styleId="784">
+  <w:style w:type="table" w:styleId="790">
     <w:name w:val="List Table 3"/>
-    <w:basedOn w:val="900"/>
+    <w:basedOn w:val="906"/>
     <w:uiPriority w:val="99"/>
     <w:pPr>
       <w:pBdr/>
@@ -20920,9 +21270,9 @@
       </w:tcPr>
     </w:tblStylePr>
   </w:style>
-  <w:style w:type="table" w:styleId="785">
+  <w:style w:type="table" w:styleId="791">
     <w:name w:val="List Table 3 - Accent 1"/>
-    <w:basedOn w:val="900"/>
+    <w:basedOn w:val="906"/>
     <w:uiPriority w:val="99"/>
     <w:pPr>
       <w:pBdr/>
@@ -21148,9 +21498,9 @@
       </w:tcPr>
     </w:tblStylePr>
   </w:style>
-  <w:style w:type="table" w:styleId="786">
+  <w:style w:type="table" w:styleId="792">
     <w:name w:val="List Table 3 - Accent 2"/>
-    <w:basedOn w:val="900"/>
+    <w:basedOn w:val="906"/>
     <w:uiPriority w:val="99"/>
     <w:pPr>
       <w:pBdr/>
@@ -21376,9 +21726,9 @@
       </w:tcPr>
     </w:tblStylePr>
   </w:style>
-  <w:style w:type="table" w:styleId="787">
+  <w:style w:type="table" w:styleId="793">
     <w:name w:val="List Table 3 - Accent 3"/>
-    <w:basedOn w:val="900"/>
+    <w:basedOn w:val="906"/>
     <w:uiPriority w:val="99"/>
     <w:pPr>
       <w:pBdr/>
@@ -21604,9 +21954,9 @@
       </w:tcPr>
     </w:tblStylePr>
   </w:style>
-  <w:style w:type="table" w:styleId="788">
+  <w:style w:type="table" w:styleId="794">
     <w:name w:val="List Table 3 - Accent 4"/>
-    <w:basedOn w:val="900"/>
+    <w:basedOn w:val="906"/>
     <w:uiPriority w:val="99"/>
     <w:pPr>
       <w:pBdr/>
@@ -21832,9 +22182,9 @@
       </w:tcPr>
     </w:tblStylePr>
   </w:style>
-  <w:style w:type="table" w:styleId="789">
+  <w:style w:type="table" w:styleId="795">
     <w:name w:val="List Table 3 - Accent 5"/>
-    <w:basedOn w:val="900"/>
+    <w:basedOn w:val="906"/>
     <w:uiPriority w:val="99"/>
     <w:pPr>
       <w:pBdr/>
@@ -22060,9 +22410,9 @@
       </w:tcPr>
     </w:tblStylePr>
   </w:style>
-  <w:style w:type="table" w:styleId="790">
+  <w:style w:type="table" w:styleId="796">
     <w:name w:val="List Table 3 - Accent 6"/>
-    <w:basedOn w:val="900"/>
+    <w:basedOn w:val="906"/>
     <w:uiPriority w:val="99"/>
     <w:pPr>
       <w:pBdr/>
@@ -22288,9 +22638,9 @@
       </w:tcPr>
     </w:tblStylePr>
   </w:style>
-  <w:style w:type="table" w:styleId="791">
+  <w:style w:type="table" w:styleId="797">
     <w:name w:val="List Table 4"/>
-    <w:basedOn w:val="900"/>
+    <w:basedOn w:val="906"/>
     <w:uiPriority w:val="99"/>
     <w:pPr>
       <w:pBdr/>
@@ -22513,9 +22863,9 @@
       </w:tcPr>
     </w:tblStylePr>
   </w:style>
-  <w:style w:type="table" w:styleId="792">
+  <w:style w:type="table" w:styleId="798">
     <w:name w:val="List Table 4 - Accent 1"/>
-    <w:basedOn w:val="900"/>
+    <w:basedOn w:val="906"/>
     <w:uiPriority w:val="99"/>
     <w:pPr>
       <w:pBdr/>
@@ -22738,9 +23088,9 @@
       </w:tcPr>
     </w:tblStylePr>
   </w:style>
-  <w:style w:type="table" w:styleId="793">
+  <w:style w:type="table" w:styleId="799">
     <w:name w:val="List Table 4 - Accent 2"/>
-    <w:basedOn w:val="900"/>
+    <w:basedOn w:val="906"/>
     <w:uiPriority w:val="99"/>
     <w:pPr>
       <w:pBdr/>
@@ -22963,9 +23313,9 @@
       </w:tcPr>
     </w:tblStylePr>
   </w:style>
-  <w:style w:type="table" w:styleId="794">
+  <w:style w:type="table" w:styleId="800">
     <w:name w:val="List Table 4 - Accent 3"/>
-    <w:basedOn w:val="900"/>
+    <w:basedOn w:val="906"/>
     <w:uiPriority w:val="99"/>
     <w:pPr>
       <w:pBdr/>
@@ -23188,9 +23538,9 @@
       </w:tcPr>
     </w:tblStylePr>
   </w:style>
-  <w:style w:type="table" w:styleId="795">
+  <w:style w:type="table" w:styleId="801">
     <w:name w:val="List Table 4 - Accent 4"/>
-    <w:basedOn w:val="900"/>
+    <w:basedOn w:val="906"/>
     <w:uiPriority w:val="99"/>
     <w:pPr>
       <w:pBdr/>
@@ -23413,9 +23763,9 @@
       </w:tcPr>
     </w:tblStylePr>
   </w:style>
-  <w:style w:type="table" w:styleId="796">
+  <w:style w:type="table" w:styleId="802">
     <w:name w:val="List Table 4 - Accent 5"/>
-    <w:basedOn w:val="900"/>
+    <w:basedOn w:val="906"/>
     <w:uiPriority w:val="99"/>
     <w:pPr>
       <w:pBdr/>
@@ -23638,9 +23988,9 @@
       </w:tcPr>
     </w:tblStylePr>
   </w:style>
-  <w:style w:type="table" w:styleId="797">
+  <w:style w:type="table" w:styleId="803">
     <w:name w:val="List Table 4 - Accent 6"/>
-    <w:basedOn w:val="900"/>
+    <w:basedOn w:val="906"/>
     <w:uiPriority w:val="99"/>
     <w:pPr>
       <w:pBdr/>
@@ -23863,9 +24213,9 @@
       </w:tcPr>
     </w:tblStylePr>
   </w:style>
-  <w:style w:type="table" w:styleId="798">
+  <w:style w:type="table" w:styleId="804">
     <w:name w:val="List Table 5 Dark"/>
-    <w:basedOn w:val="900"/>
+    <w:basedOn w:val="906"/>
     <w:uiPriority w:val="99"/>
     <w:pPr>
       <w:pBdr/>
@@ -24105,9 +24455,9 @@
       </w:tcPr>
     </w:tblStylePr>
   </w:style>
-  <w:style w:type="table" w:styleId="799">
+  <w:style w:type="table" w:styleId="805">
     <w:name w:val="List Table 5 Dark - Accent 1"/>
-    <w:basedOn w:val="900"/>
+    <w:basedOn w:val="906"/>
     <w:uiPriority w:val="99"/>
     <w:pPr>
       <w:pBdr/>
@@ -24347,9 +24697,9 @@
       </w:tcPr>
     </w:tblStylePr>
   </w:style>
-  <w:style w:type="table" w:styleId="800">
+  <w:style w:type="table" w:styleId="806">
     <w:name w:val="List Table 5 Dark - Accent 2"/>
-    <w:basedOn w:val="900"/>
+    <w:basedOn w:val="906"/>
     <w:uiPriority w:val="99"/>
     <w:pPr>
       <w:pBdr/>
@@ -24589,9 +24939,9 @@
       </w:tcPr>
     </w:tblStylePr>
   </w:style>
-  <w:style w:type="table" w:styleId="801">
+  <w:style w:type="table" w:styleId="807">
     <w:name w:val="List Table 5 Dark - Accent 3"/>
-    <w:basedOn w:val="900"/>
+    <w:basedOn w:val="906"/>
     <w:uiPriority w:val="99"/>
     <w:pPr>
       <w:pBdr/>
@@ -24831,9 +25181,9 @@
       </w:tcPr>
     </w:tblStylePr>
   </w:style>
-  <w:style w:type="table" w:styleId="802">
+  <w:style w:type="table" w:styleId="808">
     <w:name w:val="List Table 5 Dark - Accent 4"/>
-    <w:basedOn w:val="900"/>
+    <w:basedOn w:val="906"/>
     <w:uiPriority w:val="99"/>
     <w:pPr>
       <w:pBdr/>
@@ -25073,9 +25423,9 @@
       </w:tcPr>
     </w:tblStylePr>
   </w:style>
-  <w:style w:type="table" w:styleId="803">
+  <w:style w:type="table" w:styleId="809">
     <w:name w:val="List Table 5 Dark - Accent 5"/>
-    <w:basedOn w:val="900"/>
+    <w:basedOn w:val="906"/>
     <w:uiPriority w:val="99"/>
     <w:pPr>
       <w:pBdr/>
@@ -25315,9 +25665,9 @@
       </w:tcPr>
     </w:tblStylePr>
   </w:style>
-  <w:style w:type="table" w:styleId="804">
+  <w:style w:type="table" w:styleId="810">
     <w:name w:val="List Table 5 Dark - Accent 6"/>
-    <w:basedOn w:val="900"/>
+    <w:basedOn w:val="906"/>
     <w:uiPriority w:val="99"/>
     <w:pPr>
       <w:pBdr/>
@@ -25557,9 +25907,9 @@
       </w:tcPr>
     </w:tblStylePr>
   </w:style>
-  <w:style w:type="table" w:styleId="805">
+  <w:style w:type="table" w:styleId="811">
     <w:name w:val="List Table 6 Colorful"/>
-    <w:basedOn w:val="900"/>
+    <w:basedOn w:val="906"/>
     <w:uiPriority w:val="99"/>
     <w:pPr>
       <w:pBdr/>
@@ -25780,9 +26130,9 @@
       </w:tcPr>
     </w:tblStylePr>
   </w:style>
-  <w:style w:type="table" w:styleId="806">
+  <w:style w:type="table" w:styleId="812">
     <w:name w:val="List Table 6 Colorful - Accent 1"/>
-    <w:basedOn w:val="900"/>
+    <w:basedOn w:val="906"/>
     <w:uiPriority w:val="99"/>
     <w:pPr>
       <w:pBdr/>
@@ -26003,9 +26353,9 @@
       </w:tcPr>
     </w:tblStylePr>
   </w:style>
-  <w:style w:type="table" w:styleId="807">
+  <w:style w:type="table" w:styleId="813">
     <w:name w:val="List Table 6 Colorful - Accent 2"/>
-    <w:basedOn w:val="900"/>
+    <w:basedOn w:val="906"/>
     <w:uiPriority w:val="99"/>
     <w:pPr>
       <w:pBdr/>
@@ -26226,9 +26576,9 @@
       </w:tcPr>
     </w:tblStylePr>
   </w:style>
-  <w:style w:type="table" w:styleId="808">
+  <w:style w:type="table" w:styleId="814">
     <w:name w:val="List Table 6 Colorful - Accent 3"/>
-    <w:basedOn w:val="900"/>
+    <w:basedOn w:val="906"/>
     <w:uiPriority w:val="99"/>
     <w:pPr>
       <w:pBdr/>
@@ -26449,9 +26799,9 @@
       </w:tcPr>
     </w:tblStylePr>
   </w:style>
-  <w:style w:type="table" w:styleId="809">
+  <w:style w:type="table" w:styleId="815">
     <w:name w:val="List Table 6 Colorful - Accent 4"/>
-    <w:basedOn w:val="900"/>
+    <w:basedOn w:val="906"/>
     <w:uiPriority w:val="99"/>
     <w:pPr>
       <w:pBdr/>
@@ -26672,9 +27022,9 @@
       </w:tcPr>
     </w:tblStylePr>
   </w:style>
-  <w:style w:type="table" w:styleId="810">
+  <w:style w:type="table" w:styleId="816">
     <w:name w:val="List Table 6 Colorful - Accent 5"/>
-    <w:basedOn w:val="900"/>
+    <w:basedOn w:val="906"/>
     <w:uiPriority w:val="99"/>
     <w:pPr>
       <w:pBdr/>
@@ -26895,9 +27245,9 @@
       </w:tcPr>
     </w:tblStylePr>
   </w:style>
-  <w:style w:type="table" w:styleId="811">
+  <w:style w:type="table" w:styleId="817">
     <w:name w:val="List Table 6 Colorful - Accent 6"/>
-    <w:basedOn w:val="900"/>
+    <w:basedOn w:val="906"/>
     <w:uiPriority w:val="99"/>
     <w:pPr>
       <w:pBdr/>
@@ -27118,9 +27468,9 @@
       </w:tcPr>
     </w:tblStylePr>
   </w:style>
-  <w:style w:type="table" w:styleId="812">
+  <w:style w:type="table" w:styleId="818">
     <w:name w:val="List Table 7 Colorful"/>
-    <w:basedOn w:val="900"/>
+    <w:basedOn w:val="906"/>
     <w:uiPriority w:val="99"/>
     <w:pPr>
       <w:pBdr/>
@@ -27374,9 +27724,9 @@
       </w:tcPr>
     </w:tblStylePr>
   </w:style>
-  <w:style w:type="table" w:styleId="813">
+  <w:style w:type="table" w:styleId="819">
     <w:name w:val="List Table 7 Colorful - Accent 1"/>
-    <w:basedOn w:val="900"/>
+    <w:basedOn w:val="906"/>
     <w:uiPriority w:val="99"/>
     <w:pPr>
       <w:pBdr/>
@@ -27630,9 +27980,9 @@
       </w:tcPr>
     </w:tblStylePr>
   </w:style>
-  <w:style w:type="table" w:styleId="814">
+  <w:style w:type="table" w:styleId="820">
     <w:name w:val="List Table 7 Colorful - Accent 2"/>
-    <w:basedOn w:val="900"/>
+    <w:basedOn w:val="906"/>
     <w:uiPriority w:val="99"/>
     <w:pPr>
       <w:pBdr/>
@@ -27886,9 +28236,9 @@
       </w:tcPr>
     </w:tblStylePr>
   </w:style>
-  <w:style w:type="table" w:styleId="815">
+  <w:style w:type="table" w:styleId="821">
     <w:name w:val="List Table 7 Colorful - Accent 3"/>
-    <w:basedOn w:val="900"/>
+    <w:basedOn w:val="906"/>
     <w:uiPriority w:val="99"/>
     <w:pPr>
       <w:pBdr/>
@@ -28142,9 +28492,9 @@
       </w:tcPr>
     </w:tblStylePr>
   </w:style>
-  <w:style w:type="table" w:styleId="816">
+  <w:style w:type="table" w:styleId="822">
     <w:name w:val="List Table 7 Colorful - Accent 4"/>
-    <w:basedOn w:val="900"/>
+    <w:basedOn w:val="906"/>
     <w:uiPriority w:val="99"/>
     <w:pPr>
       <w:pBdr/>
@@ -28398,9 +28748,9 @@
       </w:tcPr>
     </w:tblStylePr>
   </w:style>
-  <w:style w:type="table" w:styleId="817">
+  <w:style w:type="table" w:styleId="823">
     <w:name w:val="List Table 7 Colorful - Accent 5"/>
-    <w:basedOn w:val="900"/>
+    <w:basedOn w:val="906"/>
     <w:uiPriority w:val="99"/>
     <w:pPr>
       <w:pBdr/>
@@ -28654,9 +29004,9 @@
       </w:tcPr>
     </w:tblStylePr>
   </w:style>
-  <w:style w:type="table" w:styleId="818">
+  <w:style w:type="table" w:styleId="824">
     <w:name w:val="List Table 7 Colorful - Accent 6"/>
-    <w:basedOn w:val="900"/>
+    <w:basedOn w:val="906"/>
     <w:uiPriority w:val="99"/>
     <w:pPr>
       <w:pBdr/>
@@ -28910,9 +29260,9 @@
       </w:tcPr>
     </w:tblStylePr>
   </w:style>
-  <w:style w:type="table" w:styleId="819">
+  <w:style w:type="table" w:styleId="825">
     <w:name w:val="Lined - Accent"/>
-    <w:basedOn w:val="900"/>
+    <w:basedOn w:val="906"/>
     <w:uiPriority w:val="99"/>
     <w:pPr>
       <w:pBdr/>
@@ -29147,9 +29497,9 @@
       </w:tcPr>
     </w:tblStylePr>
   </w:style>
-  <w:style w:type="table" w:styleId="820">
+  <w:style w:type="table" w:styleId="826">
     <w:name w:val="Lined - Accent 1"/>
-    <w:basedOn w:val="900"/>
+    <w:basedOn w:val="906"/>
     <w:uiPriority w:val="99"/>
     <w:pPr>
       <w:pBdr/>
@@ -29384,9 +29734,9 @@
       </w:tcPr>
     </w:tblStylePr>
   </w:style>
-  <w:style w:type="table" w:styleId="821">
+  <w:style w:type="table" w:styleId="827">
     <w:name w:val="Lined - Accent 2"/>
-    <w:basedOn w:val="900"/>
+    <w:basedOn w:val="906"/>
     <w:uiPriority w:val="99"/>
     <w:pPr>
       <w:pBdr/>
@@ -29621,9 +29971,9 @@
       </w:tcPr>
     </w:tblStylePr>
   </w:style>
-  <w:style w:type="table" w:styleId="822">
+  <w:style w:type="table" w:styleId="828">
     <w:name w:val="Lined - Accent 3"/>
-    <w:basedOn w:val="900"/>
+    <w:basedOn w:val="906"/>
     <w:uiPriority w:val="99"/>
     <w:pPr>
       <w:pBdr/>
@@ -29858,9 +30208,9 @@
       </w:tcPr>
     </w:tblStylePr>
   </w:style>
-  <w:style w:type="table" w:styleId="823">
+  <w:style w:type="table" w:styleId="829">
     <w:name w:val="Lined - Accent 4"/>
-    <w:basedOn w:val="900"/>
+    <w:basedOn w:val="906"/>
     <w:uiPriority w:val="99"/>
     <w:pPr>
       <w:pBdr/>
@@ -30095,9 +30445,9 @@
       </w:tcPr>
     </w:tblStylePr>
   </w:style>
-  <w:style w:type="table" w:styleId="824">
+  <w:style w:type="table" w:styleId="830">
     <w:name w:val="Lined - Accent 5"/>
-    <w:basedOn w:val="900"/>
+    <w:basedOn w:val="906"/>
     <w:uiPriority w:val="99"/>
     <w:pPr>
       <w:pBdr/>
@@ -30332,9 +30682,9 @@
       </w:tcPr>
     </w:tblStylePr>
   </w:style>
-  <w:style w:type="table" w:styleId="825">
+  <w:style w:type="table" w:styleId="831">
     <w:name w:val="Lined - Accent 6"/>
-    <w:basedOn w:val="900"/>
+    <w:basedOn w:val="906"/>
     <w:uiPriority w:val="99"/>
     <w:pPr>
       <w:pBdr/>
@@ -30569,9 +30919,9 @@
       </w:tcPr>
     </w:tblStylePr>
   </w:style>
-  <w:style w:type="table" w:styleId="826">
+  <w:style w:type="table" w:styleId="832">
     <w:name w:val="Bordered &amp; Lined - Accent"/>
-    <w:basedOn w:val="900"/>
+    <w:basedOn w:val="906"/>
     <w:uiPriority w:val="99"/>
     <w:pPr>
       <w:pBdr/>
@@ -30813,9 +31163,9 @@
       </w:tcPr>
     </w:tblStylePr>
   </w:style>
-  <w:style w:type="table" w:styleId="827">
+  <w:style w:type="table" w:styleId="833">
     <w:name w:val="Bordered &amp; Lined - Accent 1"/>
-    <w:basedOn w:val="900"/>
+    <w:basedOn w:val="906"/>
     <w:uiPriority w:val="99"/>
     <w:pPr>
       <w:pBdr/>
@@ -31057,9 +31407,9 @@
       </w:tcPr>
     </w:tblStylePr>
   </w:style>
-  <w:style w:type="table" w:styleId="828">
+  <w:style w:type="table" w:styleId="834">
     <w:name w:val="Bordered &amp; Lined - Accent 2"/>
-    <w:basedOn w:val="900"/>
+    <w:basedOn w:val="906"/>
     <w:uiPriority w:val="99"/>
     <w:pPr>
       <w:pBdr/>
@@ -31301,9 +31651,9 @@
       </w:tcPr>
     </w:tblStylePr>
   </w:style>
-  <w:style w:type="table" w:styleId="829">
+  <w:style w:type="table" w:styleId="835">
     <w:name w:val="Bordered &amp; Lined - Accent 3"/>
-    <w:basedOn w:val="900"/>
+    <w:basedOn w:val="906"/>
     <w:uiPriority w:val="99"/>
     <w:pPr>
       <w:pBdr/>
@@ -31545,9 +31895,9 @@
       </w:tcPr>
     </w:tblStylePr>
   </w:style>
-  <w:style w:type="table" w:styleId="830">
+  <w:style w:type="table" w:styleId="836">
     <w:name w:val="Bordered &amp; Lined - Accent 4"/>
-    <w:basedOn w:val="900"/>
+    <w:basedOn w:val="906"/>
     <w:uiPriority w:val="99"/>
     <w:pPr>
       <w:pBdr/>
@@ -31789,9 +32139,9 @@
       </w:tcPr>
     </w:tblStylePr>
   </w:style>
-  <w:style w:type="table" w:styleId="831">
+  <w:style w:type="table" w:styleId="837">
     <w:name w:val="Bordered &amp; Lined - Accent 5"/>
-    <w:basedOn w:val="900"/>
+    <w:basedOn w:val="906"/>
     <w:uiPriority w:val="99"/>
     <w:pPr>
       <w:pBdr/>
@@ -32033,9 +32383,9 @@
       </w:tcPr>
     </w:tblStylePr>
   </w:style>
-  <w:style w:type="table" w:styleId="832">
+  <w:style w:type="table" w:styleId="838">
     <w:name w:val="Bordered &amp; Lined - Accent 6"/>
-    <w:basedOn w:val="900"/>
+    <w:basedOn w:val="906"/>
     <w:uiPriority w:val="99"/>
     <w:pPr>
       <w:pBdr/>
@@ -32277,9 +32627,9 @@
       </w:tcPr>
     </w:tblStylePr>
   </w:style>
-  <w:style w:type="table" w:styleId="833">
+  <w:style w:type="table" w:styleId="839">
     <w:name w:val="Bordered"/>
-    <w:basedOn w:val="900"/>
+    <w:basedOn w:val="906"/>
     <w:uiPriority w:val="99"/>
     <w:pPr>
       <w:pBdr/>
@@ -32508,9 +32858,9 @@
       </w:tcPr>
     </w:tblStylePr>
   </w:style>
-  <w:style w:type="table" w:styleId="834">
+  <w:style w:type="table" w:styleId="840">
     <w:name w:val="Bordered - Accent 1"/>
-    <w:basedOn w:val="900"/>
+    <w:basedOn w:val="906"/>
     <w:uiPriority w:val="99"/>
     <w:pPr>
       <w:pBdr/>
@@ -32739,9 +33089,9 @@
       </w:tcPr>
     </w:tblStylePr>
   </w:style>
-  <w:style w:type="table" w:styleId="835">
+  <w:style w:type="table" w:styleId="841">
     <w:name w:val="Bordered - Accent 2"/>
-    <w:basedOn w:val="900"/>
+    <w:basedOn w:val="906"/>
     <w:uiPriority w:val="99"/>
     <w:pPr>
       <w:pBdr/>
@@ -32970,9 +33320,9 @@
       </w:tcPr>
     </w:tblStylePr>
   </w:style>
-  <w:style w:type="table" w:styleId="836">
+  <w:style w:type="table" w:styleId="842">
     <w:name w:val="Bordered - Accent 3"/>
-    <w:basedOn w:val="900"/>
+    <w:basedOn w:val="906"/>
     <w:uiPriority w:val="99"/>
     <w:pPr>
       <w:pBdr/>
@@ -33201,9 +33551,9 @@
       </w:tcPr>
     </w:tblStylePr>
   </w:style>
-  <w:style w:type="table" w:styleId="837">
+  <w:style w:type="table" w:styleId="843">
     <w:name w:val="Bordered - Accent 4"/>
-    <w:basedOn w:val="900"/>
+    <w:basedOn w:val="906"/>
     <w:uiPriority w:val="99"/>
     <w:pPr>
       <w:pBdr/>
@@ -33432,9 +33782,9 @@
       </w:tcPr>
     </w:tblStylePr>
   </w:style>
-  <w:style w:type="table" w:styleId="838">
+  <w:style w:type="table" w:styleId="844">
     <w:name w:val="Bordered - Accent 5"/>
-    <w:basedOn w:val="900"/>
+    <w:basedOn w:val="906"/>
     <w:uiPriority w:val="99"/>
     <w:pPr>
       <w:pBdr/>
@@ -33663,9 +34013,9 @@
       </w:tcPr>
     </w:tblStylePr>
   </w:style>
-  <w:style w:type="table" w:styleId="839">
+  <w:style w:type="table" w:styleId="845">
     <w:name w:val="Bordered - Accent 6"/>
-    <w:basedOn w:val="900"/>
+    <w:basedOn w:val="906"/>
     <w:uiPriority w:val="99"/>
     <w:pPr>
       <w:pBdr/>
@@ -33894,11 +34244,11 @@
       </w:tcPr>
     </w:tblStylePr>
   </w:style>
-  <w:style w:type="paragraph" w:styleId="840">
+  <w:style w:type="paragraph" w:styleId="846">
     <w:name w:val="Heading 1"/>
-    <w:basedOn w:val="899"/>
-    <w:next w:val="899"/>
-    <w:link w:val="850"/>
+    <w:basedOn w:val="905"/>
+    <w:next w:val="905"/>
+    <w:link w:val="856"/>
     <w:uiPriority w:val="9"/>
     <w:qFormat/>
     <w:pPr>
@@ -33926,11 +34276,11 @@
       <w:lang w:val="pl-PL"/>
     </w:rPr>
   </w:style>
-  <w:style w:type="paragraph" w:styleId="841">
+  <w:style w:type="paragraph" w:styleId="847">
     <w:name w:val="Heading 2"/>
-    <w:basedOn w:val="840"/>
-    <w:next w:val="899"/>
-    <w:link w:val="851"/>
+    <w:basedOn w:val="846"/>
+    <w:next w:val="905"/>
+    <w:link w:val="857"/>
     <w:uiPriority w:val="9"/>
     <w:unhideWhenUsed/>
     <w:qFormat/>
@@ -33951,11 +34301,11 @@
       <w:lang w:val="pl-PL"/>
     </w:rPr>
   </w:style>
-  <w:style w:type="paragraph" w:styleId="842">
+  <w:style w:type="paragraph" w:styleId="848">
     <w:name w:val="Heading 3"/>
-    <w:basedOn w:val="899"/>
-    <w:next w:val="899"/>
-    <w:link w:val="852"/>
+    <w:basedOn w:val="905"/>
+    <w:next w:val="905"/>
+    <w:link w:val="858"/>
     <w:uiPriority w:val="9"/>
     <w:unhideWhenUsed/>
     <w:qFormat/>
@@ -33974,11 +34324,11 @@
       <w:szCs w:val="28"/>
     </w:rPr>
   </w:style>
-  <w:style w:type="paragraph" w:styleId="843">
+  <w:style w:type="paragraph" w:styleId="849">
     <w:name w:val="Heading 4"/>
-    <w:basedOn w:val="899"/>
-    <w:next w:val="899"/>
-    <w:link w:val="853"/>
+    <w:basedOn w:val="905"/>
+    <w:next w:val="905"/>
+    <w:link w:val="859"/>
     <w:uiPriority w:val="9"/>
     <w:unhideWhenUsed/>
     <w:qFormat/>
@@ -33997,11 +34347,11 @@
       <w:color w:val="0f4761" w:themeColor="accent1" w:themeShade="BF"/>
     </w:rPr>
   </w:style>
-  <w:style w:type="paragraph" w:styleId="844">
+  <w:style w:type="paragraph" w:styleId="850">
     <w:name w:val="Heading 5"/>
-    <w:basedOn w:val="899"/>
-    <w:next w:val="899"/>
-    <w:link w:val="854"/>
+    <w:basedOn w:val="905"/>
+    <w:next w:val="905"/>
+    <w:link w:val="860"/>
     <w:uiPriority w:val="9"/>
     <w:unhideWhenUsed/>
     <w:qFormat/>
@@ -34018,11 +34368,11 @@
       <w:color w:val="0f4761" w:themeColor="accent1" w:themeShade="BF"/>
     </w:rPr>
   </w:style>
-  <w:style w:type="paragraph" w:styleId="845">
+  <w:style w:type="paragraph" w:styleId="851">
     <w:name w:val="Heading 6"/>
-    <w:basedOn w:val="899"/>
-    <w:next w:val="899"/>
-    <w:link w:val="855"/>
+    <w:basedOn w:val="905"/>
+    <w:next w:val="905"/>
+    <w:link w:val="861"/>
     <w:uiPriority w:val="9"/>
     <w:unhideWhenUsed/>
     <w:qFormat/>
@@ -34041,11 +34391,11 @@
       <w:color w:val="595959" w:themeColor="text1" w:themeTint="A6"/>
     </w:rPr>
   </w:style>
-  <w:style w:type="paragraph" w:styleId="846">
+  <w:style w:type="paragraph" w:styleId="852">
     <w:name w:val="Heading 7"/>
-    <w:basedOn w:val="899"/>
-    <w:next w:val="899"/>
-    <w:link w:val="856"/>
+    <w:basedOn w:val="905"/>
+    <w:next w:val="905"/>
+    <w:link w:val="862"/>
     <w:uiPriority w:val="9"/>
     <w:unhideWhenUsed/>
     <w:qFormat/>
@@ -34062,11 +34412,11 @@
       <w:color w:val="595959" w:themeColor="text1" w:themeTint="A6"/>
     </w:rPr>
   </w:style>
-  <w:style w:type="paragraph" w:styleId="847">
+  <w:style w:type="paragraph" w:styleId="853">
     <w:name w:val="Heading 8"/>
-    <w:basedOn w:val="899"/>
-    <w:next w:val="899"/>
-    <w:link w:val="857"/>
+    <w:basedOn w:val="905"/>
+    <w:next w:val="905"/>
+    <w:link w:val="863"/>
     <w:uiPriority w:val="9"/>
     <w:unhideWhenUsed/>
     <w:qFormat/>
@@ -34085,11 +34435,11 @@
       <w:color w:val="272727" w:themeColor="text1" w:themeTint="D8"/>
     </w:rPr>
   </w:style>
-  <w:style w:type="paragraph" w:styleId="848">
+  <w:style w:type="paragraph" w:styleId="854">
     <w:name w:val="Heading 9"/>
-    <w:basedOn w:val="899"/>
-    <w:next w:val="899"/>
-    <w:link w:val="858"/>
+    <w:basedOn w:val="905"/>
+    <w:next w:val="905"/>
+    <w:link w:val="864"/>
     <w:uiPriority w:val="9"/>
     <w:unhideWhenUsed/>
     <w:qFormat/>
@@ -34108,7 +34458,7 @@
       <w:color w:val="272727" w:themeColor="text1" w:themeTint="D8"/>
     </w:rPr>
   </w:style>
-  <w:style w:type="character" w:styleId="849" w:default="1">
+  <w:style w:type="character" w:styleId="855" w:default="1">
     <w:name w:val="Default Paragraph Font"/>
     <w:uiPriority w:val="1"/>
     <w:semiHidden/>
@@ -34119,9 +34469,9 @@
       <w:ind/>
     </w:pPr>
   </w:style>
-  <w:style w:type="character" w:styleId="850">
+  <w:style w:type="character" w:styleId="856">
     <w:name w:val="Heading 1 Char"/>
-    <w:link w:val="840"/>
+    <w:link w:val="846"/>
     <w:uiPriority w:val="9"/>
     <w:pPr>
       <w:pBdr/>
@@ -34136,9 +34486,9 @@
       <w:lang w:val="pl-PL"/>
     </w:rPr>
   </w:style>
-  <w:style w:type="character" w:styleId="851">
+  <w:style w:type="character" w:styleId="857">
     <w:name w:val="Heading 2 Char"/>
-    <w:link w:val="841"/>
+    <w:link w:val="847"/>
     <w:uiPriority w:val="9"/>
     <w:pPr>
       <w:pBdr/>
@@ -34153,10 +34503,10 @@
       <w:lang w:val="pl-PL"/>
     </w:rPr>
   </w:style>
-  <w:style w:type="character" w:styleId="852">
+  <w:style w:type="character" w:styleId="858">
     <w:name w:val="Heading 3 Char"/>
-    <w:basedOn w:val="849"/>
-    <w:link w:val="842"/>
+    <w:basedOn w:val="855"/>
+    <w:link w:val="848"/>
     <w:uiPriority w:val="9"/>
     <w:pPr>
       <w:pBdr/>
@@ -34170,10 +34520,10 @@
       <w:szCs w:val="28"/>
     </w:rPr>
   </w:style>
-  <w:style w:type="character" w:styleId="853">
+  <w:style w:type="character" w:styleId="859">
     <w:name w:val="Heading 4 Char"/>
-    <w:basedOn w:val="849"/>
-    <w:link w:val="843"/>
+    <w:basedOn w:val="855"/>
+    <w:link w:val="849"/>
     <w:uiPriority w:val="9"/>
     <w:pPr>
       <w:pBdr/>
@@ -34187,10 +34537,10 @@
       <w:color w:val="0f4761" w:themeColor="accent1" w:themeShade="BF"/>
     </w:rPr>
   </w:style>
-  <w:style w:type="character" w:styleId="854">
+  <w:style w:type="character" w:styleId="860">
     <w:name w:val="Heading 5 Char"/>
-    <w:basedOn w:val="849"/>
-    <w:link w:val="844"/>
+    <w:basedOn w:val="855"/>
+    <w:link w:val="850"/>
     <w:uiPriority w:val="9"/>
     <w:pPr>
       <w:pBdr/>
@@ -34202,10 +34552,10 @@
       <w:color w:val="0f4761" w:themeColor="accent1" w:themeShade="BF"/>
     </w:rPr>
   </w:style>
-  <w:style w:type="character" w:styleId="855">
+  <w:style w:type="character" w:styleId="861">
     <w:name w:val="Heading 6 Char"/>
-    <w:basedOn w:val="849"/>
-    <w:link w:val="845"/>
+    <w:basedOn w:val="855"/>
+    <w:link w:val="851"/>
     <w:uiPriority w:val="9"/>
     <w:pPr>
       <w:pBdr/>
@@ -34219,10 +34569,10 @@
       <w:color w:val="595959" w:themeColor="text1" w:themeTint="A6"/>
     </w:rPr>
   </w:style>
-  <w:style w:type="character" w:styleId="856">
+  <w:style w:type="character" w:styleId="862">
     <w:name w:val="Heading 7 Char"/>
-    <w:basedOn w:val="849"/>
-    <w:link w:val="846"/>
+    <w:basedOn w:val="855"/>
+    <w:link w:val="852"/>
     <w:uiPriority w:val="9"/>
     <w:pPr>
       <w:pBdr/>
@@ -34234,10 +34584,10 @@
       <w:color w:val="595959" w:themeColor="text1" w:themeTint="A6"/>
     </w:rPr>
   </w:style>
-  <w:style w:type="character" w:styleId="857">
+  <w:style w:type="character" w:styleId="863">
     <w:name w:val="Heading 8 Char"/>
-    <w:basedOn w:val="849"/>
-    <w:link w:val="847"/>
+    <w:basedOn w:val="855"/>
+    <w:link w:val="853"/>
     <w:uiPriority w:val="9"/>
     <w:pPr>
       <w:pBdr/>
@@ -34251,10 +34601,10 @@
       <w:color w:val="272727" w:themeColor="text1" w:themeTint="D8"/>
     </w:rPr>
   </w:style>
-  <w:style w:type="character" w:styleId="858">
+  <w:style w:type="character" w:styleId="864">
     <w:name w:val="Heading 9 Char"/>
-    <w:basedOn w:val="849"/>
-    <w:link w:val="848"/>
+    <w:basedOn w:val="855"/>
+    <w:link w:val="854"/>
     <w:uiPriority w:val="9"/>
     <w:pPr>
       <w:pBdr/>
@@ -34268,11 +34618,11 @@
       <w:color w:val="272727" w:themeColor="text1" w:themeTint="D8"/>
     </w:rPr>
   </w:style>
-  <w:style w:type="paragraph" w:styleId="859">
+  <w:style w:type="paragraph" w:styleId="865">
     <w:name w:val="Title"/>
-    <w:basedOn w:val="899"/>
-    <w:next w:val="899"/>
-    <w:link w:val="860"/>
+    <w:basedOn w:val="905"/>
+    <w:next w:val="905"/>
+    <w:link w:val="866"/>
     <w:uiPriority w:val="10"/>
     <w:qFormat/>
     <w:pPr>
@@ -34288,10 +34638,10 @@
       <w:szCs w:val="56"/>
     </w:rPr>
   </w:style>
-  <w:style w:type="character" w:styleId="860">
+  <w:style w:type="character" w:styleId="866">
     <w:name w:val="Title Char"/>
-    <w:basedOn w:val="849"/>
-    <w:link w:val="859"/>
+    <w:basedOn w:val="855"/>
+    <w:link w:val="865"/>
     <w:uiPriority w:val="10"/>
     <w:pPr>
       <w:pBdr/>
@@ -34305,11 +34655,11 @@
       <w:szCs w:val="56"/>
     </w:rPr>
   </w:style>
-  <w:style w:type="paragraph" w:styleId="861">
+  <w:style w:type="paragraph" w:styleId="867">
     <w:name w:val="Subtitle"/>
-    <w:basedOn w:val="899"/>
-    <w:next w:val="899"/>
-    <w:link w:val="862"/>
+    <w:basedOn w:val="905"/>
+    <w:next w:val="905"/>
+    <w:link w:val="868"/>
     <w:uiPriority w:val="11"/>
     <w:qFormat/>
     <w:pPr>
@@ -34327,10 +34677,10 @@
       <w:szCs w:val="28"/>
     </w:rPr>
   </w:style>
-  <w:style w:type="character" w:styleId="862">
+  <w:style w:type="character" w:styleId="868">
     <w:name w:val="Subtitle Char"/>
-    <w:basedOn w:val="849"/>
-    <w:link w:val="861"/>
+    <w:basedOn w:val="855"/>
+    <w:link w:val="867"/>
     <w:uiPriority w:val="11"/>
     <w:pPr>
       <w:pBdr/>
@@ -34344,11 +34694,11 @@
       <w:szCs w:val="28"/>
     </w:rPr>
   </w:style>
-  <w:style w:type="paragraph" w:styleId="863">
+  <w:style w:type="paragraph" w:styleId="869">
     <w:name w:val="Quote"/>
-    <w:basedOn w:val="899"/>
-    <w:next w:val="899"/>
-    <w:link w:val="864"/>
+    <w:basedOn w:val="905"/>
+    <w:next w:val="905"/>
+    <w:link w:val="870"/>
     <w:uiPriority w:val="29"/>
     <w:qFormat/>
     <w:pPr>
@@ -34363,10 +34713,10 @@
       <w:color w:val="404040" w:themeColor="text1" w:themeTint="BF"/>
     </w:rPr>
   </w:style>
-  <w:style w:type="character" w:styleId="864">
+  <w:style w:type="character" w:styleId="870">
     <w:name w:val="Quote Char"/>
-    <w:basedOn w:val="849"/>
-    <w:link w:val="863"/>
+    <w:basedOn w:val="855"/>
+    <w:link w:val="869"/>
     <w:uiPriority w:val="29"/>
     <w:pPr>
       <w:pBdr/>
@@ -34379,9 +34729,9 @@
       <w:color w:val="404040" w:themeColor="text1" w:themeTint="BF"/>
     </w:rPr>
   </w:style>
-  <w:style w:type="character" w:styleId="865">
+  <w:style w:type="character" w:styleId="871">
     <w:name w:val="Intense Emphasis"/>
-    <w:basedOn w:val="849"/>
+    <w:basedOn w:val="855"/>
     <w:uiPriority w:val="21"/>
     <w:qFormat/>
     <w:pPr>
@@ -34395,11 +34745,11 @@
       <w:color w:val="0f4761" w:themeColor="accent1" w:themeShade="BF"/>
     </w:rPr>
   </w:style>
-  <w:style w:type="paragraph" w:styleId="866">
+  <w:style w:type="paragraph" w:styleId="872">
     <w:name w:val="Intense Quote"/>
-    <w:basedOn w:val="899"/>
-    <w:next w:val="899"/>
-    <w:link w:val="867"/>
+    <w:basedOn w:val="905"/>
+    <w:next w:val="905"/>
+    <w:link w:val="873"/>
     <w:uiPriority w:val="30"/>
     <w:qFormat/>
     <w:pPr>
@@ -34417,10 +34767,10 @@
       <w:color w:val="0f4761" w:themeColor="accent1" w:themeShade="BF"/>
     </w:rPr>
   </w:style>
-  <w:style w:type="character" w:styleId="867">
+  <w:style w:type="character" w:styleId="873">
     <w:name w:val="Intense Quote Char"/>
-    <w:basedOn w:val="849"/>
-    <w:link w:val="866"/>
+    <w:basedOn w:val="855"/>
+    <w:link w:val="872"/>
     <w:uiPriority w:val="30"/>
     <w:pPr>
       <w:pBdr/>
@@ -34433,9 +34783,9 @@
       <w:color w:val="0f4761" w:themeColor="accent1" w:themeShade="BF"/>
     </w:rPr>
   </w:style>
-  <w:style w:type="character" w:styleId="868">
+  <w:style w:type="character" w:styleId="874">
     <w:name w:val="Intense Reference"/>
-    <w:basedOn w:val="849"/>
+    <w:basedOn w:val="855"/>
     <w:uiPriority w:val="32"/>
     <w:qFormat/>
     <w:pPr>
@@ -34451,9 +34801,9 @@
       <w:spacing w:val="5"/>
     </w:rPr>
   </w:style>
-  <w:style w:type="character" w:styleId="869">
+  <w:style w:type="character" w:styleId="875">
     <w:name w:val="Subtle Emphasis"/>
-    <w:basedOn w:val="849"/>
+    <w:basedOn w:val="855"/>
     <w:uiPriority w:val="19"/>
     <w:qFormat/>
     <w:pPr>
@@ -34467,9 +34817,9 @@
       <w:color w:val="404040" w:themeColor="text1" w:themeTint="BF"/>
     </w:rPr>
   </w:style>
-  <w:style w:type="character" w:styleId="870">
+  <w:style w:type="character" w:styleId="876">
     <w:name w:val="Emphasis"/>
-    <w:basedOn w:val="849"/>
+    <w:basedOn w:val="855"/>
     <w:uiPriority w:val="20"/>
     <w:qFormat/>
     <w:pPr>
@@ -34482,9 +34832,9 @@
       <w:iCs/>
     </w:rPr>
   </w:style>
-  <w:style w:type="character" w:styleId="871">
+  <w:style w:type="character" w:styleId="877">
     <w:name w:val="Strong"/>
-    <w:basedOn w:val="849"/>
+    <w:basedOn w:val="855"/>
     <w:uiPriority w:val="22"/>
     <w:qFormat/>
     <w:pPr>
@@ -34497,9 +34847,9 @@
       <w:bCs/>
     </w:rPr>
   </w:style>
-  <w:style w:type="character" w:styleId="872">
+  <w:style w:type="character" w:styleId="878">
     <w:name w:val="Subtle Reference"/>
-    <w:basedOn w:val="849"/>
+    <w:basedOn w:val="855"/>
     <w:uiPriority w:val="31"/>
     <w:qFormat/>
     <w:pPr>
@@ -34512,9 +34862,9 @@
       <w:color w:val="5a5a5a" w:themeColor="text1" w:themeTint="A5"/>
     </w:rPr>
   </w:style>
-  <w:style w:type="character" w:styleId="873">
+  <w:style w:type="character" w:styleId="879">
     <w:name w:val="Book Title"/>
-    <w:basedOn w:val="849"/>
+    <w:basedOn w:val="855"/>
     <w:uiPriority w:val="33"/>
     <w:qFormat/>
     <w:pPr>
@@ -34530,10 +34880,10 @@
       <w:spacing w:val="5"/>
     </w:rPr>
   </w:style>
-  <w:style w:type="paragraph" w:styleId="874">
+  <w:style w:type="paragraph" w:styleId="880">
     <w:name w:val="Header"/>
-    <w:basedOn w:val="899"/>
-    <w:link w:val="875"/>
+    <w:basedOn w:val="905"/>
+    <w:link w:val="881"/>
     <w:uiPriority w:val="99"/>
     <w:unhideWhenUsed/>
     <w:pPr>
@@ -34546,10 +34896,10 @@
       <w:ind/>
     </w:pPr>
   </w:style>
-  <w:style w:type="character" w:styleId="875">
+  <w:style w:type="character" w:styleId="881">
     <w:name w:val="Header Char"/>
-    <w:basedOn w:val="849"/>
-    <w:link w:val="874"/>
+    <w:basedOn w:val="855"/>
+    <w:link w:val="880"/>
     <w:uiPriority w:val="99"/>
     <w:pPr>
       <w:pBdr/>
@@ -34557,10 +34907,10 @@
       <w:ind/>
     </w:pPr>
   </w:style>
-  <w:style w:type="paragraph" w:styleId="876">
+  <w:style w:type="paragraph" w:styleId="882">
     <w:name w:val="Footer"/>
-    <w:basedOn w:val="899"/>
-    <w:link w:val="877"/>
+    <w:basedOn w:val="905"/>
+    <w:link w:val="883"/>
     <w:uiPriority w:val="99"/>
     <w:unhideWhenUsed/>
     <w:pPr>
@@ -34573,10 +34923,10 @@
       <w:ind/>
     </w:pPr>
   </w:style>
-  <w:style w:type="character" w:styleId="877">
+  <w:style w:type="character" w:styleId="883">
     <w:name w:val="Footer Char"/>
-    <w:basedOn w:val="849"/>
-    <w:link w:val="876"/>
+    <w:basedOn w:val="855"/>
+    <w:link w:val="882"/>
     <w:uiPriority w:val="99"/>
     <w:pPr>
       <w:pBdr/>
@@ -34584,10 +34934,10 @@
       <w:ind/>
     </w:pPr>
   </w:style>
-  <w:style w:type="paragraph" w:styleId="878">
+  <w:style w:type="paragraph" w:styleId="884">
     <w:name w:val="Caption"/>
-    <w:basedOn w:val="899"/>
-    <w:next w:val="899"/>
+    <w:basedOn w:val="905"/>
+    <w:next w:val="905"/>
     <w:uiPriority w:val="35"/>
     <w:unhideWhenUsed/>
     <w:qFormat/>
@@ -34606,10 +34956,10 @@
       <w:lang w:val="pl-PL"/>
     </w:rPr>
   </w:style>
-  <w:style w:type="paragraph" w:styleId="879">
+  <w:style w:type="paragraph" w:styleId="885">
     <w:name w:val="footnote text"/>
-    <w:basedOn w:val="899"/>
-    <w:link w:val="880"/>
+    <w:basedOn w:val="905"/>
+    <w:link w:val="886"/>
     <w:uiPriority w:val="99"/>
     <w:semiHidden/>
     <w:unhideWhenUsed/>
@@ -34623,10 +34973,10 @@
       <w:szCs w:val="20"/>
     </w:rPr>
   </w:style>
-  <w:style w:type="character" w:styleId="880">
+  <w:style w:type="character" w:styleId="886">
     <w:name w:val="Footnote Text Char"/>
-    <w:basedOn w:val="849"/>
-    <w:link w:val="879"/>
+    <w:basedOn w:val="855"/>
+    <w:link w:val="885"/>
     <w:uiPriority w:val="99"/>
     <w:semiHidden/>
     <w:pPr>
@@ -34639,9 +34989,9 @@
       <w:szCs w:val="20"/>
     </w:rPr>
   </w:style>
-  <w:style w:type="character" w:styleId="881">
+  <w:style w:type="character" w:styleId="887">
     <w:name w:val="footnote reference"/>
-    <w:basedOn w:val="849"/>
+    <w:basedOn w:val="855"/>
     <w:uiPriority w:val="99"/>
     <w:semiHidden/>
     <w:unhideWhenUsed/>
@@ -34654,10 +35004,10 @@
       <w:vertAlign w:val="superscript"/>
     </w:rPr>
   </w:style>
-  <w:style w:type="paragraph" w:styleId="882">
+  <w:style w:type="paragraph" w:styleId="888">
     <w:name w:val="endnote text"/>
-    <w:basedOn w:val="899"/>
-    <w:link w:val="883"/>
+    <w:basedOn w:val="905"/>
+    <w:link w:val="889"/>
     <w:uiPriority w:val="99"/>
     <w:semiHidden/>
     <w:unhideWhenUsed/>
@@ -34671,10 +35021,10 @@
       <w:szCs w:val="20"/>
     </w:rPr>
   </w:style>
-  <w:style w:type="character" w:styleId="883">
+  <w:style w:type="character" w:styleId="889">
     <w:name w:val="Endnote Text Char"/>
-    <w:basedOn w:val="849"/>
-    <w:link w:val="882"/>
+    <w:basedOn w:val="855"/>
+    <w:link w:val="888"/>
     <w:uiPriority w:val="99"/>
     <w:semiHidden/>
     <w:pPr>
@@ -34687,9 +35037,9 @@
       <w:szCs w:val="20"/>
     </w:rPr>
   </w:style>
-  <w:style w:type="character" w:styleId="884">
+  <w:style w:type="character" w:styleId="890">
     <w:name w:val="endnote reference"/>
-    <w:basedOn w:val="849"/>
+    <w:basedOn w:val="855"/>
     <w:uiPriority w:val="99"/>
     <w:semiHidden/>
     <w:unhideWhenUsed/>
@@ -34702,9 +35052,9 @@
       <w:vertAlign w:val="superscript"/>
     </w:rPr>
   </w:style>
-  <w:style w:type="character" w:styleId="885">
+  <w:style w:type="character" w:styleId="891">
     <w:name w:val="Hyperlink"/>
-    <w:basedOn w:val="849"/>
+    <w:basedOn w:val="855"/>
     <w:uiPriority w:val="99"/>
     <w:unhideWhenUsed/>
     <w:pPr>
@@ -34717,9 +35067,9 @@
       <w:u w:val="single"/>
     </w:rPr>
   </w:style>
-  <w:style w:type="character" w:styleId="886">
+  <w:style w:type="character" w:styleId="892">
     <w:name w:val="FollowedHyperlink"/>
-    <w:basedOn w:val="849"/>
+    <w:basedOn w:val="855"/>
     <w:uiPriority w:val="99"/>
     <w:semiHidden/>
     <w:unhideWhenUsed/>
@@ -34733,10 +35083,10 @@
       <w:u w:val="single"/>
     </w:rPr>
   </w:style>
-  <w:style w:type="paragraph" w:styleId="887">
+  <w:style w:type="paragraph" w:styleId="893">
     <w:name w:val="toc 1"/>
-    <w:basedOn w:val="899"/>
-    <w:next w:val="899"/>
+    <w:basedOn w:val="905"/>
+    <w:next w:val="905"/>
     <w:uiPriority w:val="39"/>
     <w:unhideWhenUsed/>
     <w:pPr>
@@ -34745,10 +35095,10 @@
       <w:ind/>
     </w:pPr>
   </w:style>
-  <w:style w:type="paragraph" w:styleId="888">
+  <w:style w:type="paragraph" w:styleId="894">
     <w:name w:val="toc 2"/>
-    <w:basedOn w:val="899"/>
-    <w:next w:val="899"/>
+    <w:basedOn w:val="905"/>
+    <w:next w:val="905"/>
     <w:uiPriority w:val="39"/>
     <w:unhideWhenUsed/>
     <w:pPr>
@@ -34757,10 +35107,10 @@
       <w:ind w:left="220"/>
     </w:pPr>
   </w:style>
-  <w:style w:type="paragraph" w:styleId="889">
+  <w:style w:type="paragraph" w:styleId="895">
     <w:name w:val="toc 3"/>
-    <w:basedOn w:val="899"/>
-    <w:next w:val="899"/>
+    <w:basedOn w:val="905"/>
+    <w:next w:val="905"/>
     <w:uiPriority w:val="39"/>
     <w:unhideWhenUsed/>
     <w:pPr>
@@ -34769,10 +35119,10 @@
       <w:ind w:left="440"/>
     </w:pPr>
   </w:style>
-  <w:style w:type="paragraph" w:styleId="890">
+  <w:style w:type="paragraph" w:styleId="896">
     <w:name w:val="toc 4"/>
-    <w:basedOn w:val="899"/>
-    <w:next w:val="899"/>
+    <w:basedOn w:val="905"/>
+    <w:next w:val="905"/>
     <w:uiPriority w:val="39"/>
     <w:unhideWhenUsed/>
     <w:pPr>
@@ -34781,10 +35131,10 @@
       <w:ind w:left="660"/>
     </w:pPr>
   </w:style>
-  <w:style w:type="paragraph" w:styleId="891">
+  <w:style w:type="paragraph" w:styleId="897">
     <w:name w:val="toc 5"/>
-    <w:basedOn w:val="899"/>
-    <w:next w:val="899"/>
+    <w:basedOn w:val="905"/>
+    <w:next w:val="905"/>
     <w:uiPriority w:val="39"/>
     <w:unhideWhenUsed/>
     <w:pPr>
@@ -34793,10 +35143,10 @@
       <w:ind w:left="880"/>
     </w:pPr>
   </w:style>
-  <w:style w:type="paragraph" w:styleId="892">
+  <w:style w:type="paragraph" w:styleId="898">
     <w:name w:val="toc 6"/>
-    <w:basedOn w:val="899"/>
-    <w:next w:val="899"/>
+    <w:basedOn w:val="905"/>
+    <w:next w:val="905"/>
     <w:uiPriority w:val="39"/>
     <w:unhideWhenUsed/>
     <w:pPr>
@@ -34805,10 +35155,10 @@
       <w:ind w:left="1100"/>
     </w:pPr>
   </w:style>
-  <w:style w:type="paragraph" w:styleId="893">
+  <w:style w:type="paragraph" w:styleId="899">
     <w:name w:val="toc 7"/>
-    <w:basedOn w:val="899"/>
-    <w:next w:val="899"/>
+    <w:basedOn w:val="905"/>
+    <w:next w:val="905"/>
     <w:uiPriority w:val="39"/>
     <w:unhideWhenUsed/>
     <w:pPr>
@@ -34817,10 +35167,10 @@
       <w:ind w:left="1320"/>
     </w:pPr>
   </w:style>
-  <w:style w:type="paragraph" w:styleId="894">
+  <w:style w:type="paragraph" w:styleId="900">
     <w:name w:val="toc 8"/>
-    <w:basedOn w:val="899"/>
-    <w:next w:val="899"/>
+    <w:basedOn w:val="905"/>
+    <w:next w:val="905"/>
     <w:uiPriority w:val="39"/>
     <w:unhideWhenUsed/>
     <w:pPr>
@@ -34829,10 +35179,10 @@
       <w:ind w:left="1540"/>
     </w:pPr>
   </w:style>
-  <w:style w:type="paragraph" w:styleId="895">
+  <w:style w:type="paragraph" w:styleId="901">
     <w:name w:val="toc 9"/>
-    <w:basedOn w:val="899"/>
-    <w:next w:val="899"/>
+    <w:basedOn w:val="905"/>
+    <w:next w:val="905"/>
     <w:uiPriority w:val="39"/>
     <w:unhideWhenUsed/>
     <w:pPr>
@@ -34841,9 +35191,9 @@
       <w:ind w:left="1760"/>
     </w:pPr>
   </w:style>
-  <w:style w:type="character" w:styleId="896">
+  <w:style w:type="character" w:styleId="902">
     <w:name w:val="Placeholder Text"/>
-    <w:basedOn w:val="849"/>
+    <w:basedOn w:val="855"/>
     <w:uiPriority w:val="99"/>
     <w:semiHidden/>
     <w:pPr>
@@ -34855,7 +35205,7 @@
       <w:color w:val="666666"/>
     </w:rPr>
   </w:style>
-  <w:style w:type="paragraph" w:styleId="897">
+  <w:style w:type="paragraph" w:styleId="903">
     <w:name w:val="TOC Heading"/>
     <w:uiPriority w:val="39"/>
     <w:unhideWhenUsed/>
@@ -34865,10 +35215,10 @@
       <w:ind/>
     </w:pPr>
   </w:style>
-  <w:style w:type="paragraph" w:styleId="898">
+  <w:style w:type="paragraph" w:styleId="904">
     <w:name w:val="table of figures"/>
-    <w:basedOn w:val="899"/>
-    <w:next w:val="899"/>
+    <w:basedOn w:val="905"/>
+    <w:next w:val="905"/>
     <w:uiPriority w:val="99"/>
     <w:unhideWhenUsed/>
     <w:pPr>
@@ -34877,7 +35227,7 @@
       <w:ind/>
     </w:pPr>
   </w:style>
-  <w:style w:type="paragraph" w:styleId="899" w:default="1">
+  <w:style w:type="paragraph" w:styleId="905" w:default="1">
     <w:name w:val="Normal"/>
     <w:qFormat/>
     <w:pPr>
@@ -34893,7 +35243,7 @@
       <w:lang w:val="pl-PL"/>
     </w:rPr>
   </w:style>
-  <w:style w:type="table" w:styleId="900" w:default="1">
+  <w:style w:type="table" w:styleId="906" w:default="1">
     <w:name w:val="Normal Table"/>
     <w:uiPriority w:val="99"/>
     <w:semiHidden/>
@@ -35086,7 +35436,7 @@
       </w:tcPr>
     </w:tblStylePr>
   </w:style>
-  <w:style w:type="numbering" w:styleId="901" w:default="1">
+  <w:style w:type="numbering" w:styleId="907" w:default="1">
     <w:name w:val="No List"/>
     <w:uiPriority w:val="99"/>
     <w:semiHidden/>
@@ -35097,9 +35447,9 @@
       <w:ind/>
     </w:pPr>
   </w:style>
-  <w:style w:type="paragraph" w:styleId="902">
+  <w:style w:type="paragraph" w:styleId="908">
     <w:name w:val="No Spacing"/>
-    <w:basedOn w:val="899"/>
+    <w:basedOn w:val="905"/>
     <w:uiPriority w:val="1"/>
     <w:qFormat/>
     <w:pPr>
@@ -35108,9 +35458,9 @@
       <w:ind/>
     </w:pPr>
   </w:style>
-  <w:style w:type="paragraph" w:styleId="903">
+  <w:style w:type="paragraph" w:styleId="909">
     <w:name w:val="List Paragraph"/>
-    <w:basedOn w:val="899"/>
+    <w:basedOn w:val="905"/>
     <w:uiPriority w:val="34"/>
     <w:qFormat/>
     <w:pPr>
@@ -35150,7 +35500,7 @@
           </w:pPr>
           <w:r>
             <w:rPr>
-              <w:rStyle w:val="896"/>
+              <w:rStyle w:val="902"/>
             </w:rPr>
             <w:t xml:space="preserve">Your text here</w:t>
           </w:r>
@@ -35432,7 +35782,7 @@
     <w:lsdException w:name="Bibliography" w:uiPriority="37"/>
     <w:lsdException w:name="TOC Heading" w:uiPriority="39" w:qFormat="1"/>
   </w:latentStyles>
-  <w:style w:type="table" w:styleId="1406" w:default="1">
+  <w:style w:type="table" w:styleId="1412" w:default="1">
     <w:name w:val="Normal Table"/>
     <w:uiPriority w:val="99"/>
     <w:semiHidden/>
@@ -35625,9 +35975,9 @@
       </w:tcPr>
     </w:tblStylePr>
   </w:style>
-  <w:style w:type="table" w:styleId="1407">
+  <w:style w:type="table" w:styleId="1413">
     <w:name w:val="Table Grid"/>
-    <w:basedOn w:val="1406"/>
+    <w:basedOn w:val="1412"/>
     <w:uiPriority w:val="59"/>
     <w:pPr>
       <w:pBdr/>
@@ -35824,9 +36174,9 @@
       </w:tcPr>
     </w:tblStylePr>
   </w:style>
-  <w:style w:type="table" w:styleId="1408">
+  <w:style w:type="table" w:styleId="1414">
     <w:name w:val="Table Grid Light"/>
-    <w:basedOn w:val="1406"/>
+    <w:basedOn w:val="1412"/>
     <w:uiPriority w:val="59"/>
     <w:pPr>
       <w:pBdr/>
@@ -36023,9 +36373,9 @@
       </w:tcPr>
     </w:tblStylePr>
   </w:style>
-  <w:style w:type="table" w:styleId="1409">
+  <w:style w:type="table" w:styleId="1415">
     <w:name w:val="Plain Table 1"/>
-    <w:basedOn w:val="1406"/>
+    <w:basedOn w:val="1412"/>
     <w:uiPriority w:val="59"/>
     <w:pPr>
       <w:pBdr/>
@@ -36248,9 +36598,9 @@
       </w:tcPr>
     </w:tblStylePr>
   </w:style>
-  <w:style w:type="table" w:styleId="1410">
+  <w:style w:type="table" w:styleId="1416">
     <w:name w:val="Plain Table 2"/>
-    <w:basedOn w:val="1406"/>
+    <w:basedOn w:val="1412"/>
     <w:uiPriority w:val="59"/>
     <w:pPr>
       <w:pBdr/>
@@ -36481,9 +36831,9 @@
       </w:tcPr>
     </w:tblStylePr>
   </w:style>
-  <w:style w:type="table" w:styleId="1411">
+  <w:style w:type="table" w:styleId="1417">
     <w:name w:val="Plain Table 3"/>
-    <w:basedOn w:val="1406"/>
+    <w:basedOn w:val="1412"/>
     <w:uiPriority w:val="99"/>
     <w:pPr>
       <w:pBdr/>
@@ -36711,9 +37061,9 @@
       </w:tcPr>
     </w:tblStylePr>
   </w:style>
-  <w:style w:type="table" w:styleId="1412">
+  <w:style w:type="table" w:styleId="1418">
     <w:name w:val="Plain Table 4"/>
-    <w:basedOn w:val="1406"/>
+    <w:basedOn w:val="1412"/>
     <w:uiPriority w:val="99"/>
     <w:pPr>
       <w:pBdr/>
@@ -36927,9 +37277,9 @@
       </w:tcPr>
     </w:tblStylePr>
   </w:style>
-  <w:style w:type="table" w:styleId="1413">
+  <w:style w:type="table" w:styleId="1419">
     <w:name w:val="Plain Table 5"/>
-    <w:basedOn w:val="1406"/>
+    <w:basedOn w:val="1412"/>
     <w:uiPriority w:val="99"/>
     <w:pPr>
       <w:pBdr/>
@@ -37160,9 +37510,9 @@
       </w:tcPr>
     </w:tblStylePr>
   </w:style>
-  <w:style w:type="table" w:styleId="1414">
+  <w:style w:type="table" w:styleId="1420">
     <w:name w:val="Grid Table 1 Light"/>
-    <w:basedOn w:val="1406"/>
+    <w:basedOn w:val="1412"/>
     <w:uiPriority w:val="99"/>
     <w:pPr>
       <w:pBdr/>
@@ -37383,9 +37733,9 @@
       </w:tcPr>
     </w:tblStylePr>
   </w:style>
-  <w:style w:type="table" w:styleId="1415">
+  <w:style w:type="table" w:styleId="1421">
     <w:name w:val="Grid Table 1 Light - Accent 1"/>
-    <w:basedOn w:val="1406"/>
+    <w:basedOn w:val="1412"/>
     <w:uiPriority w:val="99"/>
     <w:pPr>
       <w:pBdr/>
@@ -37606,9 +37956,9 @@
       </w:tcPr>
     </w:tblStylePr>
   </w:style>
-  <w:style w:type="table" w:styleId="1416">
+  <w:style w:type="table" w:styleId="1422">
     <w:name w:val="Grid Table 1 Light - Accent 2"/>
-    <w:basedOn w:val="1406"/>
+    <w:basedOn w:val="1412"/>
     <w:uiPriority w:val="99"/>
     <w:pPr>
       <w:pBdr/>
@@ -37829,9 +38179,9 @@
       </w:tcPr>
     </w:tblStylePr>
   </w:style>
-  <w:style w:type="table" w:styleId="1417">
+  <w:style w:type="table" w:styleId="1423">
     <w:name w:val="Grid Table 1 Light - Accent 3"/>
-    <w:basedOn w:val="1406"/>
+    <w:basedOn w:val="1412"/>
     <w:uiPriority w:val="99"/>
     <w:pPr>
       <w:pBdr/>
@@ -38052,9 +38402,9 @@
       </w:tcPr>
     </w:tblStylePr>
   </w:style>
-  <w:style w:type="table" w:styleId="1418">
+  <w:style w:type="table" w:styleId="1424">
     <w:name w:val="Grid Table 1 Light - Accent 4"/>
-    <w:basedOn w:val="1406"/>
+    <w:basedOn w:val="1412"/>
     <w:uiPriority w:val="99"/>
     <w:pPr>
       <w:pBdr/>
@@ -38275,9 +38625,9 @@
       </w:tcPr>
     </w:tblStylePr>
   </w:style>
-  <w:style w:type="table" w:styleId="1419">
+  <w:style w:type="table" w:styleId="1425">
     <w:name w:val="Grid Table 1 Light - Accent 5"/>
-    <w:basedOn w:val="1406"/>
+    <w:basedOn w:val="1412"/>
     <w:uiPriority w:val="99"/>
     <w:pPr>
       <w:pBdr/>
@@ -38498,9 +38848,9 @@
       </w:tcPr>
     </w:tblStylePr>
   </w:style>
-  <w:style w:type="table" w:styleId="1420">
+  <w:style w:type="table" w:styleId="1426">
     <w:name w:val="Grid Table 1 Light - Accent 6"/>
-    <w:basedOn w:val="1406"/>
+    <w:basedOn w:val="1412"/>
     <w:uiPriority w:val="99"/>
     <w:pPr>
       <w:pBdr/>
@@ -38721,9 +39071,9 @@
       </w:tcPr>
     </w:tblStylePr>
   </w:style>
-  <w:style w:type="table" w:styleId="1421">
+  <w:style w:type="table" w:styleId="1427">
     <w:name w:val="Grid Table 2"/>
-    <w:basedOn w:val="1406"/>
+    <w:basedOn w:val="1412"/>
     <w:uiPriority w:val="99"/>
     <w:pPr>
       <w:pBdr/>
@@ -38953,9 +39303,9 @@
       </w:tcPr>
     </w:tblStylePr>
   </w:style>
-  <w:style w:type="table" w:styleId="1422">
+  <w:style w:type="table" w:styleId="1428">
     <w:name w:val="Grid Table 2 - Accent 1"/>
-    <w:basedOn w:val="1406"/>
+    <w:basedOn w:val="1412"/>
     <w:uiPriority w:val="99"/>
     <w:pPr>
       <w:pBdr/>
@@ -39185,9 +39535,9 @@
       </w:tcPr>
     </w:tblStylePr>
   </w:style>
-  <w:style w:type="table" w:styleId="1423">
+  <w:style w:type="table" w:styleId="1429">
     <w:name w:val="Grid Table 2 - Accent 2"/>
-    <w:basedOn w:val="1406"/>
+    <w:basedOn w:val="1412"/>
     <w:uiPriority w:val="99"/>
     <w:pPr>
       <w:pBdr/>
@@ -39417,9 +39767,9 @@
       </w:tcPr>
     </w:tblStylePr>
   </w:style>
-  <w:style w:type="table" w:styleId="1424">
+  <w:style w:type="table" w:styleId="1430">
     <w:name w:val="Grid Table 2 - Accent 3"/>
-    <w:basedOn w:val="1406"/>
+    <w:basedOn w:val="1412"/>
     <w:uiPriority w:val="99"/>
     <w:pPr>
       <w:pBdr/>
@@ -39649,9 +39999,9 @@
       </w:tcPr>
     </w:tblStylePr>
   </w:style>
-  <w:style w:type="table" w:styleId="1425">
+  <w:style w:type="table" w:styleId="1431">
     <w:name w:val="Grid Table 2 - Accent 4"/>
-    <w:basedOn w:val="1406"/>
+    <w:basedOn w:val="1412"/>
     <w:uiPriority w:val="99"/>
     <w:pPr>
       <w:pBdr/>
@@ -39881,9 +40231,9 @@
       </w:tcPr>
     </w:tblStylePr>
   </w:style>
-  <w:style w:type="table" w:styleId="1426">
+  <w:style w:type="table" w:styleId="1432">
     <w:name w:val="Grid Table 2 - Accent 5"/>
-    <w:basedOn w:val="1406"/>
+    <w:basedOn w:val="1412"/>
     <w:uiPriority w:val="99"/>
     <w:pPr>
       <w:pBdr/>
@@ -40113,9 +40463,9 @@
       </w:tcPr>
     </w:tblStylePr>
   </w:style>
-  <w:style w:type="table" w:styleId="1427">
+  <w:style w:type="table" w:styleId="1433">
     <w:name w:val="Grid Table 2 - Accent 6"/>
-    <w:basedOn w:val="1406"/>
+    <w:basedOn w:val="1412"/>
     <w:uiPriority w:val="99"/>
     <w:pPr>
       <w:pBdr/>
@@ -40345,9 +40695,9 @@
       </w:tcPr>
     </w:tblStylePr>
   </w:style>
-  <w:style w:type="table" w:styleId="1428">
+  <w:style w:type="table" w:styleId="1434">
     <w:name w:val="Grid Table 3"/>
-    <w:basedOn w:val="1406"/>
+    <w:basedOn w:val="1412"/>
     <w:uiPriority w:val="99"/>
     <w:pPr>
       <w:pBdr/>
@@ -40590,9 +40940,9 @@
       </w:tcPr>
     </w:tblStylePr>
   </w:style>
-  <w:style w:type="table" w:styleId="1429">
+  <w:style w:type="table" w:styleId="1435">
     <w:name w:val="Grid Table 3 - Accent 1"/>
-    <w:basedOn w:val="1406"/>
+    <w:basedOn w:val="1412"/>
     <w:uiPriority w:val="99"/>
     <w:pPr>
       <w:pBdr/>
@@ -40835,9 +41185,9 @@
       </w:tcPr>
     </w:tblStylePr>
   </w:style>
-  <w:style w:type="table" w:styleId="1430">
+  <w:style w:type="table" w:styleId="1436">
     <w:name w:val="Grid Table 3 - Accent 2"/>
-    <w:basedOn w:val="1406"/>
+    <w:basedOn w:val="1412"/>
     <w:uiPriority w:val="99"/>
     <w:pPr>
       <w:pBdr/>
@@ -41080,9 +41430,9 @@
       </w:tcPr>
     </w:tblStylePr>
   </w:style>
-  <w:style w:type="table" w:styleId="1431">
+  <w:style w:type="table" w:styleId="1437">
     <w:name w:val="Grid Table 3 - Accent 3"/>
-    <w:basedOn w:val="1406"/>
+    <w:basedOn w:val="1412"/>
     <w:uiPriority w:val="99"/>
     <w:pPr>
       <w:pBdr/>
@@ -41325,9 +41675,9 @@
       </w:tcPr>
     </w:tblStylePr>
   </w:style>
-  <w:style w:type="table" w:styleId="1432">
+  <w:style w:type="table" w:styleId="1438">
     <w:name w:val="Grid Table 3 - Accent 4"/>
-    <w:basedOn w:val="1406"/>
+    <w:basedOn w:val="1412"/>
     <w:uiPriority w:val="99"/>
     <w:pPr>
       <w:pBdr/>
@@ -41570,9 +41920,9 @@
       </w:tcPr>
     </w:tblStylePr>
   </w:style>
-  <w:style w:type="table" w:styleId="1433">
+  <w:style w:type="table" w:styleId="1439">
     <w:name w:val="Grid Table 3 - Accent 5"/>
-    <w:basedOn w:val="1406"/>
+    <w:basedOn w:val="1412"/>
     <w:uiPriority w:val="99"/>
     <w:pPr>
       <w:pBdr/>
@@ -41815,9 +42165,9 @@
       </w:tcPr>
     </w:tblStylePr>
   </w:style>
-  <w:style w:type="table" w:styleId="1434">
+  <w:style w:type="table" w:styleId="1440">
     <w:name w:val="Grid Table 3 - Accent 6"/>
-    <w:basedOn w:val="1406"/>
+    <w:basedOn w:val="1412"/>
     <w:uiPriority w:val="99"/>
     <w:pPr>
       <w:pBdr/>
@@ -42060,9 +42410,9 @@
       </w:tcPr>
     </w:tblStylePr>
   </w:style>
-  <w:style w:type="table" w:styleId="1435">
+  <w:style w:type="table" w:styleId="1441">
     <w:name w:val="Grid Table 4"/>
-    <w:basedOn w:val="1406"/>
+    <w:basedOn w:val="1412"/>
     <w:uiPriority w:val="59"/>
     <w:pPr>
       <w:pBdr/>
@@ -42293,9 +42643,9 @@
       </w:tcPr>
     </w:tblStylePr>
   </w:style>
-  <w:style w:type="table" w:styleId="1436">
+  <w:style w:type="table" w:styleId="1442">
     <w:name w:val="Grid Table 4 - Accent 1"/>
-    <w:basedOn w:val="1406"/>
+    <w:basedOn w:val="1412"/>
     <w:uiPriority w:val="59"/>
     <w:pPr>
       <w:pBdr/>
@@ -42526,9 +42876,9 @@
       </w:tcPr>
     </w:tblStylePr>
   </w:style>
-  <w:style w:type="table" w:styleId="1437">
+  <w:style w:type="table" w:styleId="1443">
     <w:name w:val="Grid Table 4 - Accent 2"/>
-    <w:basedOn w:val="1406"/>
+    <w:basedOn w:val="1412"/>
     <w:uiPriority w:val="59"/>
     <w:pPr>
       <w:pBdr/>
@@ -42759,9 +43109,9 @@
       </w:tcPr>
     </w:tblStylePr>
   </w:style>
-  <w:style w:type="table" w:styleId="1438">
+  <w:style w:type="table" w:styleId="1444">
     <w:name w:val="Grid Table 4 - Accent 3"/>
-    <w:basedOn w:val="1406"/>
+    <w:basedOn w:val="1412"/>
     <w:uiPriority w:val="59"/>
     <w:pPr>
       <w:pBdr/>
@@ -42992,9 +43342,9 @@
       </w:tcPr>
     </w:tblStylePr>
   </w:style>
-  <w:style w:type="table" w:styleId="1439">
+  <w:style w:type="table" w:styleId="1445">
     <w:name w:val="Grid Table 4 - Accent 4"/>
-    <w:basedOn w:val="1406"/>
+    <w:basedOn w:val="1412"/>
     <w:uiPriority w:val="59"/>
     <w:pPr>
       <w:pBdr/>
@@ -43225,9 +43575,9 @@
       </w:tcPr>
     </w:tblStylePr>
   </w:style>
-  <w:style w:type="table" w:styleId="1440">
+  <w:style w:type="table" w:styleId="1446">
     <w:name w:val="Grid Table 4 - Accent 5"/>
-    <w:basedOn w:val="1406"/>
+    <w:basedOn w:val="1412"/>
     <w:uiPriority w:val="59"/>
     <w:pPr>
       <w:pBdr/>
@@ -43458,9 +43808,9 @@
       </w:tcPr>
     </w:tblStylePr>
   </w:style>
-  <w:style w:type="table" w:styleId="1441">
+  <w:style w:type="table" w:styleId="1447">
     <w:name w:val="Grid Table 4 - Accent 6"/>
-    <w:basedOn w:val="1406"/>
+    <w:basedOn w:val="1412"/>
     <w:uiPriority w:val="59"/>
     <w:pPr>
       <w:pBdr/>
@@ -43691,9 +44041,9 @@
       </w:tcPr>
     </w:tblStylePr>
   </w:style>
-  <w:style w:type="table" w:styleId="1442">
+  <w:style w:type="table" w:styleId="1448">
     <w:name w:val="Grid Table 5 Dark"/>
-    <w:basedOn w:val="1406"/>
+    <w:basedOn w:val="1412"/>
     <w:uiPriority w:val="99"/>
     <w:pPr>
       <w:pBdr/>
@@ -43919,9 +44269,9 @@
       </w:tcPr>
     </w:tblStylePr>
   </w:style>
-  <w:style w:type="table" w:styleId="1443">
+  <w:style w:type="table" w:styleId="1449">
     <w:name w:val="Grid Table 5 Dark- Accent 1"/>
-    <w:basedOn w:val="1406"/>
+    <w:basedOn w:val="1412"/>
     <w:uiPriority w:val="99"/>
     <w:pPr>
       <w:pBdr/>
@@ -44147,9 +44497,9 @@
       </w:tcPr>
     </w:tblStylePr>
   </w:style>
-  <w:style w:type="table" w:styleId="1444">
+  <w:style w:type="table" w:styleId="1450">
     <w:name w:val="Grid Table 5 Dark - Accent 2"/>
-    <w:basedOn w:val="1406"/>
+    <w:basedOn w:val="1412"/>
     <w:uiPriority w:val="99"/>
     <w:pPr>
       <w:pBdr/>
@@ -44375,9 +44725,9 @@
       </w:tcPr>
     </w:tblStylePr>
   </w:style>
-  <w:style w:type="table" w:styleId="1445">
+  <w:style w:type="table" w:styleId="1451">
     <w:name w:val="Grid Table 5 Dark - Accent 3"/>
-    <w:basedOn w:val="1406"/>
+    <w:basedOn w:val="1412"/>
     <w:uiPriority w:val="99"/>
     <w:pPr>
       <w:pBdr/>
@@ -44603,9 +44953,9 @@
       </w:tcPr>
     </w:tblStylePr>
   </w:style>
-  <w:style w:type="table" w:styleId="1446">
+  <w:style w:type="table" w:styleId="1452">
     <w:name w:val="Grid Table 5 Dark- Accent 4"/>
-    <w:basedOn w:val="1406"/>
+    <w:basedOn w:val="1412"/>
     <w:uiPriority w:val="99"/>
     <w:pPr>
       <w:pBdr/>
@@ -44831,9 +45181,9 @@
       </w:tcPr>
     </w:tblStylePr>
   </w:style>
-  <w:style w:type="table" w:styleId="1447">
+  <w:style w:type="table" w:styleId="1453">
     <w:name w:val="Grid Table 5 Dark - Accent 5"/>
-    <w:basedOn w:val="1406"/>
+    <w:basedOn w:val="1412"/>
     <w:uiPriority w:val="99"/>
     <w:pPr>
       <w:pBdr/>
@@ -45059,9 +45409,9 @@
       </w:tcPr>
     </w:tblStylePr>
   </w:style>
-  <w:style w:type="table" w:styleId="1448">
+  <w:style w:type="table" w:styleId="1454">
     <w:name w:val="Grid Table 5 Dark - Accent 6"/>
-    <w:basedOn w:val="1406"/>
+    <w:basedOn w:val="1412"/>
     <w:uiPriority w:val="99"/>
     <w:pPr>
       <w:pBdr/>
@@ -45287,9 +45637,9 @@
       </w:tcPr>
     </w:tblStylePr>
   </w:style>
-  <w:style w:type="table" w:styleId="1449">
+  <w:style w:type="table" w:styleId="1455">
     <w:name w:val="Grid Table 6 Colorful"/>
-    <w:basedOn w:val="1406"/>
+    <w:basedOn w:val="1412"/>
     <w:uiPriority w:val="99"/>
     <w:pPr>
       <w:pBdr/>
@@ -45517,9 +45867,9 @@
       </w:tcPr>
     </w:tblStylePr>
   </w:style>
-  <w:style w:type="table" w:styleId="1450">
+  <w:style w:type="table" w:styleId="1456">
     <w:name w:val="Grid Table 6 Colorful - Accent 1"/>
-    <w:basedOn w:val="1406"/>
+    <w:basedOn w:val="1412"/>
     <w:uiPriority w:val="99"/>
     <w:pPr>
       <w:pBdr/>
@@ -45747,9 +46097,9 @@
       </w:tcPr>
     </w:tblStylePr>
   </w:style>
-  <w:style w:type="table" w:styleId="1451">
+  <w:style w:type="table" w:styleId="1457">
     <w:name w:val="Grid Table 6 Colorful - Accent 2"/>
-    <w:basedOn w:val="1406"/>
+    <w:basedOn w:val="1412"/>
     <w:uiPriority w:val="99"/>
     <w:pPr>
       <w:pBdr/>
@@ -45977,9 +46327,9 @@
       </w:tcPr>
     </w:tblStylePr>
   </w:style>
-  <w:style w:type="table" w:styleId="1452">
+  <w:style w:type="table" w:styleId="1458">
     <w:name w:val="Grid Table 6 Colorful - Accent 3"/>
-    <w:basedOn w:val="1406"/>
+    <w:basedOn w:val="1412"/>
     <w:uiPriority w:val="99"/>
     <w:pPr>
       <w:pBdr/>
@@ -46207,9 +46557,9 @@
       </w:tcPr>
     </w:tblStylePr>
   </w:style>
-  <w:style w:type="table" w:styleId="1453">
+  <w:style w:type="table" w:styleId="1459">
     <w:name w:val="Grid Table 6 Colorful - Accent 4"/>
-    <w:basedOn w:val="1406"/>
+    <w:basedOn w:val="1412"/>
     <w:uiPriority w:val="99"/>
     <w:pPr>
       <w:pBdr/>
@@ -46437,9 +46787,9 @@
       </w:tcPr>
     </w:tblStylePr>
   </w:style>
-  <w:style w:type="table" w:styleId="1454">
+  <w:style w:type="table" w:styleId="1460">
     <w:name w:val="Grid Table 6 Colorful - Accent 5"/>
-    <w:basedOn w:val="1406"/>
+    <w:basedOn w:val="1412"/>
     <w:uiPriority w:val="99"/>
     <w:pPr>
       <w:pBdr/>
@@ -46667,9 +47017,9 @@
       </w:tcPr>
     </w:tblStylePr>
   </w:style>
-  <w:style w:type="table" w:styleId="1455">
+  <w:style w:type="table" w:styleId="1461">
     <w:name w:val="Grid Table 6 Colorful - Accent 6"/>
-    <w:basedOn w:val="1406"/>
+    <w:basedOn w:val="1412"/>
     <w:uiPriority w:val="99"/>
     <w:pPr>
       <w:pBdr/>
@@ -46897,9 +47247,9 @@
       </w:tcPr>
     </w:tblStylePr>
   </w:style>
-  <w:style w:type="table" w:styleId="1456">
+  <w:style w:type="table" w:styleId="1462">
     <w:name w:val="Grid Table 7 Colorful"/>
-    <w:basedOn w:val="1406"/>
+    <w:basedOn w:val="1412"/>
     <w:uiPriority w:val="99"/>
     <w:pPr>
       <w:pBdr/>
@@ -47151,9 +47501,9 @@
       </w:tcPr>
     </w:tblStylePr>
   </w:style>
-  <w:style w:type="table" w:styleId="1457">
+  <w:style w:type="table" w:styleId="1463">
     <w:name w:val="Grid Table 7 Colorful - Accent 1"/>
-    <w:basedOn w:val="1406"/>
+    <w:basedOn w:val="1412"/>
     <w:uiPriority w:val="99"/>
     <w:pPr>
       <w:pBdr/>
@@ -47405,9 +47755,9 @@
       </w:tcPr>
     </w:tblStylePr>
   </w:style>
-  <w:style w:type="table" w:styleId="1458">
+  <w:style w:type="table" w:styleId="1464">
     <w:name w:val="Grid Table 7 Colorful - Accent 2"/>
-    <w:basedOn w:val="1406"/>
+    <w:basedOn w:val="1412"/>
     <w:uiPriority w:val="99"/>
     <w:pPr>
       <w:pBdr/>
@@ -47659,9 +48009,9 @@
       </w:tcPr>
     </w:tblStylePr>
   </w:style>
-  <w:style w:type="table" w:styleId="1459">
+  <w:style w:type="table" w:styleId="1465">
     <w:name w:val="Grid Table 7 Colorful - Accent 3"/>
-    <w:basedOn w:val="1406"/>
+    <w:basedOn w:val="1412"/>
     <w:uiPriority w:val="99"/>
     <w:pPr>
       <w:pBdr/>
@@ -47913,9 +48263,9 @@
       </w:tcPr>
     </w:tblStylePr>
   </w:style>
-  <w:style w:type="table" w:styleId="1460">
+  <w:style w:type="table" w:styleId="1466">
     <w:name w:val="Grid Table 7 Colorful - Accent 4"/>
-    <w:basedOn w:val="1406"/>
+    <w:basedOn w:val="1412"/>
     <w:uiPriority w:val="99"/>
     <w:pPr>
       <w:pBdr/>
@@ -48167,9 +48517,9 @@
       </w:tcPr>
     </w:tblStylePr>
   </w:style>
-  <w:style w:type="table" w:styleId="1461">
+  <w:style w:type="table" w:styleId="1467">
     <w:name w:val="Grid Table 7 Colorful - Accent 5"/>
-    <w:basedOn w:val="1406"/>
+    <w:basedOn w:val="1412"/>
     <w:uiPriority w:val="99"/>
     <w:pPr>
       <w:pBdr/>
@@ -48421,9 +48771,9 @@
       </w:tcPr>
     </w:tblStylePr>
   </w:style>
-  <w:style w:type="table" w:styleId="1462">
+  <w:style w:type="table" w:styleId="1468">
     <w:name w:val="Grid Table 7 Colorful - Accent 6"/>
-    <w:basedOn w:val="1406"/>
+    <w:basedOn w:val="1412"/>
     <w:uiPriority w:val="99"/>
     <w:pPr>
       <w:pBdr/>
@@ -48675,9 +49025,9 @@
       </w:tcPr>
     </w:tblStylePr>
   </w:style>
-  <w:style w:type="table" w:styleId="1463">
+  <w:style w:type="table" w:styleId="1469">
     <w:name w:val="List Table 1 Light"/>
-    <w:basedOn w:val="1406"/>
+    <w:basedOn w:val="1412"/>
     <w:uiPriority w:val="99"/>
     <w:pPr>
       <w:pBdr/>
@@ -48891,9 +49241,9 @@
       </w:tcPr>
     </w:tblStylePr>
   </w:style>
-  <w:style w:type="table" w:styleId="1464">
+  <w:style w:type="table" w:styleId="1470">
     <w:name w:val="List Table 1 Light - Accent 1"/>
-    <w:basedOn w:val="1406"/>
+    <w:basedOn w:val="1412"/>
     <w:uiPriority w:val="99"/>
     <w:pPr>
       <w:pBdr/>
@@ -49107,9 +49457,9 @@
       </w:tcPr>
     </w:tblStylePr>
   </w:style>
-  <w:style w:type="table" w:styleId="1465">
+  <w:style w:type="table" w:styleId="1471">
     <w:name w:val="List Table 1 Light - Accent 2"/>
-    <w:basedOn w:val="1406"/>
+    <w:basedOn w:val="1412"/>
     <w:uiPriority w:val="99"/>
     <w:pPr>
       <w:pBdr/>
@@ -49323,9 +49673,9 @@
       </w:tcPr>
     </w:tblStylePr>
   </w:style>
-  <w:style w:type="table" w:styleId="1466">
+  <w:style w:type="table" w:styleId="1472">
     <w:name w:val="List Table 1 Light - Accent 3"/>
-    <w:basedOn w:val="1406"/>
+    <w:basedOn w:val="1412"/>
     <w:uiPriority w:val="99"/>
     <w:pPr>
       <w:pBdr/>
@@ -49539,9 +49889,9 @@
       </w:tcPr>
     </w:tblStylePr>
   </w:style>
-  <w:style w:type="table" w:styleId="1467">
+  <w:style w:type="table" w:styleId="1473">
     <w:name w:val="List Table 1 Light - Accent 4"/>
-    <w:basedOn w:val="1406"/>
+    <w:basedOn w:val="1412"/>
     <w:uiPriority w:val="99"/>
     <w:pPr>
       <w:pBdr/>
@@ -49755,9 +50105,9 @@
       </w:tcPr>
     </w:tblStylePr>
   </w:style>
-  <w:style w:type="table" w:styleId="1468">
+  <w:style w:type="table" w:styleId="1474">
     <w:name w:val="List Table 1 Light - Accent 5"/>
-    <w:basedOn w:val="1406"/>
+    <w:basedOn w:val="1412"/>
     <w:uiPriority w:val="99"/>
     <w:pPr>
       <w:pBdr/>
@@ -49971,9 +50321,9 @@
       </w:tcPr>
     </w:tblStylePr>
   </w:style>
-  <w:style w:type="table" w:styleId="1469">
+  <w:style w:type="table" w:styleId="1475">
     <w:name w:val="List Table 1 Light - Accent 6"/>
-    <w:basedOn w:val="1406"/>
+    <w:basedOn w:val="1412"/>
     <w:uiPriority w:val="99"/>
     <w:pPr>
       <w:pBdr/>
@@ -50187,9 +50537,9 @@
       </w:tcPr>
     </w:tblStylePr>
   </w:style>
-  <w:style w:type="table" w:styleId="1470">
+  <w:style w:type="table" w:styleId="1476">
     <w:name w:val="List Table 2"/>
-    <w:basedOn w:val="1406"/>
+    <w:basedOn w:val="1412"/>
     <w:uiPriority w:val="99"/>
     <w:pPr>
       <w:pBdr/>
@@ -50425,9 +50775,9 @@
       </w:tcPr>
     </w:tblStylePr>
   </w:style>
-  <w:style w:type="table" w:styleId="1471">
+  <w:style w:type="table" w:styleId="1477">
     <w:name w:val="List Table 2 - Accent 1"/>
-    <w:basedOn w:val="1406"/>
+    <w:basedOn w:val="1412"/>
     <w:uiPriority w:val="99"/>
     <w:pPr>
       <w:pBdr/>
@@ -50663,9 +51013,9 @@
       </w:tcPr>
     </w:tblStylePr>
   </w:style>
-  <w:style w:type="table" w:styleId="1472">
+  <w:style w:type="table" w:styleId="1478">
     <w:name w:val="List Table 2 - Accent 2"/>
-    <w:basedOn w:val="1406"/>
+    <w:basedOn w:val="1412"/>
     <w:uiPriority w:val="99"/>
     <w:pPr>
       <w:pBdr/>
@@ -50901,9 +51251,9 @@
       </w:tcPr>
     </w:tblStylePr>
   </w:style>
-  <w:style w:type="table" w:styleId="1473">
+  <w:style w:type="table" w:styleId="1479">
     <w:name w:val="List Table 2 - Accent 3"/>
-    <w:basedOn w:val="1406"/>
+    <w:basedOn w:val="1412"/>
     <w:uiPriority w:val="99"/>
     <w:pPr>
       <w:pBdr/>
@@ -51139,9 +51489,9 @@
       </w:tcPr>
     </w:tblStylePr>
   </w:style>
-  <w:style w:type="table" w:styleId="1474">
+  <w:style w:type="table" w:styleId="1480">
     <w:name w:val="List Table 2 - Accent 4"/>
-    <w:basedOn w:val="1406"/>
+    <w:basedOn w:val="1412"/>
     <w:uiPriority w:val="99"/>
     <w:pPr>
       <w:pBdr/>
@@ -51377,9 +51727,9 @@
       </w:tcPr>
     </w:tblStylePr>
   </w:style>
-  <w:style w:type="table" w:styleId="1475">
+  <w:style w:type="table" w:styleId="1481">
     <w:name w:val="List Table 2 - Accent 5"/>
-    <w:basedOn w:val="1406"/>
+    <w:basedOn w:val="1412"/>
     <w:uiPriority w:val="99"/>
     <w:pPr>
       <w:pBdr/>
@@ -51615,9 +51965,9 @@
       </w:tcPr>
     </w:tblStylePr>
   </w:style>
-  <w:style w:type="table" w:styleId="1476">
+  <w:style w:type="table" w:styleId="1482">
     <w:name w:val="List Table 2 - Accent 6"/>
-    <w:basedOn w:val="1406"/>
+    <w:basedOn w:val="1412"/>
     <w:uiPriority w:val="99"/>
     <w:pPr>
       <w:pBdr/>
@@ -51853,9 +52203,9 @@
       </w:tcPr>
     </w:tblStylePr>
   </w:style>
-  <w:style w:type="table" w:styleId="1477">
+  <w:style w:type="table" w:styleId="1483">
     <w:name w:val="List Table 3"/>
-    <w:basedOn w:val="1406"/>
+    <w:basedOn w:val="1412"/>
     <w:uiPriority w:val="99"/>
     <w:pPr>
       <w:pBdr/>
@@ -52081,9 +52431,9 @@
       </w:tcPr>
     </w:tblStylePr>
   </w:style>
-  <w:style w:type="table" w:styleId="1478">
+  <w:style w:type="table" w:styleId="1484">
     <w:name w:val="List Table 3 - Accent 1"/>
-    <w:basedOn w:val="1406"/>
+    <w:basedOn w:val="1412"/>
     <w:uiPriority w:val="99"/>
     <w:pPr>
       <w:pBdr/>
@@ -52309,9 +52659,9 @@
       </w:tcPr>
     </w:tblStylePr>
   </w:style>
-  <w:style w:type="table" w:styleId="1479">
+  <w:style w:type="table" w:styleId="1485">
     <w:name w:val="List Table 3 - Accent 2"/>
-    <w:basedOn w:val="1406"/>
+    <w:basedOn w:val="1412"/>
     <w:uiPriority w:val="99"/>
     <w:pPr>
       <w:pBdr/>
@@ -52537,9 +52887,9 @@
       </w:tcPr>
     </w:tblStylePr>
   </w:style>
-  <w:style w:type="table" w:styleId="1480">
+  <w:style w:type="table" w:styleId="1486">
     <w:name w:val="List Table 3 - Accent 3"/>
-    <w:basedOn w:val="1406"/>
+    <w:basedOn w:val="1412"/>
     <w:uiPriority w:val="99"/>
     <w:pPr>
       <w:pBdr/>
@@ -52765,9 +53115,9 @@
       </w:tcPr>
     </w:tblStylePr>
   </w:style>
-  <w:style w:type="table" w:styleId="1481">
+  <w:style w:type="table" w:styleId="1487">
     <w:name w:val="List Table 3 - Accent 4"/>
-    <w:basedOn w:val="1406"/>
+    <w:basedOn w:val="1412"/>
     <w:uiPriority w:val="99"/>
     <w:pPr>
       <w:pBdr/>
@@ -52993,9 +53343,9 @@
       </w:tcPr>
     </w:tblStylePr>
   </w:style>
-  <w:style w:type="table" w:styleId="1482">
+  <w:style w:type="table" w:styleId="1488">
     <w:name w:val="List Table 3 - Accent 5"/>
-    <w:basedOn w:val="1406"/>
+    <w:basedOn w:val="1412"/>
     <w:uiPriority w:val="99"/>
     <w:pPr>
       <w:pBdr/>
@@ -53221,9 +53571,9 @@
       </w:tcPr>
     </w:tblStylePr>
   </w:style>
-  <w:style w:type="table" w:styleId="1483">
+  <w:style w:type="table" w:styleId="1489">
     <w:name w:val="List Table 3 - Accent 6"/>
-    <w:basedOn w:val="1406"/>
+    <w:basedOn w:val="1412"/>
     <w:uiPriority w:val="99"/>
     <w:pPr>
       <w:pBdr/>
@@ -53449,9 +53799,9 @@
       </w:tcPr>
     </w:tblStylePr>
   </w:style>
-  <w:style w:type="table" w:styleId="1484">
+  <w:style w:type="table" w:styleId="1490">
     <w:name w:val="List Table 4"/>
-    <w:basedOn w:val="1406"/>
+    <w:basedOn w:val="1412"/>
     <w:uiPriority w:val="99"/>
     <w:pPr>
       <w:pBdr/>
@@ -53674,9 +54024,9 @@
       </w:tcPr>
     </w:tblStylePr>
   </w:style>
-  <w:style w:type="table" w:styleId="1485">
+  <w:style w:type="table" w:styleId="1491">
     <w:name w:val="List Table 4 - Accent 1"/>
-    <w:basedOn w:val="1406"/>
+    <w:basedOn w:val="1412"/>
     <w:uiPriority w:val="99"/>
     <w:pPr>
       <w:pBdr/>
@@ -53899,9 +54249,9 @@
       </w:tcPr>
     </w:tblStylePr>
   </w:style>
-  <w:style w:type="table" w:styleId="1486">
+  <w:style w:type="table" w:styleId="1492">
     <w:name w:val="List Table 4 - Accent 2"/>
-    <w:basedOn w:val="1406"/>
+    <w:basedOn w:val="1412"/>
     <w:uiPriority w:val="99"/>
     <w:pPr>
       <w:pBdr/>
@@ -54124,9 +54474,9 @@
       </w:tcPr>
     </w:tblStylePr>
   </w:style>
-  <w:style w:type="table" w:styleId="1487">
+  <w:style w:type="table" w:styleId="1493">
     <w:name w:val="List Table 4 - Accent 3"/>
-    <w:basedOn w:val="1406"/>
+    <w:basedOn w:val="1412"/>
     <w:uiPriority w:val="99"/>
     <w:pPr>
       <w:pBdr/>
@@ -54349,9 +54699,9 @@
       </w:tcPr>
     </w:tblStylePr>
   </w:style>
-  <w:style w:type="table" w:styleId="1488">
+  <w:style w:type="table" w:styleId="1494">
     <w:name w:val="List Table 4 - Accent 4"/>
-    <w:basedOn w:val="1406"/>
+    <w:basedOn w:val="1412"/>
     <w:uiPriority w:val="99"/>
     <w:pPr>
       <w:pBdr/>
@@ -54574,9 +54924,9 @@
       </w:tcPr>
     </w:tblStylePr>
   </w:style>
-  <w:style w:type="table" w:styleId="1489">
+  <w:style w:type="table" w:styleId="1495">
     <w:name w:val="List Table 4 - Accent 5"/>
-    <w:basedOn w:val="1406"/>
+    <w:basedOn w:val="1412"/>
     <w:uiPriority w:val="99"/>
     <w:pPr>
       <w:pBdr/>
@@ -54799,9 +55149,9 @@
       </w:tcPr>
     </w:tblStylePr>
   </w:style>
-  <w:style w:type="table" w:styleId="1490">
+  <w:style w:type="table" w:styleId="1496">
     <w:name w:val="List Table 4 - Accent 6"/>
-    <w:basedOn w:val="1406"/>
+    <w:basedOn w:val="1412"/>
     <w:uiPriority w:val="99"/>
     <w:pPr>
       <w:pBdr/>
@@ -55024,9 +55374,9 @@
       </w:tcPr>
     </w:tblStylePr>
   </w:style>
-  <w:style w:type="table" w:styleId="1491">
+  <w:style w:type="table" w:styleId="1497">
     <w:name w:val="List Table 5 Dark"/>
-    <w:basedOn w:val="1406"/>
+    <w:basedOn w:val="1412"/>
     <w:uiPriority w:val="99"/>
     <w:pPr>
       <w:pBdr/>
@@ -55266,9 +55616,9 @@
       </w:tcPr>
     </w:tblStylePr>
   </w:style>
-  <w:style w:type="table" w:styleId="1492">
+  <w:style w:type="table" w:styleId="1498">
     <w:name w:val="List Table 5 Dark - Accent 1"/>
-    <w:basedOn w:val="1406"/>
+    <w:basedOn w:val="1412"/>
     <w:uiPriority w:val="99"/>
     <w:pPr>
       <w:pBdr/>
@@ -55508,9 +55858,9 @@
       </w:tcPr>
     </w:tblStylePr>
   </w:style>
-  <w:style w:type="table" w:styleId="1493">
+  <w:style w:type="table" w:styleId="1499">
     <w:name w:val="List Table 5 Dark - Accent 2"/>
-    <w:basedOn w:val="1406"/>
+    <w:basedOn w:val="1412"/>
     <w:uiPriority w:val="99"/>
     <w:pPr>
       <w:pBdr/>
@@ -55750,9 +56100,9 @@
       </w:tcPr>
     </w:tblStylePr>
   </w:style>
-  <w:style w:type="table" w:styleId="1494">
+  <w:style w:type="table" w:styleId="1500">
     <w:name w:val="List Table 5 Dark - Accent 3"/>
-    <w:basedOn w:val="1406"/>
+    <w:basedOn w:val="1412"/>
     <w:uiPriority w:val="99"/>
     <w:pPr>
       <w:pBdr/>
@@ -55992,9 +56342,9 @@
       </w:tcPr>
     </w:tblStylePr>
   </w:style>
-  <w:style w:type="table" w:styleId="1495">
+  <w:style w:type="table" w:styleId="1501">
     <w:name w:val="List Table 5 Dark - Accent 4"/>
-    <w:basedOn w:val="1406"/>
+    <w:basedOn w:val="1412"/>
     <w:uiPriority w:val="99"/>
     <w:pPr>
       <w:pBdr/>
@@ -56234,9 +56584,9 @@
       </w:tcPr>
     </w:tblStylePr>
   </w:style>
-  <w:style w:type="table" w:styleId="1496">
+  <w:style w:type="table" w:styleId="1502">
     <w:name w:val="List Table 5 Dark - Accent 5"/>
-    <w:basedOn w:val="1406"/>
+    <w:basedOn w:val="1412"/>
     <w:uiPriority w:val="99"/>
     <w:pPr>
       <w:pBdr/>
@@ -56476,9 +56826,9 @@
       </w:tcPr>
     </w:tblStylePr>
   </w:style>
-  <w:style w:type="table" w:styleId="1497">
+  <w:style w:type="table" w:styleId="1503">
     <w:name w:val="List Table 5 Dark - Accent 6"/>
-    <w:basedOn w:val="1406"/>
+    <w:basedOn w:val="1412"/>
     <w:uiPriority w:val="99"/>
     <w:pPr>
       <w:pBdr/>
@@ -56718,9 +57068,9 @@
       </w:tcPr>
     </w:tblStylePr>
   </w:style>
-  <w:style w:type="table" w:styleId="1498">
+  <w:style w:type="table" w:styleId="1504">
     <w:name w:val="List Table 6 Colorful"/>
-    <w:basedOn w:val="1406"/>
+    <w:basedOn w:val="1412"/>
     <w:uiPriority w:val="99"/>
     <w:pPr>
       <w:pBdr/>
@@ -56941,9 +57291,9 @@
       </w:tcPr>
     </w:tblStylePr>
   </w:style>
-  <w:style w:type="table" w:styleId="1499">
+  <w:style w:type="table" w:styleId="1505">
     <w:name w:val="List Table 6 Colorful - Accent 1"/>
-    <w:basedOn w:val="1406"/>
+    <w:basedOn w:val="1412"/>
     <w:uiPriority w:val="99"/>
     <w:pPr>
       <w:pBdr/>
@@ -57164,9 +57514,9 @@
       </w:tcPr>
     </w:tblStylePr>
   </w:style>
-  <w:style w:type="table" w:styleId="1500">
+  <w:style w:type="table" w:styleId="1506">
     <w:name w:val="List Table 6 Colorful - Accent 2"/>
-    <w:basedOn w:val="1406"/>
+    <w:basedOn w:val="1412"/>
     <w:uiPriority w:val="99"/>
     <w:pPr>
       <w:pBdr/>
@@ -57387,9 +57737,9 @@
       </w:tcPr>
     </w:tblStylePr>
   </w:style>
-  <w:style w:type="table" w:styleId="1501">
+  <w:style w:type="table" w:styleId="1507">
     <w:name w:val="List Table 6 Colorful - Accent 3"/>
-    <w:basedOn w:val="1406"/>
+    <w:basedOn w:val="1412"/>
     <w:uiPriority w:val="99"/>
     <w:pPr>
       <w:pBdr/>
@@ -57610,9 +57960,9 @@
       </w:tcPr>
     </w:tblStylePr>
   </w:style>
-  <w:style w:type="table" w:styleId="1502">
+  <w:style w:type="table" w:styleId="1508">
     <w:name w:val="List Table 6 Colorful - Accent 4"/>
-    <w:basedOn w:val="1406"/>
+    <w:basedOn w:val="1412"/>
     <w:uiPriority w:val="99"/>
     <w:pPr>
       <w:pBdr/>
@@ -57833,9 +58183,9 @@
       </w:tcPr>
     </w:tblStylePr>
   </w:style>
-  <w:style w:type="table" w:styleId="1503">
+  <w:style w:type="table" w:styleId="1509">
     <w:name w:val="List Table 6 Colorful - Accent 5"/>
-    <w:basedOn w:val="1406"/>
+    <w:basedOn w:val="1412"/>
     <w:uiPriority w:val="99"/>
     <w:pPr>
       <w:pBdr/>
@@ -58056,9 +58406,9 @@
       </w:tcPr>
     </w:tblStylePr>
   </w:style>
-  <w:style w:type="table" w:styleId="1504">
+  <w:style w:type="table" w:styleId="1510">
     <w:name w:val="List Table 6 Colorful - Accent 6"/>
-    <w:basedOn w:val="1406"/>
+    <w:basedOn w:val="1412"/>
     <w:uiPriority w:val="99"/>
     <w:pPr>
       <w:pBdr/>
@@ -58279,9 +58629,9 @@
       </w:tcPr>
     </w:tblStylePr>
   </w:style>
-  <w:style w:type="table" w:styleId="1505">
+  <w:style w:type="table" w:styleId="1511">
     <w:name w:val="List Table 7 Colorful"/>
-    <w:basedOn w:val="1406"/>
+    <w:basedOn w:val="1412"/>
     <w:uiPriority w:val="99"/>
     <w:pPr>
       <w:pBdr/>
@@ -58535,9 +58885,9 @@
       </w:tcPr>
     </w:tblStylePr>
   </w:style>
-  <w:style w:type="table" w:styleId="1506">
+  <w:style w:type="table" w:styleId="1512">
     <w:name w:val="List Table 7 Colorful - Accent 1"/>
-    <w:basedOn w:val="1406"/>
+    <w:basedOn w:val="1412"/>
     <w:uiPriority w:val="99"/>
     <w:pPr>
       <w:pBdr/>
@@ -58791,9 +59141,9 @@
       </w:tcPr>
     </w:tblStylePr>
   </w:style>
-  <w:style w:type="table" w:styleId="1507">
+  <w:style w:type="table" w:styleId="1513">
     <w:name w:val="List Table 7 Colorful - Accent 2"/>
-    <w:basedOn w:val="1406"/>
+    <w:basedOn w:val="1412"/>
     <w:uiPriority w:val="99"/>
     <w:pPr>
       <w:pBdr/>
@@ -59047,9 +59397,9 @@
       </w:tcPr>
     </w:tblStylePr>
   </w:style>
-  <w:style w:type="table" w:styleId="1508">
+  <w:style w:type="table" w:styleId="1514">
     <w:name w:val="List Table 7 Colorful - Accent 3"/>
-    <w:basedOn w:val="1406"/>
+    <w:basedOn w:val="1412"/>
     <w:uiPriority w:val="99"/>
     <w:pPr>
       <w:pBdr/>
@@ -59303,9 +59653,9 @@
       </w:tcPr>
     </w:tblStylePr>
   </w:style>
-  <w:style w:type="table" w:styleId="1509">
+  <w:style w:type="table" w:styleId="1515">
     <w:name w:val="List Table 7 Colorful - Accent 4"/>
-    <w:basedOn w:val="1406"/>
+    <w:basedOn w:val="1412"/>
     <w:uiPriority w:val="99"/>
     <w:pPr>
       <w:pBdr/>
@@ -59559,9 +59909,9 @@
       </w:tcPr>
     </w:tblStylePr>
   </w:style>
-  <w:style w:type="table" w:styleId="1510">
+  <w:style w:type="table" w:styleId="1516">
     <w:name w:val="List Table 7 Colorful - Accent 5"/>
-    <w:basedOn w:val="1406"/>
+    <w:basedOn w:val="1412"/>
     <w:uiPriority w:val="99"/>
     <w:pPr>
       <w:pBdr/>
@@ -59815,9 +60165,9 @@
       </w:tcPr>
     </w:tblStylePr>
   </w:style>
-  <w:style w:type="table" w:styleId="1511">
+  <w:style w:type="table" w:styleId="1517">
     <w:name w:val="List Table 7 Colorful - Accent 6"/>
-    <w:basedOn w:val="1406"/>
+    <w:basedOn w:val="1412"/>
     <w:uiPriority w:val="99"/>
     <w:pPr>
       <w:pBdr/>
@@ -60071,9 +60421,9 @@
       </w:tcPr>
     </w:tblStylePr>
   </w:style>
-  <w:style w:type="table" w:styleId="1512">
+  <w:style w:type="table" w:styleId="1518">
     <w:name w:val="Lined - Accent"/>
-    <w:basedOn w:val="1406"/>
+    <w:basedOn w:val="1412"/>
     <w:uiPriority w:val="99"/>
     <w:pPr>
       <w:pBdr/>
@@ -60308,9 +60658,9 @@
       </w:tcPr>
     </w:tblStylePr>
   </w:style>
-  <w:style w:type="table" w:styleId="1513">
+  <w:style w:type="table" w:styleId="1519">
     <w:name w:val="Lined - Accent 1"/>
-    <w:basedOn w:val="1406"/>
+    <w:basedOn w:val="1412"/>
     <w:uiPriority w:val="99"/>
     <w:pPr>
       <w:pBdr/>
@@ -60545,9 +60895,9 @@
       </w:tcPr>
     </w:tblStylePr>
   </w:style>
-  <w:style w:type="table" w:styleId="1514">
+  <w:style w:type="table" w:styleId="1520">
     <w:name w:val="Lined - Accent 2"/>
-    <w:basedOn w:val="1406"/>
+    <w:basedOn w:val="1412"/>
     <w:uiPriority w:val="99"/>
     <w:pPr>
       <w:pBdr/>
@@ -60782,9 +61132,9 @@
       </w:tcPr>
     </w:tblStylePr>
   </w:style>
-  <w:style w:type="table" w:styleId="1515">
+  <w:style w:type="table" w:styleId="1521">
     <w:name w:val="Lined - Accent 3"/>
-    <w:basedOn w:val="1406"/>
+    <w:basedOn w:val="1412"/>
     <w:uiPriority w:val="99"/>
     <w:pPr>
       <w:pBdr/>
@@ -61019,9 +61369,9 @@
       </w:tcPr>
     </w:tblStylePr>
   </w:style>
-  <w:style w:type="table" w:styleId="1516">
+  <w:style w:type="table" w:styleId="1522">
     <w:name w:val="Lined - Accent 4"/>
-    <w:basedOn w:val="1406"/>
+    <w:basedOn w:val="1412"/>
     <w:uiPriority w:val="99"/>
     <w:pPr>
       <w:pBdr/>
@@ -61256,9 +61606,9 @@
       </w:tcPr>
     </w:tblStylePr>
   </w:style>
-  <w:style w:type="table" w:styleId="1517">
+  <w:style w:type="table" w:styleId="1523">
     <w:name w:val="Lined - Accent 5"/>
-    <w:basedOn w:val="1406"/>
+    <w:basedOn w:val="1412"/>
     <w:uiPriority w:val="99"/>
     <w:pPr>
       <w:pBdr/>
@@ -61493,9 +61843,9 @@
       </w:tcPr>
     </w:tblStylePr>
   </w:style>
-  <w:style w:type="table" w:styleId="1518">
+  <w:style w:type="table" w:styleId="1524">
     <w:name w:val="Lined - Accent 6"/>
-    <w:basedOn w:val="1406"/>
+    <w:basedOn w:val="1412"/>
     <w:uiPriority w:val="99"/>
     <w:pPr>
       <w:pBdr/>
@@ -61730,9 +62080,9 @@
       </w:tcPr>
     </w:tblStylePr>
   </w:style>
-  <w:style w:type="table" w:styleId="1519">
+  <w:style w:type="table" w:styleId="1525">
     <w:name w:val="Bordered &amp; Lined - Accent"/>
-    <w:basedOn w:val="1406"/>
+    <w:basedOn w:val="1412"/>
     <w:uiPriority w:val="99"/>
     <w:pPr>
       <w:pBdr/>
@@ -61974,9 +62324,9 @@
       </w:tcPr>
     </w:tblStylePr>
   </w:style>
-  <w:style w:type="table" w:styleId="1520">
+  <w:style w:type="table" w:styleId="1526">
     <w:name w:val="Bordered &amp; Lined - Accent 1"/>
-    <w:basedOn w:val="1406"/>
+    <w:basedOn w:val="1412"/>
     <w:uiPriority w:val="99"/>
     <w:pPr>
       <w:pBdr/>
@@ -62218,9 +62568,9 @@
       </w:tcPr>
     </w:tblStylePr>
   </w:style>
-  <w:style w:type="table" w:styleId="1521">
+  <w:style w:type="table" w:styleId="1527">
     <w:name w:val="Bordered &amp; Lined - Accent 2"/>
-    <w:basedOn w:val="1406"/>
+    <w:basedOn w:val="1412"/>
     <w:uiPriority w:val="99"/>
     <w:pPr>
       <w:pBdr/>
@@ -62462,9 +62812,9 @@
       </w:tcPr>
     </w:tblStylePr>
   </w:style>
-  <w:style w:type="table" w:styleId="1522">
+  <w:style w:type="table" w:styleId="1528">
     <w:name w:val="Bordered &amp; Lined - Accent 3"/>
-    <w:basedOn w:val="1406"/>
+    <w:basedOn w:val="1412"/>
     <w:uiPriority w:val="99"/>
     <w:pPr>
       <w:pBdr/>
@@ -62706,9 +63056,9 @@
       </w:tcPr>
     </w:tblStylePr>
   </w:style>
-  <w:style w:type="table" w:styleId="1523">
+  <w:style w:type="table" w:styleId="1529">
     <w:name w:val="Bordered &amp; Lined - Accent 4"/>
-    <w:basedOn w:val="1406"/>
+    <w:basedOn w:val="1412"/>
     <w:uiPriority w:val="99"/>
     <w:pPr>
       <w:pBdr/>
@@ -62950,9 +63300,9 @@
       </w:tcPr>
     </w:tblStylePr>
   </w:style>
-  <w:style w:type="table" w:styleId="1524">
+  <w:style w:type="table" w:styleId="1530">
     <w:name w:val="Bordered &amp; Lined - Accent 5"/>
-    <w:basedOn w:val="1406"/>
+    <w:basedOn w:val="1412"/>
     <w:uiPriority w:val="99"/>
     <w:pPr>
       <w:pBdr/>
@@ -63194,9 +63544,9 @@
       </w:tcPr>
     </w:tblStylePr>
   </w:style>
-  <w:style w:type="table" w:styleId="1525">
+  <w:style w:type="table" w:styleId="1531">
     <w:name w:val="Bordered &amp; Lined - Accent 6"/>
-    <w:basedOn w:val="1406"/>
+    <w:basedOn w:val="1412"/>
     <w:uiPriority w:val="99"/>
     <w:pPr>
       <w:pBdr/>
@@ -63438,9 +63788,9 @@
       </w:tcPr>
     </w:tblStylePr>
   </w:style>
-  <w:style w:type="table" w:styleId="1526">
+  <w:style w:type="table" w:styleId="1532">
     <w:name w:val="Bordered"/>
-    <w:basedOn w:val="1406"/>
+    <w:basedOn w:val="1412"/>
     <w:uiPriority w:val="99"/>
     <w:pPr>
       <w:pBdr/>
@@ -63669,9 +64019,9 @@
       </w:tcPr>
     </w:tblStylePr>
   </w:style>
-  <w:style w:type="table" w:styleId="1527">
+  <w:style w:type="table" w:styleId="1533">
     <w:name w:val="Bordered - Accent 1"/>
-    <w:basedOn w:val="1406"/>
+    <w:basedOn w:val="1412"/>
     <w:uiPriority w:val="99"/>
     <w:pPr>
       <w:pBdr/>
@@ -63900,9 +64250,9 @@
       </w:tcPr>
     </w:tblStylePr>
   </w:style>
-  <w:style w:type="table" w:styleId="1528">
+  <w:style w:type="table" w:styleId="1534">
     <w:name w:val="Bordered - Accent 2"/>
-    <w:basedOn w:val="1406"/>
+    <w:basedOn w:val="1412"/>
     <w:uiPriority w:val="99"/>
     <w:pPr>
       <w:pBdr/>
@@ -64131,9 +64481,9 @@
       </w:tcPr>
     </w:tblStylePr>
   </w:style>
-  <w:style w:type="table" w:styleId="1529">
+  <w:style w:type="table" w:styleId="1535">
     <w:name w:val="Bordered - Accent 3"/>
-    <w:basedOn w:val="1406"/>
+    <w:basedOn w:val="1412"/>
     <w:uiPriority w:val="99"/>
     <w:pPr>
       <w:pBdr/>
@@ -64362,9 +64712,9 @@
       </w:tcPr>
     </w:tblStylePr>
   </w:style>
-  <w:style w:type="table" w:styleId="1530">
+  <w:style w:type="table" w:styleId="1536">
     <w:name w:val="Bordered - Accent 4"/>
-    <w:basedOn w:val="1406"/>
+    <w:basedOn w:val="1412"/>
     <w:uiPriority w:val="99"/>
     <w:pPr>
       <w:pBdr/>
@@ -64593,9 +64943,9 @@
       </w:tcPr>
     </w:tblStylePr>
   </w:style>
-  <w:style w:type="table" w:styleId="1531">
+  <w:style w:type="table" w:styleId="1537">
     <w:name w:val="Bordered - Accent 5"/>
-    <w:basedOn w:val="1406"/>
+    <w:basedOn w:val="1412"/>
     <w:uiPriority w:val="99"/>
     <w:pPr>
       <w:pBdr/>
@@ -64824,9 +65174,9 @@
       </w:tcPr>
     </w:tblStylePr>
   </w:style>
-  <w:style w:type="table" w:styleId="1532">
+  <w:style w:type="table" w:styleId="1538">
     <w:name w:val="Bordered - Accent 6"/>
-    <w:basedOn w:val="1406"/>
+    <w:basedOn w:val="1412"/>
     <w:uiPriority w:val="99"/>
     <w:pPr>
       <w:pBdr/>
@@ -65055,7 +65405,7 @@
       </w:tcPr>
     </w:tblStylePr>
   </w:style>
-  <w:style w:type="paragraph" w:styleId="1533" w:default="1">
+  <w:style w:type="paragraph" w:styleId="1539" w:default="1">
     <w:name w:val="Normal"/>
     <w:qFormat/>
     <w:pPr>
@@ -65064,11 +65414,11 @@
       <w:ind/>
     </w:pPr>
   </w:style>
-  <w:style w:type="paragraph" w:styleId="1534">
+  <w:style w:type="paragraph" w:styleId="1540">
     <w:name w:val="Heading 1"/>
-    <w:basedOn w:val="1533"/>
-    <w:next w:val="1533"/>
-    <w:link w:val="1545"/>
+    <w:basedOn w:val="1539"/>
+    <w:next w:val="1539"/>
+    <w:link w:val="1551"/>
     <w:uiPriority w:val="9"/>
     <w:qFormat/>
     <w:pPr>
@@ -65086,11 +65436,11 @@
       <w:szCs w:val="40"/>
     </w:rPr>
   </w:style>
-  <w:style w:type="paragraph" w:styleId="1535">
+  <w:style w:type="paragraph" w:styleId="1541">
     <w:name w:val="Heading 2"/>
-    <w:basedOn w:val="1533"/>
-    <w:next w:val="1533"/>
-    <w:link w:val="1546"/>
+    <w:basedOn w:val="1539"/>
+    <w:next w:val="1539"/>
+    <w:link w:val="1552"/>
     <w:uiPriority w:val="9"/>
     <w:unhideWhenUsed/>
     <w:qFormat/>
@@ -65109,11 +65459,11 @@
       <w:szCs w:val="32"/>
     </w:rPr>
   </w:style>
-  <w:style w:type="paragraph" w:styleId="1536">
+  <w:style w:type="paragraph" w:styleId="1542">
     <w:name w:val="Heading 3"/>
-    <w:basedOn w:val="1533"/>
-    <w:next w:val="1533"/>
-    <w:link w:val="1547"/>
+    <w:basedOn w:val="1539"/>
+    <w:next w:val="1539"/>
+    <w:link w:val="1553"/>
     <w:uiPriority w:val="9"/>
     <w:unhideWhenUsed/>
     <w:qFormat/>
@@ -65132,11 +65482,11 @@
       <w:szCs w:val="28"/>
     </w:rPr>
   </w:style>
-  <w:style w:type="paragraph" w:styleId="1537">
+  <w:style w:type="paragraph" w:styleId="1543">
     <w:name w:val="Heading 4"/>
-    <w:basedOn w:val="1533"/>
-    <w:next w:val="1533"/>
-    <w:link w:val="1548"/>
+    <w:basedOn w:val="1539"/>
+    <w:next w:val="1539"/>
+    <w:link w:val="1554"/>
     <w:uiPriority w:val="9"/>
     <w:unhideWhenUsed/>
     <w:qFormat/>
@@ -65155,11 +65505,11 @@
       <w:color w:val="0f4761" w:themeColor="accent1" w:themeShade="BF"/>
     </w:rPr>
   </w:style>
-  <w:style w:type="paragraph" w:styleId="1538">
+  <w:style w:type="paragraph" w:styleId="1544">
     <w:name w:val="Heading 5"/>
-    <w:basedOn w:val="1533"/>
-    <w:next w:val="1533"/>
-    <w:link w:val="1549"/>
+    <w:basedOn w:val="1539"/>
+    <w:next w:val="1539"/>
+    <w:link w:val="1555"/>
     <w:uiPriority w:val="9"/>
     <w:unhideWhenUsed/>
     <w:qFormat/>
@@ -65176,11 +65526,11 @@
       <w:color w:val="0f4761" w:themeColor="accent1" w:themeShade="BF"/>
     </w:rPr>
   </w:style>
-  <w:style w:type="paragraph" w:styleId="1539">
+  <w:style w:type="paragraph" w:styleId="1545">
     <w:name w:val="Heading 6"/>
-    <w:basedOn w:val="1533"/>
-    <w:next w:val="1533"/>
-    <w:link w:val="1550"/>
+    <w:basedOn w:val="1539"/>
+    <w:next w:val="1539"/>
+    <w:link w:val="1556"/>
     <w:uiPriority w:val="9"/>
     <w:unhideWhenUsed/>
     <w:qFormat/>
@@ -65199,11 +65549,11 @@
       <w:color w:val="595959" w:themeColor="text1" w:themeTint="A6"/>
     </w:rPr>
   </w:style>
-  <w:style w:type="paragraph" w:styleId="1540">
+  <w:style w:type="paragraph" w:styleId="1546">
     <w:name w:val="Heading 7"/>
-    <w:basedOn w:val="1533"/>
-    <w:next w:val="1533"/>
-    <w:link w:val="1551"/>
+    <w:basedOn w:val="1539"/>
+    <w:next w:val="1539"/>
+    <w:link w:val="1557"/>
     <w:uiPriority w:val="9"/>
     <w:unhideWhenUsed/>
     <w:qFormat/>
@@ -65220,11 +65570,11 @@
       <w:color w:val="595959" w:themeColor="text1" w:themeTint="A6"/>
     </w:rPr>
   </w:style>
-  <w:style w:type="paragraph" w:styleId="1541">
+  <w:style w:type="paragraph" w:styleId="1547">
     <w:name w:val="Heading 8"/>
-    <w:basedOn w:val="1533"/>
-    <w:next w:val="1533"/>
-    <w:link w:val="1552"/>
+    <w:basedOn w:val="1539"/>
+    <w:next w:val="1539"/>
+    <w:link w:val="1558"/>
     <w:uiPriority w:val="9"/>
     <w:unhideWhenUsed/>
     <w:qFormat/>
@@ -65243,11 +65593,11 @@
       <w:color w:val="272727" w:themeColor="text1" w:themeTint="D8"/>
     </w:rPr>
   </w:style>
-  <w:style w:type="paragraph" w:styleId="1542">
+  <w:style w:type="paragraph" w:styleId="1548">
     <w:name w:val="Heading 9"/>
-    <w:basedOn w:val="1533"/>
-    <w:next w:val="1533"/>
-    <w:link w:val="1553"/>
+    <w:basedOn w:val="1539"/>
+    <w:next w:val="1539"/>
+    <w:link w:val="1559"/>
     <w:uiPriority w:val="9"/>
     <w:unhideWhenUsed/>
     <w:qFormat/>
@@ -65266,7 +65616,7 @@
       <w:color w:val="272727" w:themeColor="text1" w:themeTint="D8"/>
     </w:rPr>
   </w:style>
-  <w:style w:type="character" w:styleId="1543" w:default="1">
+  <w:style w:type="character" w:styleId="1549" w:default="1">
     <w:name w:val="Default Paragraph Font"/>
     <w:uiPriority w:val="1"/>
     <w:semiHidden/>
@@ -65277,7 +65627,7 @@
       <w:ind/>
     </w:pPr>
   </w:style>
-  <w:style w:type="numbering" w:styleId="1544" w:default="1">
+  <w:style w:type="numbering" w:styleId="1550" w:default="1">
     <w:name w:val="No List"/>
     <w:uiPriority w:val="99"/>
     <w:semiHidden/>
@@ -65288,10 +65638,10 @@
       <w:ind/>
     </w:pPr>
   </w:style>
-  <w:style w:type="character" w:styleId="1545">
+  <w:style w:type="character" w:styleId="1551">
     <w:name w:val="Heading 1 Char"/>
-    <w:basedOn w:val="1543"/>
-    <w:link w:val="1534"/>
+    <w:basedOn w:val="1549"/>
+    <w:link w:val="1540"/>
     <w:uiPriority w:val="9"/>
     <w:pPr>
       <w:pBdr/>
@@ -65305,10 +65655,10 @@
       <w:szCs w:val="40"/>
     </w:rPr>
   </w:style>
-  <w:style w:type="character" w:styleId="1546">
+  <w:style w:type="character" w:styleId="1552">
     <w:name w:val="Heading 2 Char"/>
-    <w:basedOn w:val="1543"/>
-    <w:link w:val="1535"/>
+    <w:basedOn w:val="1549"/>
+    <w:link w:val="1541"/>
     <w:uiPriority w:val="9"/>
     <w:pPr>
       <w:pBdr/>
@@ -65322,10 +65672,10 @@
       <w:szCs w:val="32"/>
     </w:rPr>
   </w:style>
-  <w:style w:type="character" w:styleId="1547">
+  <w:style w:type="character" w:styleId="1553">
     <w:name w:val="Heading 3 Char"/>
-    <w:basedOn w:val="1543"/>
-    <w:link w:val="1536"/>
+    <w:basedOn w:val="1549"/>
+    <w:link w:val="1542"/>
     <w:uiPriority w:val="9"/>
     <w:pPr>
       <w:pBdr/>
@@ -65339,10 +65689,10 @@
       <w:szCs w:val="28"/>
     </w:rPr>
   </w:style>
-  <w:style w:type="character" w:styleId="1548">
+  <w:style w:type="character" w:styleId="1554">
     <w:name w:val="Heading 4 Char"/>
-    <w:basedOn w:val="1543"/>
-    <w:link w:val="1537"/>
+    <w:basedOn w:val="1549"/>
+    <w:link w:val="1543"/>
     <w:uiPriority w:val="9"/>
     <w:pPr>
       <w:pBdr/>
@@ -65356,10 +65706,10 @@
       <w:color w:val="0f4761" w:themeColor="accent1" w:themeShade="BF"/>
     </w:rPr>
   </w:style>
-  <w:style w:type="character" w:styleId="1549">
+  <w:style w:type="character" w:styleId="1555">
     <w:name w:val="Heading 5 Char"/>
-    <w:basedOn w:val="1543"/>
-    <w:link w:val="1538"/>
+    <w:basedOn w:val="1549"/>
+    <w:link w:val="1544"/>
     <w:uiPriority w:val="9"/>
     <w:pPr>
       <w:pBdr/>
@@ -65371,10 +65721,10 @@
       <w:color w:val="0f4761" w:themeColor="accent1" w:themeShade="BF"/>
     </w:rPr>
   </w:style>
-  <w:style w:type="character" w:styleId="1550">
+  <w:style w:type="character" w:styleId="1556">
     <w:name w:val="Heading 6 Char"/>
-    <w:basedOn w:val="1543"/>
-    <w:link w:val="1539"/>
+    <w:basedOn w:val="1549"/>
+    <w:link w:val="1545"/>
     <w:uiPriority w:val="9"/>
     <w:pPr>
       <w:pBdr/>
@@ -65388,10 +65738,10 @@
       <w:color w:val="595959" w:themeColor="text1" w:themeTint="A6"/>
     </w:rPr>
   </w:style>
-  <w:style w:type="character" w:styleId="1551">
+  <w:style w:type="character" w:styleId="1557">
     <w:name w:val="Heading 7 Char"/>
-    <w:basedOn w:val="1543"/>
-    <w:link w:val="1540"/>
+    <w:basedOn w:val="1549"/>
+    <w:link w:val="1546"/>
     <w:uiPriority w:val="9"/>
     <w:pPr>
       <w:pBdr/>
@@ -65403,10 +65753,10 @@
       <w:color w:val="595959" w:themeColor="text1" w:themeTint="A6"/>
     </w:rPr>
   </w:style>
-  <w:style w:type="character" w:styleId="1552">
+  <w:style w:type="character" w:styleId="1558">
     <w:name w:val="Heading 8 Char"/>
-    <w:basedOn w:val="1543"/>
-    <w:link w:val="1541"/>
+    <w:basedOn w:val="1549"/>
+    <w:link w:val="1547"/>
     <w:uiPriority w:val="9"/>
     <w:pPr>
       <w:pBdr/>
@@ -65420,10 +65770,10 @@
       <w:color w:val="272727" w:themeColor="text1" w:themeTint="D8"/>
     </w:rPr>
   </w:style>
-  <w:style w:type="character" w:styleId="1553">
+  <w:style w:type="character" w:styleId="1559">
     <w:name w:val="Heading 9 Char"/>
-    <w:basedOn w:val="1543"/>
-    <w:link w:val="1542"/>
+    <w:basedOn w:val="1549"/>
+    <w:link w:val="1548"/>
     <w:uiPriority w:val="9"/>
     <w:pPr>
       <w:pBdr/>
@@ -65437,11 +65787,11 @@
       <w:color w:val="272727" w:themeColor="text1" w:themeTint="D8"/>
     </w:rPr>
   </w:style>
-  <w:style w:type="paragraph" w:styleId="1554">
+  <w:style w:type="paragraph" w:styleId="1560">
     <w:name w:val="Title"/>
-    <w:basedOn w:val="1533"/>
-    <w:next w:val="1533"/>
-    <w:link w:val="1555"/>
+    <w:basedOn w:val="1539"/>
+    <w:next w:val="1539"/>
+    <w:link w:val="1561"/>
     <w:uiPriority w:val="10"/>
     <w:qFormat/>
     <w:pPr>
@@ -65457,10 +65807,10 @@
       <w:szCs w:val="56"/>
     </w:rPr>
   </w:style>
-  <w:style w:type="character" w:styleId="1555">
+  <w:style w:type="character" w:styleId="1561">
     <w:name w:val="Title Char"/>
-    <w:basedOn w:val="1543"/>
-    <w:link w:val="1554"/>
+    <w:basedOn w:val="1549"/>
+    <w:link w:val="1560"/>
     <w:uiPriority w:val="10"/>
     <w:pPr>
       <w:pBdr/>
@@ -65474,11 +65824,11 @@
       <w:szCs w:val="56"/>
     </w:rPr>
   </w:style>
-  <w:style w:type="paragraph" w:styleId="1556">
+  <w:style w:type="paragraph" w:styleId="1562">
     <w:name w:val="Subtitle"/>
-    <w:basedOn w:val="1533"/>
-    <w:next w:val="1533"/>
-    <w:link w:val="1557"/>
+    <w:basedOn w:val="1539"/>
+    <w:next w:val="1539"/>
+    <w:link w:val="1563"/>
     <w:uiPriority w:val="11"/>
     <w:qFormat/>
     <w:pPr>
@@ -65496,10 +65846,10 @@
       <w:szCs w:val="28"/>
     </w:rPr>
   </w:style>
-  <w:style w:type="character" w:styleId="1557">
+  <w:style w:type="character" w:styleId="1563">
     <w:name w:val="Subtitle Char"/>
-    <w:basedOn w:val="1543"/>
-    <w:link w:val="1556"/>
+    <w:basedOn w:val="1549"/>
+    <w:link w:val="1562"/>
     <w:uiPriority w:val="11"/>
     <w:pPr>
       <w:pBdr/>
@@ -65513,11 +65863,11 @@
       <w:szCs w:val="28"/>
     </w:rPr>
   </w:style>
-  <w:style w:type="paragraph" w:styleId="1558">
+  <w:style w:type="paragraph" w:styleId="1564">
     <w:name w:val="Quote"/>
-    <w:basedOn w:val="1533"/>
-    <w:next w:val="1533"/>
-    <w:link w:val="1559"/>
+    <w:basedOn w:val="1539"/>
+    <w:next w:val="1539"/>
+    <w:link w:val="1565"/>
     <w:uiPriority w:val="29"/>
     <w:qFormat/>
     <w:pPr>
@@ -65532,10 +65882,10 @@
       <w:color w:val="404040" w:themeColor="text1" w:themeTint="BF"/>
     </w:rPr>
   </w:style>
-  <w:style w:type="character" w:styleId="1559">
+  <w:style w:type="character" w:styleId="1565">
     <w:name w:val="Quote Char"/>
-    <w:basedOn w:val="1543"/>
-    <w:link w:val="1558"/>
+    <w:basedOn w:val="1549"/>
+    <w:link w:val="1564"/>
     <w:uiPriority w:val="29"/>
     <w:pPr>
       <w:pBdr/>
@@ -65548,9 +65898,9 @@
       <w:color w:val="404040" w:themeColor="text1" w:themeTint="BF"/>
     </w:rPr>
   </w:style>
-  <w:style w:type="paragraph" w:styleId="1560">
+  <w:style w:type="paragraph" w:styleId="1566">
     <w:name w:val="List Paragraph"/>
-    <w:basedOn w:val="1533"/>
+    <w:basedOn w:val="1539"/>
     <w:uiPriority w:val="34"/>
     <w:qFormat/>
     <w:pPr>
@@ -65560,9 +65910,9 @@
       <w:contextualSpacing w:val="true"/>
     </w:pPr>
   </w:style>
-  <w:style w:type="character" w:styleId="1561">
+  <w:style w:type="character" w:styleId="1567">
     <w:name w:val="Intense Emphasis"/>
-    <w:basedOn w:val="1543"/>
+    <w:basedOn w:val="1549"/>
     <w:uiPriority w:val="21"/>
     <w:qFormat/>
     <w:pPr>
@@ -65576,11 +65926,11 @@
       <w:color w:val="0f4761" w:themeColor="accent1" w:themeShade="BF"/>
     </w:rPr>
   </w:style>
-  <w:style w:type="paragraph" w:styleId="1562">
+  <w:style w:type="paragraph" w:styleId="1568">
     <w:name w:val="Intense Quote"/>
-    <w:basedOn w:val="1533"/>
-    <w:next w:val="1533"/>
-    <w:link w:val="1563"/>
+    <w:basedOn w:val="1539"/>
+    <w:next w:val="1539"/>
+    <w:link w:val="1569"/>
     <w:uiPriority w:val="30"/>
     <w:qFormat/>
     <w:pPr>
@@ -65598,10 +65948,10 @@
       <w:color w:val="0f4761" w:themeColor="accent1" w:themeShade="BF"/>
     </w:rPr>
   </w:style>
-  <w:style w:type="character" w:styleId="1563">
+  <w:style w:type="character" w:styleId="1569">
     <w:name w:val="Intense Quote Char"/>
-    <w:basedOn w:val="1543"/>
-    <w:link w:val="1562"/>
+    <w:basedOn w:val="1549"/>
+    <w:link w:val="1568"/>
     <w:uiPriority w:val="30"/>
     <w:pPr>
       <w:pBdr/>
@@ -65614,9 +65964,9 @@
       <w:color w:val="0f4761" w:themeColor="accent1" w:themeShade="BF"/>
     </w:rPr>
   </w:style>
-  <w:style w:type="character" w:styleId="1564">
+  <w:style w:type="character" w:styleId="1570">
     <w:name w:val="Intense Reference"/>
-    <w:basedOn w:val="1543"/>
+    <w:basedOn w:val="1549"/>
     <w:uiPriority w:val="32"/>
     <w:qFormat/>
     <w:pPr>
@@ -65632,9 +65982,9 @@
       <w:spacing w:val="5"/>
     </w:rPr>
   </w:style>
-  <w:style w:type="paragraph" w:styleId="1565">
+  <w:style w:type="paragraph" w:styleId="1571">
     <w:name w:val="No Spacing"/>
-    <w:basedOn w:val="1533"/>
+    <w:basedOn w:val="1539"/>
     <w:uiPriority w:val="1"/>
     <w:qFormat/>
     <w:pPr>
@@ -65643,9 +65993,9 @@
       <w:ind/>
     </w:pPr>
   </w:style>
-  <w:style w:type="character" w:styleId="1566">
+  <w:style w:type="character" w:styleId="1572">
     <w:name w:val="Subtle Emphasis"/>
-    <w:basedOn w:val="1543"/>
+    <w:basedOn w:val="1549"/>
     <w:uiPriority w:val="19"/>
     <w:qFormat/>
     <w:pPr>
@@ -65659,9 +66009,9 @@
       <w:color w:val="404040" w:themeColor="text1" w:themeTint="BF"/>
     </w:rPr>
   </w:style>
-  <w:style w:type="character" w:styleId="1567">
+  <w:style w:type="character" w:styleId="1573">
     <w:name w:val="Emphasis"/>
-    <w:basedOn w:val="1543"/>
+    <w:basedOn w:val="1549"/>
     <w:uiPriority w:val="20"/>
     <w:qFormat/>
     <w:pPr>
@@ -65674,9 +66024,9 @@
       <w:iCs/>
     </w:rPr>
   </w:style>
-  <w:style w:type="character" w:styleId="1568">
+  <w:style w:type="character" w:styleId="1574">
     <w:name w:val="Strong"/>
-    <w:basedOn w:val="1543"/>
+    <w:basedOn w:val="1549"/>
     <w:uiPriority w:val="22"/>
     <w:qFormat/>
     <w:pPr>
@@ -65689,9 +66039,9 @@
       <w:bCs/>
     </w:rPr>
   </w:style>
-  <w:style w:type="character" w:styleId="1569">
+  <w:style w:type="character" w:styleId="1575">
     <w:name w:val="Subtle Reference"/>
-    <w:basedOn w:val="1543"/>
+    <w:basedOn w:val="1549"/>
     <w:uiPriority w:val="31"/>
     <w:qFormat/>
     <w:pPr>
@@ -65704,9 +66054,9 @@
       <w:color w:val="5a5a5a" w:themeColor="text1" w:themeTint="A5"/>
     </w:rPr>
   </w:style>
-  <w:style w:type="character" w:styleId="1570">
+  <w:style w:type="character" w:styleId="1576">
     <w:name w:val="Book Title"/>
-    <w:basedOn w:val="1543"/>
+    <w:basedOn w:val="1549"/>
     <w:uiPriority w:val="33"/>
     <w:qFormat/>
     <w:pPr>
@@ -65722,10 +66072,10 @@
       <w:spacing w:val="5"/>
     </w:rPr>
   </w:style>
-  <w:style w:type="paragraph" w:styleId="1571">
+  <w:style w:type="paragraph" w:styleId="1577">
     <w:name w:val="Header"/>
-    <w:basedOn w:val="1533"/>
-    <w:link w:val="1572"/>
+    <w:basedOn w:val="1539"/>
+    <w:link w:val="1578"/>
     <w:uiPriority w:val="99"/>
     <w:unhideWhenUsed/>
     <w:pPr>
@@ -65738,10 +66088,10 @@
       <w:ind/>
     </w:pPr>
   </w:style>
-  <w:style w:type="character" w:styleId="1572">
+  <w:style w:type="character" w:styleId="1578">
     <w:name w:val="Header Char"/>
-    <w:basedOn w:val="1543"/>
-    <w:link w:val="1571"/>
+    <w:basedOn w:val="1549"/>
+    <w:link w:val="1577"/>
     <w:uiPriority w:val="99"/>
     <w:pPr>
       <w:pBdr/>
@@ -65749,10 +66099,10 @@
       <w:ind/>
     </w:pPr>
   </w:style>
-  <w:style w:type="paragraph" w:styleId="1573">
+  <w:style w:type="paragraph" w:styleId="1579">
     <w:name w:val="Footer"/>
-    <w:basedOn w:val="1533"/>
-    <w:link w:val="1574"/>
+    <w:basedOn w:val="1539"/>
+    <w:link w:val="1580"/>
     <w:uiPriority w:val="99"/>
     <w:unhideWhenUsed/>
     <w:pPr>
@@ -65765,10 +66115,10 @@
       <w:ind/>
     </w:pPr>
   </w:style>
-  <w:style w:type="character" w:styleId="1574">
+  <w:style w:type="character" w:styleId="1580">
     <w:name w:val="Footer Char"/>
-    <w:basedOn w:val="1543"/>
-    <w:link w:val="1573"/>
+    <w:basedOn w:val="1549"/>
+    <w:link w:val="1579"/>
     <w:uiPriority w:val="99"/>
     <w:pPr>
       <w:pBdr/>
@@ -65776,10 +66126,10 @@
       <w:ind/>
     </w:pPr>
   </w:style>
-  <w:style w:type="paragraph" w:styleId="1575">
+  <w:style w:type="paragraph" w:styleId="1581">
     <w:name w:val="Caption"/>
-    <w:basedOn w:val="1533"/>
-    <w:next w:val="1533"/>
+    <w:basedOn w:val="1539"/>
+    <w:next w:val="1539"/>
     <w:uiPriority w:val="35"/>
     <w:unhideWhenUsed/>
     <w:qFormat/>
@@ -65796,10 +66146,10 @@
       <w:szCs w:val="18"/>
     </w:rPr>
   </w:style>
-  <w:style w:type="paragraph" w:styleId="1576">
+  <w:style w:type="paragraph" w:styleId="1582">
     <w:name w:val="footnote text"/>
-    <w:basedOn w:val="1533"/>
-    <w:link w:val="1577"/>
+    <w:basedOn w:val="1539"/>
+    <w:link w:val="1583"/>
     <w:uiPriority w:val="99"/>
     <w:semiHidden/>
     <w:unhideWhenUsed/>
@@ -65813,10 +66163,10 @@
       <w:szCs w:val="20"/>
     </w:rPr>
   </w:style>
-  <w:style w:type="character" w:styleId="1577">
+  <w:style w:type="character" w:styleId="1583">
     <w:name w:val="Footnote Text Char"/>
-    <w:basedOn w:val="1543"/>
-    <w:link w:val="1576"/>
+    <w:basedOn w:val="1549"/>
+    <w:link w:val="1582"/>
     <w:uiPriority w:val="99"/>
     <w:semiHidden/>
     <w:pPr>
@@ -65829,9 +66179,9 @@
       <w:szCs w:val="20"/>
     </w:rPr>
   </w:style>
-  <w:style w:type="character" w:styleId="1578">
+  <w:style w:type="character" w:styleId="1584">
     <w:name w:val="footnote reference"/>
-    <w:basedOn w:val="1543"/>
+    <w:basedOn w:val="1549"/>
     <w:uiPriority w:val="99"/>
     <w:semiHidden/>
     <w:unhideWhenUsed/>
@@ -65844,10 +66194,10 @@
       <w:vertAlign w:val="superscript"/>
     </w:rPr>
   </w:style>
-  <w:style w:type="paragraph" w:styleId="1579">
+  <w:style w:type="paragraph" w:styleId="1585">
     <w:name w:val="endnote text"/>
-    <w:basedOn w:val="1533"/>
-    <w:link w:val="1580"/>
+    <w:basedOn w:val="1539"/>
+    <w:link w:val="1586"/>
     <w:uiPriority w:val="99"/>
     <w:semiHidden/>
     <w:unhideWhenUsed/>
@@ -65861,10 +66211,10 @@
       <w:szCs w:val="20"/>
     </w:rPr>
   </w:style>
-  <w:style w:type="character" w:styleId="1580">
+  <w:style w:type="character" w:styleId="1586">
     <w:name w:val="Endnote Text Char"/>
-    <w:basedOn w:val="1543"/>
-    <w:link w:val="1579"/>
+    <w:basedOn w:val="1549"/>
+    <w:link w:val="1585"/>
     <w:uiPriority w:val="99"/>
     <w:semiHidden/>
     <w:pPr>
@@ -65877,9 +66227,9 @@
       <w:szCs w:val="20"/>
     </w:rPr>
   </w:style>
-  <w:style w:type="character" w:styleId="1581">
+  <w:style w:type="character" w:styleId="1587">
     <w:name w:val="endnote reference"/>
-    <w:basedOn w:val="1543"/>
+    <w:basedOn w:val="1549"/>
     <w:uiPriority w:val="99"/>
     <w:semiHidden/>
     <w:unhideWhenUsed/>
@@ -65892,9 +66242,9 @@
       <w:vertAlign w:val="superscript"/>
     </w:rPr>
   </w:style>
-  <w:style w:type="character" w:styleId="1582">
+  <w:style w:type="character" w:styleId="1588">
     <w:name w:val="Hyperlink"/>
-    <w:basedOn w:val="1543"/>
+    <w:basedOn w:val="1549"/>
     <w:uiPriority w:val="99"/>
     <w:unhideWhenUsed/>
     <w:pPr>
@@ -65907,9 +66257,9 @@
       <w:u w:val="single"/>
     </w:rPr>
   </w:style>
-  <w:style w:type="character" w:styleId="1583">
+  <w:style w:type="character" w:styleId="1589">
     <w:name w:val="FollowedHyperlink"/>
-    <w:basedOn w:val="1543"/>
+    <w:basedOn w:val="1549"/>
     <w:uiPriority w:val="99"/>
     <w:semiHidden/>
     <w:unhideWhenUsed/>
@@ -65923,10 +66273,10 @@
       <w:u w:val="single"/>
     </w:rPr>
   </w:style>
-  <w:style w:type="paragraph" w:styleId="1584">
+  <w:style w:type="paragraph" w:styleId="1590">
     <w:name w:val="toc 1"/>
-    <w:basedOn w:val="1533"/>
-    <w:next w:val="1533"/>
+    <w:basedOn w:val="1539"/>
+    <w:next w:val="1539"/>
     <w:uiPriority w:val="39"/>
     <w:unhideWhenUsed/>
     <w:pPr>
@@ -65935,10 +66285,10 @@
       <w:ind/>
     </w:pPr>
   </w:style>
-  <w:style w:type="paragraph" w:styleId="1585">
+  <w:style w:type="paragraph" w:styleId="1591">
     <w:name w:val="toc 2"/>
-    <w:basedOn w:val="1533"/>
-    <w:next w:val="1533"/>
+    <w:basedOn w:val="1539"/>
+    <w:next w:val="1539"/>
     <w:uiPriority w:val="39"/>
     <w:unhideWhenUsed/>
     <w:pPr>
@@ -65947,10 +66297,10 @@
       <w:ind w:left="220"/>
     </w:pPr>
   </w:style>
-  <w:style w:type="paragraph" w:styleId="1586">
+  <w:style w:type="paragraph" w:styleId="1592">
     <w:name w:val="toc 3"/>
-    <w:basedOn w:val="1533"/>
-    <w:next w:val="1533"/>
+    <w:basedOn w:val="1539"/>
+    <w:next w:val="1539"/>
     <w:uiPriority w:val="39"/>
     <w:unhideWhenUsed/>
     <w:pPr>
@@ -65959,10 +66309,10 @@
       <w:ind w:left="440"/>
     </w:pPr>
   </w:style>
-  <w:style w:type="paragraph" w:styleId="1587">
+  <w:style w:type="paragraph" w:styleId="1593">
     <w:name w:val="toc 4"/>
-    <w:basedOn w:val="1533"/>
-    <w:next w:val="1533"/>
+    <w:basedOn w:val="1539"/>
+    <w:next w:val="1539"/>
     <w:uiPriority w:val="39"/>
     <w:unhideWhenUsed/>
     <w:pPr>
@@ -65971,10 +66321,10 @@
       <w:ind w:left="660"/>
     </w:pPr>
   </w:style>
-  <w:style w:type="paragraph" w:styleId="1588">
+  <w:style w:type="paragraph" w:styleId="1594">
     <w:name w:val="toc 5"/>
-    <w:basedOn w:val="1533"/>
-    <w:next w:val="1533"/>
+    <w:basedOn w:val="1539"/>
+    <w:next w:val="1539"/>
     <w:uiPriority w:val="39"/>
     <w:unhideWhenUsed/>
     <w:pPr>
@@ -65983,10 +66333,10 @@
       <w:ind w:left="880"/>
     </w:pPr>
   </w:style>
-  <w:style w:type="paragraph" w:styleId="1589">
+  <w:style w:type="paragraph" w:styleId="1595">
     <w:name w:val="toc 6"/>
-    <w:basedOn w:val="1533"/>
-    <w:next w:val="1533"/>
+    <w:basedOn w:val="1539"/>
+    <w:next w:val="1539"/>
     <w:uiPriority w:val="39"/>
     <w:unhideWhenUsed/>
     <w:pPr>
@@ -65995,10 +66345,10 @@
       <w:ind w:left="1100"/>
     </w:pPr>
   </w:style>
-  <w:style w:type="paragraph" w:styleId="1590">
+  <w:style w:type="paragraph" w:styleId="1596">
     <w:name w:val="toc 7"/>
-    <w:basedOn w:val="1533"/>
-    <w:next w:val="1533"/>
+    <w:basedOn w:val="1539"/>
+    <w:next w:val="1539"/>
     <w:uiPriority w:val="39"/>
     <w:unhideWhenUsed/>
     <w:pPr>
@@ -66007,10 +66357,10 @@
       <w:ind w:left="1320"/>
     </w:pPr>
   </w:style>
-  <w:style w:type="paragraph" w:styleId="1591">
+  <w:style w:type="paragraph" w:styleId="1597">
     <w:name w:val="toc 8"/>
-    <w:basedOn w:val="1533"/>
-    <w:next w:val="1533"/>
+    <w:basedOn w:val="1539"/>
+    <w:next w:val="1539"/>
     <w:uiPriority w:val="39"/>
     <w:unhideWhenUsed/>
     <w:pPr>
@@ -66019,10 +66369,10 @@
       <w:ind w:left="1540"/>
     </w:pPr>
   </w:style>
-  <w:style w:type="paragraph" w:styleId="1592">
+  <w:style w:type="paragraph" w:styleId="1598">
     <w:name w:val="toc 9"/>
-    <w:basedOn w:val="1533"/>
-    <w:next w:val="1533"/>
+    <w:basedOn w:val="1539"/>
+    <w:next w:val="1539"/>
     <w:uiPriority w:val="39"/>
     <w:unhideWhenUsed/>
     <w:pPr>
@@ -66031,9 +66381,9 @@
       <w:ind w:left="1760"/>
     </w:pPr>
   </w:style>
-  <w:style w:type="character" w:styleId="1593">
+  <w:style w:type="character" w:styleId="1599">
     <w:name w:val="Placeholder Text"/>
-    <w:basedOn w:val="1543"/>
+    <w:basedOn w:val="1549"/>
     <w:uiPriority w:val="99"/>
     <w:semiHidden/>
     <w:pPr>
@@ -66045,7 +66395,7 @@
       <w:color w:val="666666"/>
     </w:rPr>
   </w:style>
-  <w:style w:type="paragraph" w:styleId="1594">
+  <w:style w:type="paragraph" w:styleId="1600">
     <w:name w:val="TOC Heading"/>
     <w:uiPriority w:val="39"/>
     <w:unhideWhenUsed/>
@@ -66055,10 +66405,10 @@
       <w:ind/>
     </w:pPr>
   </w:style>
-  <w:style w:type="paragraph" w:styleId="1595">
+  <w:style w:type="paragraph" w:styleId="1601">
     <w:name w:val="table of figures"/>
-    <w:basedOn w:val="1533"/>
-    <w:next w:val="1533"/>
+    <w:basedOn w:val="1539"/>
+    <w:next w:val="1539"/>
     <w:uiPriority w:val="99"/>
     <w:unhideWhenUsed/>
     <w:pPr>

--- a/Praca magisterska.docx
+++ b/Praca magisterska.docx
@@ -16,7 +16,13 @@
         <w:rPr>
           <w:lang w:val="pl-PL"/>
         </w:rPr>
-        <w:t xml:space="preserve">Praca magisterska</w:t>
+        <w:t xml:space="preserve">Praca </w:t>
+      </w:r>
+      <w:r>
+        <w:rPr>
+          <w:lang w:val="pl-PL"/>
+        </w:rPr>
+        <w:t xml:space="preserve">magisterska</w:t>
       </w:r>
       <w:r>
         <w:rPr>
@@ -157,6 +163,11 @@
               <w14:ligatures w14:val="none"/>
             </w:rPr>
           </w:r>
+          <w:r>
+            <w:rPr>
+              <w14:ligatures w14:val="none"/>
+            </w:rPr>
+          </w:r>
         </w:p>
         <w:p>
           <w:pPr>
@@ -169,6 +180,7 @@
             <w:ind/>
             <w:rPr/>
           </w:pPr>
+          <w:r/>
           <w:hyperlink w:tooltip="#_Toc2" w:anchor="_Toc2" w:history="1">
             <w:r>
               <w:rPr>
@@ -213,6 +225,7 @@
               <w:lang w:val="pl-PL"/>
             </w:rPr>
           </w:r>
+          <w:r/>
         </w:p>
         <w:p>
           <w:pPr>
@@ -226,6 +239,7 @@
             <w:ind/>
             <w:rPr/>
           </w:pPr>
+          <w:r/>
           <w:hyperlink w:tooltip="#_Toc3" w:anchor="_Toc3" w:history="1">
             <w:r>
               <w:rPr>
@@ -270,6 +284,7 @@
               <w:lang w:val="pl-PL"/>
             </w:rPr>
           </w:r>
+          <w:r/>
         </w:p>
         <w:p>
           <w:pPr>
@@ -283,6 +298,7 @@
             <w:ind/>
             <w:rPr/>
           </w:pPr>
+          <w:r/>
           <w:hyperlink w:tooltip="#_Toc4" w:anchor="_Toc4" w:history="1">
             <w:r>
               <w:rPr>
@@ -327,6 +343,7 @@
               <w:lang w:val="pl-PL"/>
             </w:rPr>
           </w:r>
+          <w:r/>
         </w:p>
         <w:p>
           <w:pPr>
@@ -340,6 +357,7 @@
             <w:ind/>
             <w:rPr/>
           </w:pPr>
+          <w:r/>
           <w:hyperlink w:tooltip="#_Toc5" w:anchor="_Toc5" w:history="1">
             <w:r>
               <w:rPr>
@@ -384,6 +402,7 @@
               <w:lang w:val="pl-PL"/>
             </w:rPr>
           </w:r>
+          <w:r/>
         </w:p>
         <w:p>
           <w:pPr>
@@ -397,6 +416,7 @@
             <w:ind/>
             <w:rPr/>
           </w:pPr>
+          <w:r/>
           <w:hyperlink w:tooltip="#_Toc6" w:anchor="_Toc6" w:history="1">
             <w:r>
               <w:rPr>
@@ -441,6 +461,7 @@
               <w:lang w:val="pl-PL"/>
             </w:rPr>
           </w:r>
+          <w:r/>
         </w:p>
         <w:p>
           <w:pPr>
@@ -455,6 +476,7 @@
               <w14:ligatures w14:val="none"/>
             </w:rPr>
           </w:pPr>
+          <w:r/>
           <w:hyperlink w:tooltip="#_Toc7" w:anchor="_Toc7" w:history="1">
             <w:r>
               <w:rPr>
@@ -501,6 +523,11 @@
               <w14:ligatures w14:val="none"/>
             </w:rPr>
           </w:r>
+          <w:r>
+            <w:rPr>
+              <w14:ligatures w14:val="none"/>
+            </w:rPr>
+          </w:r>
         </w:p>
         <w:p>
           <w:pPr>
@@ -514,6 +541,7 @@
             <w:ind/>
             <w:rPr/>
           </w:pPr>
+          <w:r/>
           <w:hyperlink w:tooltip="#_Toc8" w:anchor="_Toc8" w:history="1">
             <w:r>
               <w:rPr>
@@ -559,6 +587,7 @@
               <w:lang w:val="pl-PL"/>
             </w:rPr>
           </w:r>
+          <w:r/>
         </w:p>
         <w:p>
           <w:pPr>
@@ -572,6 +601,7 @@
             <w:ind/>
             <w:rPr/>
           </w:pPr>
+          <w:r/>
           <w:hyperlink w:tooltip="#_Toc9" w:anchor="_Toc9" w:history="1">
             <w:r>
               <w:rPr>
@@ -617,6 +647,7 @@
               <w:lang w:val="pl-PL"/>
             </w:rPr>
           </w:r>
+          <w:r/>
         </w:p>
         <w:p>
           <w:pPr>
@@ -630,6 +661,7 @@
             <w:ind/>
             <w:rPr/>
           </w:pPr>
+          <w:r/>
           <w:hyperlink w:tooltip="#_Toc10" w:anchor="_Toc10" w:history="1">
             <w:r>
               <w:rPr>
@@ -674,6 +706,7 @@
               <w:lang w:val="pl-PL"/>
             </w:rPr>
           </w:r>
+          <w:r/>
         </w:p>
         <w:p>
           <w:pPr>
@@ -695,8 +728,11 @@
             </w:rPr>
             <w:fldChar w:fldCharType="end"/>
           </w:r>
-          <w:r/>
-          <w:r/>
+          <w:r>
+            <w:rPr>
+              <w:lang w:val="pl-PL"/>
+            </w:rPr>
+          </w:r>
         </w:p>
       </w:sdtContent>
     </w:sdt>
@@ -748,9 +784,12 @@
         </w:rPr>
         <w:t xml:space="preserve">Wstęp</w:t>
       </w:r>
-      <w:r/>
       <w:bookmarkEnd w:id="1"/>
-      <w:r/>
+      <w:r>
+        <w:rPr>
+          <w14:ligatures w14:val="none"/>
+        </w:rPr>
+      </w:r>
       <w:r>
         <w:rPr>
           <w14:ligatures w14:val="none"/>
@@ -781,9 +820,14 @@
         </w:rPr>
         <w:t xml:space="preserve">asdawd</w:t>
       </w:r>
-      <w:r/>
       <w:bookmarkEnd w:id="2"/>
-      <w:r/>
+      <w:r>
+        <w:rPr>
+          <w:sz w:val="20"/>
+          <w:szCs w:val="20"/>
+          <w:lang w:val="pl-PL"/>
+        </w:rPr>
+      </w:r>
       <w:r>
         <w:rPr>
           <w:sz w:val="20"/>
@@ -820,6 +864,36 @@
     </w:p>
     <w:p>
       <w:pPr>
+        <w:pBdr/>
+        <w:shd w:val="nil"/>
+        <w:spacing/>
+        <w:ind/>
+        <w:rPr>
+          <w:lang w:val="pl-PL"/>
+        </w:rPr>
+      </w:pPr>
+      <w:r>
+        <w:rPr>
+          <w:highlight w:val="none"/>
+          <w:lang w:val="pl-PL"/>
+        </w:rPr>
+        <w:br w:type="page" w:clear="all"/>
+      </w:r>
+      <w:r>
+        <w:rPr>
+          <w:highlight w:val="none"/>
+          <w:lang w:val="pl-PL"/>
+        </w:rPr>
+      </w:r>
+      <w:r>
+        <w:rPr>
+          <w:highlight w:val="none"/>
+          <w:lang w:val="pl-PL"/>
+        </w:rPr>
+      </w:r>
+    </w:p>
+    <w:p>
+      <w:pPr>
         <w:pStyle w:val="846"/>
         <w:pBdr/>
         <w:tabs>
@@ -839,9 +913,12 @@
         </w:rPr>
         <w:t xml:space="preserve">Cel i zakres pracy</w:t>
       </w:r>
-      <w:r/>
       <w:bookmarkEnd w:id="3"/>
-      <w:r/>
+      <w:r>
+        <w:rPr>
+          <w:lang w:val="pl-PL"/>
+        </w:rPr>
+      </w:r>
       <w:r>
         <w:rPr>
           <w:lang w:val="pl-PL"/>
@@ -873,8 +950,7 @@
       </w:r>
       <w:r>
         <w:rPr>
-          <w:highlight w:val="none"/>
-          <w:lang w:val="pl-PL"/>
+          <w14:ligatures w14:val="none"/>
         </w:rPr>
       </w:r>
       <w:r>
@@ -933,6 +1009,43 @@
     </w:p>
     <w:p>
       <w:pPr>
+        <w:pBdr/>
+        <w:shd w:val="nil"/>
+        <w:spacing/>
+        <w:ind/>
+        <w:rPr>
+          <w:lang w:val="pl-PL"/>
+        </w:rPr>
+      </w:pPr>
+      <w:r>
+        <w:rPr>
+          <w:highlight w:val="none"/>
+          <w:lang w:val="pl-PL"/>
+        </w:rPr>
+      </w:r>
+      <w:r>
+        <w:rPr>
+          <w:highlight w:val="none"/>
+          <w:lang w:val="pl-PL"/>
+        </w:rPr>
+      </w:r>
+      <w:bookmarkStart w:id="4" w:name="_Toc4"/>
+      <w:r>
+        <w:rPr>
+          <w:highlight w:val="none"/>
+          <w:lang w:val="pl-PL"/>
+        </w:rPr>
+        <w:br w:type="page" w:clear="all"/>
+      </w:r>
+      <w:r>
+        <w:rPr>
+          <w:highlight w:val="none"/>
+          <w:lang w:val="pl-PL"/>
+        </w:rPr>
+      </w:r>
+    </w:p>
+    <w:p>
+      <w:pPr>
         <w:pStyle w:val="846"/>
         <w:pBdr/>
         <w:spacing/>
@@ -942,17 +1055,18 @@
           <w:lang w:val="pl-PL"/>
         </w:rPr>
       </w:pPr>
-      <w:r/>
-      <w:bookmarkStart w:id="4" w:name="_Toc4"/>
       <w:r>
         <w:rPr>
           <w:lang w:val="pl-PL"/>
         </w:rPr>
         <w:t xml:space="preserve">Zbiór danych</w:t>
       </w:r>
-      <w:r/>
       <w:bookmarkEnd w:id="4"/>
-      <w:r/>
+      <w:r>
+        <w:rPr>
+          <w:lang w:val="pl-PL"/>
+        </w:rPr>
+      </w:r>
       <w:r>
         <w:rPr>
           <w:lang w:val="pl-PL"/>
@@ -1015,30 +1129,6 @@
           <w:lang w:val="pl-PL"/>
         </w:rPr>
         <w:t xml:space="preserve">.</w:t>
-      </w:r>
-      <w:r>
-        <w:rPr>
-          <w:highlight w:val="none"/>
-          <w:lang w:val="pl-PL"/>
-        </w:rPr>
-      </w:r>
-    </w:p>
-    <w:p>
-      <w:pPr>
-        <w:pBdr/>
-        <w:spacing/>
-        <w:ind/>
-        <w:rPr>
-          <w:highlight w:val="none"/>
-          <w:lang w:val="pl-PL"/>
-        </w:rPr>
-      </w:pPr>
-      <w:r>
-        <w:rPr>
-          <w:highlight w:val="none"/>
-          <w:lang w:val="pl-PL"/>
-        </w:rPr>
-        <w:t xml:space="preserve">Po analizie zdjęć ze zbioru postanowiłem usunąć z niego próbki, których wysokość była zbyt mała.</w:t>
       </w:r>
       <w:r>
         <w:rPr>
@@ -2273,10 +2363,10 @@
       <w:pPr>
         <w:pBdr/>
         <w:spacing/>
-        <w:ind/>
+        <w:ind w:firstLine="0"/>
+        <w:jc w:val="left"/>
         <w:rPr>
           <w:highlight w:val="none"/>
-          <w:lang w:val="pl-PL" w:bidi="pl-PL"/>
         </w:rPr>
       </w:pPr>
       <w:r>
@@ -2287,13 +2377,11 @@
       <w:r>
         <w:rPr>
           <w:highlight w:val="none"/>
-          <w:lang w:val="pl-PL" w:bidi="pl-PL"/>
         </w:rPr>
       </w:r>
       <w:r>
         <w:rPr>
           <w:highlight w:val="none"/>
-          <w:lang w:val="pl-PL" w:bidi="pl-PL"/>
         </w:rPr>
       </w:r>
     </w:p>
@@ -2301,7 +2389,8 @@
       <w:pPr>
         <w:pBdr/>
         <w:spacing/>
-        <w:ind/>
+        <w:ind w:firstLine="0"/>
+        <w:jc w:val="left"/>
         <w:rPr>
           <w:highlight w:val="none"/>
         </w:rPr>
@@ -2327,7 +2416,7 @@
                   <a:graphicData uri="http://schemas.openxmlformats.org/drawingml/2006/picture">
                     <pic:pic xmlns:pic="http://schemas.openxmlformats.org/drawingml/2006/picture">
                       <pic:nvPicPr>
-                        <pic:cNvPr id="1116968869" name=""/>
+                        <pic:cNvPr id="2129048836" name=""/>
                         <pic:cNvPicPr>
                           <a:picLocks noChangeAspect="1"/>
                         </pic:cNvPicPr>
@@ -2340,7 +2429,7 @@
                       <pic:spPr bwMode="auto">
                         <a:xfrm>
                           <a:off x="0" y="0"/>
-                          <a:ext cx="5943599" cy="2941781"/>
+                          <a:ext cx="5943598" cy="2941780"/>
                         </a:xfrm>
                         <a:prstGeom prst="rect">
                           <a:avLst/>
@@ -2381,6 +2470,15 @@
           </mc:Fallback>
         </mc:AlternateContent>
       </w:r>
+      <w:r>
+        <w:rPr>
+          <w:highlight w:val="none"/>
+          <w:lang w:val="pl-PL" w:bidi="pl-PL"/>
+        </w:rPr>
+      </w:r>
+      <w:r/>
+      <w:r/>
+      <w:r/>
       <w:r>
         <w:rPr>
           <w:highlight w:val="none"/>
@@ -3452,30 +3550,7 @@
         </w:rPr>
         <w:t xml:space="preserve">Pre-processing</w:t>
       </w:r>
-      <w:r/>
       <w:bookmarkEnd w:id="5"/>
-      <w:r/>
-      <w:r>
-        <w:rPr>
-          <w:lang w:val="pl-PL"/>
-        </w:rPr>
-      </w:r>
-    </w:p>
-    <w:p>
-      <w:pPr>
-        <w:pBdr/>
-        <w:spacing/>
-        <w:ind/>
-        <w:rPr>
-          <w:lang w:val="pl-PL"/>
-        </w:rPr>
-      </w:pPr>
-      <w:r>
-        <w:rPr>
-          <w:lang w:val="pl-PL"/>
-        </w:rPr>
-        <w:t xml:space="preserve">Przed przystąpieniem do treningu zdjęcia próbek wymagały obróbki. Poddałem je takim przekształceniom jak</w:t>
-      </w:r>
       <w:r>
         <w:rPr>
           <w:lang w:val="pl-PL"/>
@@ -3489,6 +3564,33 @@
     </w:p>
     <w:p>
       <w:pPr>
+        <w:pBdr/>
+        <w:spacing/>
+        <w:ind/>
+        <w:rPr>
+          <w:lang w:val="pl-PL"/>
+        </w:rPr>
+      </w:pPr>
+      <w:r>
+        <w:rPr>
+          <w:lang w:val="pl-PL"/>
+        </w:rPr>
+        <w:t xml:space="preserve">Przed przystąpieniem do treningu zdjęcia próbek wymagały obróbki. Poddałem je takim przekształceniom jak</w:t>
+      </w:r>
+      <w:r>
+        <w:rPr>
+          <w:lang w:val="pl-PL"/>
+        </w:rPr>
+        <w:t xml:space="preserve">:</w:t>
+      </w:r>
+      <w:r>
+        <w:rPr>
+          <w:lang w:val="pl-PL"/>
+        </w:rPr>
+      </w:r>
+    </w:p>
+    <w:p>
+      <w:pPr>
         <w:pStyle w:val="909"/>
         <w:numPr>
           <w:ilvl w:val="0"/>
@@ -3511,6 +3613,7 @@
         <w:rPr>
           <w:lang w:val="pl-PL"/>
         </w:rPr>
+        <w:t xml:space="preserve">,</w:t>
       </w:r>
       <w:r>
         <w:rPr>
@@ -3542,6 +3645,7 @@
         <w:rPr>
           <w:lang w:val="pl-PL"/>
         </w:rPr>
+        <w:t xml:space="preserve">,</w:t>
       </w:r>
       <w:r>
         <w:rPr>
@@ -3573,6 +3677,7 @@
         <w:rPr>
           <w:lang w:val="pl-PL"/>
         </w:rPr>
+        <w:t xml:space="preserve">,</w:t>
       </w:r>
       <w:r>
         <w:rPr>
@@ -3604,6 +3709,7 @@
         <w:rPr>
           <w:lang w:val="pl-PL"/>
         </w:rPr>
+        <w:t xml:space="preserve">.</w:t>
       </w:r>
       <w:r>
         <w:rPr>
@@ -3617,6 +3723,124 @@
         <w:spacing/>
         <w:ind/>
         <w:rPr>
+          <w:lang w:val="pl-PL"/>
+        </w:rPr>
+      </w:pPr>
+      <w:r>
+        <w:rPr>
+          <w:highlight w:val="none"/>
+          <w:lang w:val="pl-PL" w:bidi="pl-PL"/>
+        </w:rPr>
+        <w:t xml:space="preserve">Zdecydowałem się odrzucić próbki, których wysokość wynosi poniżej 32 px. Poniżej tej wartości zdjęcia stają się nieczytelne, co może wpłynąć negatywnie na uczenie.</w:t>
+      </w:r>
+      <w:r>
+        <w:rPr>
+          <w:highlight w:val="none"/>
+          <w:lang w:val="pl-PL" w:bidi="pl-PL"/>
+        </w:rPr>
+      </w:r>
+      <w:r>
+        <w:rPr>
+          <w:highlight w:val="none"/>
+          <w:lang w:val="pl-PL"/>
+        </w:rPr>
+      </w:r>
+    </w:p>
+    <w:p>
+      <w:pPr>
+        <w:pBdr/>
+        <w:spacing/>
+        <w:ind/>
+        <w:rPr>
+          <w:highlight w:val="none"/>
+          <w:lang w:val="pl-PL"/>
+        </w:rPr>
+      </w:pPr>
+      <w:r>
+        <w:rPr>
+          <w:highlight w:val="none"/>
+          <w:lang w:val="pl-PL" w:bidi="pl-PL"/>
+        </w:rPr>
+        <w:t xml:space="preserve">Przeskalowanie jest podyktowane tym, że modele wymagają, by przynajmniej jeden wymiar próbki był stały. Wybrałem 64 px, ponieważ jest to liczba bliska średniej i medianie zbioru. Jest to również wielokrotność 32 px, czyli warunku minimum dla wysokości zdjęcia</w:t>
+      </w:r>
+      <w:r>
+        <w:rPr>
+          <w:highlight w:val="none"/>
+          <w:lang w:val="pl-PL"/>
+        </w:rPr>
+        <w:t xml:space="preserve">.</w:t>
+      </w:r>
+      <w:r>
+        <w:rPr>
+          <w:lang w:val="pl-PL"/>
+        </w:rPr>
+      </w:r>
+    </w:p>
+    <w:p>
+      <w:pPr>
+        <w:pBdr/>
+        <w:spacing/>
+        <w:ind/>
+        <w:rPr>
+          <w:highlight w:val="none"/>
+          <w:lang w:val="pl-PL" w:bidi="pl-PL"/>
+        </w:rPr>
+      </w:pPr>
+      <w:r>
+        <w:rPr>
+          <w:highlight w:val="none"/>
+          <w:lang w:val="pl-PL" w:bidi="pl-PL"/>
+        </w:rPr>
+        <w:t xml:space="preserve">Sprowadzenie zdjęć do skali szarości pozwala na zredukowanie rozmiaru całego zbioru danych. Do rozpoznawania pisma wystarczy tylko jeden kanał barw. Inne kolory nie mają żadnego wpływu na uczenie, a tylko wprowadzają dodatkowy narzut podczas treningu, co niepotrzebnie wydłuża obliczenia.</w:t>
+      </w:r>
+      <w:r>
+        <w:rPr>
+          <w:highlight w:val="none"/>
+          <w:lang w:val="pl-PL" w:bidi="pl-PL"/>
+        </w:rPr>
+      </w:r>
+      <w:r>
+        <w:rPr>
+          <w:lang w:val="pl-PL"/>
+        </w:rPr>
+      </w:r>
+    </w:p>
+    <w:p>
+      <w:pPr>
+        <w:pBdr/>
+        <w:spacing/>
+        <w:ind/>
+        <w:rPr>
+          <w:lang w:val="pl-PL"/>
+        </w:rPr>
+      </w:pPr>
+      <w:r>
+        <w:rPr>
+          <w:highlight w:val="none"/>
+          <w:lang w:val="pl-PL" w:bidi="pl-PL"/>
+        </w:rPr>
+        <w:t xml:space="preserve">Wyostrzenie krawędzi ułatwi modelowi odczytywanie zdjęć.</w:t>
+      </w:r>
+      <w:r>
+        <w:rPr>
+          <w:highlight w:val="none"/>
+          <w:lang w:val="pl-PL" w:bidi="pl-PL"/>
+        </w:rPr>
+      </w:r>
+      <w:r>
+        <w:rPr>
+          <w:highlight w:val="none"/>
+          <w:lang w:val="pl-PL" w:bidi="pl-PL"/>
+        </w:rPr>
+      </w:r>
+    </w:p>
+    <w:p>
+      <w:pPr>
+        <w:pBdr/>
+        <w:spacing/>
+        <w:ind/>
+        <w:rPr>
+          <w:highlight w:val="none"/>
           <w:lang w:val="pl-PL"/>
         </w:rPr>
       </w:pPr>
@@ -3639,7 +3863,6 @@
     </w:p>
     <w:p>
       <w:pPr>
-        <w:pStyle w:val="846"/>
         <w:pBdr/>
         <w:spacing/>
         <w:ind/>
@@ -3647,17 +3870,85 @@
           <w:lang w:val="pl-PL"/>
         </w:rPr>
       </w:pPr>
-      <w:r/>
+      <w:r>
+        <w:rPr>
+          <w:highlight w:val="none"/>
+          <w:lang w:val="pl-PL" w:bidi="pl-PL"/>
+        </w:rPr>
+        <w:t xml:space="preserve">[porównanie zdjęcia przed i po preprocessingowi]</w:t>
+      </w:r>
+      <w:r>
+        <w:rPr>
+          <w:highlight w:val="none"/>
+          <w:lang w:val="pl-PL" w:bidi="pl-PL"/>
+        </w:rPr>
+      </w:r>
+      <w:r>
+        <w:rPr>
+          <w:highlight w:val="none"/>
+          <w:lang w:val="pl-PL"/>
+        </w:rPr>
+      </w:r>
+    </w:p>
+    <w:p>
+      <w:pPr>
+        <w:pBdr/>
+        <w:shd w:val="nil"/>
+        <w:spacing/>
+        <w:ind/>
+        <w:rPr>
+          <w:lang w:val="pl-PL"/>
+        </w:rPr>
+      </w:pPr>
+      <w:r>
+        <w:rPr>
+          <w:highlight w:val="none"/>
+          <w:lang w:val="pl-PL"/>
+        </w:rPr>
+      </w:r>
+      <w:r>
+        <w:rPr>
+          <w:highlight w:val="none"/>
+          <w:lang w:val="pl-PL"/>
+        </w:rPr>
+      </w:r>
       <w:bookmarkStart w:id="6" w:name="_Toc6"/>
+      <w:r>
+        <w:rPr>
+          <w:highlight w:val="none"/>
+          <w:lang w:val="pl-PL"/>
+        </w:rPr>
+        <w:br w:type="page" w:clear="all"/>
+      </w:r>
+      <w:r>
+        <w:rPr>
+          <w:highlight w:val="none"/>
+          <w:lang w:val="pl-PL"/>
+        </w:rPr>
+      </w:r>
+    </w:p>
+    <w:p>
+      <w:pPr>
+        <w:pStyle w:val="846"/>
+        <w:pBdr/>
+        <w:spacing/>
+        <w:ind/>
+        <w:rPr>
+          <w:lang w:val="pl-PL"/>
+        </w:rPr>
+      </w:pPr>
       <w:r>
         <w:rPr>
           <w:lang w:val="pl-PL"/>
         </w:rPr>
         <w:t xml:space="preserve">Trening wstępny</w:t>
       </w:r>
-      <w:r/>
       <w:bookmarkEnd w:id="6"/>
-      <w:r/>
+      <w:r>
+        <w:rPr>
+          <w:lang w:val="pl-PL"/>
+        </w:rPr>
+      </w:r>
       <w:r>
         <w:rPr>
           <w:lang w:val="pl-PL"/>
@@ -3666,41 +3957,13 @@
     </w:p>
     <w:p>
       <w:pPr>
-        <w:pStyle w:val="847"/>
-        <w:pBdr/>
-        <w:spacing/>
-        <w:ind/>
-        <w:rPr>
-          <w:lang w:val="pl-PL"/>
-          <w14:ligatures w14:val="none"/>
-        </w:rPr>
-      </w:pPr>
-      <w:r/>
-      <w:bookmarkStart w:id="7" w:name="_Toc7"/>
-      <w:r>
-        <w:rPr>
-          <w:lang w:val="pl-PL"/>
-        </w:rPr>
-        <w:t xml:space="preserve">aas</w:t>
-      </w:r>
-      <w:r/>
-      <w:bookmarkEnd w:id="7"/>
-      <w:r/>
-      <w:r>
-        <w:rPr>
-          <w:lang w:val="pl-PL"/>
-          <w14:ligatures w14:val="none"/>
-        </w:rPr>
-      </w:r>
-    </w:p>
-    <w:p>
-      <w:pPr>
-        <w:pBdr/>
-        <w:spacing/>
-        <w:ind/>
+        <w:suppressLineNumbers w:val="false"/>
+        <w:pBdr/>
+        <w:spacing/>
+        <w:ind w:firstLine="708"/>
         <w:rPr>
           <w:highlight w:val="none"/>
-          <w:lang w:val="pl-PL"/>
+          <w14:ligatures w14:val="none"/>
         </w:rPr>
       </w:pPr>
       <w:r>
@@ -3718,6 +3981,91 @@
       <w:r>
         <w:rPr>
           <w:highlight w:val="none"/>
+          <w:lang w:val="pl-PL"/>
+        </w:rPr>
+      </w:r>
+    </w:p>
+    <w:p>
+      <w:pPr>
+        <w:pBdr/>
+        <w:spacing/>
+        <w:ind/>
+        <w:rPr>
+          <w:highlight w:val="none"/>
+          <w:lang w:val="pl-PL" w:bidi="pl-PL"/>
+        </w:rPr>
+      </w:pPr>
+      <w:r>
+        <w:rPr>
+          <w:highlight w:val="none"/>
+          <w:lang w:val="pl-PL" w:bidi="pl-PL"/>
+        </w:rPr>
+        <w:t xml:space="preserve">Dlatego </w:t>
+      </w:r>
+      <w:r>
+        <w:rPr>
+          <w:highlight w:val="none"/>
+          <w:lang w:val="pl-PL" w:bidi="pl-PL"/>
+        </w:rPr>
+        <w:t xml:space="preserve">w pierwszym etapie uczenia modelu ten będzie miał za zadanie klasyfikację próbki do odpowiedniej klasy</w:t>
+      </w:r>
+      <w:r>
+        <w:rPr>
+          <w:highlight w:val="none"/>
+          <w:lang w:val="pl-PL"/>
+        </w:rPr>
+      </w:r>
+    </w:p>
+    <w:p>
+      <w:pPr>
+        <w:pStyle w:val="847"/>
+        <w:pBdr/>
+        <w:spacing/>
+        <w:ind/>
+        <w:rPr>
+          <w:highlight w:val="none"/>
+          <w:lang w:val="pl-PL"/>
+        </w:rPr>
+      </w:pPr>
+      <w:r>
+        <w:rPr>
+          <w:highlight w:val="none"/>
+          <w:lang w:val="pl-PL" w:bidi="pl-PL"/>
+        </w:rPr>
+        <w:t xml:space="preserve">Zbiór danych</w:t>
+      </w:r>
+      <w:r>
+        <w:rPr>
+          <w:highlight w:val="none"/>
+          <w:lang w:val="pl-PL"/>
+        </w:rPr>
+      </w:r>
+    </w:p>
+    <w:p>
+      <w:pPr>
+        <w:pBdr/>
+        <w:spacing/>
+        <w:ind/>
+        <w:rPr>
+          <w:lang w:val="pl-PL"/>
+        </w:rPr>
+      </w:pPr>
+      <w:r>
+        <w:rPr>
+          <w:highlight w:val="none"/>
+          <w:lang w:val="pl-PL" w:bidi="pl-PL"/>
+        </w:rPr>
+        <w:t xml:space="preserve">Na tym etapie zbiór został podzielony na podzbiór treningowy, walidacyjny i testowy, w proporcjach 0.6, 0.2 i 0.2. Została zastosowana stratyfikacja po klasie autora. Jest to kluczowe, ponieważ inaczej model nie będz</w:t>
+      </w:r>
+      <w:r>
+        <w:rPr>
+          <w:highlight w:val="none"/>
+          <w:lang w:val="pl-PL" w:bidi="pl-PL"/>
+        </w:rPr>
+        <w:t xml:space="preserve">ie umiał rozpoznać klas nieznajdujących się w podzbiorze treningowym, co zaburzy wiarygodność metryk opartych na pozostałych podzbiorach oraz ograniczy możliwość uczenia sieci neuronowej. A to odbije się negatywnie w kolejnym etapie uczenia.</w:t>
+      </w:r>
+      <w:r>
+        <w:rPr>
           <w:lang w:val="pl-PL"/>
         </w:rPr>
       </w:r>
@@ -3759,7 +4107,7 @@
         <w:ind/>
         <w:rPr>
           <w:highlight w:val="none"/>
-          <w:lang w:val="pl-PL"/>
+          <w:lang w:val="pl-PL" w:bidi="pl-PL"/>
         </w:rPr>
       </w:pPr>
       <w:r>
@@ -3772,13 +4120,38 @@
       <w:r>
         <w:rPr>
           <w:highlight w:val="none"/>
-          <w:lang w:val="pl-PL"/>
+          <w:lang w:val="pl-PL" w:bidi="pl-PL"/>
+        </w:rPr>
+      </w:r>
+    </w:p>
+    <w:p>
+      <w:pPr>
+        <w:pStyle w:val="847"/>
+        <w:pBdr/>
+        <w:spacing/>
+        <w:ind/>
+        <w:rPr>
+          <w:highlight w:val="none"/>
+          <w:lang w:val="pl-PL" w:bidi="pl-PL"/>
+        </w:rPr>
+      </w:pPr>
+      <w:r>
+        <w:rPr>
+          <w:highlight w:val="none"/>
+          <w:lang w:val="pl-PL" w:bidi="pl-PL"/>
+        </w:rPr>
+        <w:t xml:space="preserve">Wpływ dropoutu na uczenie</w:t>
+      </w:r>
+      <w:r>
+        <w:rPr>
+          <w:highlight w:val="none"/>
+          <w:lang w:val="pl-PL" w:bidi="pl-PL"/>
         </w:rPr>
       </w:r>
       <w:r>
         <w:rPr>
           <w:highlight w:val="none"/>
-          <w:lang w:val="pl-PL"/>
+          <w:lang w:val="pl-PL" w:bidi="pl-PL"/>
         </w:rPr>
       </w:r>
     </w:p>
@@ -3813,6 +4186,36 @@
     </w:p>
     <w:p>
       <w:pPr>
+        <w:pBdr/>
+        <w:shd w:val="nil"/>
+        <w:spacing/>
+        <w:ind/>
+        <w:rPr>
+          <w:lang w:val="pl-PL"/>
+        </w:rPr>
+      </w:pPr>
+      <w:r>
+        <w:rPr>
+          <w:highlight w:val="none"/>
+          <w:lang w:val="pl-PL"/>
+        </w:rPr>
+        <w:br w:type="page" w:clear="all"/>
+      </w:r>
+      <w:r>
+        <w:rPr>
+          <w:highlight w:val="none"/>
+          <w:lang w:val="pl-PL"/>
+        </w:rPr>
+      </w:r>
+      <w:r>
+        <w:rPr>
+          <w:highlight w:val="none"/>
+          <w:lang w:val="pl-PL"/>
+        </w:rPr>
+      </w:r>
+    </w:p>
+    <w:p>
+      <w:pPr>
         <w:pStyle w:val="846"/>
         <w:pBdr/>
         <w:spacing/>
@@ -3830,9 +4233,12 @@
         </w:rPr>
         <w:t xml:space="preserve">Trening właściwy</w:t>
       </w:r>
-      <w:r/>
       <w:bookmarkEnd w:id="8"/>
-      <w:r/>
+      <w:r>
+        <w:rPr>
+          <w:lang w:val="pl-PL"/>
+        </w:rPr>
+      </w:r>
       <w:r>
         <w:rPr>
           <w:lang w:val="pl-PL"/>
@@ -3899,16 +4305,51 @@
     </w:p>
     <w:p>
       <w:pPr>
-        <w:pStyle w:val="846"/>
-        <w:pBdr/>
+        <w:pBdr/>
+        <w:shd w:val="nil"/>
         <w:spacing/>
         <w:ind/>
         <w:rPr>
           <w:lang w:val="pl-PL"/>
         </w:rPr>
       </w:pPr>
-      <w:r/>
+      <w:r>
+        <w:rPr>
+          <w:highlight w:val="none"/>
+          <w:lang w:val="pl-PL"/>
+        </w:rPr>
+      </w:r>
+      <w:r>
+        <w:rPr>
+          <w:highlight w:val="none"/>
+          <w:lang w:val="pl-PL"/>
+        </w:rPr>
+      </w:r>
       <w:bookmarkStart w:id="9" w:name="_Toc9"/>
+      <w:r>
+        <w:rPr>
+          <w:highlight w:val="none"/>
+          <w:lang w:val="pl-PL"/>
+        </w:rPr>
+        <w:br w:type="page" w:clear="all"/>
+      </w:r>
+      <w:r>
+        <w:rPr>
+          <w:highlight w:val="none"/>
+          <w:lang w:val="pl-PL"/>
+        </w:rPr>
+      </w:r>
+    </w:p>
+    <w:p>
+      <w:pPr>
+        <w:pStyle w:val="846"/>
+        <w:pBdr/>
+        <w:spacing/>
+        <w:ind/>
+        <w:rPr>
+          <w:lang w:val="pl-PL"/>
+        </w:rPr>
+      </w:pPr>
       <w:r>
         <w:rPr>
           <w:highlight w:val="none"/>
@@ -3916,11 +4357,44 @@
         </w:rPr>
         <w:t xml:space="preserve">Wnioski</w:t>
       </w:r>
-      <w:r/>
       <w:bookmarkEnd w:id="9"/>
-      <w:r/>
       <w:r>
         <w:rPr>
+          <w:lang w:val="pl-PL"/>
+        </w:rPr>
+      </w:r>
+      <w:r>
+        <w:rPr>
+          <w:lang w:val="pl-PL"/>
+        </w:rPr>
+      </w:r>
+    </w:p>
+    <w:p>
+      <w:pPr>
+        <w:pBdr/>
+        <w:shd w:val="nil"/>
+        <w:spacing/>
+        <w:ind/>
+        <w:rPr>
+          <w:lang w:val="pl-PL"/>
+        </w:rPr>
+      </w:pPr>
+      <w:r>
+        <w:rPr>
+          <w:highlight w:val="none"/>
+          <w:lang w:val="pl-PL"/>
+        </w:rPr>
+        <w:br w:type="page" w:clear="all"/>
+      </w:r>
+      <w:r>
+        <w:rPr>
+          <w:highlight w:val="none"/>
+          <w:lang w:val="pl-PL"/>
+        </w:rPr>
+      </w:r>
+      <w:r>
+        <w:rPr>
+          <w:highlight w:val="none"/>
           <w:lang w:val="pl-PL"/>
         </w:rPr>
       </w:r>
@@ -3943,9 +4417,12 @@
         </w:rPr>
         <w:t xml:space="preserve">Bibliografia</w:t>
       </w:r>
-      <w:r/>
       <w:bookmarkEnd w:id="10"/>
-      <w:r/>
+      <w:r>
+        <w:rPr>
+          <w:lang w:val="pl-PL"/>
+        </w:rPr>
+      </w:r>
       <w:r>
         <w:rPr>
           <w:lang w:val="pl-PL"/>
@@ -35231,9 +35708,10 @@
     <w:name w:val="Normal"/>
     <w:qFormat/>
     <w:pPr>
+      <w:suppressLineNumbers w:val="false"/>
       <w:pBdr/>
       <w:spacing w:line="360" w:lineRule="auto"/>
-      <w:ind/>
+      <w:ind w:firstLine="720"/>
       <w:jc w:val="both"/>
     </w:pPr>
     <w:rPr>

--- a/Praca magisterska.docx
+++ b/Praca magisterska.docx
@@ -4,7 +4,7 @@
   <w:body>
     <w:p>
       <w:pPr>
-        <w:pStyle w:val="865"/>
+        <w:pStyle w:val="854"/>
         <w:pBdr/>
         <w:spacing/>
         <w:ind/>
@@ -79,11 +79,11 @@
       <w:sdtContent>
         <w:p>
           <w:pPr>
-            <w:pStyle w:val="893"/>
+            <w:pStyle w:val="882"/>
             <w:pBdr/>
             <w:tabs>
-              <w:tab w:val="left" w:leader="none" w:pos="567"/>
-              <w:tab w:val="right" w:leader="dot" w:pos="9360"/>
+              <w:tab w:val="left" w:leader="none" w:pos="1417"/>
+              <w:tab w:val="right" w:leader="dot" w:pos="8842"/>
             </w:tabs>
             <w:spacing/>
             <w:ind/>
@@ -101,11 +101,6 @@
               <w:lang w:val="pl-PL"/>
             </w:rPr>
             <w:fldChar w:fldCharType="begin"/>
-          </w:r>
-          <w:r>
-            <w:rPr>
-              <w:lang w:val="pl-PL"/>
-            </w:rPr>
             <w:instrText xml:space="preserve">TOC \o "1-9" \h </w:instrText>
           </w:r>
           <w:r>
@@ -131,19 +126,19 @@
             </w:r>
             <w:r>
               <w:rPr>
-                <w:rStyle w:val="891"/>
+                <w:rStyle w:val="880"/>
               </w:rPr>
             </w:r>
             <w:r>
               <w:rPr>
-                <w:rStyle w:val="891"/>
+                <w:rStyle w:val="880"/>
                 <w:lang w:val="pl-PL"/>
               </w:rPr>
               <w:t xml:space="preserve">Wstęp</w:t>
             </w:r>
             <w:r>
               <w:rPr>
-                <w:rStyle w:val="891"/>
+                <w:rStyle w:val="880"/>
                 <w14:ligatures w14:val="none"/>
               </w:rPr>
             </w:r>
@@ -171,10 +166,10 @@
         </w:p>
         <w:p>
           <w:pPr>
-            <w:pStyle w:val="894"/>
+            <w:pStyle w:val="883"/>
             <w:pBdr/>
             <w:tabs>
-              <w:tab w:val="right" w:leader="dot" w:pos="9360"/>
+              <w:tab w:val="right" w:leader="dot" w:pos="8842"/>
             </w:tabs>
             <w:spacing/>
             <w:ind/>
@@ -193,19 +188,19 @@
             </w:r>
             <w:r>
               <w:rPr>
-                <w:rStyle w:val="891"/>
+                <w:rStyle w:val="880"/>
               </w:rPr>
             </w:r>
             <w:r>
               <w:rPr>
-                <w:rStyle w:val="891"/>
+                <w:rStyle w:val="880"/>
                 <w:lang w:val="pl-PL"/>
               </w:rPr>
               <w:t xml:space="preserve">asdawd</w:t>
             </w:r>
             <w:r>
               <w:rPr>
-                <w:rStyle w:val="891"/>
+                <w:rStyle w:val="880"/>
                 <w:lang w:val="pl-PL"/>
               </w:rPr>
             </w:r>
@@ -229,11 +224,11 @@
         </w:p>
         <w:p>
           <w:pPr>
-            <w:pStyle w:val="893"/>
+            <w:pStyle w:val="882"/>
             <w:pBdr/>
             <w:tabs>
-              <w:tab w:val="left" w:leader="none" w:pos="567"/>
-              <w:tab w:val="right" w:leader="dot" w:pos="9360"/>
+              <w:tab w:val="left" w:leader="none" w:pos="1417"/>
+              <w:tab w:val="right" w:leader="dot" w:pos="8842"/>
             </w:tabs>
             <w:spacing/>
             <w:ind/>
@@ -252,19 +247,19 @@
             </w:r>
             <w:r>
               <w:rPr>
-                <w:rStyle w:val="891"/>
+                <w:rStyle w:val="880"/>
               </w:rPr>
             </w:r>
             <w:r>
               <w:rPr>
-                <w:rStyle w:val="891"/>
+                <w:rStyle w:val="880"/>
                 <w:lang w:val="pl-PL"/>
               </w:rPr>
               <w:t xml:space="preserve">Cel i zakres pracy</w:t>
             </w:r>
             <w:r>
               <w:rPr>
-                <w:rStyle w:val="891"/>
+                <w:rStyle w:val="880"/>
                 <w:lang w:val="pl-PL"/>
               </w:rPr>
             </w:r>
@@ -275,7 +270,7 @@
               <w:fldChar w:fldCharType="begin"/>
               <w:instrText xml:space="preserve">PAGEREF _Toc3 \h</w:instrText>
               <w:fldChar w:fldCharType="separate"/>
-              <w:t xml:space="preserve">3</w:t>
+              <w:t xml:space="preserve">4</w:t>
               <w:fldChar w:fldCharType="end"/>
             </w:r>
           </w:hyperlink>
@@ -288,11 +283,11 @@
         </w:p>
         <w:p>
           <w:pPr>
-            <w:pStyle w:val="893"/>
+            <w:pStyle w:val="882"/>
             <w:pBdr/>
             <w:tabs>
-              <w:tab w:val="left" w:leader="none" w:pos="567"/>
-              <w:tab w:val="right" w:leader="dot" w:pos="9360"/>
+              <w:tab w:val="left" w:leader="none" w:pos="1417"/>
+              <w:tab w:val="right" w:leader="dot" w:pos="8842"/>
             </w:tabs>
             <w:spacing/>
             <w:ind/>
@@ -311,19 +306,19 @@
             </w:r>
             <w:r>
               <w:rPr>
-                <w:rStyle w:val="891"/>
+                <w:rStyle w:val="880"/>
               </w:rPr>
             </w:r>
             <w:r>
               <w:rPr>
-                <w:rStyle w:val="891"/>
+                <w:rStyle w:val="880"/>
                 <w:lang w:val="pl-PL"/>
               </w:rPr>
               <w:t xml:space="preserve">Zbiór danych</w:t>
             </w:r>
             <w:r>
               <w:rPr>
-                <w:rStyle w:val="891"/>
+                <w:rStyle w:val="880"/>
                 <w:lang w:val="pl-PL"/>
               </w:rPr>
             </w:r>
@@ -334,7 +329,7 @@
               <w:fldChar w:fldCharType="begin"/>
               <w:instrText xml:space="preserve">PAGEREF _Toc4 \h</w:instrText>
               <w:fldChar w:fldCharType="separate"/>
-              <w:t xml:space="preserve">3</w:t>
+              <w:t xml:space="preserve">5</w:t>
               <w:fldChar w:fldCharType="end"/>
             </w:r>
           </w:hyperlink>
@@ -347,11 +342,11 @@
         </w:p>
         <w:p>
           <w:pPr>
-            <w:pStyle w:val="893"/>
+            <w:pStyle w:val="882"/>
             <w:pBdr/>
             <w:tabs>
-              <w:tab w:val="left" w:leader="none" w:pos="567"/>
-              <w:tab w:val="right" w:leader="dot" w:pos="9360"/>
+              <w:tab w:val="left" w:leader="none" w:pos="1417"/>
+              <w:tab w:val="right" w:leader="dot" w:pos="8842"/>
             </w:tabs>
             <w:spacing/>
             <w:ind/>
@@ -370,19 +365,19 @@
             </w:r>
             <w:r>
               <w:rPr>
-                <w:rStyle w:val="891"/>
+                <w:rStyle w:val="880"/>
               </w:rPr>
             </w:r>
             <w:r>
               <w:rPr>
-                <w:rStyle w:val="891"/>
+                <w:rStyle w:val="880"/>
                 <w:lang w:val="pl-PL"/>
               </w:rPr>
               <w:t xml:space="preserve">Pre-processing</w:t>
             </w:r>
             <w:r>
               <w:rPr>
-                <w:rStyle w:val="891"/>
+                <w:rStyle w:val="880"/>
                 <w:lang w:val="pl-PL"/>
               </w:rPr>
             </w:r>
@@ -393,7 +388,7 @@
               <w:fldChar w:fldCharType="begin"/>
               <w:instrText xml:space="preserve">PAGEREF _Toc5 \h</w:instrText>
               <w:fldChar w:fldCharType="separate"/>
-              <w:t xml:space="preserve">6</w:t>
+              <w:t xml:space="preserve">7</w:t>
               <w:fldChar w:fldCharType="end"/>
             </w:r>
           </w:hyperlink>
@@ -406,11 +401,11 @@
         </w:p>
         <w:p>
           <w:pPr>
-            <w:pStyle w:val="893"/>
+            <w:pStyle w:val="882"/>
             <w:pBdr/>
             <w:tabs>
-              <w:tab w:val="left" w:leader="none" w:pos="567"/>
-              <w:tab w:val="right" w:leader="dot" w:pos="9360"/>
+              <w:tab w:val="left" w:leader="none" w:pos="1417"/>
+              <w:tab w:val="right" w:leader="dot" w:pos="8842"/>
             </w:tabs>
             <w:spacing/>
             <w:ind/>
@@ -429,19 +424,19 @@
             </w:r>
             <w:r>
               <w:rPr>
-                <w:rStyle w:val="891"/>
+                <w:rStyle w:val="880"/>
               </w:rPr>
             </w:r>
             <w:r>
               <w:rPr>
-                <w:rStyle w:val="891"/>
+                <w:rStyle w:val="880"/>
                 <w:lang w:val="pl-PL"/>
               </w:rPr>
               <w:t xml:space="preserve">Trening wstępny</w:t>
             </w:r>
             <w:r>
               <w:rPr>
-                <w:rStyle w:val="891"/>
+                <w:rStyle w:val="880"/>
                 <w:lang w:val="pl-PL"/>
               </w:rPr>
             </w:r>
@@ -452,7 +447,7 @@
               <w:fldChar w:fldCharType="begin"/>
               <w:instrText xml:space="preserve">PAGEREF _Toc6 \h</w:instrText>
               <w:fldChar w:fldCharType="separate"/>
-              <w:t xml:space="preserve">6</w:t>
+              <w:t xml:space="preserve">9</w:t>
               <w:fldChar w:fldCharType="end"/>
             </w:r>
           </w:hyperlink>
@@ -465,15 +460,15 @@
         </w:p>
         <w:p>
           <w:pPr>
-            <w:pStyle w:val="894"/>
+            <w:pStyle w:val="883"/>
             <w:pBdr/>
             <w:tabs>
-              <w:tab w:val="right" w:leader="dot" w:pos="9360"/>
+              <w:tab w:val="right" w:leader="dot" w:pos="8842"/>
             </w:tabs>
             <w:spacing/>
             <w:ind/>
             <w:rPr>
-              <w14:ligatures w14:val="none"/>
+              <w:highlight w:val="none"/>
             </w:rPr>
           </w:pPr>
           <w:r/>
@@ -489,21 +484,22 @@
             </w:r>
             <w:r>
               <w:rPr>
-                <w:rStyle w:val="891"/>
+                <w:rStyle w:val="880"/>
               </w:rPr>
             </w:r>
             <w:r>
               <w:rPr>
-                <w:rStyle w:val="891"/>
-                <w:lang w:val="pl-PL"/>
+                <w:rStyle w:val="880"/>
+                <w:highlight w:val="none"/>
+                <w:lang w:val="pl-PL" w:bidi="pl-PL"/>
               </w:rPr>
-              <w:t xml:space="preserve">aas</w:t>
+              <w:t xml:space="preserve">Zbiór danych</w:t>
             </w:r>
             <w:r>
               <w:rPr>
-                <w:rStyle w:val="891"/>
+                <w:rStyle w:val="880"/>
+                <w:highlight w:val="none"/>
                 <w:lang w:val="pl-PL"/>
-                <w14:ligatures w14:val="none"/>
               </w:rPr>
             </w:r>
             <w:r>
@@ -513,36 +509,101 @@
               <w:fldChar w:fldCharType="begin"/>
               <w:instrText xml:space="preserve">PAGEREF _Toc7 \h</w:instrText>
               <w:fldChar w:fldCharType="separate"/>
-              <w:t xml:space="preserve">6</w:t>
+              <w:t xml:space="preserve">9</w:t>
               <w:fldChar w:fldCharType="end"/>
             </w:r>
           </w:hyperlink>
           <w:r>
             <w:rPr>
-              <w:lang w:val="pl-PL"/>
-              <w14:ligatures w14:val="none"/>
+              <w:highlight w:val="none"/>
             </w:rPr>
           </w:r>
           <w:r>
             <w:rPr>
-              <w14:ligatures w14:val="none"/>
+              <w:highlight w:val="none"/>
             </w:rPr>
           </w:r>
         </w:p>
         <w:p>
           <w:pPr>
-            <w:pStyle w:val="893"/>
+            <w:pStyle w:val="883"/>
             <w:pBdr/>
             <w:tabs>
-              <w:tab w:val="left" w:leader="none" w:pos="567"/>
-              <w:tab w:val="right" w:leader="dot" w:pos="9360"/>
+              <w:tab w:val="right" w:leader="dot" w:pos="8842"/>
+            </w:tabs>
+            <w:spacing/>
+            <w:ind/>
+            <w:rPr>
+              <w:highlight w:val="none"/>
+            </w:rPr>
+          </w:pPr>
+          <w:r/>
+          <w:hyperlink w:tooltip="#_Toc8" w:anchor="_Toc8" w:history="1">
+            <w:r>
+              <w:rPr>
+                <w:rFonts w:ascii="Arial" w:hAnsi="Arial" w:eastAsia="Arial" w:cs="Arial"/>
+              </w:rPr>
+              <w:t xml:space="preserve">5.2.</w:t>
+            </w:r>
+            <w:r>
+              <w:t xml:space="preserve"> </w:t>
+            </w:r>
+            <w:r>
+              <w:rPr>
+                <w:rStyle w:val="880"/>
+              </w:rPr>
+            </w:r>
+            <w:r>
+              <w:rPr>
+                <w:rStyle w:val="880"/>
+                <w:highlight w:val="none"/>
+                <w:lang w:val="pl-PL" w:bidi="pl-PL"/>
+              </w:rPr>
+              <w:t xml:space="preserve">Wpływ dropoutu na uczenie</w:t>
+            </w:r>
+            <w:r>
+              <w:rPr>
+                <w:rStyle w:val="880"/>
+                <w:highlight w:val="none"/>
+                <w:lang w:val="pl-PL" w:bidi="pl-PL"/>
+              </w:rPr>
+            </w:r>
+            <w:r>
+              <w:tab/>
+            </w:r>
+            <w:r>
+              <w:fldChar w:fldCharType="begin"/>
+              <w:instrText xml:space="preserve">PAGEREF _Toc8 \h</w:instrText>
+              <w:fldChar w:fldCharType="separate"/>
+              <w:t xml:space="preserve">9</w:t>
+              <w:fldChar w:fldCharType="end"/>
+            </w:r>
+          </w:hyperlink>
+          <w:r>
+            <w:rPr>
+              <w:highlight w:val="none"/>
+            </w:rPr>
+          </w:r>
+          <w:r>
+            <w:rPr>
+              <w:highlight w:val="none"/>
+            </w:rPr>
+          </w:r>
+        </w:p>
+        <w:p>
+          <w:pPr>
+            <w:pStyle w:val="882"/>
+            <w:pBdr/>
+            <w:tabs>
+              <w:tab w:val="left" w:leader="none" w:pos="1417"/>
+              <w:tab w:val="right" w:leader="dot" w:pos="8842"/>
             </w:tabs>
             <w:spacing/>
             <w:ind/>
             <w:rPr/>
           </w:pPr>
           <w:r/>
-          <w:hyperlink w:tooltip="#_Toc8" w:anchor="_Toc8" w:history="1">
+          <w:hyperlink w:tooltip="#_Toc9" w:anchor="_Toc9" w:history="1">
             <w:r>
               <w:rPr>
                 <w:rFonts w:ascii="Arial" w:hAnsi="Arial" w:eastAsia="Arial" w:cs="Arial"/>
@@ -554,12 +615,12 @@
             </w:r>
             <w:r>
               <w:rPr>
-                <w:rStyle w:val="891"/>
+                <w:rStyle w:val="880"/>
               </w:rPr>
             </w:r>
             <w:r>
               <w:rPr>
-                <w:rStyle w:val="891"/>
+                <w:rStyle w:val="880"/>
                 <w:highlight w:val="none"/>
                 <w:lang w:val="pl-PL" w:bidi="pl-PL"/>
               </w:rPr>
@@ -567,7 +628,7 @@
             </w:r>
             <w:r>
               <w:rPr>
-                <w:rStyle w:val="891"/>
+                <w:rStyle w:val="880"/>
                 <w:lang w:val="pl-PL"/>
               </w:rPr>
             </w:r>
@@ -576,9 +637,9 @@
             </w:r>
             <w:r>
               <w:fldChar w:fldCharType="begin"/>
-              <w:instrText xml:space="preserve">PAGEREF _Toc8 \h</w:instrText>
+              <w:instrText xml:space="preserve">PAGEREF _Toc9 \h</w:instrText>
               <w:fldChar w:fldCharType="separate"/>
-              <w:t xml:space="preserve">6</w:t>
+              <w:t xml:space="preserve">10</w:t>
               <w:fldChar w:fldCharType="end"/>
             </w:r>
           </w:hyperlink>
@@ -591,18 +652,18 @@
         </w:p>
         <w:p>
           <w:pPr>
-            <w:pStyle w:val="893"/>
+            <w:pStyle w:val="882"/>
             <w:pBdr/>
             <w:tabs>
-              <w:tab w:val="left" w:leader="none" w:pos="567"/>
-              <w:tab w:val="right" w:leader="dot" w:pos="9360"/>
+              <w:tab w:val="left" w:leader="none" w:pos="1417"/>
+              <w:tab w:val="right" w:leader="dot" w:pos="8842"/>
             </w:tabs>
             <w:spacing/>
             <w:ind/>
             <w:rPr/>
           </w:pPr>
           <w:r/>
-          <w:hyperlink w:tooltip="#_Toc9" w:anchor="_Toc9" w:history="1">
+          <w:hyperlink w:tooltip="#_Toc10" w:anchor="_Toc10" w:history="1">
             <w:r>
               <w:rPr>
                 <w:rFonts w:ascii="Arial" w:hAnsi="Arial" w:eastAsia="Arial" w:cs="Arial"/>
@@ -614,12 +675,12 @@
             </w:r>
             <w:r>
               <w:rPr>
-                <w:rStyle w:val="891"/>
+                <w:rStyle w:val="880"/>
               </w:rPr>
             </w:r>
             <w:r>
               <w:rPr>
-                <w:rStyle w:val="891"/>
+                <w:rStyle w:val="880"/>
                 <w:highlight w:val="none"/>
                 <w:lang w:val="pl-PL"/>
               </w:rPr>
@@ -627,7 +688,7 @@
             </w:r>
             <w:r>
               <w:rPr>
-                <w:rStyle w:val="891"/>
+                <w:rStyle w:val="880"/>
                 <w:lang w:val="pl-PL"/>
               </w:rPr>
             </w:r>
@@ -636,9 +697,9 @@
             </w:r>
             <w:r>
               <w:fldChar w:fldCharType="begin"/>
-              <w:instrText xml:space="preserve">PAGEREF _Toc9 \h</w:instrText>
+              <w:instrText xml:space="preserve">PAGEREF _Toc10 \h</w:instrText>
               <w:fldChar w:fldCharType="separate"/>
-              <w:t xml:space="preserve">7</w:t>
+              <w:t xml:space="preserve">11</w:t>
               <w:fldChar w:fldCharType="end"/>
             </w:r>
           </w:hyperlink>
@@ -651,18 +712,18 @@
         </w:p>
         <w:p>
           <w:pPr>
-            <w:pStyle w:val="893"/>
+            <w:pStyle w:val="882"/>
             <w:pBdr/>
             <w:tabs>
-              <w:tab w:val="left" w:leader="none" w:pos="567"/>
-              <w:tab w:val="right" w:leader="dot" w:pos="9360"/>
+              <w:tab w:val="left" w:leader="none" w:pos="1417"/>
+              <w:tab w:val="right" w:leader="dot" w:pos="8842"/>
             </w:tabs>
             <w:spacing/>
             <w:ind/>
             <w:rPr/>
           </w:pPr>
           <w:r/>
-          <w:hyperlink w:tooltip="#_Toc10" w:anchor="_Toc10" w:history="1">
+          <w:hyperlink w:tooltip="#_Toc11" w:anchor="_Toc11" w:history="1">
             <w:r>
               <w:rPr>
                 <w:rFonts w:ascii="Arial" w:hAnsi="Arial" w:eastAsia="Arial" w:cs="Arial"/>
@@ -674,19 +735,19 @@
             </w:r>
             <w:r>
               <w:rPr>
-                <w:rStyle w:val="891"/>
+                <w:rStyle w:val="880"/>
               </w:rPr>
             </w:r>
             <w:r>
               <w:rPr>
-                <w:rStyle w:val="891"/>
+                <w:rStyle w:val="880"/>
                 <w:lang w:val="pl-PL"/>
               </w:rPr>
               <w:t xml:space="preserve">Bibliografia</w:t>
             </w:r>
             <w:r>
               <w:rPr>
-                <w:rStyle w:val="891"/>
+                <w:rStyle w:val="880"/>
                 <w:lang w:val="pl-PL"/>
               </w:rPr>
             </w:r>
@@ -695,9 +756,127 @@
             </w:r>
             <w:r>
               <w:fldChar w:fldCharType="begin"/>
-              <w:instrText xml:space="preserve">PAGEREF _Toc10 \h</w:instrText>
+              <w:instrText xml:space="preserve">PAGEREF _Toc11 \h</w:instrText>
               <w:fldChar w:fldCharType="separate"/>
-              <w:t xml:space="preserve">7</w:t>
+              <w:t xml:space="preserve">12</w:t>
+              <w:fldChar w:fldCharType="end"/>
+            </w:r>
+          </w:hyperlink>
+          <w:r>
+            <w:rPr>
+              <w:lang w:val="pl-PL"/>
+            </w:rPr>
+          </w:r>
+          <w:r/>
+        </w:p>
+        <w:p>
+          <w:pPr>
+            <w:pStyle w:val="882"/>
+            <w:pBdr/>
+            <w:tabs>
+              <w:tab w:val="left" w:leader="none" w:pos="1417"/>
+              <w:tab w:val="right" w:leader="dot" w:pos="8842"/>
+            </w:tabs>
+            <w:spacing/>
+            <w:ind/>
+            <w:rPr/>
+          </w:pPr>
+          <w:r/>
+          <w:hyperlink w:tooltip="#_Toc12" w:anchor="_Toc12" w:history="1">
+            <w:r>
+              <w:rPr>
+                <w:rFonts w:ascii="Arial" w:hAnsi="Arial" w:eastAsia="Arial" w:cs="Arial"/>
+              </w:rPr>
+              <w:t xml:space="preserve">9.</w:t>
+            </w:r>
+            <w:r>
+              <w:tab/>
+            </w:r>
+            <w:r>
+              <w:rPr>
+                <w:rStyle w:val="880"/>
+              </w:rPr>
+            </w:r>
+            <w:r>
+              <w:rPr>
+                <w:rStyle w:val="880"/>
+                <w:lang w:val="pl-PL"/>
+              </w:rPr>
+              <w:t xml:space="preserve">Spis rysunków</w:t>
+            </w:r>
+            <w:r>
+              <w:rPr>
+                <w:rStyle w:val="880"/>
+                <w:lang w:val="pl-PL"/>
+              </w:rPr>
+            </w:r>
+            <w:r>
+              <w:tab/>
+            </w:r>
+            <w:r>
+              <w:fldChar w:fldCharType="begin"/>
+              <w:instrText xml:space="preserve">PAGEREF _Toc12 \h</w:instrText>
+              <w:fldChar w:fldCharType="separate"/>
+              <w:t xml:space="preserve">13</w:t>
+              <w:fldChar w:fldCharType="end"/>
+            </w:r>
+          </w:hyperlink>
+          <w:r>
+            <w:rPr>
+              <w:lang w:val="pl-PL"/>
+            </w:rPr>
+          </w:r>
+          <w:r/>
+        </w:p>
+        <w:p>
+          <w:pPr>
+            <w:pStyle w:val="882"/>
+            <w:pBdr/>
+            <w:tabs>
+              <w:tab w:val="left" w:leader="none" w:pos="1417"/>
+              <w:tab w:val="right" w:leader="dot" w:pos="8842"/>
+            </w:tabs>
+            <w:spacing/>
+            <w:ind/>
+            <w:rPr/>
+          </w:pPr>
+          <w:r/>
+          <w:hyperlink w:tooltip="#_Toc13" w:anchor="_Toc13" w:history="1">
+            <w:r>
+              <w:rPr>
+                <w:rFonts w:ascii="Arial" w:hAnsi="Arial" w:eastAsia="Arial" w:cs="Arial"/>
+              </w:rPr>
+              <w:t xml:space="preserve">10.</w:t>
+            </w:r>
+            <w:r>
+              <w:tab/>
+            </w:r>
+            <w:r>
+              <w:rPr>
+                <w:rStyle w:val="880"/>
+              </w:rPr>
+            </w:r>
+            <w:r>
+              <w:rPr>
+                <w:rStyle w:val="880"/>
+                <w:lang w:val="pl-PL"/>
+              </w:rPr>
+              <w:t xml:space="preserve">Spis tabel</w:t>
+            </w:r>
+            <w:r>
+              <w:rPr>
+                <w:rStyle w:val="880"/>
+                <w:lang w:val="pl-PL"/>
+              </w:rPr>
+            </w:r>
+            <w:r>
+              <w:tab/>
+            </w:r>
+            <w:r>
+              <w:fldChar w:fldCharType="begin"/>
+              <w:instrText xml:space="preserve">PAGEREF _Toc13 \h</w:instrText>
+              <w:fldChar w:fldCharType="separate"/>
+              <w:t xml:space="preserve">14</w:t>
               <w:fldChar w:fldCharType="end"/>
             </w:r>
           </w:hyperlink>
@@ -733,6 +912,11 @@
               <w:lang w:val="pl-PL"/>
             </w:rPr>
           </w:r>
+          <w:r>
+            <w:rPr>
+              <w:lang w:val="pl-PL"/>
+            </w:rPr>
+          </w:r>
         </w:p>
       </w:sdtContent>
     </w:sdt>
@@ -765,7 +949,7 @@
     </w:p>
     <w:p>
       <w:pPr>
-        <w:pStyle w:val="846"/>
+        <w:pStyle w:val="835"/>
         <w:pBdr/>
         <w:tabs>
           <w:tab w:val="left" w:leader="none" w:pos="1637"/>
@@ -798,7 +982,7 @@
     </w:p>
     <w:p>
       <w:pPr>
-        <w:pStyle w:val="847"/>
+        <w:pStyle w:val="836"/>
         <w:pBdr/>
         <w:spacing/>
         <w:ind/>
@@ -838,7 +1022,7 @@
     </w:p>
     <w:p>
       <w:pPr>
-        <w:pStyle w:val="847"/>
+        <w:pStyle w:val="836"/>
         <w:pBdr/>
         <w:spacing/>
         <w:ind/>
@@ -865,7 +1049,7 @@
     <w:p>
       <w:pPr>
         <w:pBdr/>
-        <w:shd w:val="nil"/>
+        <w:shd w:val="nil" w:color="auto"/>
         <w:spacing/>
         <w:ind/>
         <w:rPr>
@@ -881,20 +1065,18 @@
       </w:r>
       <w:r>
         <w:rPr>
-          <w:highlight w:val="none"/>
           <w:lang w:val="pl-PL"/>
         </w:rPr>
       </w:r>
       <w:r>
         <w:rPr>
-          <w:highlight w:val="none"/>
           <w:lang w:val="pl-PL"/>
         </w:rPr>
       </w:r>
     </w:p>
     <w:p>
       <w:pPr>
-        <w:pStyle w:val="846"/>
+        <w:pStyle w:val="835"/>
         <w:pBdr/>
         <w:tabs>
           <w:tab w:val="left" w:leader="none" w:pos="1637"/>
@@ -989,10 +1171,95 @@
       </w:r>
       <w:r>
         <w:rPr>
-          <w:rStyle w:val="890"/>
+          <w:highlight w:val="none"/>
           <w:lang w:val="pl-PL"/>
         </w:rPr>
-        <w:endnoteReference w:id="2"/>
+        <w:fldChar w:fldCharType="begin"/>
+        <w:instrText xml:space="preserve"> ADDIN ZOTERO_ITEM CSL_CITATION{"cit</w:instrText>
+      </w:r>
+      <w:r>
+        <w:rPr>
+          <w:highlight w:val="none"/>
+          <w:lang w:val="pl-PL"/>
+        </w:rPr>
+        <w:instrText xml:space="preserve">ationID":"5juglc16vyp","schema":"https://raw.githubusercontent.com/citation-style-language/schema/master/schemas/input/csl-citation.json","properties":{"noteIndex":1,"index":0,"plainCitation":"[1]"},"citationItems":[{"id":"TZHXZ68V","itemData":{"id":"TZHXZ</w:instrText>
+      </w:r>
+      <w:r>
+        <w:rPr>
+          <w:highlight w:val="none"/>
+          <w:lang w:val="pl-PL"/>
+        </w:rPr>
+        <w:instrText xml:space="preserve">68V","type":"article-journal","language":"en","journalAbbreviation":"asqde-j-jasqde","author":[{"family":"Durina","given":"Marie E."},{"family":"Caligiuri","given":"Michael P."}],"accessed":{"date-parts":[[2026,9,1]]},"issued":{"date-parts":[[2016,12,1]]},</w:instrText>
+      </w:r>
+      <w:r>
+        <w:rPr>
+          <w:highlight w:val="none"/>
+          <w:lang w:val="pl-PL"/>
+        </w:rPr>
+        <w:instrText xml:space="preserve">"abstract":"In 2009, the authors reported a study involving 49 FDEs from 5 countries who attempted to determine authorship of writing samples from 52 writers who had grown up in the same neighborhood, attended the same school, and who had all learned to wr</w:instrText>
+      </w:r>
+      <w:r>
+        <w:rPr>
+          <w:highlight w:val="none"/>
+          <w:lang w:val="pl-PL"/>
+        </w:rPr>
+        <w:instrText xml:space="preserve">ite using the Palmer method. In that initial study, FDEs were able to successfully attribute authorship with average accuracy scores of approximately 98%. A subsequent study was conducted involving a group of 46 Laypersons who were assigned the same compar</w:instrText>
+      </w:r>
+      <w:r>
+        <w:rPr>
+          <w:highlight w:val="none"/>
+          <w:lang w:val="pl-PL"/>
+        </w:rPr>
+        <w:instrText xml:space="preserve">ison tasks as the FDEs involving the same writing specimens. This secondary study compared accuracy and error rates attained by the Laypersons with those attained by the FDEs. Findings demonstrated that the Laypersons in this study were able to determine a</w:instrText>
+      </w:r>
+      <w:r>
+        <w:rPr>
+          <w:highlight w:val="none"/>
+          <w:lang w:val="pl-PL"/>
+        </w:rPr>
+        <w:instrText xml:space="preserve">uthorship with average accuracy scores of approximately 76%. A comparison of error rates between the two groups showed an error rate of approximately 39% for the Laypersons Group, compared to approximately 3% for the FDE Group. Additional findings showed t</w:instrText>
+      </w:r>
+      <w:r>
+        <w:rPr>
+          <w:highlight w:val="none"/>
+          <w:lang w:val="pl-PL"/>
+        </w:rPr>
+        <w:instrText xml:space="preserve">here were profound differences between both groups in the number of writing specimens that were problematic for the examiners, and in the strategies they used in examination and comparison of the handwriting samples.","container-title":"Journal of the Amer</w:instrText>
+      </w:r>
+      <w:r>
+        <w:rPr>
+          <w:highlight w:val="none"/>
+          <w:lang w:val="pl-PL"/>
+        </w:rPr>
+        <w:instrText xml:space="preserve">ican Society of Questioned Document Examiners","DOI":"10.69525/jasqde.234","ISSN":"1524-7287","issue":"2","page":"29-38","source":"DOI.org (Crossref)","title":"Laypersons’ Performance in the Determination of Authorship from a Homogenous Group Of Writers","</w:instrText>
+      </w:r>
+      <w:r>
+        <w:rPr>
+          <w:highlight w:val="none"/>
+          <w:lang w:val="pl-PL"/>
+        </w:rPr>
+        <w:instrText xml:space="preserve">URL":"https://account.journal.asqde.org/index.php/asqde-j-jasqde/article/view/234","version":7,"volume":"19","custom":{"userID":21434256}},"uris":["https://api.zotero.org/users/21434256/items/TZHXZ68V","https://www.zotero.org/francus11/items/TZHXZ68V"]}]} </w:instrText>
+      </w:r>
+      <w:r>
+        <w:rPr>
+          <w:highlight w:val="none"/>
+          <w:lang w:val="pl-PL"/>
+        </w:rPr>
+        <w:fldChar w:fldCharType="separate"/>
+      </w:r>
+      <w:r>
+        <w:rPr>
+          <w:highlight w:val="none"/>
+          <w:lang w:val="pl-PL"/>
+        </w:rPr>
+        <w:t xml:space="preserve">[1]</w:t>
+      </w:r>
+      <w:r>
+        <w:rPr>
+          <w:highlight w:val="none"/>
+          <w:lang w:val="pl-PL"/>
+        </w:rPr>
+        <w:fldChar w:fldCharType="end"/>
       </w:r>
       <w:r>
         <w:rPr>
@@ -1010,7 +1277,7 @@
     <w:p>
       <w:pPr>
         <w:pBdr/>
-        <w:shd w:val="nil"/>
+        <w:shd w:val="nil" w:color="auto"/>
         <w:spacing/>
         <w:ind/>
         <w:rPr>
@@ -1028,25 +1295,22 @@
           <w:highlight w:val="none"/>
           <w:lang w:val="pl-PL"/>
         </w:rPr>
-      </w:r>
-      <w:bookmarkStart w:id="4" w:name="_Toc4"/>
-      <w:r>
-        <w:rPr>
-          <w:highlight w:val="none"/>
-          <w:lang w:val="pl-PL"/>
-        </w:rPr>
         <w:br w:type="page" w:clear="all"/>
       </w:r>
       <w:r>
         <w:rPr>
-          <w:highlight w:val="none"/>
+          <w:lang w:val="pl-PL"/>
+        </w:rPr>
+      </w:r>
+      <w:r>
+        <w:rPr>
           <w:lang w:val="pl-PL"/>
         </w:rPr>
       </w:r>
     </w:p>
     <w:p>
       <w:pPr>
-        <w:pStyle w:val="846"/>
+        <w:pStyle w:val="835"/>
         <w:pBdr/>
         <w:spacing/>
         <w:ind/>
@@ -1055,6 +1319,8 @@
           <w:lang w:val="pl-PL"/>
         </w:rPr>
       </w:pPr>
+      <w:r/>
+      <w:bookmarkStart w:id="4" w:name="_Toc4"/>
       <w:r>
         <w:rPr>
           <w:lang w:val="pl-PL"/>
@@ -1088,7 +1354,6 @@
           <w:lang w:val="pl-PL"/>
         </w:rPr>
       </w:r>
-      <w:commentRangeStart w:id="0"/>
       <w:r>
         <w:rPr>
           <w:lang w:val="pl-PL"/>
@@ -1100,15 +1365,6 @@
           <w:lang w:val="pl-PL"/>
         </w:rPr>
         <w:t xml:space="preserve">wyrazów</w:t>
-      </w:r>
-      <w:r>
-        <w:rPr>
-          <w:lang w:val="pl-PL"/>
-        </w:rPr>
-      </w:r>
-      <w:commentRangeEnd w:id="0"/>
-      <w:r>
-        <w:commentReference w:id="0"/>
       </w:r>
       <w:r>
         <w:rPr>
@@ -1135,6 +1391,91 @@
           <w:highlight w:val="none"/>
           <w:lang w:val="pl-PL"/>
         </w:rPr>
+        <w:fldChar w:fldCharType="begin"/>
+        <w:instrText xml:space="preserve"> ADDIN ZOTERO_ITEM CSL_CITATION{"citationID":"hedrtxutnt","schema":"https:/</w:instrText>
+      </w:r>
+      <w:r>
+        <w:rPr>
+          <w:highlight w:val="none"/>
+          <w:lang w:val="pl-PL"/>
+        </w:rPr>
+        <w:instrText xml:space="preserve">/raw.githubusercontent.com/citation-style-language/schema/master/schemas/input/csl-citation.json","properties":{"noteIndex":2,"index":1,"plainCitation":"[2]"},"citationItems":[{"id":"LYYBPIRF","itemData":{"id":"LYYBPIRF","type":"article-journal","language"</w:instrText>
+      </w:r>
+      <w:r>
+        <w:rPr>
+          <w:highlight w:val="none"/>
+          <w:lang w:val="pl-PL"/>
+        </w:rPr>
+        <w:instrText xml:space="preserve">:"en","journalAbbreviation":"IJDAR","shortTitle":"The IAM-database","author":[{"family":"Marti","given":"U.-V."},{"family":"Bunke","given":"H."}],"accessed":{"date-parts":[[2026,9,1]]},"issued":{"date-parts":[[2002,11,1]]},"abstract":"In this paper we desc</w:instrText>
+      </w:r>
+      <w:r>
+        <w:rPr>
+          <w:highlight w:val="none"/>
+          <w:lang w:val="pl-PL"/>
+        </w:rPr>
+        <w:instrText xml:space="preserve">ribe a database that consists of handwritten English sentences. It is based on the Lancaster-Oslo/Bergen (LOB) corpus. This corpus is a collection of texts that comprise about one million word instances. The database includes 1,066 forms produced by approx</w:instrText>
+      </w:r>
+      <w:r>
+        <w:rPr>
+          <w:highlight w:val="none"/>
+          <w:lang w:val="pl-PL"/>
+        </w:rPr>
+        <w:instrText xml:space="preserve">imately 400 different writers. A total of 82,227 word instances out of a vocabulary of 10,841 words occur in the collection. The database consists of full English sentences. It can serve as a basis for a variety of handwriting recognition tasks. However, i</w:instrText>
+      </w:r>
+      <w:r>
+        <w:rPr>
+          <w:highlight w:val="none"/>
+          <w:lang w:val="pl-PL"/>
+        </w:rPr>
+        <w:instrText xml:space="preserve">t is expected that the database would be particularly useful for recognition tasks where linguistic knowledge beyond the lexicon level is used, because this knowledge can be automatically derived from the underlying corpus. The database also includes a few</w:instrText>
+      </w:r>
+      <w:r>
+        <w:rPr>
+          <w:highlight w:val="none"/>
+          <w:lang w:val="pl-PL"/>
+        </w:rPr>
+        <w:instrText xml:space="preserve"> image-processing procedures for extracting the handwritten text from the forms and the segmentation of the text into lines and words.","container-title":"International Journal on Document Analysis and Recognition","DOI":"10.1007/s100320200071","issue":"1"</w:instrText>
+      </w:r>
+      <w:r>
+        <w:rPr>
+          <w:highlight w:val="none"/>
+          <w:lang w:val="pl-PL"/>
+        </w:rPr>
+        <w:instrText xml:space="preserve">,"page":"39-46","publisher":"Springer-Verlag","source":"link-1springer-1com-1kcsq59nm00d6.han.biblos.pk.edu.pl","title":"The IAM-database: an English sentence database for offline handwriting recognition","title-short":"The IAM-database","URL":"https://lin</w:instrText>
+      </w:r>
+      <w:r>
+        <w:rPr>
+          <w:highlight w:val="none"/>
+          <w:lang w:val="pl-PL"/>
+        </w:rPr>
+        <w:instrText xml:space="preserve">k-1springer-1com-1kcsq59nm00d6.han.biblos.pk.edu.pl/article/10.1007/s100320200071","version":48,"volume":"5","custom":{"userID":21434256}},"uris":["https://api.zotero.org/users/21434256/items/LYYBPIRF","https://www.zotero.org/francus11/items/LYYBPIRF"]}]} </w:instrText>
+      </w:r>
+      <w:r>
+        <w:rPr>
+          <w:highlight w:val="none"/>
+          <w:lang w:val="pl-PL"/>
+        </w:rPr>
+        <w:fldChar w:fldCharType="separate"/>
+      </w:r>
+      <w:r>
+        <w:rPr>
+          <w:highlight w:val="none"/>
+          <w:lang w:val="pl-PL"/>
+        </w:rPr>
+        <w:t xml:space="preserve">[2]</w:t>
+      </w:r>
+      <w:r>
+        <w:rPr>
+          <w:highlight w:val="none"/>
+          <w:lang w:val="pl-PL"/>
+        </w:rPr>
+        <w:fldChar w:fldCharType="end"/>
+      </w:r>
+      <w:r>
+        <w:rPr>
+          <w:highlight w:val="none"/>
+          <w:lang w:val="pl-PL"/>
+        </w:rPr>
       </w:r>
       <w:r>
         <w:rPr>
@@ -1147,19 +1488,12 @@
       <w:pPr>
         <w:pBdr/>
         <w:spacing/>
-        <w:ind/>
+        <w:ind w:firstLine="0"/>
         <w:rPr>
           <w:highlight w:val="none"/>
           <w:lang w:val="pl-PL"/>
         </w:rPr>
       </w:pPr>
-      <w:r>
-        <w:rPr>
-          <w:highlight w:val="none"/>
-          <w:lang w:val="pl-PL"/>
-        </w:rPr>
-        <w:t xml:space="preserve">[głębsza analiza struktury zdjęć</w:t>
-      </w:r>
       <w:r>
         <w:rPr>
           <w:lang w:val="pl-PL"/>
@@ -1168,7 +1502,7 @@
           <mc:Choice Requires="wpg">
             <w:drawing>
               <wp:inline xmlns:wp="http://schemas.openxmlformats.org/drawingml/2006/wordprocessingDrawing" distT="0" distB="0" distL="0" distR="0">
-                <wp:extent cx="5943600" cy="4742873"/>
+                <wp:extent cx="5943600" cy="4576296"/>
                 <wp:effectExtent l="0" t="0" r="0" b="0"/>
                 <wp:docPr id="1" name=""/>
                 <wp:cNvGraphicFramePr>
@@ -1178,7 +1512,7 @@
                   <a:graphicData uri="http://schemas.openxmlformats.org/drawingml/2006/picture">
                     <pic:pic xmlns:pic="http://schemas.openxmlformats.org/drawingml/2006/picture">
                       <pic:nvPicPr>
-                        <pic:cNvPr id="473410845" name=""/>
+                        <pic:cNvPr id="1526017572" name=""/>
                         <pic:cNvPicPr>
                           <a:picLocks noChangeAspect="1"/>
                         </pic:cNvPicPr>
@@ -1186,12 +1520,13 @@
                       </pic:nvPicPr>
                       <pic:blipFill rotWithShape="1">
                         <a:blip r:embed="rId10"/>
+                        <a:srcRect l="0" t="3512" r="0" b="0"/>
                         <a:stretch/>
                       </pic:blipFill>
                       <pic:spPr bwMode="auto">
-                        <a:xfrm>
+                        <a:xfrm flipH="0" flipV="0">
                           <a:off x="0" y="0"/>
-                          <a:ext cx="5943599" cy="4742872"/>
+                          <a:ext cx="5943600" cy="4576295"/>
                         </a:xfrm>
                         <a:prstGeom prst="rect">
                           <a:avLst/>
@@ -1224,8 +1559,8 @@
                 <v:path o:extrusionok="f" gradientshapeok="t" o:connecttype="rect"/>
                 <o:lock v:ext="edit" aspectratio="t"/>
               </v:shapetype>
-              <v:shape id="_x0000_i0" o:spid="_x0000_s0" type="#_x0000_t75" style="width:468.00pt;height:373.45pt;mso-wrap-distance-left:0.00pt;mso-wrap-distance-top:0.00pt;mso-wrap-distance-right:0.00pt;mso-wrap-distance-bottom:0.00pt;z-index:1;" stroked="false">
-                <v:imagedata r:id="rId10" o:title=""/>
+              <v:shape id="_x0000_i0" o:spid="_x0000_s0" type="#_x0000_t75" style="width:468.00pt;height:360.34pt;mso-wrap-distance-left:0.00pt;mso-wrap-distance-top:0.00pt;mso-wrap-distance-right:0.00pt;mso-wrap-distance-bottom:0.00pt;z-index:1;" stroked="false">
+                <v:imagedata r:id="rId10" o:title="" croptop="2302f" cropleft="0f" cropbottom="0f" cropright="0f"/>
                 <o:lock v:ext="edit" rotation="t"/>
               </v:shape>
             </w:pict>
@@ -1247,47 +1582,43 @@
     </w:p>
     <w:p>
       <w:pPr>
-        <w:pStyle w:val="884"/>
-        <w:pBdr/>
-        <w:spacing/>
-        <w:ind/>
-        <w:jc w:val="center"/>
-        <w:rPr>
-          <w:lang w:val="pl-PL"/>
-          <w14:ligatures w14:val="none"/>
-        </w:rPr>
+        <w:pStyle w:val="873"/>
+        <w:pBdr/>
+        <w:spacing/>
+        <w:ind/>
+        <w:rPr/>
       </w:pPr>
       <w:r>
-        <w:rPr>
-          <w:lang w:val="pl-PL"/>
-        </w:rPr>
-        <w:t xml:space="preserve">Wykres </w:t>
+        <w:t xml:space="preserve">Rys. </w:t>
       </w:r>
       <w:r>
-        <w:rPr>
-          <w:lang w:val="pl-PL"/>
-        </w:rPr>
         <w:fldChar w:fldCharType="begin"/>
-        <w:instrText xml:space="preserve"> SEQ Wykres \* Arabic </w:instrText>
+        <w:instrText xml:space="preserve"> STYLEREF "Heading 1" \s</w:instrText>
         <w:fldChar w:fldCharType="separate"/>
       </w:r>
       <w:r>
-        <w:rPr>
-          <w:lang w:val="pl-PL"/>
-        </w:rPr>
-        <w:t xml:space="preserve">1</w:t>
+        <w:t xml:space="preserve">3</w:t>
       </w:r>
       <w:r>
-        <w:rPr>
-          <w:lang w:val="pl-PL"/>
-        </w:rPr>
         <w:fldChar w:fldCharType="end"/>
       </w:r>
       <w:r>
-        <w:rPr>
-          <w:lang w:val="pl-PL"/>
-        </w:rPr>
-        <w:t xml:space="preserve"> - Histogram liczby próbek na klasę </w:t>
+        <w:t xml:space="preserve">.</w:t>
+      </w:r>
+      <w:r>
+        <w:fldChar w:fldCharType="begin"/>
+        <w:instrText xml:space="preserve"> SEQ Rys. \* Arabic \s 0</w:instrText>
+        <w:fldChar w:fldCharType="separate"/>
+      </w:r>
+      <w:r>
+        <w:t xml:space="preserve">1</w:t>
+      </w:r>
+      <w:r/>
+      <w:r>
+        <w:fldChar w:fldCharType="end"/>
+      </w:r>
+      <w:r>
+        <w:t xml:space="preserve"> Histogram liczby próbek na klasę </w:t>
       </w:r>
       <w:r>
         <w:rPr>
@@ -1295,16 +1626,11 @@
           <w14:ligatures w14:val="none"/>
         </w:rPr>
       </w:r>
-      <w:r>
-        <w:rPr>
-          <w:lang w:val="pl-PL"/>
-          <w14:ligatures w14:val="none"/>
-        </w:rPr>
-      </w:r>
+      <w:r/>
     </w:p>
     <w:tbl>
       <w:tblPr>
-        <w:tblStyle w:val="720"/>
+        <w:tblStyle w:val="709"/>
         <w:tblW w:w="0" w:type="auto"/>
         <w:tblBorders/>
         <w:tblLook w:val="04A0" w:firstRow="1" w:lastRow="0" w:firstColumn="1" w:lastColumn="0" w:noHBand="0" w:noVBand="1"/>
@@ -1838,6 +2164,47 @@
     </w:tbl>
     <w:p>
       <w:pPr>
+        <w:pStyle w:val="873"/>
+        <w:pBdr/>
+        <w:spacing/>
+        <w:ind/>
+        <w:rPr/>
+      </w:pPr>
+      <w:r>
+        <w:t xml:space="preserve">Tabela </w:t>
+      </w:r>
+      <w:r>
+        <w:fldChar w:fldCharType="begin"/>
+        <w:instrText xml:space="preserve"> STYLEREF "Heading 1" \s</w:instrText>
+        <w:fldChar w:fldCharType="separate"/>
+      </w:r>
+      <w:r>
+        <w:t xml:space="preserve">3</w:t>
+      </w:r>
+      <w:r>
+        <w:fldChar w:fldCharType="end"/>
+      </w:r>
+      <w:r>
+        <w:t xml:space="preserve">.</w:t>
+      </w:r>
+      <w:r>
+        <w:fldChar w:fldCharType="begin"/>
+        <w:instrText xml:space="preserve"> SEQ Tabela \* Arabic \s 0</w:instrText>
+        <w:fldChar w:fldCharType="separate"/>
+      </w:r>
+      <w:r>
+        <w:t xml:space="preserve">1</w:t>
+      </w:r>
+      <w:r>
+        <w:fldChar w:fldCharType="end"/>
+      </w:r>
+      <w:r>
+        <w:t xml:space="preserve"> Statystyki na temat ilości próbek na klasę </w:t>
+      </w:r>
+      <w:r/>
+    </w:p>
+    <w:p>
+      <w:pPr>
         <w:pBdr/>
         <w:spacing/>
         <w:ind/>
@@ -1867,7 +2234,7 @@
     </w:p>
     <w:tbl>
       <w:tblPr>
-        <w:tblStyle w:val="720"/>
+        <w:tblStyle w:val="709"/>
         <w:tblW w:w="0" w:type="auto"/>
         <w:tblBorders/>
         <w:tblLook w:val="04A0" w:firstRow="1" w:lastRow="0" w:firstColumn="1" w:lastColumn="0" w:noHBand="0" w:noVBand="1"/>
@@ -2361,6 +2728,47 @@
     </w:tbl>
     <w:p>
       <w:pPr>
+        <w:pStyle w:val="873"/>
+        <w:pBdr/>
+        <w:spacing/>
+        <w:ind/>
+        <w:rPr/>
+      </w:pPr>
+      <w:r>
+        <w:t xml:space="preserve">Tabela </w:t>
+      </w:r>
+      <w:r>
+        <w:fldChar w:fldCharType="begin"/>
+        <w:instrText xml:space="preserve"> STYLEREF "Heading 1" \s</w:instrText>
+        <w:fldChar w:fldCharType="separate"/>
+      </w:r>
+      <w:r>
+        <w:t xml:space="preserve">3</w:t>
+      </w:r>
+      <w:r>
+        <w:fldChar w:fldCharType="end"/>
+      </w:r>
+      <w:r>
+        <w:t xml:space="preserve">.</w:t>
+      </w:r>
+      <w:r>
+        <w:fldChar w:fldCharType="begin"/>
+        <w:instrText xml:space="preserve"> SEQ Tabela \* Arabic \s 0</w:instrText>
+        <w:fldChar w:fldCharType="separate"/>
+      </w:r>
+      <w:r>
+        <w:t xml:space="preserve">2</w:t>
+      </w:r>
+      <w:r>
+        <w:fldChar w:fldCharType="end"/>
+      </w:r>
+      <w:r>
+        <w:t xml:space="preserve"> Percentyle liczby próbek na klasę </w:t>
+      </w:r>
+      <w:r/>
+    </w:p>
+    <w:p>
+      <w:pPr>
         <w:pBdr/>
         <w:spacing/>
         <w:ind w:firstLine="0"/>
@@ -2406,7 +2814,7 @@
           <mc:Choice Requires="wpg">
             <w:drawing>
               <wp:inline xmlns:wp="http://schemas.openxmlformats.org/drawingml/2006/wordprocessingDrawing" distT="0" distB="0" distL="0" distR="0">
-                <wp:extent cx="5943600" cy="2941782"/>
+                <wp:extent cx="5943600" cy="2775787"/>
                 <wp:effectExtent l="0" t="0" r="0" b="0"/>
                 <wp:docPr id="2" name=""/>
                 <wp:cNvGraphicFramePr>
@@ -2424,12 +2832,13 @@
                       </pic:nvPicPr>
                       <pic:blipFill rotWithShape="1">
                         <a:blip r:embed="rId11"/>
+                        <a:srcRect l="0" t="5642" r="0" b="0"/>
                         <a:stretch/>
                       </pic:blipFill>
                       <pic:spPr bwMode="auto">
-                        <a:xfrm>
+                        <a:xfrm flipH="0" flipV="0">
                           <a:off x="0" y="0"/>
-                          <a:ext cx="5943598" cy="2941780"/>
+                          <a:ext cx="5943600" cy="2775786"/>
                         </a:xfrm>
                         <a:prstGeom prst="rect">
                           <a:avLst/>
@@ -2462,23 +2871,14 @@
                 <v:path o:extrusionok="f" gradientshapeok="t" o:connecttype="rect"/>
                 <o:lock v:ext="edit" aspectratio="t"/>
               </v:shapetype>
-              <v:shape id="_x0000_i1" o:spid="_x0000_s1" type="#_x0000_t75" style="width:468.00pt;height:231.64pt;mso-wrap-distance-left:0.00pt;mso-wrap-distance-top:0.00pt;mso-wrap-distance-right:0.00pt;mso-wrap-distance-bottom:0.00pt;z-index:1;" stroked="false">
-                <v:imagedata r:id="rId11" o:title=""/>
+              <v:shape id="_x0000_i1" o:spid="_x0000_s1" type="#_x0000_t75" style="width:468.00pt;height:218.57pt;mso-wrap-distance-left:0.00pt;mso-wrap-distance-top:0.00pt;mso-wrap-distance-right:0.00pt;mso-wrap-distance-bottom:0.00pt;z-index:1;" stroked="false">
+                <v:imagedata r:id="rId11" o:title="" croptop="3698f" cropleft="0f" cropbottom="0f" cropright="0f"/>
                 <o:lock v:ext="edit" rotation="t"/>
               </v:shape>
             </w:pict>
           </mc:Fallback>
         </mc:AlternateContent>
       </w:r>
-      <w:r>
-        <w:rPr>
-          <w:highlight w:val="none"/>
-          <w:lang w:val="pl-PL" w:bidi="pl-PL"/>
-        </w:rPr>
-      </w:r>
-      <w:r/>
-      <w:r/>
-      <w:r/>
       <w:r>
         <w:rPr>
           <w:highlight w:val="none"/>
@@ -2490,9 +2890,51 @@
         </w:rPr>
       </w:r>
     </w:p>
+    <w:p>
+      <w:pPr>
+        <w:pStyle w:val="873"/>
+        <w:pBdr/>
+        <w:spacing/>
+        <w:ind/>
+        <w:rPr/>
+      </w:pPr>
+      <w:r>
+        <w:t xml:space="preserve">Rys. </w:t>
+      </w:r>
+      <w:r>
+        <w:fldChar w:fldCharType="begin"/>
+        <w:instrText xml:space="preserve"> STYLEREF "Heading 1" \s</w:instrText>
+        <w:fldChar w:fldCharType="separate"/>
+      </w:r>
+      <w:r>
+        <w:t xml:space="preserve">3</w:t>
+      </w:r>
+      <w:r>
+        <w:fldChar w:fldCharType="end"/>
+      </w:r>
+      <w:r>
+        <w:t xml:space="preserve">.</w:t>
+      </w:r>
+      <w:r>
+        <w:fldChar w:fldCharType="begin"/>
+        <w:instrText xml:space="preserve"> SEQ Rys. \* Arabic \s 0</w:instrText>
+        <w:fldChar w:fldCharType="separate"/>
+      </w:r>
+      <w:r>
+        <w:t xml:space="preserve">2</w:t>
+      </w:r>
+      <w:r/>
+      <w:r>
+        <w:fldChar w:fldCharType="end"/>
+      </w:r>
+      <w:r>
+        <w:t xml:space="preserve"> Histogram wysokości obrazów </w:t>
+      </w:r>
+      <w:r/>
+    </w:p>
     <w:tbl>
       <w:tblPr>
-        <w:tblStyle w:val="720"/>
+        <w:tblStyle w:val="709"/>
         <w:tblW w:w="0" w:type="auto"/>
         <w:tblBorders/>
         <w:tblLook w:val="04A0" w:firstRow="1" w:lastRow="0" w:firstColumn="1" w:lastColumn="0" w:noHBand="0" w:noVBand="1"/>
@@ -2945,7 +3387,7 @@
     </w:tbl>
     <w:p>
       <w:pPr>
-        <w:pStyle w:val="884"/>
+        <w:pStyle w:val="873"/>
         <w:pBdr/>
         <w:spacing/>
         <w:ind/>
@@ -2956,11 +3398,25 @@
       </w:r>
       <w:r>
         <w:fldChar w:fldCharType="begin"/>
-        <w:instrText xml:space="preserve"> SEQ Tabela \* Arabic </w:instrText>
+        <w:instrText xml:space="preserve"> STYLEREF "Heading 1" \s</w:instrText>
         <w:fldChar w:fldCharType="separate"/>
       </w:r>
       <w:r>
-        <w:t xml:space="preserve">1</w:t>
+        <w:t xml:space="preserve">3</w:t>
+      </w:r>
+      <w:r>
+        <w:fldChar w:fldCharType="end"/>
+      </w:r>
+      <w:r>
+        <w:t xml:space="preserve">.</w:t>
+      </w:r>
+      <w:r>
+        <w:fldChar w:fldCharType="begin"/>
+        <w:instrText xml:space="preserve"> SEQ Tabela \* Arabic \s 0</w:instrText>
+        <w:fldChar w:fldCharType="separate"/>
+      </w:r>
+      <w:r>
+        <w:t xml:space="preserve">3</w:t>
       </w:r>
       <w:r>
         <w:fldChar w:fldCharType="end"/>
@@ -2973,6 +3429,7 @@
     <w:p>
       <w:pPr>
         <w:pBdr/>
+        <w:shd w:val="nil" w:color="auto"/>
         <w:spacing/>
         <w:ind/>
         <w:rPr>
@@ -2985,6 +3442,7 @@
           <w:highlight w:val="none"/>
           <w:lang w:val="pl-PL"/>
         </w:rPr>
+        <w:br w:type="page" w:clear="all"/>
       </w:r>
       <w:r>
         <w:rPr>
@@ -3001,7 +3459,7 @@
     </w:p>
     <w:tbl>
       <w:tblPr>
-        <w:tblStyle w:val="720"/>
+        <w:tblStyle w:val="709"/>
         <w:tblW w:w="0" w:type="auto"/>
         <w:tblBorders/>
         <w:tblLook w:val="04A0" w:firstRow="1" w:lastRow="0" w:firstColumn="1" w:lastColumn="0" w:noHBand="0" w:noVBand="1"/>
@@ -3501,7 +3959,7 @@
     </w:tbl>
     <w:p>
       <w:pPr>
-        <w:pStyle w:val="884"/>
+        <w:pStyle w:val="873"/>
         <w:pBdr/>
         <w:spacing/>
         <w:ind/>
@@ -3512,38 +3970,82 @@
       </w:r>
       <w:r>
         <w:fldChar w:fldCharType="begin"/>
-        <w:instrText xml:space="preserve"> SEQ Tabela \* Arabic </w:instrText>
+        <w:instrText xml:space="preserve"> STYLEREF "Heading 1" \s</w:instrText>
         <w:fldChar w:fldCharType="separate"/>
       </w:r>
       <w:r>
-        <w:t xml:space="preserve">2</w:t>
+        <w:t xml:space="preserve">3</w:t>
       </w:r>
       <w:r>
         <w:fldChar w:fldCharType="end"/>
       </w:r>
       <w:r>
-        <w:t xml:space="preserve"> Percentyle wysokości obrazów </w:t>
+        <w:t xml:space="preserve">.</w:t>
+      </w:r>
+      <w:r>
+        <w:fldChar w:fldCharType="begin"/>
+        <w:instrText xml:space="preserve"> SEQ Tabela \* Arabic \s 0</w:instrText>
+        <w:fldChar w:fldCharType="separate"/>
+      </w:r>
+      <w:r>
+        <w:t xml:space="preserve">4</w:t>
+      </w:r>
+      <w:r>
+        <w:fldChar w:fldCharType="end"/>
+      </w:r>
+      <w:r>
+        <w:t xml:space="preserve"> Percentyle wysokości obrazów  </w:t>
+      </w:r>
+      <w:r/>
+    </w:p>
+    <w:p>
+      <w:pPr>
+        <w:pBdr/>
+        <w:shd w:val="nil" w:color="auto"/>
+        <w:spacing/>
+        <w:ind/>
+        <w:rPr>
+          <w:lang w:val="pl-PL"/>
+        </w:rPr>
+      </w:pPr>
+      <w:r>
+        <w:rPr>
+          <w:highlight w:val="none"/>
+        </w:rPr>
       </w:r>
       <w:r>
         <w:rPr>
           <w:highlight w:val="none"/>
+        </w:rPr>
+      </w:r>
+      <w:bookmarkStart w:id="5" w:name="_Toc5"/>
+      <w:r>
+        <w:rPr>
+          <w:highlight w:val="none"/>
+        </w:rPr>
+        <w:br w:type="page" w:clear="all"/>
+      </w:r>
+      <w:r>
+        <w:rPr>
           <w:lang w:val="pl-PL"/>
         </w:rPr>
       </w:r>
-      <w:r/>
-    </w:p>
-    <w:p>
-      <w:pPr>
-        <w:pStyle w:val="846"/>
-        <w:pBdr/>
-        <w:spacing/>
-        <w:ind/>
+      <w:r>
         <w:rPr>
           <w:lang w:val="pl-PL"/>
         </w:rPr>
-      </w:pPr>
-      <w:r/>
-      <w:bookmarkStart w:id="5" w:name="_Toc5"/>
+      </w:r>
+    </w:p>
+    <w:p>
+      <w:pPr>
+        <w:pStyle w:val="835"/>
+        <w:pBdr/>
+        <w:spacing/>
+        <w:ind/>
+        <w:rPr>
+          <w:lang w:val="pl-PL"/>
+        </w:rPr>
+      </w:pPr>
       <w:r>
         <w:rPr>
           <w:lang w:val="pl-PL"/>
@@ -3588,10 +4090,15 @@
           <w:lang w:val="pl-PL"/>
         </w:rPr>
       </w:r>
+      <w:r>
+        <w:rPr>
+          <w:lang w:val="pl-PL"/>
+        </w:rPr>
+      </w:r>
     </w:p>
     <w:p>
       <w:pPr>
-        <w:pStyle w:val="909"/>
+        <w:pStyle w:val="898"/>
         <w:numPr>
           <w:ilvl w:val="0"/>
           <w:numId w:val="1"/>
@@ -3620,10 +4127,15 @@
           <w:lang w:val="pl-PL"/>
         </w:rPr>
       </w:r>
+      <w:r>
+        <w:rPr>
+          <w:lang w:val="pl-PL"/>
+        </w:rPr>
+      </w:r>
     </w:p>
     <w:p>
       <w:pPr>
-        <w:pStyle w:val="909"/>
+        <w:pStyle w:val="898"/>
         <w:numPr>
           <w:ilvl w:val="0"/>
           <w:numId w:val="1"/>
@@ -3652,10 +4164,15 @@
           <w:lang w:val="pl-PL"/>
         </w:rPr>
       </w:r>
+      <w:r>
+        <w:rPr>
+          <w:lang w:val="pl-PL"/>
+        </w:rPr>
+      </w:r>
     </w:p>
     <w:p>
       <w:pPr>
-        <w:pStyle w:val="909"/>
+        <w:pStyle w:val="898"/>
         <w:numPr>
           <w:ilvl w:val="0"/>
           <w:numId w:val="1"/>
@@ -3684,10 +4201,15 @@
           <w:lang w:val="pl-PL"/>
         </w:rPr>
       </w:r>
+      <w:r>
+        <w:rPr>
+          <w:lang w:val="pl-PL"/>
+        </w:rPr>
+      </w:r>
     </w:p>
     <w:p>
       <w:pPr>
-        <w:pStyle w:val="909"/>
+        <w:pStyle w:val="898"/>
         <w:numPr>
           <w:ilvl w:val="0"/>
           <w:numId w:val="1"/>
@@ -3716,6 +4238,11 @@
           <w:lang w:val="pl-PL"/>
         </w:rPr>
       </w:r>
+      <w:r>
+        <w:rPr>
+          <w:lang w:val="pl-PL"/>
+        </w:rPr>
+      </w:r>
     </w:p>
     <w:p>
       <w:pPr>
@@ -3723,6 +4250,7 @@
         <w:spacing/>
         <w:ind/>
         <w:rPr>
+          <w:highlight w:val="none"/>
           <w:lang w:val="pl-PL"/>
         </w:rPr>
       </w:pPr>
@@ -3736,7 +4264,7 @@
       <w:r>
         <w:rPr>
           <w:highlight w:val="none"/>
-          <w:lang w:val="pl-PL" w:bidi="pl-PL"/>
+          <w:lang w:val="pl-PL"/>
         </w:rPr>
       </w:r>
       <w:r>
@@ -3752,7 +4280,6 @@
         <w:spacing/>
         <w:ind/>
         <w:rPr>
-          <w:highlight w:val="none"/>
           <w:lang w:val="pl-PL"/>
         </w:rPr>
       </w:pPr>
@@ -3761,7 +4288,42 @@
           <w:highlight w:val="none"/>
           <w:lang w:val="pl-PL" w:bidi="pl-PL"/>
         </w:rPr>
-        <w:t xml:space="preserve">Przeskalowanie jest podyktowane tym, że modele wymagają, by przynajmniej jeden wymiar próbki był stały. Wybrałem 64 px, ponieważ jest to liczba bliska średniej i medianie zbioru. Jest to również wielokrotność 32 px, czyli warunku minimum dla wysokości zdjęcia</w:t>
+        <w:t xml:space="preserve">Nie usuwałem żadnych klas będących w zbiorze. Najmniejszą ilością próbek na klasę jest 13, co uważam za jeszcze akceptowalną ilość.</w:t>
+      </w:r>
+      <w:r>
+        <w:rPr>
+          <w:lang w:val="pl-PL"/>
+        </w:rPr>
+      </w:r>
+      <w:r>
+        <w:rPr>
+          <w:lang w:val="pl-PL"/>
+        </w:rPr>
+      </w:r>
+    </w:p>
+    <w:p>
+      <w:pPr>
+        <w:pBdr/>
+        <w:spacing/>
+        <w:ind/>
+        <w:rPr>
+          <w:highlight w:val="none"/>
+          <w:lang w:val="pl-PL"/>
+        </w:rPr>
+      </w:pPr>
+      <w:r>
+        <w:rPr>
+          <w:highlight w:val="none"/>
+          <w:lang w:val="pl-PL" w:bidi="pl-PL"/>
+        </w:rPr>
+        <w:t xml:space="preserve">Prz</w:t>
+      </w:r>
+      <w:r>
+        <w:rPr>
+          <w:highlight w:val="none"/>
+          <w:lang w:val="pl-PL" w:bidi="pl-PL"/>
+        </w:rPr>
+        <w:t xml:space="preserve">eskalowanie jest podyktowane tym, że modele wymagają, by przynajmniej jeden wymiar próbki był stały. Wybrałem 64 px, ponieważ jest to liczba bliska średniej i medianie zbioru. Jest to również wielokrotność 32 px, czyli warunku minimum dla wysokości zdjęcia</w:t>
       </w:r>
       <w:r>
         <w:rPr>
@@ -3772,6 +4334,13 @@
       </w:r>
       <w:r>
         <w:rPr>
+          <w:highlight w:val="none"/>
+          <w:lang w:val="pl-PL"/>
+        </w:rPr>
+      </w:r>
+      <w:r>
+        <w:rPr>
+          <w:highlight w:val="none"/>
           <w:lang w:val="pl-PL"/>
         </w:rPr>
       </w:r>
@@ -3791,35 +4360,14 @@
           <w:highlight w:val="none"/>
           <w:lang w:val="pl-PL" w:bidi="pl-PL"/>
         </w:rPr>
-        <w:t xml:space="preserve">Sprowadzenie zdjęć do skali szarości pozwala na zredukowanie rozmiaru całego zbioru danych. Do rozpoznawania pisma wystarczy tylko jeden kanał barw. Inne kolory nie mają żadnego wpływu na uczenie, a tylko wprowadzają dodatkowy narzut podczas treningu, co niepotrzebnie wydłuża obliczenia.</w:t>
+        <w:t xml:space="preserve">Sprowadzenie zdjęć do skali szar</w:t>
       </w:r>
       <w:r>
         <w:rPr>
           <w:highlight w:val="none"/>
           <w:lang w:val="pl-PL" w:bidi="pl-PL"/>
         </w:rPr>
-      </w:r>
-      <w:r>
-        <w:rPr>
-          <w:lang w:val="pl-PL"/>
-        </w:rPr>
-      </w:r>
-    </w:p>
-    <w:p>
-      <w:pPr>
-        <w:pBdr/>
-        <w:spacing/>
-        <w:ind/>
-        <w:rPr>
-          <w:lang w:val="pl-PL"/>
-        </w:rPr>
-      </w:pPr>
-      <w:r>
-        <w:rPr>
-          <w:highlight w:val="none"/>
-          <w:lang w:val="pl-PL" w:bidi="pl-PL"/>
-        </w:rPr>
-        <w:t xml:space="preserve">Wyostrzenie krawędzi ułatwi modelowi odczytywanie zdjęć.</w:t>
+        <w:t xml:space="preserve">ości pozwala na zredukowanie rozmiaru całego zbioru danych. Do rozpoznawania pisma wystarczy tylko jeden kanał barw. Inne kolory nie mają żadnego wpływu na uczenie, a tylko wprowadzają dodatkowy narzut podczas treningu, co niepotrzebnie wydłuża obliczenia.</w:t>
       </w:r>
       <w:r>
         <w:rPr>
@@ -3840,15 +4388,15 @@
         <w:spacing/>
         <w:ind/>
         <w:rPr>
-          <w:highlight w:val="none"/>
           <w:lang w:val="pl-PL"/>
         </w:rPr>
       </w:pPr>
       <w:r>
         <w:rPr>
-          <w:lang w:val="pl-PL"/>
+          <w:highlight w:val="none"/>
+          <w:lang w:val="pl-PL" w:bidi="pl-PL"/>
         </w:rPr>
-        <w:t xml:space="preserve">Te modyfikacje sprawiają, że obraz jest łatwiejszy do interpretacji przez modele. Pozbawiamy zdjęcia niepotrzebnego szumu oraz wydobywamy istotne informacje.</w:t>
+        <w:t xml:space="preserve">Wyostrzenie krawędzi ułatwi modelowi odczytywanie zdjęć.</w:t>
       </w:r>
       <w:r>
         <w:rPr>
@@ -3867,39 +4415,16 @@
         <w:spacing/>
         <w:ind/>
         <w:rPr>
-          <w:lang w:val="pl-PL"/>
-        </w:rPr>
-      </w:pPr>
-      <w:r>
-        <w:rPr>
-          <w:highlight w:val="none"/>
-          <w:lang w:val="pl-PL" w:bidi="pl-PL"/>
-        </w:rPr>
-        <w:t xml:space="preserve">[porównanie zdjęcia przed i po preprocessingowi]</w:t>
-      </w:r>
-      <w:r>
-        <w:rPr>
-          <w:highlight w:val="none"/>
-          <w:lang w:val="pl-PL" w:bidi="pl-PL"/>
-        </w:rPr>
-      </w:r>
-      <w:r>
-        <w:rPr>
           <w:highlight w:val="none"/>
           <w:lang w:val="pl-PL"/>
         </w:rPr>
-      </w:r>
-    </w:p>
-    <w:p>
-      <w:pPr>
-        <w:pBdr/>
-        <w:shd w:val="nil"/>
-        <w:spacing/>
-        <w:ind/>
+      </w:pPr>
+      <w:r>
         <w:rPr>
           <w:lang w:val="pl-PL"/>
         </w:rPr>
-      </w:pPr>
+        <w:t xml:space="preserve">Te modyfikacje sprawiają, że obraz jest łatwiejszy do interpretacji przez modele. Pozbawiamy zdjęcia niepotrzebnego szumu oraz wydobywamy istotne informacje.</w:t>
+      </w:r>
       <w:r>
         <w:rPr>
           <w:highlight w:val="none"/>
@@ -3912,7 +4437,87 @@
           <w:lang w:val="pl-PL"/>
         </w:rPr>
       </w:r>
-      <w:bookmarkStart w:id="6" w:name="_Toc6"/>
+    </w:p>
+    <w:p>
+      <w:pPr>
+        <w:pBdr/>
+        <w:spacing/>
+        <w:ind/>
+        <w:rPr>
+          <w:highlight w:val="none"/>
+          <w:lang w:val="pl-PL"/>
+        </w:rPr>
+      </w:pPr>
+      <w:r>
+        <w:rPr>
+          <w:highlight w:val="none"/>
+          <w:lang w:val="pl-PL" w:bidi="pl-PL"/>
+        </w:rPr>
+        <w:t xml:space="preserve">Po redukcji zbędnych próbek zostały 101 624</w:t>
+      </w:r>
+      <w:r>
+        <w:rPr>
+          <w:highlight w:val="none"/>
+          <w:lang w:val="pl-PL" w:bidi="pl-PL"/>
+        </w:rPr>
+        <w:t xml:space="preserve"> zdjęcia, rozłożone na 657.</w:t>
+      </w:r>
+      <w:r>
+        <w:rPr>
+          <w:highlight w:val="none"/>
+          <w:lang w:val="pl-PL"/>
+        </w:rPr>
+      </w:r>
+      <w:r>
+        <w:rPr>
+          <w:highlight w:val="none"/>
+          <w:lang w:val="pl-PL"/>
+        </w:rPr>
+      </w:r>
+    </w:p>
+    <w:p>
+      <w:pPr>
+        <w:pBdr/>
+        <w:spacing/>
+        <w:ind/>
+        <w:rPr>
+          <w:lang w:val="pl-PL"/>
+        </w:rPr>
+      </w:pPr>
+      <w:r>
+        <w:rPr>
+          <w:highlight w:val="none"/>
+          <w:lang w:val="pl-PL" w:bidi="pl-PL"/>
+        </w:rPr>
+        <w:t xml:space="preserve">[porównanie zdjęcia przed i po preprocessingu]</w:t>
+      </w:r>
+      <w:r>
+        <w:rPr>
+          <w:lang w:val="pl-PL"/>
+        </w:rPr>
+      </w:r>
+      <w:r>
+        <w:rPr>
+          <w:lang w:val="pl-PL"/>
+        </w:rPr>
+      </w:r>
+    </w:p>
+    <w:p>
+      <w:pPr>
+        <w:pBdr/>
+        <w:shd w:val="nil" w:color="auto"/>
+        <w:spacing/>
+        <w:ind/>
+        <w:rPr>
+          <w:lang w:val="pl-PL"/>
+        </w:rPr>
+      </w:pPr>
+      <w:r>
+        <w:rPr>
+          <w:highlight w:val="none"/>
+          <w:lang w:val="pl-PL"/>
+        </w:rPr>
+      </w:r>
       <w:r>
         <w:rPr>
           <w:highlight w:val="none"/>
@@ -3922,14 +4527,18 @@
       </w:r>
       <w:r>
         <w:rPr>
-          <w:highlight w:val="none"/>
+          <w:lang w:val="pl-PL"/>
+        </w:rPr>
+      </w:r>
+      <w:r>
+        <w:rPr>
           <w:lang w:val="pl-PL"/>
         </w:rPr>
       </w:r>
     </w:p>
     <w:p>
       <w:pPr>
-        <w:pStyle w:val="846"/>
+        <w:pStyle w:val="835"/>
         <w:pBdr/>
         <w:spacing/>
         <w:ind/>
@@ -3937,6 +4546,8 @@
           <w:lang w:val="pl-PL"/>
         </w:rPr>
       </w:pPr>
+      <w:r/>
+      <w:bookmarkStart w:id="6" w:name="_Toc6"/>
       <w:r>
         <w:rPr>
           <w:lang w:val="pl-PL"/>
@@ -3975,13 +4586,13 @@
       <w:r>
         <w:rPr>
           <w:highlight w:val="none"/>
-          <w:lang w:val="pl-PL"/>
+          <w14:ligatures w14:val="none"/>
         </w:rPr>
       </w:r>
       <w:r>
         <w:rPr>
           <w:highlight w:val="none"/>
-          <w:lang w:val="pl-PL"/>
+          <w14:ligatures w14:val="none"/>
         </w:rPr>
       </w:r>
     </w:p>
@@ -4012,13 +4623,19 @@
       <w:r>
         <w:rPr>
           <w:highlight w:val="none"/>
-          <w:lang w:val="pl-PL"/>
+          <w:lang w:val="pl-PL" w:bidi="pl-PL"/>
+        </w:rPr>
+      </w:r>
+      <w:r>
+        <w:rPr>
+          <w:highlight w:val="none"/>
+          <w:lang w:val="pl-PL" w:bidi="pl-PL"/>
         </w:rPr>
       </w:r>
     </w:p>
     <w:p>
       <w:pPr>
-        <w:pStyle w:val="847"/>
+        <w:pStyle w:val="836"/>
         <w:pBdr/>
         <w:spacing/>
         <w:ind/>
@@ -4027,12 +4644,21 @@
           <w:lang w:val="pl-PL"/>
         </w:rPr>
       </w:pPr>
+      <w:r/>
+      <w:bookmarkStart w:id="7" w:name="_Toc7"/>
       <w:r>
         <w:rPr>
           <w:highlight w:val="none"/>
           <w:lang w:val="pl-PL" w:bidi="pl-PL"/>
         </w:rPr>
         <w:t xml:space="preserve">Zbiór danych</w:t>
+      </w:r>
+      <w:bookmarkEnd w:id="7"/>
+      <w:r>
+        <w:rPr>
+          <w:highlight w:val="none"/>
+          <w:lang w:val="pl-PL"/>
+        </w:rPr>
       </w:r>
       <w:r>
         <w:rPr>
@@ -4047,6 +4673,7 @@
         <w:spacing/>
         <w:ind/>
         <w:rPr>
+          <w:highlight w:val="none"/>
           <w:lang w:val="pl-PL"/>
         </w:rPr>
       </w:pPr>
@@ -4063,6 +4690,68 @@
           <w:lang w:val="pl-PL" w:bidi="pl-PL"/>
         </w:rPr>
         <w:t xml:space="preserve">ie umiał rozpoznać klas nieznajdujących się w podzbiorze treningowym, co zaburzy wiarygodność metryk opartych na pozostałych podzbiorach oraz ograniczy możliwość uczenia sieci neuronowej. A to odbije się negatywnie w kolejnym etapie uczenia.</w:t>
+      </w:r>
+      <w:r>
+        <w:rPr>
+          <w:highlight w:val="none"/>
+          <w:lang w:val="pl-PL"/>
+        </w:rPr>
+      </w:r>
+      <w:r>
+        <w:rPr>
+          <w:highlight w:val="none"/>
+          <w:lang w:val="pl-PL"/>
+        </w:rPr>
+      </w:r>
+    </w:p>
+    <w:p>
+      <w:pPr>
+        <w:pStyle w:val="836"/>
+        <w:pBdr/>
+        <w:spacing/>
+        <w:ind/>
+        <w:rPr>
+          <w:lang w:val="pl-PL"/>
+        </w:rPr>
+      </w:pPr>
+      <w:r>
+        <w:rPr>
+          <w:highlight w:val="none"/>
+          <w:lang w:val="pl-PL" w:bidi="pl-PL"/>
+        </w:rPr>
+        <w:t xml:space="preserve">Modele</w:t>
+      </w:r>
+      <w:r>
+        <w:rPr>
+          <w:lang w:val="pl-PL"/>
+        </w:rPr>
+      </w:r>
+      <w:r>
+        <w:rPr>
+          <w:lang w:val="pl-PL"/>
+        </w:rPr>
+      </w:r>
+    </w:p>
+    <w:p>
+      <w:pPr>
+        <w:pBdr/>
+        <w:spacing/>
+        <w:ind/>
+        <w:rPr>
+          <w:lang w:val="pl-PL"/>
+        </w:rPr>
+      </w:pPr>
+      <w:r>
+        <w:rPr>
+          <w:highlight w:val="none"/>
+          <w:lang w:val="pl-PL" w:bidi="pl-PL"/>
+        </w:rPr>
+        <w:t xml:space="preserve">Do </w:t>
+      </w:r>
+      <w:r>
+        <w:rPr>
+          <w:lang w:val="pl-PL"/>
+        </w:rPr>
       </w:r>
       <w:r>
         <w:rPr>
@@ -4115,32 +4804,7 @@
           <w:highlight w:val="none"/>
           <w:lang w:val="pl-PL" w:bidi="pl-PL"/>
         </w:rPr>
-        <w:t xml:space="preserve">[wykres uczenia dla ResNet18]</w:t>
-      </w:r>
-      <w:r>
-        <w:rPr>
-          <w:highlight w:val="none"/>
-          <w:lang w:val="pl-PL" w:bidi="pl-PL"/>
-        </w:rPr>
-      </w:r>
-    </w:p>
-    <w:p>
-      <w:pPr>
-        <w:pStyle w:val="847"/>
-        <w:pBdr/>
-        <w:spacing/>
-        <w:ind/>
-        <w:rPr>
-          <w:highlight w:val="none"/>
-          <w:lang w:val="pl-PL" w:bidi="pl-PL"/>
-        </w:rPr>
-      </w:pPr>
-      <w:r>
-        <w:rPr>
-          <w:highlight w:val="none"/>
-          <w:lang w:val="pl-PL" w:bidi="pl-PL"/>
-        </w:rPr>
-        <w:t xml:space="preserve">Wpływ dropoutu na uczenie</w:t>
+        <w:t xml:space="preserve">[wykres uczenia dla ResNet18 z ImageNet]</w:t>
       </w:r>
       <w:r>
         <w:rPr>
@@ -4162,6 +4826,69 @@
         <w:ind/>
         <w:rPr>
           <w:highlight w:val="none"/>
+          <w:lang w:val="pl-PL" w:bidi="pl-PL"/>
+        </w:rPr>
+      </w:pPr>
+      <w:r>
+        <w:rPr>
+          <w:highlight w:val="none"/>
+          <w:lang w:val="pl-PL" w:bidi="pl-PL"/>
+        </w:rPr>
+      </w:r>
+      <w:r>
+        <w:rPr>
+          <w:highlight w:val="none"/>
+          <w:lang w:val="pl-PL" w:bidi="pl-PL"/>
+        </w:rPr>
+      </w:r>
+      <w:r>
+        <w:rPr>
+          <w:highlight w:val="none"/>
+          <w:lang w:val="pl-PL" w:bidi="pl-PL"/>
+        </w:rPr>
+      </w:r>
+    </w:p>
+    <w:p>
+      <w:pPr>
+        <w:pStyle w:val="836"/>
+        <w:pBdr/>
+        <w:spacing/>
+        <w:ind/>
+        <w:rPr>
+          <w:highlight w:val="none"/>
+          <w:lang w:val="pl-PL" w:bidi="pl-PL"/>
+        </w:rPr>
+      </w:pPr>
+      <w:r/>
+      <w:bookmarkStart w:id="8" w:name="_Toc8"/>
+      <w:r>
+        <w:rPr>
+          <w:highlight w:val="none"/>
+          <w:lang w:val="pl-PL" w:bidi="pl-PL"/>
+        </w:rPr>
+        <w:t xml:space="preserve">Wpływ dropoutu na uczenie</w:t>
+      </w:r>
+      <w:bookmarkEnd w:id="8"/>
+      <w:r>
+        <w:rPr>
+          <w:highlight w:val="none"/>
+          <w:lang w:val="pl-PL" w:bidi="pl-PL"/>
+        </w:rPr>
+      </w:r>
+      <w:r>
+        <w:rPr>
+          <w:highlight w:val="none"/>
+          <w:lang w:val="pl-PL" w:bidi="pl-PL"/>
+        </w:rPr>
+      </w:r>
+    </w:p>
+    <w:p>
+      <w:pPr>
+        <w:pBdr/>
+        <w:spacing/>
+        <w:ind/>
+        <w:rPr>
+          <w:highlight w:val="none"/>
           <w:lang w:val="pl-PL"/>
         </w:rPr>
       </w:pPr>
@@ -4176,6 +4903,7 @@
           <w:highlight w:val="none"/>
           <w:lang w:val="pl-PL"/>
         </w:rPr>
+        <w:t xml:space="preserve">[wykres uczenia dla resneta bez niczego innego]</w:t>
       </w:r>
       <w:r>
         <w:rPr>
@@ -4187,25 +4915,19 @@
     <w:p>
       <w:pPr>
         <w:pBdr/>
-        <w:shd w:val="nil"/>
         <w:spacing/>
         <w:ind/>
         <w:rPr>
-          <w:lang w:val="pl-PL"/>
+          <w:highlight w:val="none"/>
+          <w:lang w:val="pl-PL" w:bidi="pl-PL"/>
         </w:rPr>
       </w:pPr>
       <w:r>
         <w:rPr>
           <w:highlight w:val="none"/>
-          <w:lang w:val="pl-PL"/>
+          <w:lang w:val="pl-PL" w:bidi="pl-PL"/>
         </w:rPr>
-        <w:br w:type="page" w:clear="all"/>
-      </w:r>
-      <w:r>
-        <w:rPr>
-          <w:highlight w:val="none"/>
-          <w:lang w:val="pl-PL"/>
-        </w:rPr>
+        <w:t xml:space="preserve">[wykres uczenia dla resneta z dropoutem 0.5]</w:t>
       </w:r>
       <w:r>
         <w:rPr>
@@ -4216,24 +4938,383 @@
     </w:p>
     <w:p>
       <w:pPr>
-        <w:pStyle w:val="846"/>
-        <w:pBdr/>
-        <w:spacing/>
-        <w:ind/>
+        <w:pBdr/>
+        <w:spacing/>
+        <w:ind w:firstLine="0"/>
         <w:rPr>
+          <w:highlight w:val="none"/>
           <w:lang w:val="pl-PL"/>
         </w:rPr>
       </w:pPr>
+      <w:r>
+        <w:rPr>
+          <w:highlight w:val="none"/>
+        </w:rPr>
+      </w:r>
+      <w:r>
+        <w:rPr>
+          <w:highlight w:val="none"/>
+        </w:rPr>
+      </w:r>
+      <w:r>
+        <w:rPr>
+          <w:highlight w:val="none"/>
+        </w:rPr>
+      </w:r>
+    </w:p>
+    <w:p>
+      <w:pPr>
+        <w:pBdr/>
+        <w:spacing/>
+        <w:ind w:firstLine="0"/>
+        <w:rPr>
+          <w:highlight w:val="none"/>
+        </w:rPr>
+      </w:pPr>
+      <w:r>
+        <w:rPr>
+          <w:highlight w:val="none"/>
+        </w:rPr>
+      </w:r>
+      <w:r>
+        <w:rPr>
+          <w:highlight w:val="none"/>
+        </w:rPr>
+      </w:r>
+      <w:r>
+        <w:rPr>
+          <w:highlight w:val="none"/>
+        </w:rPr>
+      </w:r>
+    </w:p>
+    <w:p>
+      <w:pPr>
+        <w:pBdr/>
+        <w:spacing/>
+        <w:ind w:firstLine="0"/>
+        <w:rPr>
+          <w:highlight w:val="none"/>
+        </w:rPr>
+      </w:pPr>
+      <w:r>
+        <w:rPr>
+          <w:highlight w:val="none"/>
+        </w:rPr>
+      </w:r>
+      <w:r>
+        <w:rPr>
+          <w:highlight w:val="none"/>
+        </w:rPr>
+      </w:r>
+      <w:r>
+        <w:rPr>
+          <w:highlight w:val="none"/>
+        </w:rPr>
+      </w:r>
+    </w:p>
+    <w:p>
+      <w:pPr>
+        <w:pBdr/>
+        <w:spacing/>
+        <w:ind w:firstLine="0"/>
+        <w:rPr>
+          <w:highlight w:val="none"/>
+        </w:rPr>
+      </w:pPr>
+      <w:r>
+        <w:rPr>
+          <w:highlight w:val="none"/>
+        </w:rPr>
+      </w:r>
+      <w:r>
+        <w:rPr>
+          <w:highlight w:val="none"/>
+        </w:rPr>
+      </w:r>
+      <w:r>
+        <w:rPr>
+          <w:highlight w:val="none"/>
+        </w:rPr>
+      </w:r>
+    </w:p>
+    <w:p>
+      <w:pPr>
+        <w:pBdr/>
+        <w:tabs>
+          <w:tab w:val="left" w:leader="none" w:pos="1907"/>
+        </w:tabs>
+        <w:spacing/>
+        <w:ind w:firstLine="0"/>
+        <w:jc w:val="left"/>
+        <w:rPr>
+          <w:highlight w:val="none"/>
+        </w:rPr>
+      </w:pPr>
+      <w:r>
+        <w:rPr>
+          <w:highlight w:val="none"/>
+        </w:rPr>
+      </w:r>
+      <w:r>
+        <w:rPr>
+          <w:highlight w:val="none"/>
+        </w:rPr>
+      </w:r>
+      <w:r>
+        <w:rPr>
+          <w:highlight w:val="none"/>
+        </w:rPr>
+        <w:tab/>
+        <mc:AlternateContent>
+          <mc:Choice Requires="wpg">
+            <w:drawing>
+              <wp:inline xmlns:wp="http://schemas.openxmlformats.org/drawingml/2006/wordprocessingDrawing" distT="0" distB="0" distL="0" distR="0">
+                <wp:extent cx="5943600" cy="1948967"/>
+                <wp:effectExtent l="0" t="0" r="0" b="0"/>
+                <wp:docPr id="3" name=""/>
+                <wp:cNvGraphicFramePr>
+                  <a:graphicFrameLocks xmlns:a="http://schemas.openxmlformats.org/drawingml/2006/main" noChangeAspect="1"/>
+                </wp:cNvGraphicFramePr>
+                <a:graphic xmlns:a="http://schemas.openxmlformats.org/drawingml/2006/main">
+                  <a:graphicData uri="http://schemas.openxmlformats.org/drawingml/2006/picture">
+                    <pic:pic xmlns:pic="http://schemas.openxmlformats.org/drawingml/2006/picture">
+                      <pic:nvPicPr>
+                        <pic:cNvPr id="1436224266" name=""/>
+                        <pic:cNvPicPr>
+                          <a:picLocks noChangeAspect="1"/>
+                        </pic:cNvPicPr>
+                        <pic:nvPr/>
+                      </pic:nvPicPr>
+                      <pic:blipFill rotWithShape="1">
+                        <a:blip r:embed="rId12"/>
+                        <a:stretch/>
+                      </pic:blipFill>
+                      <pic:spPr bwMode="auto">
+                        <a:xfrm>
+                          <a:off x="0" y="0"/>
+                          <a:ext cx="5943599" cy="1948967"/>
+                        </a:xfrm>
+                        <a:prstGeom prst="rect">
+                          <a:avLst/>
+                        </a:prstGeom>
+                      </pic:spPr>
+                    </pic:pic>
+                  </a:graphicData>
+                </a:graphic>
+              </wp:inline>
+            </w:drawing>
+          </mc:Choice>
+          <mc:Fallback>
+            <w:pict>
+              <v:shapetype id="_x0000_t75" coordsize="21600,21600" o:spt="75" o:preferrelative="t" path="m@4@5l@4@11@9@11@9@5xe" filled="f" stroked="f">
+                <v:stroke joinstyle="miter"/>
+                <v:formulas>
+                  <v:f eqn="if lineDrawn pixelLineWidth 0"/>
+                  <v:f eqn="sum @0 1 0"/>
+                  <v:f eqn="sum 0 0 @1"/>
+                  <v:f eqn="prod @2 1 2"/>
+                  <v:f eqn="prod @3 21600 pixelWidth"/>
+                  <v:f eqn="prod @3 21600 pixelHeight"/>
+                  <v:f eqn="sum @0 0 1"/>
+                  <v:f eqn="prod @6 1 2"/>
+                  <v:f eqn="prod @7 21600 pixelWidth"/>
+                  <v:f eqn="sum @8 21600 0"/>
+                  <v:f eqn="prod @7 21600 pixelHeight"/>
+                  <v:f eqn="sum @10 21600 0"/>
+                </v:formulas>
+                <v:path o:extrusionok="f" gradientshapeok="t" o:connecttype="rect"/>
+                <o:lock v:ext="edit" aspectratio="t"/>
+              </v:shapetype>
+              <v:shape id="_x0000_i2" o:spid="_x0000_s2" type="#_x0000_t75" style="width:468.00pt;height:153.46pt;mso-wrap-distance-left:0.00pt;mso-wrap-distance-top:0.00pt;mso-wrap-distance-right:0.00pt;mso-wrap-distance-bottom:0.00pt;z-index:1;" stroked="false">
+                <v:imagedata r:id="rId12" o:title=""/>
+                <o:lock v:ext="edit" rotation="t"/>
+              </v:shape>
+            </w:pict>
+          </mc:Fallback>
+        </mc:AlternateContent>
+      </w:r>
+      <w:r>
+        <w:rPr>
+          <w:highlight w:val="none"/>
+        </w:rPr>
+      </w:r>
+    </w:p>
+    <w:p>
+      <w:pPr>
+        <w:pStyle w:val="873"/>
+        <w:pBdr/>
+        <w:spacing/>
+        <w:ind/>
+        <w:rPr/>
+      </w:pPr>
+      <w:r>
+        <w:t xml:space="preserve">Rys. </w:t>
+      </w:r>
+      <w:r>
+        <w:fldChar w:fldCharType="begin"/>
+        <w:instrText xml:space="preserve"> SEQ Rys. \* Arabic </w:instrText>
+        <w:fldChar w:fldCharType="separate"/>
+      </w:r>
+      <w:r>
+        <w:t xml:space="preserve">3</w:t>
+      </w:r>
       <w:r/>
-      <w:bookmarkStart w:id="8" w:name="_Toc8"/>
+      <w:r>
+        <w:fldChar w:fldCharType="end"/>
+      </w:r>
+      <w:r>
+        <w:t xml:space="preserve"> Wykresy uczenia dla ResNet18 z dropout_p = 0.0 </w:t>
+      </w:r>
+      <w:r/>
+    </w:p>
+    <w:p>
+      <w:pPr>
+        <w:pBdr/>
+        <w:spacing/>
+        <w:ind w:firstLine="0"/>
+        <w:rPr>
+          <w:highlight w:val="none"/>
+        </w:rPr>
+      </w:pPr>
       <w:r>
         <w:rPr>
           <w:highlight w:val="none"/>
           <w:lang w:val="pl-PL" w:bidi="pl-PL"/>
         </w:rPr>
-        <w:t xml:space="preserve">Trening właściwy</w:t>
       </w:r>
-      <w:bookmarkEnd w:id="8"/>
+      <w:r>
+        <mc:AlternateContent>
+          <mc:Choice Requires="wpg">
+            <w:drawing>
+              <wp:inline xmlns:wp="http://schemas.openxmlformats.org/drawingml/2006/wordprocessingDrawing" distT="0" distB="0" distL="0" distR="0">
+                <wp:extent cx="5943600" cy="1948967"/>
+                <wp:effectExtent l="0" t="0" r="0" b="0"/>
+                <wp:docPr id="4" name=""/>
+                <wp:cNvGraphicFramePr>
+                  <a:graphicFrameLocks xmlns:a="http://schemas.openxmlformats.org/drawingml/2006/main" noChangeAspect="1"/>
+                </wp:cNvGraphicFramePr>
+                <a:graphic xmlns:a="http://schemas.openxmlformats.org/drawingml/2006/main">
+                  <a:graphicData uri="http://schemas.openxmlformats.org/drawingml/2006/picture">
+                    <pic:pic xmlns:pic="http://schemas.openxmlformats.org/drawingml/2006/picture">
+                      <pic:nvPicPr>
+                        <pic:cNvPr id="990183820" name=""/>
+                        <pic:cNvPicPr>
+                          <a:picLocks noChangeAspect="1"/>
+                        </pic:cNvPicPr>
+                        <pic:nvPr/>
+                      </pic:nvPicPr>
+                      <pic:blipFill rotWithShape="1">
+                        <a:blip r:embed="rId13"/>
+                        <a:stretch/>
+                      </pic:blipFill>
+                      <pic:spPr bwMode="auto">
+                        <a:xfrm>
+                          <a:off x="0" y="0"/>
+                          <a:ext cx="5943599" cy="1948967"/>
+                        </a:xfrm>
+                        <a:prstGeom prst="rect">
+                          <a:avLst/>
+                        </a:prstGeom>
+                      </pic:spPr>
+                    </pic:pic>
+                  </a:graphicData>
+                </a:graphic>
+              </wp:inline>
+            </w:drawing>
+          </mc:Choice>
+          <mc:Fallback>
+            <w:pict>
+              <v:shapetype id="_x0000_t75" coordsize="21600,21600" o:spt="75" o:preferrelative="t" path="m@4@5l@4@11@9@11@9@5xe" filled="f" stroked="f">
+                <v:stroke joinstyle="miter"/>
+                <v:formulas>
+                  <v:f eqn="if lineDrawn pixelLineWidth 0"/>
+                  <v:f eqn="sum @0 1 0"/>
+                  <v:f eqn="sum 0 0 @1"/>
+                  <v:f eqn="prod @2 1 2"/>
+                  <v:f eqn="prod @3 21600 pixelWidth"/>
+                  <v:f eqn="prod @3 21600 pixelHeight"/>
+                  <v:f eqn="sum @0 0 1"/>
+                  <v:f eqn="prod @6 1 2"/>
+                  <v:f eqn="prod @7 21600 pixelWidth"/>
+                  <v:f eqn="sum @8 21600 0"/>
+                  <v:f eqn="prod @7 21600 pixelHeight"/>
+                  <v:f eqn="sum @10 21600 0"/>
+                </v:formulas>
+                <v:path o:extrusionok="f" gradientshapeok="t" o:connecttype="rect"/>
+                <o:lock v:ext="edit" aspectratio="t"/>
+              </v:shapetype>
+              <v:shape id="_x0000_i3" o:spid="_x0000_s3" type="#_x0000_t75" style="width:468.00pt;height:153.46pt;mso-wrap-distance-left:0.00pt;mso-wrap-distance-top:0.00pt;mso-wrap-distance-right:0.00pt;mso-wrap-distance-bottom:0.00pt;z-index:1;" stroked="false">
+                <v:imagedata r:id="rId13" o:title=""/>
+                <o:lock v:ext="edit" rotation="t"/>
+              </v:shape>
+            </w:pict>
+          </mc:Fallback>
+        </mc:AlternateContent>
+      </w:r>
+      <w:r>
+        <w:rPr>
+          <w:highlight w:val="none"/>
+          <w:lang w:val="pl-PL" w:bidi="pl-PL"/>
+        </w:rPr>
+      </w:r>
+      <w:r>
+        <w:rPr>
+          <w:highlight w:val="none"/>
+          <w:lang w:val="pl-PL" w:bidi="pl-PL"/>
+        </w:rPr>
+      </w:r>
+      <w:r>
+        <w:rPr>
+          <w:highlight w:val="none"/>
+          <w:lang w:val="pl-PL" w:bidi="pl-PL"/>
+        </w:rPr>
+      </w:r>
+    </w:p>
+    <w:p>
+      <w:pPr>
+        <w:pStyle w:val="873"/>
+        <w:pBdr/>
+        <w:spacing/>
+        <w:ind/>
+        <w:rPr/>
+      </w:pPr>
+      <w:r>
+        <w:t xml:space="preserve">Rys. </w:t>
+      </w:r>
+      <w:r>
+        <w:fldChar w:fldCharType="begin"/>
+        <w:instrText xml:space="preserve"> SEQ Rys. \* Arabic </w:instrText>
+        <w:fldChar w:fldCharType="separate"/>
+      </w:r>
+      <w:r>
+        <w:t xml:space="preserve">4</w:t>
+      </w:r>
+      <w:r/>
+      <w:r>
+        <w:fldChar w:fldCharType="end"/>
+      </w:r>
+      <w:r>
+        <w:t xml:space="preserve"> Wykresy uczenia dla ResNet18 z dropout_p = 0.5 </w:t>
+      </w:r>
+      <w:r/>
+    </w:p>
+    <w:p>
+      <w:pPr>
+        <w:pBdr/>
+        <w:shd w:val="nil" w:color="auto"/>
+        <w:spacing/>
+        <w:ind/>
+        <w:rPr>
+          <w:lang w:val="pl-PL"/>
+        </w:rPr>
+      </w:pPr>
+      <w:r>
+        <w:rPr>
+          <w:highlight w:val="none"/>
+          <w:lang w:val="pl-PL"/>
+        </w:rPr>
+        <w:br w:type="page" w:clear="all"/>
+      </w:r>
       <w:r>
         <w:rPr>
           <w:lang w:val="pl-PL"/>
@@ -4247,10 +5328,42 @@
     </w:p>
     <w:p>
       <w:pPr>
+        <w:pStyle w:val="835"/>
         <w:pBdr/>
         <w:spacing/>
         <w:ind/>
         <w:rPr>
+          <w:lang w:val="pl-PL"/>
+        </w:rPr>
+      </w:pPr>
+      <w:r/>
+      <w:bookmarkStart w:id="9" w:name="_Toc9"/>
+      <w:r>
+        <w:rPr>
+          <w:highlight w:val="none"/>
+          <w:lang w:val="pl-PL" w:bidi="pl-PL"/>
+        </w:rPr>
+        <w:t xml:space="preserve">Trening właściwy</w:t>
+      </w:r>
+      <w:bookmarkEnd w:id="9"/>
+      <w:r>
+        <w:rPr>
+          <w:lang w:val="pl-PL"/>
+        </w:rPr>
+      </w:r>
+      <w:r>
+        <w:rPr>
+          <w:lang w:val="pl-PL"/>
+        </w:rPr>
+      </w:r>
+    </w:p>
+    <w:p>
+      <w:pPr>
+        <w:pBdr/>
+        <w:spacing/>
+        <w:ind/>
+        <w:rPr>
+          <w:highlight w:val="none"/>
           <w:lang w:val="pl-PL"/>
         </w:rPr>
       </w:pPr>
@@ -4274,10 +5387,162 @@
     </w:p>
     <w:p>
       <w:pPr>
+        <w:pStyle w:val="836"/>
         <w:pBdr/>
         <w:spacing/>
         <w:ind/>
         <w:rPr>
+          <w:lang w:val="pl-PL"/>
+        </w:rPr>
+      </w:pPr>
+      <w:r>
+        <w:rPr>
+          <w:highlight w:val="none"/>
+          <w:lang w:val="pl-PL" w:bidi="pl-PL"/>
+        </w:rPr>
+        <w:t xml:space="preserve">Zbiór danych</w:t>
+      </w:r>
+      <w:r>
+        <w:rPr>
+          <w:lang w:val="pl-PL"/>
+        </w:rPr>
+      </w:r>
+    </w:p>
+    <w:p>
+      <w:pPr>
+        <w:pBdr/>
+        <w:spacing/>
+        <w:ind/>
+        <w:rPr>
+          <w:highlight w:val="none"/>
+          <w:lang w:val="pl-PL" w:bidi="pl-PL"/>
+        </w:rPr>
+      </w:pPr>
+      <w:r>
+        <w:rPr>
+          <w:highlight w:val="none"/>
+          <w:lang w:val="pl-PL" w:bidi="pl-PL"/>
+        </w:rPr>
+        <w:t xml:space="preserve">Zbiór danych znowu został podzielony na dane treningowe, walidacyjne i testowe, w proporcjach 0.6, 0.2 i 0.2. Jednak rozłożenie próbek jest zupełnie inne. Każdy z podzbiorów zawiera unikalne dla siebie klasy. Jest to celowy zabieg, by móc zweryfikować, czy modele uczą się cech pisma, czy tylko zapamiętują poszczególne klasy.</w:t>
+      </w:r>
+      <w:r>
+        <w:rPr>
+          <w:lang w:val="pl-PL"/>
+        </w:rPr>
+      </w:r>
+    </w:p>
+    <w:p>
+      <w:pPr>
+        <w:pBdr/>
+        <w:spacing/>
+        <w:ind/>
+        <w:rPr>
+          <w:highlight w:val="none"/>
+          <w:lang w:val="pl-PL" w:bidi="pl-PL"/>
+        </w:rPr>
+      </w:pPr>
+      <w:r>
+        <w:rPr>
+          <w:highlight w:val="none"/>
+          <w:lang w:val="pl-PL" w:bidi="pl-PL"/>
+        </w:rPr>
+        <w:t xml:space="preserve">Dobieranie próbek podczas epoki również jest inne. W każdym pokoleniu należy utworzyć parę</w:t>
+      </w:r>
+      <w:r>
+        <w:rPr>
+          <w:highlight w:val="none"/>
+          <w:lang w:val="pl-PL" w:bidi="pl-PL"/>
+        </w:rPr>
+        <w:t xml:space="preserve"> próbek do porównania. Ilość próbek wynosi wtedy  </w:t>
+      </w:r>
+      <m:oMath>
+        <m:f>
+          <m:fPr>
+            <m:ctrlPr>
+              <w:rPr>
+                <w:rFonts w:hint="default" w:ascii="Cambria Math" w:hAnsi="Cambria Math" w:eastAsia="Cambria Math" w:cs="Cambria Math"/>
+                <w:i/>
+                <w:highlight w:val="none"/>
+                <w:lang w:val="pl-PL" w:bidi="pl-PL"/>
+              </w:rPr>
+            </m:ctrlPr>
+          </m:fPr>
+          <m:num>
+            <m:r>
+              <w:rPr>
+                <w:rFonts w:hint="default" w:ascii="Cambria Math" w:hAnsi="Cambria Math" w:eastAsia="Cambria Math" w:cs="Cambria Math"/>
+                <w:highlight w:val="none"/>
+                <w:lang w:val="pl-PL" w:bidi="pl-PL"/>
+              </w:rPr>
+              <m:rPr>
+                <m:sty m:val="i"/>
+              </m:rPr>
+              <m:t>n*(n-1)</m:t>
+            </m:r>
+          </m:num>
+          <m:den>
+            <m:r>
+              <w:rPr>
+                <w:rFonts w:hint="default" w:ascii="Cambria Math" w:hAnsi="Cambria Math" w:eastAsia="Cambria Math" w:cs="Cambria Math"/>
+                <w:highlight w:val="none"/>
+                <w:lang w:val="pl-PL" w:bidi="pl-PL"/>
+              </w:rPr>
+              <m:rPr>
+                <m:sty m:val="i"/>
+              </m:rPr>
+              <m:t>2</m:t>
+            </m:r>
+          </m:den>
+        </m:f>
+      </m:oMath>
+      <w:r>
+        <w:rPr>
+          <w:highlight w:val="none"/>
+          <w:lang w:val="pl-PL" w:bidi="pl-PL"/>
+        </w:rPr>
+        <w:t xml:space="preserve">. Dla zbioru treningowego, zawierającego ok 60 tysięcy zdjęć, daje to </w:t>
+      </w:r>
+      <w:r>
+        <w:rPr>
+          <w:highlight w:val="none"/>
+          <w:lang w:val="pl-PL" w:bidi="pl-PL"/>
+        </w:rPr>
+      </w:r>
+      <w:r>
+        <w:rPr>
+          <w:highlight w:val="none"/>
+          <w:lang w:val="pl-PL" w:bidi="pl-PL"/>
+        </w:rPr>
+        <w:t xml:space="preserve">1799970000</w:t>
+      </w:r>
+      <w:r>
+        <w:rPr>
+          <w:highlight w:val="none"/>
+          <w:lang w:val="pl-PL" w:bidi="pl-PL"/>
+        </w:rPr>
+        <w:t xml:space="preserve"> </w:t>
+      </w:r>
+      <w:r>
+        <w:rPr>
+          <w:highlight w:val="none"/>
+          <w:lang w:val="pl-PL" w:bidi="pl-PL"/>
+        </w:rPr>
+        <w:t xml:space="preserve">unikalnych par. Jest to zbyt ogromna liczba danych, którą mój komputer mógłby obsłużyć w rozsądnym czasie, dlatego na każdą epokę będzie losowana określona liczba próbek. </w:t>
+      </w:r>
+      <w:r>
+        <w:rPr>
+          <w:highlight w:val="none"/>
+          <w:lang w:val="pl-PL" w:bidi="pl-PL"/>
+        </w:rPr>
+      </w:r>
+    </w:p>
+    <w:p>
+      <w:pPr>
+        <w:pBdr/>
+        <w:spacing/>
+        <w:ind/>
+        <w:rPr>
+          <w:highlight w:val="none"/>
           <w:lang w:val="pl-PL"/>
         </w:rPr>
       </w:pPr>
@@ -4288,6 +5553,1104 @@
       </w:r>
       <w:r>
         <w:rPr>
+          <w:highlight w:val="none"/>
+          <w:lang w:val="pl-PL"/>
+        </w:rPr>
+        <w:t xml:space="preserve">[siamese na crnn bez dropoutu, bez dodatkowego dropoutu]</w:t>
+      </w:r>
+      <w:r>
+        <w:rPr>
+          <w:lang w:val="pl-PL"/>
+        </w:rPr>
+      </w:r>
+    </w:p>
+    <w:p>
+      <w:pPr>
+        <w:pBdr/>
+        <w:spacing/>
+        <w:ind/>
+        <w:rPr>
+          <w:highlight w:val="none"/>
+          <w:lang w:val="pl-PL"/>
+        </w:rPr>
+      </w:pPr>
+      <w:r>
+        <w:rPr>
+          <w:highlight w:val="none"/>
+          <w:lang w:val="pl-PL"/>
+        </w:rPr>
+      </w:r>
+      <w:r>
+        <w:rPr>
+          <w:highlight w:val="none"/>
+          <w:lang w:val="pl-PL"/>
+        </w:rPr>
+        <w:t xml:space="preserve">[siamese na crnn bez dropoutu, z dodatkowym dropoutem 0.2-0.3]</w:t>
+      </w:r>
+      <w:r>
+        <w:rPr>
+          <w:highlight w:val="none"/>
+          <w:lang w:val="pl-PL"/>
+        </w:rPr>
+      </w:r>
+    </w:p>
+    <w:p>
+      <w:pPr>
+        <w:pBdr/>
+        <w:spacing/>
+        <w:ind/>
+        <w:rPr>
+          <w:highlight w:val="none"/>
+          <w:lang w:val="pl-PL"/>
+        </w:rPr>
+      </w:pPr>
+      <w:r>
+        <w:rPr>
+          <w:lang w:val="pl-PL"/>
+        </w:rPr>
+      </w:r>
+      <w:r>
+        <w:rPr>
+          <w:highlight w:val="none"/>
+          <w:lang w:val="pl-PL"/>
+        </w:rPr>
+        <w:t xml:space="preserve">[siamese na crnn z dropoutem, bez dodatkowego dropoutu]</w:t>
+      </w:r>
+      <w:r>
+        <w:rPr>
+          <w:highlight w:val="none"/>
+          <w:lang w:val="pl-PL"/>
+        </w:rPr>
+      </w:r>
+      <w:r>
+        <w:rPr>
+          <w:highlight w:val="none"/>
+          <w:lang w:val="pl-PL"/>
+        </w:rPr>
+      </w:r>
+    </w:p>
+    <w:p>
+      <w:pPr>
+        <w:pBdr/>
+        <w:spacing/>
+        <w:ind/>
+        <w:rPr>
+          <w:highlight w:val="none"/>
+          <w:lang w:val="pl-PL"/>
+        </w:rPr>
+      </w:pPr>
+      <w:r>
+        <w:rPr>
+          <w:highlight w:val="none"/>
+          <w:lang w:val="pl-PL"/>
+        </w:rPr>
+      </w:r>
+      <w:r>
+        <w:rPr>
+          <w:highlight w:val="none"/>
+          <w:lang w:val="pl-PL"/>
+        </w:rPr>
+        <w:t xml:space="preserve">[siamese na crnn z dropoutem, z dodatkowym dropoutem 0.2-0.3]</w:t>
+      </w:r>
+      <w:r>
+        <w:rPr>
+          <w:highlight w:val="none"/>
+          <w:lang w:val="pl-PL"/>
+        </w:rPr>
+      </w:r>
+      <w:r>
+        <w:rPr>
+          <w:highlight w:val="none"/>
+          <w:lang w:val="pl-PL"/>
+        </w:rPr>
+      </w:r>
+    </w:p>
+    <w:p>
+      <w:pPr>
+        <w:pBdr/>
+        <w:spacing/>
+        <w:ind/>
+        <w:rPr>
+          <w:highlight w:val="none"/>
+          <w:lang w:val="pl-PL" w:bidi="pl-PL"/>
+        </w:rPr>
+      </w:pPr>
+      <w:r>
+        <w:rPr>
+          <w:highlight w:val="none"/>
+          <w:lang w:val="pl-PL" w:bidi="pl-PL"/>
+        </w:rPr>
+        <w:t xml:space="preserve">[to samo ale dla ResNet]</w:t>
+      </w:r>
+      <w:r>
+        <w:rPr>
+          <w:highlight w:val="none"/>
+          <w:lang w:val="pl-PL"/>
+        </w:rPr>
+      </w:r>
+    </w:p>
+    <w:p>
+      <w:pPr>
+        <w:pBdr/>
+        <w:spacing/>
+        <w:ind/>
+        <w:rPr>
+          <w:highlight w:val="none"/>
+          <w:lang w:val="pl-PL"/>
+        </w:rPr>
+      </w:pPr>
+      <w:r>
+        <w:rPr>
+          <w:highlight w:val="none"/>
+        </w:rPr>
+      </w:r>
+      <w:r>
+        <w:rPr>
+          <w:highlight w:val="none"/>
+        </w:rPr>
+      </w:r>
+      <w:r>
+        <w:rPr>
+          <w:highlight w:val="none"/>
+        </w:rPr>
+      </w:r>
+    </w:p>
+    <w:p>
+      <w:pPr>
+        <w:pBdr/>
+        <w:spacing/>
+        <w:ind/>
+        <w:rPr>
+          <w:highlight w:val="none"/>
+        </w:rPr>
+      </w:pPr>
+      <w:r>
+        <w:rPr>
+          <w:highlight w:val="none"/>
+        </w:rPr>
+      </w:r>
+      <w:r>
+        <w:rPr>
+          <w:highlight w:val="none"/>
+        </w:rPr>
+      </w:r>
+      <w:r>
+        <w:rPr>
+          <w:highlight w:val="none"/>
+        </w:rPr>
+      </w:r>
+    </w:p>
+    <w:p>
+      <w:pPr>
+        <w:pBdr/>
+        <w:spacing/>
+        <w:ind/>
+        <w:rPr>
+          <w:highlight w:val="none"/>
+        </w:rPr>
+      </w:pPr>
+      <w:r>
+        <w:rPr>
+          <w:highlight w:val="none"/>
+        </w:rPr>
+      </w:r>
+      <w:r>
+        <w:rPr>
+          <w:highlight w:val="none"/>
+        </w:rPr>
+      </w:r>
+      <w:r>
+        <w:rPr>
+          <w:highlight w:val="none"/>
+        </w:rPr>
+      </w:r>
+    </w:p>
+    <w:p>
+      <w:pPr>
+        <w:pBdr/>
+        <w:spacing/>
+        <w:ind/>
+        <w:rPr>
+          <w:highlight w:val="none"/>
+        </w:rPr>
+      </w:pPr>
+      <w:r>
+        <w:rPr>
+          <w:highlight w:val="none"/>
+        </w:rPr>
+      </w:r>
+      <w:r>
+        <w:rPr>
+          <w:highlight w:val="none"/>
+        </w:rPr>
+      </w:r>
+      <w:r>
+        <w:rPr>
+          <w:highlight w:val="none"/>
+        </w:rPr>
+      </w:r>
+    </w:p>
+    <w:p>
+      <w:pPr>
+        <w:pBdr/>
+        <w:spacing/>
+        <w:ind/>
+        <w:rPr>
+          <w:highlight w:val="none"/>
+        </w:rPr>
+      </w:pPr>
+      <w:r>
+        <w:rPr>
+          <w:highlight w:val="none"/>
+        </w:rPr>
+      </w:r>
+      <w:r>
+        <w:rPr>
+          <w:highlight w:val="none"/>
+        </w:rPr>
+      </w:r>
+      <w:r>
+        <w:rPr>
+          <w:highlight w:val="none"/>
+        </w:rPr>
+      </w:r>
+    </w:p>
+    <w:p>
+      <w:pPr>
+        <w:pBdr/>
+        <w:spacing/>
+        <w:ind/>
+        <w:rPr>
+          <w:highlight w:val="none"/>
+        </w:rPr>
+      </w:pPr>
+      <w:r>
+        <w:rPr>
+          <w:highlight w:val="none"/>
+        </w:rPr>
+      </w:r>
+      <w:r>
+        <w:rPr>
+          <w:highlight w:val="none"/>
+        </w:rPr>
+      </w:r>
+      <w:r>
+        <w:rPr>
+          <w:highlight w:val="none"/>
+        </w:rPr>
+      </w:r>
+    </w:p>
+    <w:p>
+      <w:pPr>
+        <w:pBdr/>
+        <w:spacing/>
+        <w:ind/>
+        <w:rPr>
+          <w:highlight w:val="none"/>
+        </w:rPr>
+      </w:pPr>
+      <w:r>
+        <w:rPr>
+          <w:highlight w:val="none"/>
+        </w:rPr>
+      </w:r>
+      <w:r>
+        <w:rPr>
+          <w:highlight w:val="none"/>
+        </w:rPr>
+      </w:r>
+      <w:r>
+        <w:rPr>
+          <w:highlight w:val="none"/>
+        </w:rPr>
+      </w:r>
+    </w:p>
+    <w:p>
+      <w:pPr>
+        <w:pBdr/>
+        <w:spacing/>
+        <w:ind/>
+        <w:rPr>
+          <w:highlight w:val="none"/>
+        </w:rPr>
+      </w:pPr>
+      <w:r>
+        <w:rPr>
+          <w:highlight w:val="none"/>
+          <w:lang w:val="pl-PL"/>
+        </w:rPr>
+      </w:r>
+      <w:r>
+        <w:rPr>
+          <w:highlight w:val="none"/>
+        </w:rPr>
+        <mc:AlternateContent>
+          <mc:Choice Requires="wpg">
+            <w:drawing>
+              <wp:inline xmlns:wp="http://schemas.openxmlformats.org/drawingml/2006/wordprocessingDrawing" distT="0" distB="0" distL="0" distR="0">
+                <wp:extent cx="5943600" cy="1948967"/>
+                <wp:effectExtent l="0" t="0" r="0" b="0"/>
+                <wp:docPr id="5" name=""/>
+                <wp:cNvGraphicFramePr>
+                  <a:graphicFrameLocks xmlns:a="http://schemas.openxmlformats.org/drawingml/2006/main" noChangeAspect="1"/>
+                </wp:cNvGraphicFramePr>
+                <a:graphic xmlns:a="http://schemas.openxmlformats.org/drawingml/2006/main">
+                  <a:graphicData uri="http://schemas.openxmlformats.org/drawingml/2006/picture">
+                    <pic:pic xmlns:pic="http://schemas.openxmlformats.org/drawingml/2006/picture">
+                      <pic:nvPicPr>
+                        <pic:cNvPr id="2072073519" name=""/>
+                        <pic:cNvPicPr>
+                          <a:picLocks noChangeAspect="1"/>
+                        </pic:cNvPicPr>
+                        <pic:nvPr/>
+                      </pic:nvPicPr>
+                      <pic:blipFill rotWithShape="1">
+                        <a:blip r:embed="rId12"/>
+                        <a:stretch/>
+                      </pic:blipFill>
+                      <pic:spPr bwMode="auto">
+                        <a:xfrm rot="0" flipH="0" flipV="0">
+                          <a:off x="0" y="0"/>
+                          <a:ext cx="5943599" cy="1948967"/>
+                        </a:xfrm>
+                        <a:prstGeom prst="rect">
+                          <a:avLst/>
+                        </a:prstGeom>
+                      </pic:spPr>
+                    </pic:pic>
+                  </a:graphicData>
+                </a:graphic>
+              </wp:inline>
+            </w:drawing>
+          </mc:Choice>
+          <mc:Fallback>
+            <w:pict>
+              <v:shapetype id="_x0000_t75" coordsize="21600,21600" o:spt="75" o:preferrelative="t" path="m@4@5l@4@11@9@11@9@5xe" filled="f" stroked="f">
+                <v:stroke joinstyle="miter"/>
+                <v:formulas>
+                  <v:f eqn="if lineDrawn pixelLineWidth 0"/>
+                  <v:f eqn="sum @0 1 0"/>
+                  <v:f eqn="sum 0 0 @1"/>
+                  <v:f eqn="prod @2 1 2"/>
+                  <v:f eqn="prod @3 21600 pixelWidth"/>
+                  <v:f eqn="prod @3 21600 pixelHeight"/>
+                  <v:f eqn="sum @0 0 1"/>
+                  <v:f eqn="prod @6 1 2"/>
+                  <v:f eqn="prod @7 21600 pixelWidth"/>
+                  <v:f eqn="sum @8 21600 0"/>
+                  <v:f eqn="prod @7 21600 pixelHeight"/>
+                  <v:f eqn="sum @10 21600 0"/>
+                </v:formulas>
+                <v:path o:extrusionok="f" gradientshapeok="t" o:connecttype="rect"/>
+                <o:lock v:ext="edit" aspectratio="t"/>
+              </v:shapetype>
+              <v:shape id="_x0000_i4" o:spid="_x0000_s4" type="#_x0000_t75" style="width:468.00pt;height:153.46pt;mso-wrap-distance-left:0.00pt;mso-wrap-distance-top:0.00pt;mso-wrap-distance-right:0.00pt;mso-wrap-distance-bottom:0.00pt;rotation:0;z-index:1;" stroked="false">
+                <v:imagedata r:id="rId12" o:title=""/>
+                <o:lock v:ext="edit" rotation="t"/>
+              </v:shape>
+            </w:pict>
+          </mc:Fallback>
+        </mc:AlternateContent>
+      </w:r>
+      <w:r/>
+      <w:r>
+        <w:rPr>
+          <w:highlight w:val="none"/>
+          <w:lang w:val="pl-PL"/>
+        </w:rPr>
+      </w:r>
+      <w:r>
+        <w:rPr>
+          <w:highlight w:val="none"/>
+        </w:rPr>
+        <mc:AlternateContent>
+          <mc:Choice Requires="wpg">
+            <w:drawing>
+              <wp:inline xmlns:wp="http://schemas.openxmlformats.org/drawingml/2006/wordprocessingDrawing" distT="0" distB="0" distL="0" distR="0">
+                <wp:extent cx="5943600" cy="1948967"/>
+                <wp:effectExtent l="0" t="0" r="0" b="0"/>
+                <wp:docPr id="6" name=""/>
+                <wp:cNvGraphicFramePr>
+                  <a:graphicFrameLocks xmlns:a="http://schemas.openxmlformats.org/drawingml/2006/main" noChangeAspect="1"/>
+                </wp:cNvGraphicFramePr>
+                <a:graphic xmlns:a="http://schemas.openxmlformats.org/drawingml/2006/main">
+                  <a:graphicData uri="http://schemas.openxmlformats.org/drawingml/2006/picture">
+                    <pic:pic xmlns:pic="http://schemas.openxmlformats.org/drawingml/2006/picture">
+                      <pic:nvPicPr>
+                        <pic:cNvPr id="2072073519" name=""/>
+                        <pic:cNvPicPr>
+                          <a:picLocks noChangeAspect="1"/>
+                        </pic:cNvPicPr>
+                        <pic:nvPr/>
+                      </pic:nvPicPr>
+                      <pic:blipFill rotWithShape="1">
+                        <a:blip r:embed="rId12"/>
+                        <a:stretch/>
+                      </pic:blipFill>
+                      <pic:spPr bwMode="auto">
+                        <a:xfrm rot="0" flipH="0" flipV="0">
+                          <a:off x="0" y="0"/>
+                          <a:ext cx="5943599" cy="1948967"/>
+                        </a:xfrm>
+                        <a:prstGeom prst="rect">
+                          <a:avLst/>
+                        </a:prstGeom>
+                      </pic:spPr>
+                    </pic:pic>
+                  </a:graphicData>
+                </a:graphic>
+              </wp:inline>
+            </w:drawing>
+          </mc:Choice>
+          <mc:Fallback>
+            <w:pict>
+              <v:shapetype id="_x0000_t75" coordsize="21600,21600" o:spt="75" o:preferrelative="t" path="m@4@5l@4@11@9@11@9@5xe" filled="f" stroked="f">
+                <v:stroke joinstyle="miter"/>
+                <v:formulas>
+                  <v:f eqn="if lineDrawn pixelLineWidth 0"/>
+                  <v:f eqn="sum @0 1 0"/>
+                  <v:f eqn="sum 0 0 @1"/>
+                  <v:f eqn="prod @2 1 2"/>
+                  <v:f eqn="prod @3 21600 pixelWidth"/>
+                  <v:f eqn="prod @3 21600 pixelHeight"/>
+                  <v:f eqn="sum @0 0 1"/>
+                  <v:f eqn="prod @6 1 2"/>
+                  <v:f eqn="prod @7 21600 pixelWidth"/>
+                  <v:f eqn="sum @8 21600 0"/>
+                  <v:f eqn="prod @7 21600 pixelHeight"/>
+                  <v:f eqn="sum @10 21600 0"/>
+                </v:formulas>
+                <v:path o:extrusionok="f" gradientshapeok="t" o:connecttype="rect"/>
+                <o:lock v:ext="edit" aspectratio="t"/>
+              </v:shapetype>
+              <v:shape id="_x0000_i5" o:spid="_x0000_s5" type="#_x0000_t75" style="width:468.00pt;height:153.46pt;mso-wrap-distance-left:0.00pt;mso-wrap-distance-top:0.00pt;mso-wrap-distance-right:0.00pt;mso-wrap-distance-bottom:0.00pt;rotation:0;z-index:1;" stroked="false">
+                <v:imagedata r:id="rId12" o:title=""/>
+                <o:lock v:ext="edit" rotation="t"/>
+              </v:shape>
+            </w:pict>
+          </mc:Fallback>
+        </mc:AlternateContent>
+      </w:r>
+      <w:r/>
+      <w:r>
+        <w:rPr>
+          <w:highlight w:val="none"/>
+          <w:lang w:val="pl-PL"/>
+        </w:rPr>
+      </w:r>
+      <w:r>
+        <w:rPr>
+          <w:highlight w:val="none"/>
+        </w:rPr>
+        <mc:AlternateContent>
+          <mc:Choice Requires="wpg">
+            <w:drawing>
+              <wp:inline xmlns:wp="http://schemas.openxmlformats.org/drawingml/2006/wordprocessingDrawing" distT="0" distB="0" distL="0" distR="0">
+                <wp:extent cx="5943600" cy="1948967"/>
+                <wp:effectExtent l="0" t="0" r="0" b="0"/>
+                <wp:docPr id="7" name=""/>
+                <wp:cNvGraphicFramePr>
+                  <a:graphicFrameLocks xmlns:a="http://schemas.openxmlformats.org/drawingml/2006/main" noChangeAspect="1"/>
+                </wp:cNvGraphicFramePr>
+                <a:graphic xmlns:a="http://schemas.openxmlformats.org/drawingml/2006/main">
+                  <a:graphicData uri="http://schemas.openxmlformats.org/drawingml/2006/picture">
+                    <pic:pic xmlns:pic="http://schemas.openxmlformats.org/drawingml/2006/picture">
+                      <pic:nvPicPr>
+                        <pic:cNvPr id="2072073519" name=""/>
+                        <pic:cNvPicPr>
+                          <a:picLocks noChangeAspect="1"/>
+                        </pic:cNvPicPr>
+                        <pic:nvPr/>
+                      </pic:nvPicPr>
+                      <pic:blipFill rotWithShape="1">
+                        <a:blip r:embed="rId12"/>
+                        <a:stretch/>
+                      </pic:blipFill>
+                      <pic:spPr bwMode="auto">
+                        <a:xfrm rot="0" flipH="0" flipV="0">
+                          <a:off x="0" y="0"/>
+                          <a:ext cx="5943599" cy="1948967"/>
+                        </a:xfrm>
+                        <a:prstGeom prst="rect">
+                          <a:avLst/>
+                        </a:prstGeom>
+                      </pic:spPr>
+                    </pic:pic>
+                  </a:graphicData>
+                </a:graphic>
+              </wp:inline>
+            </w:drawing>
+          </mc:Choice>
+          <mc:Fallback>
+            <w:pict>
+              <v:shapetype id="_x0000_t75" coordsize="21600,21600" o:spt="75" o:preferrelative="t" path="m@4@5l@4@11@9@11@9@5xe" filled="f" stroked="f">
+                <v:stroke joinstyle="miter"/>
+                <v:formulas>
+                  <v:f eqn="if lineDrawn pixelLineWidth 0"/>
+                  <v:f eqn="sum @0 1 0"/>
+                  <v:f eqn="sum 0 0 @1"/>
+                  <v:f eqn="prod @2 1 2"/>
+                  <v:f eqn="prod @3 21600 pixelWidth"/>
+                  <v:f eqn="prod @3 21600 pixelHeight"/>
+                  <v:f eqn="sum @0 0 1"/>
+                  <v:f eqn="prod @6 1 2"/>
+                  <v:f eqn="prod @7 21600 pixelWidth"/>
+                  <v:f eqn="sum @8 21600 0"/>
+                  <v:f eqn="prod @7 21600 pixelHeight"/>
+                  <v:f eqn="sum @10 21600 0"/>
+                </v:formulas>
+                <v:path o:extrusionok="f" gradientshapeok="t" o:connecttype="rect"/>
+                <o:lock v:ext="edit" aspectratio="t"/>
+              </v:shapetype>
+              <v:shape id="_x0000_i6" o:spid="_x0000_s6" type="#_x0000_t75" style="width:468.00pt;height:153.46pt;mso-wrap-distance-left:0.00pt;mso-wrap-distance-top:0.00pt;mso-wrap-distance-right:0.00pt;mso-wrap-distance-bottom:0.00pt;rotation:0;z-index:1;" stroked="false">
+                <v:imagedata r:id="rId12" o:title=""/>
+                <o:lock v:ext="edit" rotation="t"/>
+              </v:shape>
+            </w:pict>
+          </mc:Fallback>
+        </mc:AlternateContent>
+      </w:r>
+      <w:r/>
+      <w:r>
+        <w:rPr>
+          <w:highlight w:val="none"/>
+          <w:lang w:val="pl-PL"/>
+        </w:rPr>
+      </w:r>
+      <w:r>
+        <w:rPr>
+          <w:highlight w:val="none"/>
+        </w:rPr>
+        <mc:AlternateContent>
+          <mc:Choice Requires="wpg">
+            <w:drawing>
+              <wp:inline xmlns:wp="http://schemas.openxmlformats.org/drawingml/2006/wordprocessingDrawing" distT="0" distB="0" distL="0" distR="0">
+                <wp:extent cx="5943600" cy="1948967"/>
+                <wp:effectExtent l="0" t="0" r="0" b="0"/>
+                <wp:docPr id="8" name=""/>
+                <wp:cNvGraphicFramePr>
+                  <a:graphicFrameLocks xmlns:a="http://schemas.openxmlformats.org/drawingml/2006/main" noChangeAspect="1"/>
+                </wp:cNvGraphicFramePr>
+                <a:graphic xmlns:a="http://schemas.openxmlformats.org/drawingml/2006/main">
+                  <a:graphicData uri="http://schemas.openxmlformats.org/drawingml/2006/picture">
+                    <pic:pic xmlns:pic="http://schemas.openxmlformats.org/drawingml/2006/picture">
+                      <pic:nvPicPr>
+                        <pic:cNvPr id="2072073519" name=""/>
+                        <pic:cNvPicPr>
+                          <a:picLocks noChangeAspect="1"/>
+                        </pic:cNvPicPr>
+                        <pic:nvPr/>
+                      </pic:nvPicPr>
+                      <pic:blipFill rotWithShape="1">
+                        <a:blip r:embed="rId12"/>
+                        <a:stretch/>
+                      </pic:blipFill>
+                      <pic:spPr bwMode="auto">
+                        <a:xfrm rot="0" flipH="0" flipV="0">
+                          <a:off x="0" y="0"/>
+                          <a:ext cx="5943599" cy="1948967"/>
+                        </a:xfrm>
+                        <a:prstGeom prst="rect">
+                          <a:avLst/>
+                        </a:prstGeom>
+                      </pic:spPr>
+                    </pic:pic>
+                  </a:graphicData>
+                </a:graphic>
+              </wp:inline>
+            </w:drawing>
+          </mc:Choice>
+          <mc:Fallback>
+            <w:pict>
+              <v:shapetype id="_x0000_t75" coordsize="21600,21600" o:spt="75" o:preferrelative="t" path="m@4@5l@4@11@9@11@9@5xe" filled="f" stroked="f">
+                <v:stroke joinstyle="miter"/>
+                <v:formulas>
+                  <v:f eqn="if lineDrawn pixelLineWidth 0"/>
+                  <v:f eqn="sum @0 1 0"/>
+                  <v:f eqn="sum 0 0 @1"/>
+                  <v:f eqn="prod @2 1 2"/>
+                  <v:f eqn="prod @3 21600 pixelWidth"/>
+                  <v:f eqn="prod @3 21600 pixelHeight"/>
+                  <v:f eqn="sum @0 0 1"/>
+                  <v:f eqn="prod @6 1 2"/>
+                  <v:f eqn="prod @7 21600 pixelWidth"/>
+                  <v:f eqn="sum @8 21600 0"/>
+                  <v:f eqn="prod @7 21600 pixelHeight"/>
+                  <v:f eqn="sum @10 21600 0"/>
+                </v:formulas>
+                <v:path o:extrusionok="f" gradientshapeok="t" o:connecttype="rect"/>
+                <o:lock v:ext="edit" aspectratio="t"/>
+              </v:shapetype>
+              <v:shape id="_x0000_i7" o:spid="_x0000_s7" type="#_x0000_t75" style="width:468.00pt;height:153.46pt;mso-wrap-distance-left:0.00pt;mso-wrap-distance-top:0.00pt;mso-wrap-distance-right:0.00pt;mso-wrap-distance-bottom:0.00pt;rotation:0;z-index:1;" stroked="false">
+                <v:imagedata r:id="rId12" o:title=""/>
+                <o:lock v:ext="edit" rotation="t"/>
+              </v:shape>
+            </w:pict>
+          </mc:Fallback>
+        </mc:AlternateContent>
+      </w:r>
+      <w:r/>
+      <w:r>
+        <w:rPr>
+          <w:highlight w:val="none"/>
+          <w:lang w:val="pl-PL"/>
+        </w:rPr>
+      </w:r>
+      <w:r>
+        <w:rPr>
+          <w:highlight w:val="none"/>
+        </w:rPr>
+        <mc:AlternateContent>
+          <mc:Choice Requires="wpg">
+            <w:drawing>
+              <wp:inline xmlns:wp="http://schemas.openxmlformats.org/drawingml/2006/wordprocessingDrawing" distT="0" distB="0" distL="0" distR="0">
+                <wp:extent cx="5943600" cy="1948967"/>
+                <wp:effectExtent l="0" t="0" r="0" b="0"/>
+                <wp:docPr id="9" name=""/>
+                <wp:cNvGraphicFramePr>
+                  <a:graphicFrameLocks xmlns:a="http://schemas.openxmlformats.org/drawingml/2006/main" noChangeAspect="1"/>
+                </wp:cNvGraphicFramePr>
+                <a:graphic xmlns:a="http://schemas.openxmlformats.org/drawingml/2006/main">
+                  <a:graphicData uri="http://schemas.openxmlformats.org/drawingml/2006/picture">
+                    <pic:pic xmlns:pic="http://schemas.openxmlformats.org/drawingml/2006/picture">
+                      <pic:nvPicPr>
+                        <pic:cNvPr id="2072073519" name=""/>
+                        <pic:cNvPicPr>
+                          <a:picLocks noChangeAspect="1"/>
+                        </pic:cNvPicPr>
+                        <pic:nvPr/>
+                      </pic:nvPicPr>
+                      <pic:blipFill rotWithShape="1">
+                        <a:blip r:embed="rId12"/>
+                        <a:stretch/>
+                      </pic:blipFill>
+                      <pic:spPr bwMode="auto">
+                        <a:xfrm rot="0" flipH="0" flipV="0">
+                          <a:off x="0" y="0"/>
+                          <a:ext cx="5943599" cy="1948967"/>
+                        </a:xfrm>
+                        <a:prstGeom prst="rect">
+                          <a:avLst/>
+                        </a:prstGeom>
+                      </pic:spPr>
+                    </pic:pic>
+                  </a:graphicData>
+                </a:graphic>
+              </wp:inline>
+            </w:drawing>
+          </mc:Choice>
+          <mc:Fallback>
+            <w:pict>
+              <v:shapetype id="_x0000_t75" coordsize="21600,21600" o:spt="75" o:preferrelative="t" path="m@4@5l@4@11@9@11@9@5xe" filled="f" stroked="f">
+                <v:stroke joinstyle="miter"/>
+                <v:formulas>
+                  <v:f eqn="if lineDrawn pixelLineWidth 0"/>
+                  <v:f eqn="sum @0 1 0"/>
+                  <v:f eqn="sum 0 0 @1"/>
+                  <v:f eqn="prod @2 1 2"/>
+                  <v:f eqn="prod @3 21600 pixelWidth"/>
+                  <v:f eqn="prod @3 21600 pixelHeight"/>
+                  <v:f eqn="sum @0 0 1"/>
+                  <v:f eqn="prod @6 1 2"/>
+                  <v:f eqn="prod @7 21600 pixelWidth"/>
+                  <v:f eqn="sum @8 21600 0"/>
+                  <v:f eqn="prod @7 21600 pixelHeight"/>
+                  <v:f eqn="sum @10 21600 0"/>
+                </v:formulas>
+                <v:path o:extrusionok="f" gradientshapeok="t" o:connecttype="rect"/>
+                <o:lock v:ext="edit" aspectratio="t"/>
+              </v:shapetype>
+              <v:shape id="_x0000_i8" o:spid="_x0000_s8" type="#_x0000_t75" style="width:468.00pt;height:153.46pt;mso-wrap-distance-left:0.00pt;mso-wrap-distance-top:0.00pt;mso-wrap-distance-right:0.00pt;mso-wrap-distance-bottom:0.00pt;rotation:0;z-index:1;" stroked="false">
+                <v:imagedata r:id="rId12" o:title=""/>
+                <o:lock v:ext="edit" rotation="t"/>
+              </v:shape>
+            </w:pict>
+          </mc:Fallback>
+        </mc:AlternateContent>
+      </w:r>
+      <w:r/>
+      <w:r>
+        <w:rPr>
+          <w:highlight w:val="none"/>
+          <w:lang w:val="pl-PL"/>
+        </w:rPr>
+      </w:r>
+      <w:r>
+        <w:rPr>
+          <w:highlight w:val="none"/>
+        </w:rPr>
+        <mc:AlternateContent>
+          <mc:Choice Requires="wpg">
+            <w:drawing>
+              <wp:inline xmlns:wp="http://schemas.openxmlformats.org/drawingml/2006/wordprocessingDrawing" distT="0" distB="0" distL="0" distR="0">
+                <wp:extent cx="5943600" cy="1948967"/>
+                <wp:effectExtent l="0" t="0" r="0" b="0"/>
+                <wp:docPr id="10" name=""/>
+                <wp:cNvGraphicFramePr>
+                  <a:graphicFrameLocks xmlns:a="http://schemas.openxmlformats.org/drawingml/2006/main" noChangeAspect="1"/>
+                </wp:cNvGraphicFramePr>
+                <a:graphic xmlns:a="http://schemas.openxmlformats.org/drawingml/2006/main">
+                  <a:graphicData uri="http://schemas.openxmlformats.org/drawingml/2006/picture">
+                    <pic:pic xmlns:pic="http://schemas.openxmlformats.org/drawingml/2006/picture">
+                      <pic:nvPicPr>
+                        <pic:cNvPr id="2072073519" name=""/>
+                        <pic:cNvPicPr>
+                          <a:picLocks noChangeAspect="1"/>
+                        </pic:cNvPicPr>
+                        <pic:nvPr/>
+                      </pic:nvPicPr>
+                      <pic:blipFill rotWithShape="1">
+                        <a:blip r:embed="rId12"/>
+                        <a:stretch/>
+                      </pic:blipFill>
+                      <pic:spPr bwMode="auto">
+                        <a:xfrm rot="0" flipH="0" flipV="0">
+                          <a:off x="0" y="0"/>
+                          <a:ext cx="5943599" cy="1948967"/>
+                        </a:xfrm>
+                        <a:prstGeom prst="rect">
+                          <a:avLst/>
+                        </a:prstGeom>
+                      </pic:spPr>
+                    </pic:pic>
+                  </a:graphicData>
+                </a:graphic>
+              </wp:inline>
+            </w:drawing>
+          </mc:Choice>
+          <mc:Fallback>
+            <w:pict>
+              <v:shapetype id="_x0000_t75" coordsize="21600,21600" o:spt="75" o:preferrelative="t" path="m@4@5l@4@11@9@11@9@5xe" filled="f" stroked="f">
+                <v:stroke joinstyle="miter"/>
+                <v:formulas>
+                  <v:f eqn="if lineDrawn pixelLineWidth 0"/>
+                  <v:f eqn="sum @0 1 0"/>
+                  <v:f eqn="sum 0 0 @1"/>
+                  <v:f eqn="prod @2 1 2"/>
+                  <v:f eqn="prod @3 21600 pixelWidth"/>
+                  <v:f eqn="prod @3 21600 pixelHeight"/>
+                  <v:f eqn="sum @0 0 1"/>
+                  <v:f eqn="prod @6 1 2"/>
+                  <v:f eqn="prod @7 21600 pixelWidth"/>
+                  <v:f eqn="sum @8 21600 0"/>
+                  <v:f eqn="prod @7 21600 pixelHeight"/>
+                  <v:f eqn="sum @10 21600 0"/>
+                </v:formulas>
+                <v:path o:extrusionok="f" gradientshapeok="t" o:connecttype="rect"/>
+                <o:lock v:ext="edit" aspectratio="t"/>
+              </v:shapetype>
+              <v:shape id="_x0000_i9" o:spid="_x0000_s9" type="#_x0000_t75" style="width:468.00pt;height:153.46pt;mso-wrap-distance-left:0.00pt;mso-wrap-distance-top:0.00pt;mso-wrap-distance-right:0.00pt;mso-wrap-distance-bottom:0.00pt;rotation:0;z-index:1;" stroked="false">
+                <v:imagedata r:id="rId12" o:title=""/>
+                <o:lock v:ext="edit" rotation="t"/>
+              </v:shape>
+            </w:pict>
+          </mc:Fallback>
+        </mc:AlternateContent>
+      </w:r>
+      <w:r/>
+      <w:r>
+        <w:rPr>
+          <w:highlight w:val="none"/>
+          <w:lang w:val="pl-PL"/>
+        </w:rPr>
+      </w:r>
+      <w:r>
+        <w:rPr>
+          <w:highlight w:val="none"/>
+        </w:rPr>
+        <mc:AlternateContent>
+          <mc:Choice Requires="wpg">
+            <w:drawing>
+              <wp:inline xmlns:wp="http://schemas.openxmlformats.org/drawingml/2006/wordprocessingDrawing" distT="0" distB="0" distL="0" distR="0">
+                <wp:extent cx="5943600" cy="1948967"/>
+                <wp:effectExtent l="0" t="0" r="0" b="0"/>
+                <wp:docPr id="11" name=""/>
+                <wp:cNvGraphicFramePr>
+                  <a:graphicFrameLocks xmlns:a="http://schemas.openxmlformats.org/drawingml/2006/main" noChangeAspect="1"/>
+                </wp:cNvGraphicFramePr>
+                <a:graphic xmlns:a="http://schemas.openxmlformats.org/drawingml/2006/main">
+                  <a:graphicData uri="http://schemas.openxmlformats.org/drawingml/2006/picture">
+                    <pic:pic xmlns:pic="http://schemas.openxmlformats.org/drawingml/2006/picture">
+                      <pic:nvPicPr>
+                        <pic:cNvPr id="2072073519" name=""/>
+                        <pic:cNvPicPr>
+                          <a:picLocks noChangeAspect="1"/>
+                        </pic:cNvPicPr>
+                        <pic:nvPr/>
+                      </pic:nvPicPr>
+                      <pic:blipFill rotWithShape="1">
+                        <a:blip r:embed="rId12"/>
+                        <a:stretch/>
+                      </pic:blipFill>
+                      <pic:spPr bwMode="auto">
+                        <a:xfrm rot="0" flipH="0" flipV="0">
+                          <a:off x="0" y="0"/>
+                          <a:ext cx="5943599" cy="1948967"/>
+                        </a:xfrm>
+                        <a:prstGeom prst="rect">
+                          <a:avLst/>
+                        </a:prstGeom>
+                      </pic:spPr>
+                    </pic:pic>
+                  </a:graphicData>
+                </a:graphic>
+              </wp:inline>
+            </w:drawing>
+          </mc:Choice>
+          <mc:Fallback>
+            <w:pict>
+              <v:shapetype id="_x0000_t75" coordsize="21600,21600" o:spt="75" o:preferrelative="t" path="m@4@5l@4@11@9@11@9@5xe" filled="f" stroked="f">
+                <v:stroke joinstyle="miter"/>
+                <v:formulas>
+                  <v:f eqn="if lineDrawn pixelLineWidth 0"/>
+                  <v:f eqn="sum @0 1 0"/>
+                  <v:f eqn="sum 0 0 @1"/>
+                  <v:f eqn="prod @2 1 2"/>
+                  <v:f eqn="prod @3 21600 pixelWidth"/>
+                  <v:f eqn="prod @3 21600 pixelHeight"/>
+                  <v:f eqn="sum @0 0 1"/>
+                  <v:f eqn="prod @6 1 2"/>
+                  <v:f eqn="prod @7 21600 pixelWidth"/>
+                  <v:f eqn="sum @8 21600 0"/>
+                  <v:f eqn="prod @7 21600 pixelHeight"/>
+                  <v:f eqn="sum @10 21600 0"/>
+                </v:formulas>
+                <v:path o:extrusionok="f" gradientshapeok="t" o:connecttype="rect"/>
+                <o:lock v:ext="edit" aspectratio="t"/>
+              </v:shapetype>
+              <v:shape id="_x0000_i10" o:spid="_x0000_s10" type="#_x0000_t75" style="width:468.00pt;height:153.46pt;mso-wrap-distance-left:0.00pt;mso-wrap-distance-top:0.00pt;mso-wrap-distance-right:0.00pt;mso-wrap-distance-bottom:0.00pt;rotation:0;z-index:1;" stroked="false">
+                <v:imagedata r:id="rId12" o:title=""/>
+                <o:lock v:ext="edit" rotation="t"/>
+              </v:shape>
+            </w:pict>
+          </mc:Fallback>
+        </mc:AlternateContent>
+      </w:r>
+      <w:r/>
+      <w:r>
+        <w:rPr>
+          <w:highlight w:val="none"/>
+          <w:lang w:val="pl-PL"/>
+        </w:rPr>
+      </w:r>
+      <w:r>
+        <w:rPr>
+          <w:highlight w:val="none"/>
+        </w:rPr>
+        <mc:AlternateContent>
+          <mc:Choice Requires="wpg">
+            <w:drawing>
+              <wp:inline xmlns:wp="http://schemas.openxmlformats.org/drawingml/2006/wordprocessingDrawing" distT="0" distB="0" distL="0" distR="0">
+                <wp:extent cx="5943600" cy="1948967"/>
+                <wp:effectExtent l="0" t="0" r="0" b="0"/>
+                <wp:docPr id="12" name=""/>
+                <wp:cNvGraphicFramePr>
+                  <a:graphicFrameLocks xmlns:a="http://schemas.openxmlformats.org/drawingml/2006/main" noChangeAspect="1"/>
+                </wp:cNvGraphicFramePr>
+                <a:graphic xmlns:a="http://schemas.openxmlformats.org/drawingml/2006/main">
+                  <a:graphicData uri="http://schemas.openxmlformats.org/drawingml/2006/picture">
+                    <pic:pic xmlns:pic="http://schemas.openxmlformats.org/drawingml/2006/picture">
+                      <pic:nvPicPr>
+                        <pic:cNvPr id="2072073519" name=""/>
+                        <pic:cNvPicPr>
+                          <a:picLocks noChangeAspect="1"/>
+                        </pic:cNvPicPr>
+                        <pic:nvPr/>
+                      </pic:nvPicPr>
+                      <pic:blipFill rotWithShape="1">
+                        <a:blip r:embed="rId12"/>
+                        <a:stretch/>
+                      </pic:blipFill>
+                      <pic:spPr bwMode="auto">
+                        <a:xfrm rot="0" flipH="0" flipV="0">
+                          <a:off x="0" y="0"/>
+                          <a:ext cx="5943599" cy="1948967"/>
+                        </a:xfrm>
+                        <a:prstGeom prst="rect">
+                          <a:avLst/>
+                        </a:prstGeom>
+                      </pic:spPr>
+                    </pic:pic>
+                  </a:graphicData>
+                </a:graphic>
+              </wp:inline>
+            </w:drawing>
+          </mc:Choice>
+          <mc:Fallback>
+            <w:pict>
+              <v:shapetype id="_x0000_t75" coordsize="21600,21600" o:spt="75" o:preferrelative="t" path="m@4@5l@4@11@9@11@9@5xe" filled="f" stroked="f">
+                <v:stroke joinstyle="miter"/>
+                <v:formulas>
+                  <v:f eqn="if lineDrawn pixelLineWidth 0"/>
+                  <v:f eqn="sum @0 1 0"/>
+                  <v:f eqn="sum 0 0 @1"/>
+                  <v:f eqn="prod @2 1 2"/>
+                  <v:f eqn="prod @3 21600 pixelWidth"/>
+                  <v:f eqn="prod @3 21600 pixelHeight"/>
+                  <v:f eqn="sum @0 0 1"/>
+                  <v:f eqn="prod @6 1 2"/>
+                  <v:f eqn="prod @7 21600 pixelWidth"/>
+                  <v:f eqn="sum @8 21600 0"/>
+                  <v:f eqn="prod @7 21600 pixelHeight"/>
+                  <v:f eqn="sum @10 21600 0"/>
+                </v:formulas>
+                <v:path o:extrusionok="f" gradientshapeok="t" o:connecttype="rect"/>
+                <o:lock v:ext="edit" aspectratio="t"/>
+              </v:shapetype>
+              <v:shape id="_x0000_i11" o:spid="_x0000_s11" type="#_x0000_t75" style="width:468.00pt;height:153.46pt;mso-wrap-distance-left:0.00pt;mso-wrap-distance-top:0.00pt;mso-wrap-distance-right:0.00pt;mso-wrap-distance-bottom:0.00pt;rotation:0;z-index:1;" stroked="false">
+                <v:imagedata r:id="rId12" o:title=""/>
+                <o:lock v:ext="edit" rotation="t"/>
+              </v:shape>
+            </w:pict>
+          </mc:Fallback>
+        </mc:AlternateContent>
+      </w:r>
+      <w:r/>
+      <w:r>
+        <w:rPr>
+          <w:highlight w:val="none"/>
+          <w:lang w:val="pl-PL"/>
+        </w:rPr>
+      </w:r>
+      <w:r>
+        <w:rPr>
+          <w:highlight w:val="none"/>
+          <w:lang w:val="pl-PL"/>
+        </w:rPr>
+      </w:r>
+      <w:r>
+        <w:rPr>
+          <w:highlight w:val="none"/>
+          <w:lang w:val="pl-PL"/>
+        </w:rPr>
+      </w:r>
+    </w:p>
+    <w:p>
+      <w:pPr>
+        <w:pBdr/>
+        <w:spacing/>
+        <w:ind w:firstLine="0"/>
+        <w:rPr>
+          <w:highlight w:val="none"/>
+          <w:lang w:val="pl-PL"/>
+        </w:rPr>
+      </w:pPr>
+      <w:r>
+        <w:rPr>
+          <w:highlight w:val="none"/>
+          <w:lang w:val="pl-PL" w:bidi="pl-PL"/>
+        </w:rPr>
+        <w:t xml:space="preserve">Można zauważyć, że modele już od początku uczenia wykazują większą celność (zarówno na danych treningowych jak i walidacyjnych) w porównywaniu do etapu treningu wstępnego. Wynika to z tego, że na tym etapie zostało im przypisane ‘prostsze’ zadanie. Zamiast musieć precyzyjnie oszacować, do jakiej klasy przynależy próbka, tutaj muszą jedynie sprawdzić, czy próbki należą do tej samej klasy.</w:t>
+      </w:r>
+      <w:r>
+        <w:rPr>
+          <w:highlight w:val="none"/>
+          <w:lang w:val="pl-PL" w:bidi="pl-PL"/>
+        </w:rPr>
+      </w:r>
+    </w:p>
+    <w:p>
+      <w:pPr>
+        <w:pBdr/>
+        <w:spacing/>
+        <w:ind/>
+        <w:rPr>
+          <w:highlight w:val="none"/>
+          <w:lang w:val="pl-PL"/>
+        </w:rPr>
+      </w:pPr>
+      <w:r>
+        <w:rPr>
+          <w:highlight w:val="none"/>
+          <w:lang w:val="pl-PL" w:bidi="pl-PL"/>
+        </w:rPr>
+      </w:r>
+      <w:r>
+        <w:rPr>
+          <w:highlight w:val="none"/>
+          <w:lang w:val="pl-PL" w:bidi="pl-PL"/>
+        </w:rPr>
+      </w:r>
+      <w:r>
+        <w:rPr>
+          <w:highlight w:val="none"/>
+          <w:lang w:val="pl-PL"/>
+        </w:rPr>
+      </w:r>
+    </w:p>
+    <w:p>
+      <w:pPr>
+        <w:pBdr/>
+        <w:spacing/>
+        <w:ind/>
+        <w:rPr>
+          <w:highlight w:val="none"/>
+          <w:lang w:val="pl-PL"/>
+        </w:rPr>
+      </w:pPr>
+      <w:r>
+        <w:rPr>
+          <w:highlight w:val="none"/>
+          <w:lang w:val="pl-PL"/>
+        </w:rPr>
+      </w:r>
+      <w:r>
+        <w:rPr>
+          <w:highlight w:val="none"/>
+          <w:lang w:val="pl-PL"/>
+        </w:rPr>
+        <w:br w:type="page" w:clear="all"/>
+      </w:r>
+      <w:r>
+        <w:rPr>
+          <w:highlight w:val="none"/>
+          <w:lang w:val="pl-PL"/>
+        </w:rPr>
+      </w:r>
+      <w:r/>
+    </w:p>
+    <w:p>
+      <w:pPr>
+        <w:pStyle w:val="835"/>
+        <w:pBdr/>
+        <w:spacing/>
+        <w:ind/>
+        <w:rPr>
+          <w:lang w:val="pl-PL"/>
+        </w:rPr>
+      </w:pPr>
+      <w:r>
+        <w:rPr>
+          <w:highlight w:val="none"/>
+          <w:lang w:val="pl-PL"/>
+        </w:rPr>
+        <w:t xml:space="preserve">Podsumowanie
+</w:t>
+      </w:r>
+      <w:r>
+        <w:rPr>
+          <w:lang w:val="pl-PL"/>
+        </w:rPr>
+      </w:r>
+      <w:r>
+        <w:rPr>
+          <w:lang w:val="pl-PL"/>
+        </w:rPr>
+      </w:r>
+    </w:p>
+    <w:p>
+      <w:pPr>
+        <w:pBdr/>
+        <w:shd w:val="nil" w:color="auto"/>
+        <w:spacing/>
+        <w:ind/>
+        <w:rPr>
+          <w:lang w:val="pl-PL"/>
+        </w:rPr>
+      </w:pPr>
+      <w:r>
+        <w:rPr>
+          <w:highlight w:val="none"/>
           <w:lang w:val="pl-PL"/>
         </w:rPr>
         <w:br w:type="page" w:clear="all"/>
@@ -4305,59 +6668,23 @@
     </w:p>
     <w:p>
       <w:pPr>
-        <w:pBdr/>
-        <w:shd w:val="nil"/>
+        <w:pStyle w:val="835"/>
+        <w:pBdr/>
         <w:spacing/>
         <w:ind/>
         <w:rPr>
           <w:lang w:val="pl-PL"/>
         </w:rPr>
       </w:pPr>
+      <w:r/>
+      <w:bookmarkStart w:id="11" w:name="_Toc11"/>
       <w:r>
-        <w:rPr>
-          <w:highlight w:val="none"/>
-          <w:lang w:val="pl-PL"/>
-        </w:rPr>
-      </w:r>
-      <w:r>
-        <w:rPr>
-          <w:highlight w:val="none"/>
-          <w:lang w:val="pl-PL"/>
-        </w:rPr>
-      </w:r>
-      <w:bookmarkStart w:id="9" w:name="_Toc9"/>
-      <w:r>
-        <w:rPr>
-          <w:highlight w:val="none"/>
-          <w:lang w:val="pl-PL"/>
-        </w:rPr>
-        <w:br w:type="page" w:clear="all"/>
-      </w:r>
-      <w:r>
-        <w:rPr>
-          <w:highlight w:val="none"/>
-          <w:lang w:val="pl-PL"/>
-        </w:rPr>
-      </w:r>
-    </w:p>
-    <w:p>
-      <w:pPr>
-        <w:pStyle w:val="846"/>
-        <w:pBdr/>
-        <w:spacing/>
-        <w:ind/>
         <w:rPr>
           <w:lang w:val="pl-PL"/>
         </w:rPr>
-      </w:pPr>
-      <w:r>
-        <w:rPr>
-          <w:highlight w:val="none"/>
-          <w:lang w:val="pl-PL"/>
-        </w:rPr>
-        <w:t xml:space="preserve">Wnioski</w:t>
+        <w:t xml:space="preserve">Bibliografia</w:t>
       </w:r>
-      <w:bookmarkEnd w:id="9"/>
+      <w:bookmarkEnd w:id="11"/>
       <w:r>
         <w:rPr>
           <w:lang w:val="pl-PL"/>
@@ -4371,21 +6698,16 @@
     </w:p>
     <w:p>
       <w:pPr>
-        <w:pBdr/>
-        <w:shd w:val="nil"/>
-        <w:spacing/>
-        <w:ind/>
-        <w:rPr>
-          <w:lang w:val="pl-PL"/>
-        </w:rPr>
-      </w:pPr>
-      <w:r>
-        <w:rPr>
-          <w:highlight w:val="none"/>
-          <w:lang w:val="pl-PL"/>
-        </w:rPr>
-        <w:br w:type="page" w:clear="all"/>
-      </w:r>
+        <w:pBdr>
+          <w:top w:val="none" w:color="000000" w:sz="4" w:space="0"/>
+          <w:left w:val="none" w:color="000000" w:sz="4" w:space="0"/>
+          <w:bottom w:val="none" w:color="000000" w:sz="4" w:space="0"/>
+          <w:right w:val="none" w:color="000000" w:sz="4" w:space="0"/>
+        </w:pBdr>
+        <w:spacing w:after="0" w:line="240" w:lineRule="exact"/>
+        <w:ind w:right="0" w:hanging="360" w:left="360"/>
+        <w:rPr/>
+      </w:pPr>
       <w:r>
         <w:rPr>
           <w:highlight w:val="none"/>
@@ -4397,27 +6719,652 @@
           <w:highlight w:val="none"/>
           <w:lang w:val="pl-PL"/>
         </w:rPr>
+        <w:fldChar w:fldCharType="begin"/>
       </w:r>
+      <w:r>
+        <w:rPr>
+          <w:highlight w:val="none"/>
+          <w:lang w:val="pl-PL"/>
+        </w:rPr>
+        <w:instrText xml:space="preserve"> ADDIN ZOTERO_BIBL CSL_BIBLIOGRAPHY </w:instrText>
+      </w:r>
+      <w:r>
+        <w:rPr>
+          <w:highlight w:val="none"/>
+          <w:lang w:val="pl-PL"/>
+        </w:rPr>
+        <w:fldChar w:fldCharType="separate"/>
+      </w:r>
+      <w:r>
+        <w:rPr>
+          <w:rFonts w:ascii="Segoe UI" w:hAnsi="Segoe UI" w:eastAsia="Segoe UI" w:cs="Segoe UI"/>
+          <w:i w:val="0"/>
+          <w:color w:val="000000"/>
+          <w:sz w:val="24"/>
+        </w:rPr>
+        <w:t xml:space="preserve">[1]</w:t>
+        <w:tab/>
+      </w:r>
+      <w:r>
+        <w:rPr>
+          <w:rFonts w:ascii="Segoe UI" w:hAnsi="Segoe UI" w:eastAsia="Segoe UI" w:cs="Segoe UI"/>
+          <w:color w:val="000000"/>
+          <w:sz w:val="24"/>
+        </w:rPr>
+        <w:t xml:space="preserve">M. E. Durina i M. P. Caligiuri, „Laypersons’ Performance in the Determination of Authorship from a Homogenous Group Of Writers”, </w:t>
+      </w:r>
+      <w:r>
+        <w:rPr>
+          <w:rFonts w:ascii="Segoe UI" w:hAnsi="Segoe UI" w:eastAsia="Segoe UI" w:cs="Segoe UI"/>
+          <w:i/>
+          <w:color w:val="000000"/>
+          <w:sz w:val="24"/>
+        </w:rPr>
+        <w:t xml:space="preserve">asqde-j-jasqde</w:t>
+      </w:r>
+      <w:r>
+        <w:rPr>
+          <w:rFonts w:ascii="Segoe UI" w:hAnsi="Segoe UI" w:eastAsia="Segoe UI" w:cs="Segoe UI"/>
+          <w:color w:val="000000"/>
+          <w:sz w:val="24"/>
+        </w:rPr>
+        <w:t xml:space="preserve">, t. 19, nr 2, s. 29–38, grud. 2016, doi: 10.69525/jasqde.234.</w:t>
+      </w:r>
+      <w:r/>
     </w:p>
     <w:p>
       <w:pPr>
-        <w:pStyle w:val="846"/>
-        <w:pBdr/>
-        <w:spacing/>
+        <w:pBdr>
+          <w:top w:val="none" w:color="000000" w:sz="4" w:space="0"/>
+          <w:left w:val="none" w:color="000000" w:sz="4" w:space="0"/>
+          <w:bottom w:val="none" w:color="000000" w:sz="4" w:space="0"/>
+          <w:right w:val="none" w:color="000000" w:sz="4" w:space="0"/>
+        </w:pBdr>
+        <w:spacing w:after="0" w:line="240" w:lineRule="exact"/>
+        <w:ind w:right="0" w:hanging="360" w:left="360"/>
+        <w:rPr/>
+      </w:pPr>
+      <w:r>
+        <w:rPr>
+          <w:rFonts w:ascii="Segoe UI" w:hAnsi="Segoe UI" w:eastAsia="Segoe UI" w:cs="Segoe UI"/>
+          <w:i w:val="0"/>
+          <w:color w:val="000000"/>
+          <w:sz w:val="24"/>
+        </w:rPr>
+        <w:t xml:space="preserve">[2]</w:t>
+        <w:tab/>
+      </w:r>
+      <w:r>
+        <w:rPr>
+          <w:rFonts w:ascii="Segoe UI" w:hAnsi="Segoe UI" w:eastAsia="Segoe UI" w:cs="Segoe UI"/>
+          <w:color w:val="000000"/>
+          <w:sz w:val="24"/>
+        </w:rPr>
+        <w:t xml:space="preserve">U.-V. Marti i H. Bunke, „The IAM-database: an English sentence database for offline handwriting recognition”, </w:t>
+      </w:r>
+      <w:r>
+        <w:rPr>
+          <w:rFonts w:ascii="Segoe UI" w:hAnsi="Segoe UI" w:eastAsia="Segoe UI" w:cs="Segoe UI"/>
+          <w:i/>
+          <w:color w:val="000000"/>
+          <w:sz w:val="24"/>
+        </w:rPr>
+        <w:t xml:space="preserve">IJDAR</w:t>
+      </w:r>
+      <w:r>
+        <w:rPr>
+          <w:rFonts w:ascii="Segoe UI" w:hAnsi="Segoe UI" w:eastAsia="Segoe UI" w:cs="Segoe UI"/>
+          <w:color w:val="000000"/>
+          <w:sz w:val="24"/>
+        </w:rPr>
+        <w:t xml:space="preserve">, t. 5, nr 1, s. 39–46, lis. 2002, doi: 10.1007/s100320200071.</w:t>
+      </w:r>
+      <w:r/>
+    </w:p>
+    <w:p>
+      <w:pPr>
+        <w:pBdr/>
+        <w:shd w:val="nil" w:color="000000"/>
+        <w:spacing w:after="0" w:line="240" w:lineRule="exact"/>
         <w:ind/>
         <w:rPr>
           <w:lang w:val="pl-PL"/>
         </w:rPr>
       </w:pPr>
-      <w:r/>
-      <w:bookmarkStart w:id="10" w:name="_Toc10"/>
+      <w:r>
+        <w:rPr>
+          <w:highlight w:val="none"/>
+          <w:lang w:val="pl-PL"/>
+        </w:rPr>
+      </w:r>
+      <w:r>
+        <w:rPr>
+          <w:highlight w:val="none"/>
+          <w:lang w:val="pl-PL"/>
+        </w:rPr>
+        <w:fldChar w:fldCharType="end"/>
+      </w:r>
+      <w:r>
+        <w:rPr>
+          <w:highlight w:val="none"/>
+          <w:lang w:val="pl-PL"/>
+        </w:rPr>
+        <w:br w:type="page" w:clear="all"/>
+      </w:r>
       <w:r>
         <w:rPr>
           <w:lang w:val="pl-PL"/>
         </w:rPr>
-        <w:t xml:space="preserve">Bibliografia</w:t>
       </w:r>
-      <w:bookmarkEnd w:id="10"/>
+      <w:r>
+        <w:rPr>
+          <w:lang w:val="pl-PL"/>
+        </w:rPr>
+      </w:r>
+    </w:p>
+    <w:p>
+      <w:pPr>
+        <w:pStyle w:val="835"/>
+        <w:pBdr/>
+        <w:spacing/>
+        <w:ind/>
+        <w:rPr>
+          <w:lang w:val="pl-PL"/>
+        </w:rPr>
+      </w:pPr>
+      <w:r/>
+      <w:bookmarkStart w:id="12" w:name="_Toc12"/>
+      <w:r>
+        <w:rPr>
+          <w:lang w:val="pl-PL"/>
+        </w:rPr>
+        <w:t xml:space="preserve">Spis rysunków</w:t>
+      </w:r>
+      <w:bookmarkEnd w:id="12"/>
+      <w:r>
+        <w:rPr>
+          <w:lang w:val="pl-PL"/>
+        </w:rPr>
+      </w:r>
+      <w:r>
+        <w:rPr>
+          <w:lang w:val="pl-PL"/>
+        </w:rPr>
+      </w:r>
+    </w:p>
+    <w:p>
+      <w:pPr>
+        <w:pStyle w:val="893"/>
+        <w:pBdr/>
+        <w:tabs>
+          <w:tab w:val="right" w:leader="dot" w:pos="9360"/>
+        </w:tabs>
+        <w:spacing/>
+        <w:ind w:firstLine="0"/>
+        <w:rPr/>
+      </w:pPr>
+      <w:r>
+        <w:rPr>
+          <w:lang w:val="pl-PL"/>
+        </w:rPr>
+      </w:r>
+      <w:r>
+        <w:fldChar w:fldCharType="begin"/>
+      </w:r>
+      <w:r>
+        <w:instrText xml:space="preserve">TOC \h \c "Rys."</w:instrText>
+      </w:r>
+      <w:r>
+        <w:fldChar w:fldCharType="separate"/>
+      </w:r>
+      <w:hyperlink w:tooltip="#_Toc1" w:anchor="_Toc1" w:history="1">
+        <w:r>
+          <w:rPr>
+            <w:rStyle w:val="880"/>
+          </w:rPr>
+        </w:r>
+        <w:r>
+          <w:rPr>
+            <w:rStyle w:val="880"/>
+          </w:rPr>
+          <w:t xml:space="preserve">Rys. </w:t>
+        </w:r>
+        <w:r>
+          <w:rPr>
+            <w:rStyle w:val="880"/>
+          </w:rPr>
+          <w:t xml:space="preserve">3</w:t>
+        </w:r>
+        <w:r>
+          <w:rPr>
+            <w:rStyle w:val="880"/>
+          </w:rPr>
+          <w:t xml:space="preserve">.</w:t>
+        </w:r>
+        <w:r>
+          <w:rPr>
+            <w:rStyle w:val="880"/>
+          </w:rPr>
+          <w:t xml:space="preserve">1</w:t>
+        </w:r>
+        <w:r>
+          <w:rPr>
+            <w:rStyle w:val="880"/>
+          </w:rPr>
+          <w:t xml:space="preserve"> Histogram wysokości obrazów </w:t>
+        </w:r>
+        <w:r>
+          <w:rPr>
+            <w:rStyle w:val="880"/>
+          </w:rPr>
+        </w:r>
+        <w:r>
+          <w:tab/>
+        </w:r>
+        <w:r>
+          <w:fldChar w:fldCharType="begin"/>
+          <w:instrText xml:space="preserve">PAGEREF _Toc1 \h</w:instrText>
+          <w:fldChar w:fldCharType="separate"/>
+          <w:t xml:space="preserve">6</w:t>
+          <w:fldChar w:fldCharType="end"/>
+        </w:r>
+      </w:hyperlink>
+      <w:r/>
+      <w:r/>
+    </w:p>
+    <w:p>
+      <w:pPr>
+        <w:pStyle w:val="893"/>
+        <w:pBdr/>
+        <w:tabs>
+          <w:tab w:val="right" w:leader="dot" w:pos="9360"/>
+        </w:tabs>
+        <w:spacing/>
+        <w:ind/>
+        <w:rPr/>
+      </w:pPr>
+      <w:r/>
+      <w:r/>
+    </w:p>
+    <w:p>
+      <w:pPr>
+        <w:pBdr/>
+        <w:spacing/>
+        <w:ind/>
+        <w:rPr>
+          <w:lang w:val="pl-PL"/>
+        </w:rPr>
+      </w:pPr>
+      <w:r>
+        <w:fldChar w:fldCharType="end"/>
+      </w:r>
+      <w:r>
+        <w:rPr>
+          <w:lang w:val="pl-PL"/>
+        </w:rPr>
+      </w:r>
+      <w:r>
+        <w:rPr>
+          <w:lang w:val="pl-PL"/>
+        </w:rPr>
+      </w:r>
+    </w:p>
+    <w:p>
+      <w:pPr>
+        <w:pBdr/>
+        <w:shd w:val="nil" w:color="auto"/>
+        <w:spacing/>
+        <w:ind/>
+        <w:rPr>
+          <w:lang w:val="pl-PL"/>
+        </w:rPr>
+      </w:pPr>
+      <w:r>
+        <w:rPr>
+          <w:highlight w:val="none"/>
+          <w:lang w:val="pl-PL"/>
+        </w:rPr>
+        <w:br w:type="page" w:clear="all"/>
+      </w:r>
+      <w:r>
+        <w:rPr>
+          <w:lang w:val="pl-PL"/>
+        </w:rPr>
+      </w:r>
+      <w:r>
+        <w:rPr>
+          <w:lang w:val="pl-PL"/>
+        </w:rPr>
+      </w:r>
+    </w:p>
+    <w:p>
+      <w:pPr>
+        <w:pStyle w:val="835"/>
+        <w:pBdr/>
+        <w:spacing/>
+        <w:ind/>
+        <w:rPr>
+          <w:lang w:val="pl-PL"/>
+        </w:rPr>
+      </w:pPr>
+      <w:r/>
+      <w:bookmarkStart w:id="13" w:name="_Toc13"/>
+      <w:r>
+        <w:rPr>
+          <w:lang w:val="pl-PL"/>
+        </w:rPr>
+        <w:t xml:space="preserve">Spis tabel</w:t>
+      </w:r>
+      <w:bookmarkEnd w:id="13"/>
+      <w:r>
+        <w:rPr>
+          <w:lang w:val="pl-PL"/>
+        </w:rPr>
+      </w:r>
+      <w:r>
+        <w:rPr>
+          <w:lang w:val="pl-PL"/>
+        </w:rPr>
+      </w:r>
+    </w:p>
+    <w:p>
+      <w:pPr>
+        <w:pStyle w:val="893"/>
+        <w:pBdr/>
+        <w:tabs>
+          <w:tab w:val="right" w:leader="dot" w:pos="9360"/>
+        </w:tabs>
+        <w:spacing/>
+        <w:ind/>
+        <w:rPr/>
+      </w:pPr>
+      <w:r>
+        <w:rPr>
+          <w:lang w:val="pl-PL"/>
+        </w:rPr>
+      </w:r>
+      <w:r>
+        <w:fldChar w:fldCharType="begin"/>
+      </w:r>
+      <w:r>
+        <w:instrText xml:space="preserve">TOC \h \c "Tabela"</w:instrText>
+      </w:r>
+      <w:r>
+        <w:fldChar w:fldCharType="separate"/>
+      </w:r>
+      <w:r>
+        <w:rPr>
+          <w:lang w:val="pl-PL"/>
+        </w:rPr>
+      </w:r>
+      <w:hyperlink w:tooltip="#_Toc1" w:anchor="_Toc1" w:history="1">
+        <w:r>
+          <w:rPr>
+            <w:rStyle w:val="880"/>
+          </w:rPr>
+        </w:r>
+        <w:r>
+          <w:rPr>
+            <w:rStyle w:val="880"/>
+          </w:rPr>
+          <w:t xml:space="preserve">Tabela </w:t>
+        </w:r>
+        <w:r>
+          <w:rPr>
+            <w:rStyle w:val="880"/>
+          </w:rPr>
+          <w:t xml:space="preserve">3</w:t>
+        </w:r>
+        <w:r>
+          <w:rPr>
+            <w:rStyle w:val="880"/>
+          </w:rPr>
+          <w:t xml:space="preserve">.</w:t>
+        </w:r>
+        <w:r>
+          <w:rPr>
+            <w:rStyle w:val="880"/>
+          </w:rPr>
+          <w:t xml:space="preserve">1</w:t>
+        </w:r>
+        <w:r>
+          <w:rPr>
+            <w:rStyle w:val="880"/>
+          </w:rPr>
+          <w:t xml:space="preserve"> Statystyki na temat ilości próbek na klasę </w:t>
+        </w:r>
+        <w:r>
+          <w:rPr>
+            <w:rStyle w:val="880"/>
+          </w:rPr>
+        </w:r>
+        <w:r>
+          <w:tab/>
+        </w:r>
+        <w:r>
+          <w:fldChar w:fldCharType="begin"/>
+          <w:instrText xml:space="preserve">PAGEREF _Toc1 \h</w:instrText>
+          <w:fldChar w:fldCharType="separate"/>
+          <w:t xml:space="preserve">6</w:t>
+          <w:fldChar w:fldCharType="end"/>
+        </w:r>
+      </w:hyperlink>
+      <w:r/>
+      <w:r/>
+    </w:p>
+    <w:p>
+      <w:pPr>
+        <w:pStyle w:val="893"/>
+        <w:pBdr/>
+        <w:tabs>
+          <w:tab w:val="right" w:leader="dot" w:pos="9360"/>
+        </w:tabs>
+        <w:spacing/>
+        <w:ind/>
+        <w:rPr/>
+      </w:pPr>
+      <w:r/>
+      <w:hyperlink w:tooltip="#_Toc2" w:anchor="_Toc2" w:history="1">
+        <w:r>
+          <w:rPr>
+            <w:rStyle w:val="880"/>
+          </w:rPr>
+        </w:r>
+        <w:r>
+          <w:rPr>
+            <w:rStyle w:val="880"/>
+          </w:rPr>
+          <w:t xml:space="preserve">Tabela </w:t>
+        </w:r>
+        <w:r>
+          <w:rPr>
+            <w:rStyle w:val="880"/>
+          </w:rPr>
+          <w:t xml:space="preserve">3</w:t>
+        </w:r>
+        <w:r>
+          <w:rPr>
+            <w:rStyle w:val="880"/>
+          </w:rPr>
+          <w:t xml:space="preserve">.</w:t>
+        </w:r>
+        <w:r>
+          <w:rPr>
+            <w:rStyle w:val="880"/>
+          </w:rPr>
+          <w:t xml:space="preserve">2</w:t>
+        </w:r>
+        <w:r>
+          <w:rPr>
+            <w:rStyle w:val="880"/>
+          </w:rPr>
+          <w:t xml:space="preserve"> Percentyle liczby próbek na klasę </w:t>
+        </w:r>
+        <w:r>
+          <w:rPr>
+            <w:rStyle w:val="880"/>
+          </w:rPr>
+        </w:r>
+        <w:r>
+          <w:tab/>
+        </w:r>
+        <w:r>
+          <w:fldChar w:fldCharType="begin"/>
+          <w:instrText xml:space="preserve">PAGEREF _Toc2 \h</w:instrText>
+          <w:fldChar w:fldCharType="separate"/>
+          <w:t xml:space="preserve">6</w:t>
+          <w:fldChar w:fldCharType="end"/>
+        </w:r>
+      </w:hyperlink>
+      <w:r/>
+      <w:r/>
+    </w:p>
+    <w:p>
+      <w:pPr>
+        <w:pStyle w:val="893"/>
+        <w:pBdr/>
+        <w:tabs>
+          <w:tab w:val="right" w:leader="dot" w:pos="9360"/>
+        </w:tabs>
+        <w:spacing/>
+        <w:ind/>
+        <w:rPr/>
+      </w:pPr>
+      <w:r/>
+      <w:hyperlink w:tooltip="#_Toc3" w:anchor="_Toc3" w:history="1">
+        <w:r>
+          <w:rPr>
+            <w:rStyle w:val="880"/>
+          </w:rPr>
+        </w:r>
+        <w:r>
+          <w:rPr>
+            <w:rStyle w:val="880"/>
+          </w:rPr>
+          <w:t xml:space="preserve">Tabela </w:t>
+        </w:r>
+        <w:r>
+          <w:rPr>
+            <w:rStyle w:val="880"/>
+          </w:rPr>
+          <w:t xml:space="preserve">3</w:t>
+        </w:r>
+        <w:r>
+          <w:rPr>
+            <w:rStyle w:val="880"/>
+          </w:rPr>
+          <w:t xml:space="preserve">.</w:t>
+        </w:r>
+        <w:r>
+          <w:rPr>
+            <w:rStyle w:val="880"/>
+          </w:rPr>
+          <w:t xml:space="preserve">3</w:t>
+        </w:r>
+        <w:r>
+          <w:rPr>
+            <w:rStyle w:val="880"/>
+          </w:rPr>
+          <w:t xml:space="preserve"> Statystyki na temat wysokości obrazów </w:t>
+        </w:r>
+        <w:r>
+          <w:rPr>
+            <w:rStyle w:val="880"/>
+          </w:rPr>
+        </w:r>
+        <w:r>
+          <w:tab/>
+        </w:r>
+        <w:r>
+          <w:fldChar w:fldCharType="begin"/>
+          <w:instrText xml:space="preserve">PAGEREF _Toc3 \h</w:instrText>
+          <w:fldChar w:fldCharType="separate"/>
+          <w:t xml:space="preserve">6</w:t>
+          <w:fldChar w:fldCharType="end"/>
+        </w:r>
+      </w:hyperlink>
+      <w:r/>
+      <w:r/>
+    </w:p>
+    <w:p>
+      <w:pPr>
+        <w:pStyle w:val="893"/>
+        <w:pBdr/>
+        <w:tabs>
+          <w:tab w:val="right" w:leader="dot" w:pos="9360"/>
+        </w:tabs>
+        <w:spacing/>
+        <w:ind/>
+        <w:rPr/>
+      </w:pPr>
+      <w:r/>
+      <w:hyperlink w:tooltip="#_Toc4" w:anchor="_Toc4" w:history="1">
+        <w:r>
+          <w:rPr>
+            <w:rStyle w:val="880"/>
+          </w:rPr>
+        </w:r>
+        <w:r>
+          <w:rPr>
+            <w:rStyle w:val="880"/>
+          </w:rPr>
+          <w:t xml:space="preserve">Tabela </w:t>
+        </w:r>
+        <w:r>
+          <w:rPr>
+            <w:rStyle w:val="880"/>
+          </w:rPr>
+          <w:t xml:space="preserve">3</w:t>
+        </w:r>
+        <w:r>
+          <w:rPr>
+            <w:rStyle w:val="880"/>
+          </w:rPr>
+          <w:t xml:space="preserve">.</w:t>
+        </w:r>
+        <w:r>
+          <w:rPr>
+            <w:rStyle w:val="880"/>
+          </w:rPr>
+          <w:t xml:space="preserve">4</w:t>
+        </w:r>
+        <w:r>
+          <w:rPr>
+            <w:rStyle w:val="880"/>
+          </w:rPr>
+          <w:t xml:space="preserve"> Percentyle wysokości obrazów  </w:t>
+        </w:r>
+        <w:r>
+          <w:rPr>
+            <w:rStyle w:val="880"/>
+          </w:rPr>
+        </w:r>
+        <w:r>
+          <w:tab/>
+        </w:r>
+        <w:r>
+          <w:fldChar w:fldCharType="begin"/>
+          <w:instrText xml:space="preserve">PAGEREF _Toc4 \h</w:instrText>
+          <w:fldChar w:fldCharType="separate"/>
+          <w:t xml:space="preserve">7</w:t>
+          <w:fldChar w:fldCharType="end"/>
+        </w:r>
+      </w:hyperlink>
+      <w:r/>
+      <w:r/>
+    </w:p>
+    <w:p>
+      <w:pPr>
+        <w:pBdr/>
+        <w:spacing/>
+        <w:ind w:firstLine="0"/>
+        <w:rPr>
+          <w:lang w:val="pl-PL"/>
+        </w:rPr>
+      </w:pPr>
+      <w:r>
+        <w:fldChar w:fldCharType="end"/>
+      </w:r>
       <w:r>
         <w:rPr>
           <w:lang w:val="pl-PL"/>
@@ -4434,50 +7381,11 @@
       <w:endnotePr/>
       <w:type w:val="nextPage"/>
       <w:pgSz w:h="15840" w:orient="portrait" w:w="12240"/>
-      <w:pgMar w:top="1411" w:right="1411" w:bottom="1411" w:left="1987" w:header="720" w:footer="720" w:gutter="0"/>
+      <w:pgMar w:top="1440" w:right="1440" w:bottom="1440" w:left="1440" w:header="720" w:footer="720" w:gutter="0"/>
       <w:cols w:num="1" w:sep="0" w:space="720" w:equalWidth="1"/>
     </w:sectPr>
   </w:body>
 </w:document>
-</file>
-
-<file path=word/comments.xml><?xml version="1.0" encoding="utf-8"?>
-<w:comments xmlns:wpc="http://schemas.microsoft.com/office/word/2010/wordprocessingCanvas" xmlns:mc="http://schemas.openxmlformats.org/markup-compatibility/2006" xmlns:o="urn:schemas-microsoft-com:office:office" xmlns:r="http://schemas.openxmlformats.org/officeDocument/2006/relationships" xmlns:m="http://schemas.openxmlformats.org/officeDocument/2006/math" xmlns:v="urn:schemas-microsoft-com:vml" xmlns:wp14="http://schemas.microsoft.com/office/word/2010/wordprocessingDrawing" xmlns:wp="http://schemas.openxmlformats.org/drawingml/2006/wordprocessingDrawing" xmlns:w10="urn:schemas-microsoft-com:office:word" xmlns:w="http://schemas.openxmlformats.org/wordprocessingml/2006/main" xmlns:w14="http://schemas.microsoft.com/office/word/2010/wordml" xmlns:w15="http://schemas.microsoft.com/office/word/2012/wordml" xmlns:wpg="http://schemas.microsoft.com/office/word/2010/wordprocessingGroup" xmlns:wpi="http://schemas.microsoft.com/office/word/2010/wordprocessingInk" xmlns:wne="http://schemas.microsoft.com/office/word/2006/wordml" xmlns:wps="http://schemas.microsoft.com/office/word/2010/wordprocessingShape" mc:Ignorable="w14 w15 wp14">
-  <w:comment w:id="0" w:author="adrian" w:date="2026-08-27T20:27:41Z" w:initials="a">
-    <w:p>
-      <w:pPr>
-        <w:spacing w:line="240" w:after="0" w:lineRule="auto" w:before="0"/>
-        <w:ind w:firstLine="0" w:left="0" w:right="0"/>
-        <w:jc w:val="left"/>
-      </w:pPr>
-      <w:r>
-        <w:rPr>
-          <w:rFonts w:eastAsia="Arial" w:ascii="Arial" w:hAnsi="Arial" w:cs="Arial"/>
-          <w:sz w:val="22"/>
-        </w:rPr>
-        <w:t xml:space="preserve">Dodaj odniesienie do źródła</w:t>
-      </w:r>
-    </w:p>
-  </w:comment>
-</w:comments>
-</file>
-
-<file path=word/commentsExtended.xml><?xml version="1.0" encoding="utf-8"?>
-<w15:commentsEx xmlns:wpc="http://schemas.microsoft.com/office/word/2010/wordprocessingCanvas" xmlns:mc="http://schemas.openxmlformats.org/markup-compatibility/2006" xmlns:o="urn:schemas-microsoft-com:office:office" xmlns:r="http://schemas.openxmlformats.org/officeDocument/2006/relationships" xmlns:m="http://schemas.openxmlformats.org/officeDocument/2006/math" xmlns:v="urn:schemas-microsoft-com:vml" xmlns:wp14="http://schemas.microsoft.com/office/word/2010/wordprocessingDrawing" xmlns:wp="http://schemas.openxmlformats.org/drawingml/2006/wordprocessingDrawing" xmlns:w10="urn:schemas-microsoft-com:office:word" xmlns:w="http://schemas.openxmlformats.org/wordprocessingml/2006/main" xmlns:w14="http://schemas.microsoft.com/office/word/2010/wordml" xmlns:w15="http://schemas.microsoft.com/office/word/2012/wordml" xmlns:wpg="http://schemas.microsoft.com/office/word/2010/wordprocessingGroup" xmlns:wpi="http://schemas.microsoft.com/office/word/2010/wordprocessingInk" xmlns:wne="http://schemas.microsoft.com/office/word/2006/wordml" xmlns:wps="http://schemas.microsoft.com/office/word/2010/wordprocessingShape" mc:Ignorable="w14 w15 wp14">
-  <w15:commentEx w15:paraId="00000001" w15:done="0"/>
-</w15:commentsEx>
-</file>
-
-<file path=word/commentsExtensible.xml><?xml version="1.0" encoding="utf-8"?>
-<w16cex:commentsExtensible xmlns:wpc="http://schemas.microsoft.com/office/word/2010/wordprocessingCanvas" xmlns:cx="http://schemas.microsoft.com/office/drawing/2014/chartex" xmlns:cx1="http://schemas.microsoft.com/office/drawing/2015/9/8/chartex" xmlns:cx2="http://schemas.microsoft.com/office/drawing/2015/10/21/chartex" xmlns:cx3="http://schemas.microsoft.com/office/drawing/2016/5/9/chartex" xmlns:cx4="http://schemas.microsoft.com/office/drawing/2016/5/10/chartex" xmlns:cx5="http://schemas.microsoft.com/office/drawing/2016/5/11/chartex" xmlns:cx6="http://schemas.microsoft.com/office/drawing/2016/5/12/chartex" xmlns:cx7="http://schemas.microsoft.com/office/drawing/2016/5/13/chartex" xmlns:cx8="http://schemas.microsoft.com/office/drawing/2016/5/14/chartex" xmlns:mc="http://schemas.openxmlformats.org/markup-compatibility/2006" xmlns:aink="http://schemas.microsoft.com/office/drawing/2016/ink" xmlns:am3d="http://schemas.microsoft.com/office/drawing/2017/model3d" xmlns:o="urn:schemas-microsoft-com:office:office" xmlns:r="http://schemas.openxmlformats.org/officeDocument/2006/relationships" xmlns:m="http://schemas.openxmlformats.org/officeDocument/2006/math" xmlns:v="urn:schemas-microsoft-com:vml" xmlns:wp14="http://schemas.microsoft.com/office/word/2010/wordprocessingDrawing" xmlns:wp="http://schemas.openxmlformats.org/drawingml/2006/wordprocessingDrawing" xmlns:w10="urn:schemas-microsoft-com:office:word" xmlns:w="http://schemas.openxmlformats.org/wordprocessingml/2006/main" xmlns:w14="http://schemas.microsoft.com/office/word/2010/wordml" xmlns:w15="http://schemas.microsoft.com/office/word/2012/wordml" xmlns:w16cex="http://schemas.microsoft.com/office/word/2018/wordml/cex" xmlns:w16cid="http://schemas.microsoft.com/office/word/2016/wordml/cid" xmlns:w16="http://schemas.microsoft.com/office/word/2018/wordml" xmlns:w16se="http://schemas.microsoft.com/office/word/2015/wordml/symex" xmlns:wpg="http://schemas.microsoft.com/office/word/2010/wordprocessingGroup" xmlns:wpi="http://schemas.microsoft.com/office/word/2010/wordprocessingInk" xmlns:wne="http://schemas.microsoft.com/office/word/2006/wordml" xmlns:wps="http://schemas.microsoft.com/office/word/2010/wordprocessingShape" mc:Ignorable="w14 w15 w16se w16cid w16 w16cex wp14">
-  <w16cex:commentExtensible w16cex:durableId="1B73A69D" w16cex:dateUtc="2026-08-27T18:27:41Z"/>
-</w16cex:commentsExtensible>
-</file>
-
-<file path=word/commentsIds.xml><?xml version="1.0" encoding="utf-8"?>
-<w16cid:commentsIds xmlns:mc="http://schemas.openxmlformats.org/markup-compatibility/2006" xmlns:w16cid="http://schemas.microsoft.com/office/word/2016/wordml/cid" mc:Ignorable="w16cid">
-  <w16cid:commentId w16cid:paraId="00000001" w16cid:durableId="1B73A69D"/>
-</w16cid:commentsIds>
 </file>
 
 <file path=word/endnotes.xml><?xml version="1.0" encoding="utf-8"?>
@@ -4506,30 +7414,6 @@
       </w:pPr>
       <w:r>
         <w:continuationSeparator/>
-      </w:r>
-      <w:r/>
-    </w:p>
-  </w:endnote>
-  <w:endnote w:id="2">
-    <w:p>
-      <w:pPr>
-        <w:pStyle w:val="888"/>
-        <w:pBdr/>
-        <w:spacing/>
-        <w:ind/>
-        <w:rPr/>
-      </w:pPr>
-      <w:r>
-        <w:rPr>
-          <w:rStyle w:val="890"/>
-        </w:rPr>
-        <w:endnoteRef/>
-      </w:r>
-      <w:r>
-        <w:t xml:space="preserve"> </w:t>
-      </w:r>
-      <w:r>
-        <w:t xml:space="preserve">Durina, M.E. and Caligiuri, M.P. (2016) ‘Laypersons’ Performance in the Determination of Authorship from a Homogenous Group Of Writers’, Journal of the American Society of Questioned Document Examiners, 19(2), p. 29-38.</w:t>
       </w:r>
       <w:r/>
     </w:p>
@@ -4731,7 +7615,7 @@
         <w:spacing/>
         <w:ind w:hanging="360" w:left="360"/>
       </w:pPr>
-      <w:pStyle w:val="846"/>
+      <w:pStyle w:val="835"/>
       <w:rPr/>
       <w:start w:val="1"/>
       <w:suff w:val="tab"/>
@@ -4746,7 +7630,7 @@
         <w:spacing/>
         <w:ind w:firstLine="0" w:left="0"/>
       </w:pPr>
-      <w:pStyle w:val="847"/>
+      <w:pStyle w:val="836"/>
       <w:rPr/>
       <w:start w:val="1"/>
       <w:suff w:val="space"/>
@@ -4991,7 +7875,7 @@
         <w:spacing/>
         <w:ind w:hanging="360" w:left="360"/>
       </w:pPr>
-      <w:pStyle w:val="847"/>
+      <w:pStyle w:val="836"/>
       <w:rPr/>
       <w:start w:val="1"/>
       <w:suff w:val="tab"/>
@@ -5006,7 +7890,7 @@
         <w:spacing/>
         <w:ind w:hanging="432" w:left="792"/>
       </w:pPr>
-      <w:pStyle w:val="847"/>
+      <w:pStyle w:val="836"/>
       <w:rPr/>
       <w:start w:val="1"/>
       <w:suff w:val="tab"/>
@@ -5123,14 +8007,6 @@
     <w:abstractNumId w:val="3"/>
   </w:num>
 </w:numbering>
-</file>
-
-<file path=word/people.xml><?xml version="1.0" encoding="utf-8"?>
-<w15:people xmlns:wpc="http://schemas.microsoft.com/office/word/2010/wordprocessingCanvas" xmlns:mc="http://schemas.openxmlformats.org/markup-compatibility/2006" xmlns:o="urn:schemas-microsoft-com:office:office" xmlns:r="http://schemas.openxmlformats.org/officeDocument/2006/relationships" xmlns:m="http://schemas.openxmlformats.org/officeDocument/2006/math" xmlns:v="urn:schemas-microsoft-com:vml" xmlns:wp14="http://schemas.microsoft.com/office/word/2010/wordprocessingDrawing" xmlns:wp="http://schemas.openxmlformats.org/drawingml/2006/wordprocessingDrawing" xmlns:w10="urn:schemas-microsoft-com:office:word" xmlns:w="http://schemas.openxmlformats.org/wordprocessingml/2006/main" xmlns:w14="http://schemas.microsoft.com/office/word/2010/wordml" xmlns:w15="http://schemas.microsoft.com/office/word/2012/wordml" xmlns:wpg="http://schemas.microsoft.com/office/word/2010/wordprocessingGroup" xmlns:wpi="http://schemas.microsoft.com/office/word/2010/wordprocessingInk" xmlns:wne="http://schemas.microsoft.com/office/word/2006/wordml" xmlns:wps="http://schemas.microsoft.com/office/word/2010/wordprocessingShape" mc:Ignorable="w14 w15 wp14">
-  <w15:person w15:author="adrian">
-    <w15:presenceInfo w15:providerId="Teamlab" w15:userId="adrian"/>
-  </w15:person>
-</w15:people>
 </file>
 
 <file path=word/styles.xml><?xml version="1.0" encoding="utf-8"?>
@@ -5291,9 +8167,9 @@
     <w:lsdException w:name="Bibliography" w:uiPriority="37"/>
     <w:lsdException w:name="TOC Heading" w:uiPriority="39" w:qFormat="1"/>
   </w:latentStyles>
-  <w:style w:type="table" w:styleId="720">
+  <w:style w:type="table" w:styleId="709">
     <w:name w:val="Table Grid"/>
-    <w:basedOn w:val="906"/>
+    <w:basedOn w:val="895"/>
     <w:uiPriority w:val="59"/>
     <w:pPr>
       <w:pBdr/>
@@ -5490,9 +8366,9 @@
       </w:tcPr>
     </w:tblStylePr>
   </w:style>
-  <w:style w:type="table" w:styleId="721">
+  <w:style w:type="table" w:styleId="710">
     <w:name w:val="Table Grid Light"/>
-    <w:basedOn w:val="906"/>
+    <w:basedOn w:val="895"/>
     <w:uiPriority w:val="59"/>
     <w:pPr>
       <w:pBdr/>
@@ -5689,9 +8565,9 @@
       </w:tcPr>
     </w:tblStylePr>
   </w:style>
-  <w:style w:type="table" w:styleId="722">
+  <w:style w:type="table" w:styleId="711">
     <w:name w:val="Plain Table 1"/>
-    <w:basedOn w:val="906"/>
+    <w:basedOn w:val="895"/>
     <w:uiPriority w:val="59"/>
     <w:pPr>
       <w:pBdr/>
@@ -5914,9 +8790,9 @@
       </w:tcPr>
     </w:tblStylePr>
   </w:style>
-  <w:style w:type="table" w:styleId="723">
+  <w:style w:type="table" w:styleId="712">
     <w:name w:val="Plain Table 2"/>
-    <w:basedOn w:val="906"/>
+    <w:basedOn w:val="895"/>
     <w:uiPriority w:val="59"/>
     <w:pPr>
       <w:pBdr/>
@@ -6147,9 +9023,9 @@
       </w:tcPr>
     </w:tblStylePr>
   </w:style>
-  <w:style w:type="table" w:styleId="724">
+  <w:style w:type="table" w:styleId="713">
     <w:name w:val="Plain Table 3"/>
-    <w:basedOn w:val="906"/>
+    <w:basedOn w:val="895"/>
     <w:uiPriority w:val="99"/>
     <w:pPr>
       <w:pBdr/>
@@ -6377,9 +9253,9 @@
       </w:tcPr>
     </w:tblStylePr>
   </w:style>
-  <w:style w:type="table" w:styleId="725">
+  <w:style w:type="table" w:styleId="714">
     <w:name w:val="Plain Table 4"/>
-    <w:basedOn w:val="906"/>
+    <w:basedOn w:val="895"/>
     <w:uiPriority w:val="99"/>
     <w:pPr>
       <w:pBdr/>
@@ -6593,9 +9469,9 @@
       </w:tcPr>
     </w:tblStylePr>
   </w:style>
-  <w:style w:type="table" w:styleId="726">
+  <w:style w:type="table" w:styleId="715">
     <w:name w:val="Plain Table 5"/>
-    <w:basedOn w:val="906"/>
+    <w:basedOn w:val="895"/>
     <w:uiPriority w:val="99"/>
     <w:pPr>
       <w:pBdr/>
@@ -6826,9 +9702,9 @@
       </w:tcPr>
     </w:tblStylePr>
   </w:style>
-  <w:style w:type="table" w:styleId="727">
+  <w:style w:type="table" w:styleId="716">
     <w:name w:val="Grid Table 1 Light"/>
-    <w:basedOn w:val="906"/>
+    <w:basedOn w:val="895"/>
     <w:uiPriority w:val="99"/>
     <w:pPr>
       <w:pBdr/>
@@ -7049,9 +9925,9 @@
       </w:tcPr>
     </w:tblStylePr>
   </w:style>
-  <w:style w:type="table" w:styleId="728">
+  <w:style w:type="table" w:styleId="717">
     <w:name w:val="Grid Table 1 Light - Accent 1"/>
-    <w:basedOn w:val="906"/>
+    <w:basedOn w:val="895"/>
     <w:uiPriority w:val="99"/>
     <w:pPr>
       <w:pBdr/>
@@ -7272,9 +10148,9 @@
       </w:tcPr>
     </w:tblStylePr>
   </w:style>
-  <w:style w:type="table" w:styleId="729">
+  <w:style w:type="table" w:styleId="718">
     <w:name w:val="Grid Table 1 Light - Accent 2"/>
-    <w:basedOn w:val="906"/>
+    <w:basedOn w:val="895"/>
     <w:uiPriority w:val="99"/>
     <w:pPr>
       <w:pBdr/>
@@ -7495,9 +10371,9 @@
       </w:tcPr>
     </w:tblStylePr>
   </w:style>
-  <w:style w:type="table" w:styleId="730">
+  <w:style w:type="table" w:styleId="719">
     <w:name w:val="Grid Table 1 Light - Accent 3"/>
-    <w:basedOn w:val="906"/>
+    <w:basedOn w:val="895"/>
     <w:uiPriority w:val="99"/>
     <w:pPr>
       <w:pBdr/>
@@ -7718,9 +10594,9 @@
       </w:tcPr>
     </w:tblStylePr>
   </w:style>
-  <w:style w:type="table" w:styleId="731">
+  <w:style w:type="table" w:styleId="720">
     <w:name w:val="Grid Table 1 Light - Accent 4"/>
-    <w:basedOn w:val="906"/>
+    <w:basedOn w:val="895"/>
     <w:uiPriority w:val="99"/>
     <w:pPr>
       <w:pBdr/>
@@ -7941,9 +10817,9 @@
       </w:tcPr>
     </w:tblStylePr>
   </w:style>
-  <w:style w:type="table" w:styleId="732">
+  <w:style w:type="table" w:styleId="721">
     <w:name w:val="Grid Table 1 Light - Accent 5"/>
-    <w:basedOn w:val="906"/>
+    <w:basedOn w:val="895"/>
     <w:uiPriority w:val="99"/>
     <w:pPr>
       <w:pBdr/>
@@ -8164,9 +11040,9 @@
       </w:tcPr>
     </w:tblStylePr>
   </w:style>
-  <w:style w:type="table" w:styleId="733">
+  <w:style w:type="table" w:styleId="722">
     <w:name w:val="Grid Table 1 Light - Accent 6"/>
-    <w:basedOn w:val="906"/>
+    <w:basedOn w:val="895"/>
     <w:uiPriority w:val="99"/>
     <w:pPr>
       <w:pBdr/>
@@ -8387,9 +11263,9 @@
       </w:tcPr>
     </w:tblStylePr>
   </w:style>
-  <w:style w:type="table" w:styleId="734">
+  <w:style w:type="table" w:styleId="723">
     <w:name w:val="Grid Table 2"/>
-    <w:basedOn w:val="906"/>
+    <w:basedOn w:val="895"/>
     <w:uiPriority w:val="99"/>
     <w:pPr>
       <w:pBdr/>
@@ -8619,9 +11495,9 @@
       </w:tcPr>
     </w:tblStylePr>
   </w:style>
-  <w:style w:type="table" w:styleId="735">
+  <w:style w:type="table" w:styleId="724">
     <w:name w:val="Grid Table 2 - Accent 1"/>
-    <w:basedOn w:val="906"/>
+    <w:basedOn w:val="895"/>
     <w:uiPriority w:val="99"/>
     <w:pPr>
       <w:pBdr/>
@@ -8851,9 +11727,9 @@
       </w:tcPr>
     </w:tblStylePr>
   </w:style>
-  <w:style w:type="table" w:styleId="736">
+  <w:style w:type="table" w:styleId="725">
     <w:name w:val="Grid Table 2 - Accent 2"/>
-    <w:basedOn w:val="906"/>
+    <w:basedOn w:val="895"/>
     <w:uiPriority w:val="99"/>
     <w:pPr>
       <w:pBdr/>
@@ -9083,9 +11959,9 @@
       </w:tcPr>
     </w:tblStylePr>
   </w:style>
-  <w:style w:type="table" w:styleId="737">
+  <w:style w:type="table" w:styleId="726">
     <w:name w:val="Grid Table 2 - Accent 3"/>
-    <w:basedOn w:val="906"/>
+    <w:basedOn w:val="895"/>
     <w:uiPriority w:val="99"/>
     <w:pPr>
       <w:pBdr/>
@@ -9315,9 +12191,9 @@
       </w:tcPr>
     </w:tblStylePr>
   </w:style>
-  <w:style w:type="table" w:styleId="738">
+  <w:style w:type="table" w:styleId="727">
     <w:name w:val="Grid Table 2 - Accent 4"/>
-    <w:basedOn w:val="906"/>
+    <w:basedOn w:val="895"/>
     <w:uiPriority w:val="99"/>
     <w:pPr>
       <w:pBdr/>
@@ -9547,9 +12423,9 @@
       </w:tcPr>
     </w:tblStylePr>
   </w:style>
-  <w:style w:type="table" w:styleId="739">
+  <w:style w:type="table" w:styleId="728">
     <w:name w:val="Grid Table 2 - Accent 5"/>
-    <w:basedOn w:val="906"/>
+    <w:basedOn w:val="895"/>
     <w:uiPriority w:val="99"/>
     <w:pPr>
       <w:pBdr/>
@@ -9779,9 +12655,9 @@
       </w:tcPr>
     </w:tblStylePr>
   </w:style>
-  <w:style w:type="table" w:styleId="740">
+  <w:style w:type="table" w:styleId="729">
     <w:name w:val="Grid Table 2 - Accent 6"/>
-    <w:basedOn w:val="906"/>
+    <w:basedOn w:val="895"/>
     <w:uiPriority w:val="99"/>
     <w:pPr>
       <w:pBdr/>
@@ -10011,9 +12887,9 @@
       </w:tcPr>
     </w:tblStylePr>
   </w:style>
-  <w:style w:type="table" w:styleId="741">
+  <w:style w:type="table" w:styleId="730">
     <w:name w:val="Grid Table 3"/>
-    <w:basedOn w:val="906"/>
+    <w:basedOn w:val="895"/>
     <w:uiPriority w:val="99"/>
     <w:pPr>
       <w:pBdr/>
@@ -10256,9 +13132,9 @@
       </w:tcPr>
     </w:tblStylePr>
   </w:style>
-  <w:style w:type="table" w:styleId="742">
+  <w:style w:type="table" w:styleId="731">
     <w:name w:val="Grid Table 3 - Accent 1"/>
-    <w:basedOn w:val="906"/>
+    <w:basedOn w:val="895"/>
     <w:uiPriority w:val="99"/>
     <w:pPr>
       <w:pBdr/>
@@ -10501,9 +13377,9 @@
       </w:tcPr>
     </w:tblStylePr>
   </w:style>
-  <w:style w:type="table" w:styleId="743">
+  <w:style w:type="table" w:styleId="732">
     <w:name w:val="Grid Table 3 - Accent 2"/>
-    <w:basedOn w:val="906"/>
+    <w:basedOn w:val="895"/>
     <w:uiPriority w:val="99"/>
     <w:pPr>
       <w:pBdr/>
@@ -10746,9 +13622,9 @@
       </w:tcPr>
     </w:tblStylePr>
   </w:style>
-  <w:style w:type="table" w:styleId="744">
+  <w:style w:type="table" w:styleId="733">
     <w:name w:val="Grid Table 3 - Accent 3"/>
-    <w:basedOn w:val="906"/>
+    <w:basedOn w:val="895"/>
     <w:uiPriority w:val="99"/>
     <w:pPr>
       <w:pBdr/>
@@ -10991,9 +13867,9 @@
       </w:tcPr>
     </w:tblStylePr>
   </w:style>
-  <w:style w:type="table" w:styleId="745">
+  <w:style w:type="table" w:styleId="734">
     <w:name w:val="Grid Table 3 - Accent 4"/>
-    <w:basedOn w:val="906"/>
+    <w:basedOn w:val="895"/>
     <w:uiPriority w:val="99"/>
     <w:pPr>
       <w:pBdr/>
@@ -11236,9 +14112,9 @@
       </w:tcPr>
     </w:tblStylePr>
   </w:style>
-  <w:style w:type="table" w:styleId="746">
+  <w:style w:type="table" w:styleId="735">
     <w:name w:val="Grid Table 3 - Accent 5"/>
-    <w:basedOn w:val="906"/>
+    <w:basedOn w:val="895"/>
     <w:uiPriority w:val="99"/>
     <w:pPr>
       <w:pBdr/>
@@ -11481,9 +14357,9 @@
       </w:tcPr>
     </w:tblStylePr>
   </w:style>
-  <w:style w:type="table" w:styleId="747">
+  <w:style w:type="table" w:styleId="736">
     <w:name w:val="Grid Table 3 - Accent 6"/>
-    <w:basedOn w:val="906"/>
+    <w:basedOn w:val="895"/>
     <w:uiPriority w:val="99"/>
     <w:pPr>
       <w:pBdr/>
@@ -11726,9 +14602,9 @@
       </w:tcPr>
     </w:tblStylePr>
   </w:style>
-  <w:style w:type="table" w:styleId="748">
+  <w:style w:type="table" w:styleId="737">
     <w:name w:val="Grid Table 4"/>
-    <w:basedOn w:val="906"/>
+    <w:basedOn w:val="895"/>
     <w:uiPriority w:val="59"/>
     <w:pPr>
       <w:pBdr/>
@@ -11959,9 +14835,9 @@
       </w:tcPr>
     </w:tblStylePr>
   </w:style>
-  <w:style w:type="table" w:styleId="749">
+  <w:style w:type="table" w:styleId="738">
     <w:name w:val="Grid Table 4 - Accent 1"/>
-    <w:basedOn w:val="906"/>
+    <w:basedOn w:val="895"/>
     <w:uiPriority w:val="59"/>
     <w:pPr>
       <w:pBdr/>
@@ -12192,9 +15068,9 @@
       </w:tcPr>
     </w:tblStylePr>
   </w:style>
-  <w:style w:type="table" w:styleId="750">
+  <w:style w:type="table" w:styleId="739">
     <w:name w:val="Grid Table 4 - Accent 2"/>
-    <w:basedOn w:val="906"/>
+    <w:basedOn w:val="895"/>
     <w:uiPriority w:val="59"/>
     <w:pPr>
       <w:pBdr/>
@@ -12425,9 +15301,9 @@
       </w:tcPr>
     </w:tblStylePr>
   </w:style>
-  <w:style w:type="table" w:styleId="751">
+  <w:style w:type="table" w:styleId="740">
     <w:name w:val="Grid Table 4 - Accent 3"/>
-    <w:basedOn w:val="906"/>
+    <w:basedOn w:val="895"/>
     <w:uiPriority w:val="59"/>
     <w:pPr>
       <w:pBdr/>
@@ -12658,9 +15534,9 @@
       </w:tcPr>
     </w:tblStylePr>
   </w:style>
-  <w:style w:type="table" w:styleId="752">
+  <w:style w:type="table" w:styleId="741">
     <w:name w:val="Grid Table 4 - Accent 4"/>
-    <w:basedOn w:val="906"/>
+    <w:basedOn w:val="895"/>
     <w:uiPriority w:val="59"/>
     <w:pPr>
       <w:pBdr/>
@@ -12891,9 +15767,9 @@
       </w:tcPr>
     </w:tblStylePr>
   </w:style>
-  <w:style w:type="table" w:styleId="753">
+  <w:style w:type="table" w:styleId="742">
     <w:name w:val="Grid Table 4 - Accent 5"/>
-    <w:basedOn w:val="906"/>
+    <w:basedOn w:val="895"/>
     <w:uiPriority w:val="59"/>
     <w:pPr>
       <w:pBdr/>
@@ -13124,9 +16000,9 @@
       </w:tcPr>
     </w:tblStylePr>
   </w:style>
-  <w:style w:type="table" w:styleId="754">
+  <w:style w:type="table" w:styleId="743">
     <w:name w:val="Grid Table 4 - Accent 6"/>
-    <w:basedOn w:val="906"/>
+    <w:basedOn w:val="895"/>
     <w:uiPriority w:val="59"/>
     <w:pPr>
       <w:pBdr/>
@@ -13357,9 +16233,9 @@
       </w:tcPr>
     </w:tblStylePr>
   </w:style>
-  <w:style w:type="table" w:styleId="755">
+  <w:style w:type="table" w:styleId="744">
     <w:name w:val="Grid Table 5 Dark"/>
-    <w:basedOn w:val="906"/>
+    <w:basedOn w:val="895"/>
     <w:uiPriority w:val="99"/>
     <w:pPr>
       <w:pBdr/>
@@ -13585,9 +16461,9 @@
       </w:tcPr>
     </w:tblStylePr>
   </w:style>
-  <w:style w:type="table" w:styleId="756">
+  <w:style w:type="table" w:styleId="745">
     <w:name w:val="Grid Table 5 Dark- Accent 1"/>
-    <w:basedOn w:val="906"/>
+    <w:basedOn w:val="895"/>
     <w:uiPriority w:val="99"/>
     <w:pPr>
       <w:pBdr/>
@@ -13813,9 +16689,9 @@
       </w:tcPr>
     </w:tblStylePr>
   </w:style>
-  <w:style w:type="table" w:styleId="757">
+  <w:style w:type="table" w:styleId="746">
     <w:name w:val="Grid Table 5 Dark - Accent 2"/>
-    <w:basedOn w:val="906"/>
+    <w:basedOn w:val="895"/>
     <w:uiPriority w:val="99"/>
     <w:pPr>
       <w:pBdr/>
@@ -14041,9 +16917,9 @@
       </w:tcPr>
     </w:tblStylePr>
   </w:style>
-  <w:style w:type="table" w:styleId="758">
+  <w:style w:type="table" w:styleId="747">
     <w:name w:val="Grid Table 5 Dark - Accent 3"/>
-    <w:basedOn w:val="906"/>
+    <w:basedOn w:val="895"/>
     <w:uiPriority w:val="99"/>
     <w:pPr>
       <w:pBdr/>
@@ -14269,9 +17145,9 @@
       </w:tcPr>
     </w:tblStylePr>
   </w:style>
-  <w:style w:type="table" w:styleId="759">
+  <w:style w:type="table" w:styleId="748">
     <w:name w:val="Grid Table 5 Dark- Accent 4"/>
-    <w:basedOn w:val="906"/>
+    <w:basedOn w:val="895"/>
     <w:uiPriority w:val="99"/>
     <w:pPr>
       <w:pBdr/>
@@ -14497,9 +17373,9 @@
       </w:tcPr>
     </w:tblStylePr>
   </w:style>
-  <w:style w:type="table" w:styleId="760">
+  <w:style w:type="table" w:styleId="749">
     <w:name w:val="Grid Table 5 Dark - Accent 5"/>
-    <w:basedOn w:val="906"/>
+    <w:basedOn w:val="895"/>
     <w:uiPriority w:val="99"/>
     <w:pPr>
       <w:pBdr/>
@@ -14725,9 +17601,9 @@
       </w:tcPr>
     </w:tblStylePr>
   </w:style>
-  <w:style w:type="table" w:styleId="761">
+  <w:style w:type="table" w:styleId="750">
     <w:name w:val="Grid Table 5 Dark - Accent 6"/>
-    <w:basedOn w:val="906"/>
+    <w:basedOn w:val="895"/>
     <w:uiPriority w:val="99"/>
     <w:pPr>
       <w:pBdr/>
@@ -14953,9 +17829,9 @@
       </w:tcPr>
     </w:tblStylePr>
   </w:style>
-  <w:style w:type="table" w:styleId="762">
+  <w:style w:type="table" w:styleId="751">
     <w:name w:val="Grid Table 6 Colorful"/>
-    <w:basedOn w:val="906"/>
+    <w:basedOn w:val="895"/>
     <w:uiPriority w:val="99"/>
     <w:pPr>
       <w:pBdr/>
@@ -15183,9 +18059,9 @@
       </w:tcPr>
     </w:tblStylePr>
   </w:style>
-  <w:style w:type="table" w:styleId="763">
+  <w:style w:type="table" w:styleId="752">
     <w:name w:val="Grid Table 6 Colorful - Accent 1"/>
-    <w:basedOn w:val="906"/>
+    <w:basedOn w:val="895"/>
     <w:uiPriority w:val="99"/>
     <w:pPr>
       <w:pBdr/>
@@ -15413,9 +18289,9 @@
       </w:tcPr>
     </w:tblStylePr>
   </w:style>
-  <w:style w:type="table" w:styleId="764">
+  <w:style w:type="table" w:styleId="753">
     <w:name w:val="Grid Table 6 Colorful - Accent 2"/>
-    <w:basedOn w:val="906"/>
+    <w:basedOn w:val="895"/>
     <w:uiPriority w:val="99"/>
     <w:pPr>
       <w:pBdr/>
@@ -15643,9 +18519,9 @@
       </w:tcPr>
     </w:tblStylePr>
   </w:style>
-  <w:style w:type="table" w:styleId="765">
+  <w:style w:type="table" w:styleId="754">
     <w:name w:val="Grid Table 6 Colorful - Accent 3"/>
-    <w:basedOn w:val="906"/>
+    <w:basedOn w:val="895"/>
     <w:uiPriority w:val="99"/>
     <w:pPr>
       <w:pBdr/>
@@ -15873,9 +18749,9 @@
       </w:tcPr>
     </w:tblStylePr>
   </w:style>
-  <w:style w:type="table" w:styleId="766">
+  <w:style w:type="table" w:styleId="755">
     <w:name w:val="Grid Table 6 Colorful - Accent 4"/>
-    <w:basedOn w:val="906"/>
+    <w:basedOn w:val="895"/>
     <w:uiPriority w:val="99"/>
     <w:pPr>
       <w:pBdr/>
@@ -16103,9 +18979,9 @@
       </w:tcPr>
     </w:tblStylePr>
   </w:style>
-  <w:style w:type="table" w:styleId="767">
+  <w:style w:type="table" w:styleId="756">
     <w:name w:val="Grid Table 6 Colorful - Accent 5"/>
-    <w:basedOn w:val="906"/>
+    <w:basedOn w:val="895"/>
     <w:uiPriority w:val="99"/>
     <w:pPr>
       <w:pBdr/>
@@ -16333,9 +19209,9 @@
       </w:tcPr>
     </w:tblStylePr>
   </w:style>
-  <w:style w:type="table" w:styleId="768">
+  <w:style w:type="table" w:styleId="757">
     <w:name w:val="Grid Table 6 Colorful - Accent 6"/>
-    <w:basedOn w:val="906"/>
+    <w:basedOn w:val="895"/>
     <w:uiPriority w:val="99"/>
     <w:pPr>
       <w:pBdr/>
@@ -16563,9 +19439,9 @@
       </w:tcPr>
     </w:tblStylePr>
   </w:style>
-  <w:style w:type="table" w:styleId="769">
+  <w:style w:type="table" w:styleId="758">
     <w:name w:val="Grid Table 7 Colorful"/>
-    <w:basedOn w:val="906"/>
+    <w:basedOn w:val="895"/>
     <w:uiPriority w:val="99"/>
     <w:pPr>
       <w:pBdr/>
@@ -16817,9 +19693,9 @@
       </w:tcPr>
     </w:tblStylePr>
   </w:style>
-  <w:style w:type="table" w:styleId="770">
+  <w:style w:type="table" w:styleId="759">
     <w:name w:val="Grid Table 7 Colorful - Accent 1"/>
-    <w:basedOn w:val="906"/>
+    <w:basedOn w:val="895"/>
     <w:uiPriority w:val="99"/>
     <w:pPr>
       <w:pBdr/>
@@ -17071,9 +19947,9 @@
       </w:tcPr>
     </w:tblStylePr>
   </w:style>
-  <w:style w:type="table" w:styleId="771">
+  <w:style w:type="table" w:styleId="760">
     <w:name w:val="Grid Table 7 Colorful - Accent 2"/>
-    <w:basedOn w:val="906"/>
+    <w:basedOn w:val="895"/>
     <w:uiPriority w:val="99"/>
     <w:pPr>
       <w:pBdr/>
@@ -17325,9 +20201,9 @@
       </w:tcPr>
     </w:tblStylePr>
   </w:style>
-  <w:style w:type="table" w:styleId="772">
+  <w:style w:type="table" w:styleId="761">
     <w:name w:val="Grid Table 7 Colorful - Accent 3"/>
-    <w:basedOn w:val="906"/>
+    <w:basedOn w:val="895"/>
     <w:uiPriority w:val="99"/>
     <w:pPr>
       <w:pBdr/>
@@ -17579,9 +20455,9 @@
       </w:tcPr>
     </w:tblStylePr>
   </w:style>
-  <w:style w:type="table" w:styleId="773">
+  <w:style w:type="table" w:styleId="762">
     <w:name w:val="Grid Table 7 Colorful - Accent 4"/>
-    <w:basedOn w:val="906"/>
+    <w:basedOn w:val="895"/>
     <w:uiPriority w:val="99"/>
     <w:pPr>
       <w:pBdr/>
@@ -17833,9 +20709,9 @@
       </w:tcPr>
     </w:tblStylePr>
   </w:style>
-  <w:style w:type="table" w:styleId="774">
+  <w:style w:type="table" w:styleId="763">
     <w:name w:val="Grid Table 7 Colorful - Accent 5"/>
-    <w:basedOn w:val="906"/>
+    <w:basedOn w:val="895"/>
     <w:uiPriority w:val="99"/>
     <w:pPr>
       <w:pBdr/>
@@ -18087,9 +20963,9 @@
       </w:tcPr>
     </w:tblStylePr>
   </w:style>
-  <w:style w:type="table" w:styleId="775">
+  <w:style w:type="table" w:styleId="764">
     <w:name w:val="Grid Table 7 Colorful - Accent 6"/>
-    <w:basedOn w:val="906"/>
+    <w:basedOn w:val="895"/>
     <w:uiPriority w:val="99"/>
     <w:pPr>
       <w:pBdr/>
@@ -18341,9 +21217,9 @@
       </w:tcPr>
     </w:tblStylePr>
   </w:style>
-  <w:style w:type="table" w:styleId="776">
+  <w:style w:type="table" w:styleId="765">
     <w:name w:val="List Table 1 Light"/>
-    <w:basedOn w:val="906"/>
+    <w:basedOn w:val="895"/>
     <w:uiPriority w:val="99"/>
     <w:pPr>
       <w:pBdr/>
@@ -18557,9 +21433,9 @@
       </w:tcPr>
     </w:tblStylePr>
   </w:style>
-  <w:style w:type="table" w:styleId="777">
+  <w:style w:type="table" w:styleId="766">
     <w:name w:val="List Table 1 Light - Accent 1"/>
-    <w:basedOn w:val="906"/>
+    <w:basedOn w:val="895"/>
     <w:uiPriority w:val="99"/>
     <w:pPr>
       <w:pBdr/>
@@ -18773,9 +21649,9 @@
       </w:tcPr>
     </w:tblStylePr>
   </w:style>
-  <w:style w:type="table" w:styleId="778">
+  <w:style w:type="table" w:styleId="767">
     <w:name w:val="List Table 1 Light - Accent 2"/>
-    <w:basedOn w:val="906"/>
+    <w:basedOn w:val="895"/>
     <w:uiPriority w:val="99"/>
     <w:pPr>
       <w:pBdr/>
@@ -18989,9 +21865,9 @@
       </w:tcPr>
     </w:tblStylePr>
   </w:style>
-  <w:style w:type="table" w:styleId="779">
+  <w:style w:type="table" w:styleId="768">
     <w:name w:val="List Table 1 Light - Accent 3"/>
-    <w:basedOn w:val="906"/>
+    <w:basedOn w:val="895"/>
     <w:uiPriority w:val="99"/>
     <w:pPr>
       <w:pBdr/>
@@ -19205,9 +22081,9 @@
       </w:tcPr>
     </w:tblStylePr>
   </w:style>
-  <w:style w:type="table" w:styleId="780">
+  <w:style w:type="table" w:styleId="769">
     <w:name w:val="List Table 1 Light - Accent 4"/>
-    <w:basedOn w:val="906"/>
+    <w:basedOn w:val="895"/>
     <w:uiPriority w:val="99"/>
     <w:pPr>
       <w:pBdr/>
@@ -19421,9 +22297,9 @@
       </w:tcPr>
     </w:tblStylePr>
   </w:style>
-  <w:style w:type="table" w:styleId="781">
+  <w:style w:type="table" w:styleId="770">
     <w:name w:val="List Table 1 Light - Accent 5"/>
-    <w:basedOn w:val="906"/>
+    <w:basedOn w:val="895"/>
     <w:uiPriority w:val="99"/>
     <w:pPr>
       <w:pBdr/>
@@ -19637,9 +22513,9 @@
       </w:tcPr>
     </w:tblStylePr>
   </w:style>
-  <w:style w:type="table" w:styleId="782">
+  <w:style w:type="table" w:styleId="771">
     <w:name w:val="List Table 1 Light - Accent 6"/>
-    <w:basedOn w:val="906"/>
+    <w:basedOn w:val="895"/>
     <w:uiPriority w:val="99"/>
     <w:pPr>
       <w:pBdr/>
@@ -19853,9 +22729,9 @@
       </w:tcPr>
     </w:tblStylePr>
   </w:style>
-  <w:style w:type="table" w:styleId="783">
+  <w:style w:type="table" w:styleId="772">
     <w:name w:val="List Table 2"/>
-    <w:basedOn w:val="906"/>
+    <w:basedOn w:val="895"/>
     <w:uiPriority w:val="99"/>
     <w:pPr>
       <w:pBdr/>
@@ -20091,9 +22967,9 @@
       </w:tcPr>
     </w:tblStylePr>
   </w:style>
-  <w:style w:type="table" w:styleId="784">
+  <w:style w:type="table" w:styleId="773">
     <w:name w:val="List Table 2 - Accent 1"/>
-    <w:basedOn w:val="906"/>
+    <w:basedOn w:val="895"/>
     <w:uiPriority w:val="99"/>
     <w:pPr>
       <w:pBdr/>
@@ -20329,9 +23205,9 @@
       </w:tcPr>
     </w:tblStylePr>
   </w:style>
-  <w:style w:type="table" w:styleId="785">
+  <w:style w:type="table" w:styleId="774">
     <w:name w:val="List Table 2 - Accent 2"/>
-    <w:basedOn w:val="906"/>
+    <w:basedOn w:val="895"/>
     <w:uiPriority w:val="99"/>
     <w:pPr>
       <w:pBdr/>
@@ -20567,9 +23443,9 @@
       </w:tcPr>
     </w:tblStylePr>
   </w:style>
-  <w:style w:type="table" w:styleId="786">
+  <w:style w:type="table" w:styleId="775">
     <w:name w:val="List Table 2 - Accent 3"/>
-    <w:basedOn w:val="906"/>
+    <w:basedOn w:val="895"/>
     <w:uiPriority w:val="99"/>
     <w:pPr>
       <w:pBdr/>
@@ -20805,9 +23681,9 @@
       </w:tcPr>
     </w:tblStylePr>
   </w:style>
-  <w:style w:type="table" w:styleId="787">
+  <w:style w:type="table" w:styleId="776">
     <w:name w:val="List Table 2 - Accent 4"/>
-    <w:basedOn w:val="906"/>
+    <w:basedOn w:val="895"/>
     <w:uiPriority w:val="99"/>
     <w:pPr>
       <w:pBdr/>
@@ -21043,9 +23919,9 @@
       </w:tcPr>
     </w:tblStylePr>
   </w:style>
-  <w:style w:type="table" w:styleId="788">
+  <w:style w:type="table" w:styleId="777">
     <w:name w:val="List Table 2 - Accent 5"/>
-    <w:basedOn w:val="906"/>
+    <w:basedOn w:val="895"/>
     <w:uiPriority w:val="99"/>
     <w:pPr>
       <w:pBdr/>
@@ -21281,9 +24157,9 @@
       </w:tcPr>
     </w:tblStylePr>
   </w:style>
-  <w:style w:type="table" w:styleId="789">
+  <w:style w:type="table" w:styleId="778">
     <w:name w:val="List Table 2 - Accent 6"/>
-    <w:basedOn w:val="906"/>
+    <w:basedOn w:val="895"/>
     <w:uiPriority w:val="99"/>
     <w:pPr>
       <w:pBdr/>
@@ -21519,9 +24395,9 @@
       </w:tcPr>
     </w:tblStylePr>
   </w:style>
-  <w:style w:type="table" w:styleId="790">
+  <w:style w:type="table" w:styleId="779">
     <w:name w:val="List Table 3"/>
-    <w:basedOn w:val="906"/>
+    <w:basedOn w:val="895"/>
     <w:uiPriority w:val="99"/>
     <w:pPr>
       <w:pBdr/>
@@ -21747,9 +24623,9 @@
       </w:tcPr>
     </w:tblStylePr>
   </w:style>
-  <w:style w:type="table" w:styleId="791">
+  <w:style w:type="table" w:styleId="780">
     <w:name w:val="List Table 3 - Accent 1"/>
-    <w:basedOn w:val="906"/>
+    <w:basedOn w:val="895"/>
     <w:uiPriority w:val="99"/>
     <w:pPr>
       <w:pBdr/>
@@ -21975,9 +24851,9 @@
       </w:tcPr>
     </w:tblStylePr>
   </w:style>
-  <w:style w:type="table" w:styleId="792">
+  <w:style w:type="table" w:styleId="781">
     <w:name w:val="List Table 3 - Accent 2"/>
-    <w:basedOn w:val="906"/>
+    <w:basedOn w:val="895"/>
     <w:uiPriority w:val="99"/>
     <w:pPr>
       <w:pBdr/>
@@ -22203,9 +25079,9 @@
       </w:tcPr>
     </w:tblStylePr>
   </w:style>
-  <w:style w:type="table" w:styleId="793">
+  <w:style w:type="table" w:styleId="782">
     <w:name w:val="List Table 3 - Accent 3"/>
-    <w:basedOn w:val="906"/>
+    <w:basedOn w:val="895"/>
     <w:uiPriority w:val="99"/>
     <w:pPr>
       <w:pBdr/>
@@ -22431,9 +25307,9 @@
       </w:tcPr>
     </w:tblStylePr>
   </w:style>
-  <w:style w:type="table" w:styleId="794">
+  <w:style w:type="table" w:styleId="783">
     <w:name w:val="List Table 3 - Accent 4"/>
-    <w:basedOn w:val="906"/>
+    <w:basedOn w:val="895"/>
     <w:uiPriority w:val="99"/>
     <w:pPr>
       <w:pBdr/>
@@ -22659,9 +25535,9 @@
       </w:tcPr>
     </w:tblStylePr>
   </w:style>
-  <w:style w:type="table" w:styleId="795">
+  <w:style w:type="table" w:styleId="784">
     <w:name w:val="List Table 3 - Accent 5"/>
-    <w:basedOn w:val="906"/>
+    <w:basedOn w:val="895"/>
     <w:uiPriority w:val="99"/>
     <w:pPr>
       <w:pBdr/>
@@ -22887,9 +25763,9 @@
       </w:tcPr>
     </w:tblStylePr>
   </w:style>
-  <w:style w:type="table" w:styleId="796">
+  <w:style w:type="table" w:styleId="785">
     <w:name w:val="List Table 3 - Accent 6"/>
-    <w:basedOn w:val="906"/>
+    <w:basedOn w:val="895"/>
     <w:uiPriority w:val="99"/>
     <w:pPr>
       <w:pBdr/>
@@ -23115,9 +25991,9 @@
       </w:tcPr>
     </w:tblStylePr>
   </w:style>
-  <w:style w:type="table" w:styleId="797">
+  <w:style w:type="table" w:styleId="786">
     <w:name w:val="List Table 4"/>
-    <w:basedOn w:val="906"/>
+    <w:basedOn w:val="895"/>
     <w:uiPriority w:val="99"/>
     <w:pPr>
       <w:pBdr/>
@@ -23340,9 +26216,9 @@
       </w:tcPr>
     </w:tblStylePr>
   </w:style>
-  <w:style w:type="table" w:styleId="798">
+  <w:style w:type="table" w:styleId="787">
     <w:name w:val="List Table 4 - Accent 1"/>
-    <w:basedOn w:val="906"/>
+    <w:basedOn w:val="895"/>
     <w:uiPriority w:val="99"/>
     <w:pPr>
       <w:pBdr/>
@@ -23565,9 +26441,9 @@
       </w:tcPr>
     </w:tblStylePr>
   </w:style>
-  <w:style w:type="table" w:styleId="799">
+  <w:style w:type="table" w:styleId="788">
     <w:name w:val="List Table 4 - Accent 2"/>
-    <w:basedOn w:val="906"/>
+    <w:basedOn w:val="895"/>
     <w:uiPriority w:val="99"/>
     <w:pPr>
       <w:pBdr/>
@@ -23790,9 +26666,9 @@
       </w:tcPr>
     </w:tblStylePr>
   </w:style>
-  <w:style w:type="table" w:styleId="800">
+  <w:style w:type="table" w:styleId="789">
     <w:name w:val="List Table 4 - Accent 3"/>
-    <w:basedOn w:val="906"/>
+    <w:basedOn w:val="895"/>
     <w:uiPriority w:val="99"/>
     <w:pPr>
       <w:pBdr/>
@@ -24015,9 +26891,9 @@
       </w:tcPr>
     </w:tblStylePr>
   </w:style>
-  <w:style w:type="table" w:styleId="801">
+  <w:style w:type="table" w:styleId="790">
     <w:name w:val="List Table 4 - Accent 4"/>
-    <w:basedOn w:val="906"/>
+    <w:basedOn w:val="895"/>
     <w:uiPriority w:val="99"/>
     <w:pPr>
       <w:pBdr/>
@@ -24240,9 +27116,9 @@
       </w:tcPr>
     </w:tblStylePr>
   </w:style>
-  <w:style w:type="table" w:styleId="802">
+  <w:style w:type="table" w:styleId="791">
     <w:name w:val="List Table 4 - Accent 5"/>
-    <w:basedOn w:val="906"/>
+    <w:basedOn w:val="895"/>
     <w:uiPriority w:val="99"/>
     <w:pPr>
       <w:pBdr/>
@@ -24465,9 +27341,9 @@
       </w:tcPr>
     </w:tblStylePr>
   </w:style>
-  <w:style w:type="table" w:styleId="803">
+  <w:style w:type="table" w:styleId="792">
     <w:name w:val="List Table 4 - Accent 6"/>
-    <w:basedOn w:val="906"/>
+    <w:basedOn w:val="895"/>
     <w:uiPriority w:val="99"/>
     <w:pPr>
       <w:pBdr/>
@@ -24690,9 +27566,9 @@
       </w:tcPr>
     </w:tblStylePr>
   </w:style>
-  <w:style w:type="table" w:styleId="804">
+  <w:style w:type="table" w:styleId="793">
     <w:name w:val="List Table 5 Dark"/>
-    <w:basedOn w:val="906"/>
+    <w:basedOn w:val="895"/>
     <w:uiPriority w:val="99"/>
     <w:pPr>
       <w:pBdr/>
@@ -24932,9 +27808,9 @@
       </w:tcPr>
     </w:tblStylePr>
   </w:style>
-  <w:style w:type="table" w:styleId="805">
+  <w:style w:type="table" w:styleId="794">
     <w:name w:val="List Table 5 Dark - Accent 1"/>
-    <w:basedOn w:val="906"/>
+    <w:basedOn w:val="895"/>
     <w:uiPriority w:val="99"/>
     <w:pPr>
       <w:pBdr/>
@@ -25174,9 +28050,9 @@
       </w:tcPr>
     </w:tblStylePr>
   </w:style>
-  <w:style w:type="table" w:styleId="806">
+  <w:style w:type="table" w:styleId="795">
     <w:name w:val="List Table 5 Dark - Accent 2"/>
-    <w:basedOn w:val="906"/>
+    <w:basedOn w:val="895"/>
     <w:uiPriority w:val="99"/>
     <w:pPr>
       <w:pBdr/>
@@ -25416,9 +28292,9 @@
       </w:tcPr>
     </w:tblStylePr>
   </w:style>
-  <w:style w:type="table" w:styleId="807">
+  <w:style w:type="table" w:styleId="796">
     <w:name w:val="List Table 5 Dark - Accent 3"/>
-    <w:basedOn w:val="906"/>
+    <w:basedOn w:val="895"/>
     <w:uiPriority w:val="99"/>
     <w:pPr>
       <w:pBdr/>
@@ -25658,9 +28534,9 @@
       </w:tcPr>
     </w:tblStylePr>
   </w:style>
-  <w:style w:type="table" w:styleId="808">
+  <w:style w:type="table" w:styleId="797">
     <w:name w:val="List Table 5 Dark - Accent 4"/>
-    <w:basedOn w:val="906"/>
+    <w:basedOn w:val="895"/>
     <w:uiPriority w:val="99"/>
     <w:pPr>
       <w:pBdr/>
@@ -25900,9 +28776,9 @@
       </w:tcPr>
     </w:tblStylePr>
   </w:style>
-  <w:style w:type="table" w:styleId="809">
+  <w:style w:type="table" w:styleId="798">
     <w:name w:val="List Table 5 Dark - Accent 5"/>
-    <w:basedOn w:val="906"/>
+    <w:basedOn w:val="895"/>
     <w:uiPriority w:val="99"/>
     <w:pPr>
       <w:pBdr/>
@@ -26142,9 +29018,9 @@
       </w:tcPr>
     </w:tblStylePr>
   </w:style>
-  <w:style w:type="table" w:styleId="810">
+  <w:style w:type="table" w:styleId="799">
     <w:name w:val="List Table 5 Dark - Accent 6"/>
-    <w:basedOn w:val="906"/>
+    <w:basedOn w:val="895"/>
     <w:uiPriority w:val="99"/>
     <w:pPr>
       <w:pBdr/>
@@ -26384,9 +29260,9 @@
       </w:tcPr>
     </w:tblStylePr>
   </w:style>
-  <w:style w:type="table" w:styleId="811">
+  <w:style w:type="table" w:styleId="800">
     <w:name w:val="List Table 6 Colorful"/>
-    <w:basedOn w:val="906"/>
+    <w:basedOn w:val="895"/>
     <w:uiPriority w:val="99"/>
     <w:pPr>
       <w:pBdr/>
@@ -26607,9 +29483,9 @@
       </w:tcPr>
     </w:tblStylePr>
   </w:style>
-  <w:style w:type="table" w:styleId="812">
+  <w:style w:type="table" w:styleId="801">
     <w:name w:val="List Table 6 Colorful - Accent 1"/>
-    <w:basedOn w:val="906"/>
+    <w:basedOn w:val="895"/>
     <w:uiPriority w:val="99"/>
     <w:pPr>
       <w:pBdr/>
@@ -26830,9 +29706,9 @@
       </w:tcPr>
     </w:tblStylePr>
   </w:style>
-  <w:style w:type="table" w:styleId="813">
+  <w:style w:type="table" w:styleId="802">
     <w:name w:val="List Table 6 Colorful - Accent 2"/>
-    <w:basedOn w:val="906"/>
+    <w:basedOn w:val="895"/>
     <w:uiPriority w:val="99"/>
     <w:pPr>
       <w:pBdr/>
@@ -27053,9 +29929,9 @@
       </w:tcPr>
     </w:tblStylePr>
   </w:style>
-  <w:style w:type="table" w:styleId="814">
+  <w:style w:type="table" w:styleId="803">
     <w:name w:val="List Table 6 Colorful - Accent 3"/>
-    <w:basedOn w:val="906"/>
+    <w:basedOn w:val="895"/>
     <w:uiPriority w:val="99"/>
     <w:pPr>
       <w:pBdr/>
@@ -27276,9 +30152,9 @@
       </w:tcPr>
     </w:tblStylePr>
   </w:style>
-  <w:style w:type="table" w:styleId="815">
+  <w:style w:type="table" w:styleId="804">
     <w:name w:val="List Table 6 Colorful - Accent 4"/>
-    <w:basedOn w:val="906"/>
+    <w:basedOn w:val="895"/>
     <w:uiPriority w:val="99"/>
     <w:pPr>
       <w:pBdr/>
@@ -27499,9 +30375,9 @@
       </w:tcPr>
     </w:tblStylePr>
   </w:style>
-  <w:style w:type="table" w:styleId="816">
+  <w:style w:type="table" w:styleId="805">
     <w:name w:val="List Table 6 Colorful - Accent 5"/>
-    <w:basedOn w:val="906"/>
+    <w:basedOn w:val="895"/>
     <w:uiPriority w:val="99"/>
     <w:pPr>
       <w:pBdr/>
@@ -27722,9 +30598,9 @@
       </w:tcPr>
     </w:tblStylePr>
   </w:style>
-  <w:style w:type="table" w:styleId="817">
+  <w:style w:type="table" w:styleId="806">
     <w:name w:val="List Table 6 Colorful - Accent 6"/>
-    <w:basedOn w:val="906"/>
+    <w:basedOn w:val="895"/>
     <w:uiPriority w:val="99"/>
     <w:pPr>
       <w:pBdr/>
@@ -27945,9 +30821,9 @@
       </w:tcPr>
     </w:tblStylePr>
   </w:style>
-  <w:style w:type="table" w:styleId="818">
+  <w:style w:type="table" w:styleId="807">
     <w:name w:val="List Table 7 Colorful"/>
-    <w:basedOn w:val="906"/>
+    <w:basedOn w:val="895"/>
     <w:uiPriority w:val="99"/>
     <w:pPr>
       <w:pBdr/>
@@ -28201,9 +31077,9 @@
       </w:tcPr>
     </w:tblStylePr>
   </w:style>
-  <w:style w:type="table" w:styleId="819">
+  <w:style w:type="table" w:styleId="808">
     <w:name w:val="List Table 7 Colorful - Accent 1"/>
-    <w:basedOn w:val="906"/>
+    <w:basedOn w:val="895"/>
     <w:uiPriority w:val="99"/>
     <w:pPr>
       <w:pBdr/>
@@ -28457,9 +31333,9 @@
       </w:tcPr>
     </w:tblStylePr>
   </w:style>
-  <w:style w:type="table" w:styleId="820">
+  <w:style w:type="table" w:styleId="809">
     <w:name w:val="List Table 7 Colorful - Accent 2"/>
-    <w:basedOn w:val="906"/>
+    <w:basedOn w:val="895"/>
     <w:uiPriority w:val="99"/>
     <w:pPr>
       <w:pBdr/>
@@ -28713,9 +31589,9 @@
       </w:tcPr>
     </w:tblStylePr>
   </w:style>
-  <w:style w:type="table" w:styleId="821">
+  <w:style w:type="table" w:styleId="810">
     <w:name w:val="List Table 7 Colorful - Accent 3"/>
-    <w:basedOn w:val="906"/>
+    <w:basedOn w:val="895"/>
     <w:uiPriority w:val="99"/>
     <w:pPr>
       <w:pBdr/>
@@ -28969,9 +31845,9 @@
       </w:tcPr>
     </w:tblStylePr>
   </w:style>
-  <w:style w:type="table" w:styleId="822">
+  <w:style w:type="table" w:styleId="811">
     <w:name w:val="List Table 7 Colorful - Accent 4"/>
-    <w:basedOn w:val="906"/>
+    <w:basedOn w:val="895"/>
     <w:uiPriority w:val="99"/>
     <w:pPr>
       <w:pBdr/>
@@ -29225,9 +32101,9 @@
       </w:tcPr>
     </w:tblStylePr>
   </w:style>
-  <w:style w:type="table" w:styleId="823">
+  <w:style w:type="table" w:styleId="812">
     <w:name w:val="List Table 7 Colorful - Accent 5"/>
-    <w:basedOn w:val="906"/>
+    <w:basedOn w:val="895"/>
     <w:uiPriority w:val="99"/>
     <w:pPr>
       <w:pBdr/>
@@ -29481,9 +32357,9 @@
       </w:tcPr>
     </w:tblStylePr>
   </w:style>
-  <w:style w:type="table" w:styleId="824">
+  <w:style w:type="table" w:styleId="813">
     <w:name w:val="List Table 7 Colorful - Accent 6"/>
-    <w:basedOn w:val="906"/>
+    <w:basedOn w:val="895"/>
     <w:uiPriority w:val="99"/>
     <w:pPr>
       <w:pBdr/>
@@ -29737,9 +32613,9 @@
       </w:tcPr>
     </w:tblStylePr>
   </w:style>
-  <w:style w:type="table" w:styleId="825">
+  <w:style w:type="table" w:styleId="814">
     <w:name w:val="Lined - Accent"/>
-    <w:basedOn w:val="906"/>
+    <w:basedOn w:val="895"/>
     <w:uiPriority w:val="99"/>
     <w:pPr>
       <w:pBdr/>
@@ -29974,9 +32850,9 @@
       </w:tcPr>
     </w:tblStylePr>
   </w:style>
-  <w:style w:type="table" w:styleId="826">
+  <w:style w:type="table" w:styleId="815">
     <w:name w:val="Lined - Accent 1"/>
-    <w:basedOn w:val="906"/>
+    <w:basedOn w:val="895"/>
     <w:uiPriority w:val="99"/>
     <w:pPr>
       <w:pBdr/>
@@ -30211,9 +33087,9 @@
       </w:tcPr>
     </w:tblStylePr>
   </w:style>
-  <w:style w:type="table" w:styleId="827">
+  <w:style w:type="table" w:styleId="816">
     <w:name w:val="Lined - Accent 2"/>
-    <w:basedOn w:val="906"/>
+    <w:basedOn w:val="895"/>
     <w:uiPriority w:val="99"/>
     <w:pPr>
       <w:pBdr/>
@@ -30448,9 +33324,9 @@
       </w:tcPr>
     </w:tblStylePr>
   </w:style>
-  <w:style w:type="table" w:styleId="828">
+  <w:style w:type="table" w:styleId="817">
     <w:name w:val="Lined - Accent 3"/>
-    <w:basedOn w:val="906"/>
+    <w:basedOn w:val="895"/>
     <w:uiPriority w:val="99"/>
     <w:pPr>
       <w:pBdr/>
@@ -30685,9 +33561,9 @@
       </w:tcPr>
     </w:tblStylePr>
   </w:style>
-  <w:style w:type="table" w:styleId="829">
+  <w:style w:type="table" w:styleId="818">
     <w:name w:val="Lined - Accent 4"/>
-    <w:basedOn w:val="906"/>
+    <w:basedOn w:val="895"/>
     <w:uiPriority w:val="99"/>
     <w:pPr>
       <w:pBdr/>
@@ -30922,9 +33798,9 @@
       </w:tcPr>
     </w:tblStylePr>
   </w:style>
-  <w:style w:type="table" w:styleId="830">
+  <w:style w:type="table" w:styleId="819">
     <w:name w:val="Lined - Accent 5"/>
-    <w:basedOn w:val="906"/>
+    <w:basedOn w:val="895"/>
     <w:uiPriority w:val="99"/>
     <w:pPr>
       <w:pBdr/>
@@ -31159,9 +34035,9 @@
       </w:tcPr>
     </w:tblStylePr>
   </w:style>
-  <w:style w:type="table" w:styleId="831">
+  <w:style w:type="table" w:styleId="820">
     <w:name w:val="Lined - Accent 6"/>
-    <w:basedOn w:val="906"/>
+    <w:basedOn w:val="895"/>
     <w:uiPriority w:val="99"/>
     <w:pPr>
       <w:pBdr/>
@@ -31396,9 +34272,9 @@
       </w:tcPr>
     </w:tblStylePr>
   </w:style>
-  <w:style w:type="table" w:styleId="832">
+  <w:style w:type="table" w:styleId="821">
     <w:name w:val="Bordered &amp; Lined - Accent"/>
-    <w:basedOn w:val="906"/>
+    <w:basedOn w:val="895"/>
     <w:uiPriority w:val="99"/>
     <w:pPr>
       <w:pBdr/>
@@ -31640,9 +34516,9 @@
       </w:tcPr>
     </w:tblStylePr>
   </w:style>
-  <w:style w:type="table" w:styleId="833">
+  <w:style w:type="table" w:styleId="822">
     <w:name w:val="Bordered &amp; Lined - Accent 1"/>
-    <w:basedOn w:val="906"/>
+    <w:basedOn w:val="895"/>
     <w:uiPriority w:val="99"/>
     <w:pPr>
       <w:pBdr/>
@@ -31884,9 +34760,9 @@
       </w:tcPr>
     </w:tblStylePr>
   </w:style>
-  <w:style w:type="table" w:styleId="834">
+  <w:style w:type="table" w:styleId="823">
     <w:name w:val="Bordered &amp; Lined - Accent 2"/>
-    <w:basedOn w:val="906"/>
+    <w:basedOn w:val="895"/>
     <w:uiPriority w:val="99"/>
     <w:pPr>
       <w:pBdr/>
@@ -32128,9 +35004,9 @@
       </w:tcPr>
     </w:tblStylePr>
   </w:style>
-  <w:style w:type="table" w:styleId="835">
+  <w:style w:type="table" w:styleId="824">
     <w:name w:val="Bordered &amp; Lined - Accent 3"/>
-    <w:basedOn w:val="906"/>
+    <w:basedOn w:val="895"/>
     <w:uiPriority w:val="99"/>
     <w:pPr>
       <w:pBdr/>
@@ -32372,9 +35248,9 @@
       </w:tcPr>
     </w:tblStylePr>
   </w:style>
-  <w:style w:type="table" w:styleId="836">
+  <w:style w:type="table" w:styleId="825">
     <w:name w:val="Bordered &amp; Lined - Accent 4"/>
-    <w:basedOn w:val="906"/>
+    <w:basedOn w:val="895"/>
     <w:uiPriority w:val="99"/>
     <w:pPr>
       <w:pBdr/>
@@ -32616,9 +35492,9 @@
       </w:tcPr>
     </w:tblStylePr>
   </w:style>
-  <w:style w:type="table" w:styleId="837">
+  <w:style w:type="table" w:styleId="826">
     <w:name w:val="Bordered &amp; Lined - Accent 5"/>
-    <w:basedOn w:val="906"/>
+    <w:basedOn w:val="895"/>
     <w:uiPriority w:val="99"/>
     <w:pPr>
       <w:pBdr/>
@@ -32860,9 +35736,9 @@
       </w:tcPr>
     </w:tblStylePr>
   </w:style>
-  <w:style w:type="table" w:styleId="838">
+  <w:style w:type="table" w:styleId="827">
     <w:name w:val="Bordered &amp; Lined - Accent 6"/>
-    <w:basedOn w:val="906"/>
+    <w:basedOn w:val="895"/>
     <w:uiPriority w:val="99"/>
     <w:pPr>
       <w:pBdr/>
@@ -33104,9 +35980,9 @@
       </w:tcPr>
     </w:tblStylePr>
   </w:style>
-  <w:style w:type="table" w:styleId="839">
+  <w:style w:type="table" w:styleId="828">
     <w:name w:val="Bordered"/>
-    <w:basedOn w:val="906"/>
+    <w:basedOn w:val="895"/>
     <w:uiPriority w:val="99"/>
     <w:pPr>
       <w:pBdr/>
@@ -33335,9 +36211,9 @@
       </w:tcPr>
     </w:tblStylePr>
   </w:style>
-  <w:style w:type="table" w:styleId="840">
+  <w:style w:type="table" w:styleId="829">
     <w:name w:val="Bordered - Accent 1"/>
-    <w:basedOn w:val="906"/>
+    <w:basedOn w:val="895"/>
     <w:uiPriority w:val="99"/>
     <w:pPr>
       <w:pBdr/>
@@ -33566,9 +36442,9 @@
       </w:tcPr>
     </w:tblStylePr>
   </w:style>
-  <w:style w:type="table" w:styleId="841">
+  <w:style w:type="table" w:styleId="830">
     <w:name w:val="Bordered - Accent 2"/>
-    <w:basedOn w:val="906"/>
+    <w:basedOn w:val="895"/>
     <w:uiPriority w:val="99"/>
     <w:pPr>
       <w:pBdr/>
@@ -33797,9 +36673,9 @@
       </w:tcPr>
     </w:tblStylePr>
   </w:style>
-  <w:style w:type="table" w:styleId="842">
+  <w:style w:type="table" w:styleId="831">
     <w:name w:val="Bordered - Accent 3"/>
-    <w:basedOn w:val="906"/>
+    <w:basedOn w:val="895"/>
     <w:uiPriority w:val="99"/>
     <w:pPr>
       <w:pBdr/>
@@ -34028,9 +36904,9 @@
       </w:tcPr>
     </w:tblStylePr>
   </w:style>
-  <w:style w:type="table" w:styleId="843">
+  <w:style w:type="table" w:styleId="832">
     <w:name w:val="Bordered - Accent 4"/>
-    <w:basedOn w:val="906"/>
+    <w:basedOn w:val="895"/>
     <w:uiPriority w:val="99"/>
     <w:pPr>
       <w:pBdr/>
@@ -34259,9 +37135,9 @@
       </w:tcPr>
     </w:tblStylePr>
   </w:style>
-  <w:style w:type="table" w:styleId="844">
+  <w:style w:type="table" w:styleId="833">
     <w:name w:val="Bordered - Accent 5"/>
-    <w:basedOn w:val="906"/>
+    <w:basedOn w:val="895"/>
     <w:uiPriority w:val="99"/>
     <w:pPr>
       <w:pBdr/>
@@ -34490,9 +37366,9 @@
       </w:tcPr>
     </w:tblStylePr>
   </w:style>
-  <w:style w:type="table" w:styleId="845">
+  <w:style w:type="table" w:styleId="834">
     <w:name w:val="Bordered - Accent 6"/>
-    <w:basedOn w:val="906"/>
+    <w:basedOn w:val="895"/>
     <w:uiPriority w:val="99"/>
     <w:pPr>
       <w:pBdr/>
@@ -34721,11 +37597,11 @@
       </w:tcPr>
     </w:tblStylePr>
   </w:style>
-  <w:style w:type="paragraph" w:styleId="846">
+  <w:style w:type="paragraph" w:styleId="835">
     <w:name w:val="Heading 1"/>
-    <w:basedOn w:val="905"/>
-    <w:next w:val="905"/>
-    <w:link w:val="856"/>
+    <w:basedOn w:val="894"/>
+    <w:next w:val="894"/>
+    <w:link w:val="845"/>
     <w:uiPriority w:val="9"/>
     <w:qFormat/>
     <w:pPr>
@@ -34753,11 +37629,11 @@
       <w:lang w:val="pl-PL"/>
     </w:rPr>
   </w:style>
-  <w:style w:type="paragraph" w:styleId="847">
+  <w:style w:type="paragraph" w:styleId="836">
     <w:name w:val="Heading 2"/>
-    <w:basedOn w:val="846"/>
-    <w:next w:val="905"/>
-    <w:link w:val="857"/>
+    <w:basedOn w:val="835"/>
+    <w:next w:val="894"/>
+    <w:link w:val="846"/>
     <w:uiPriority w:val="9"/>
     <w:unhideWhenUsed/>
     <w:qFormat/>
@@ -34778,11 +37654,11 @@
       <w:lang w:val="pl-PL"/>
     </w:rPr>
   </w:style>
-  <w:style w:type="paragraph" w:styleId="848">
+  <w:style w:type="paragraph" w:styleId="837">
     <w:name w:val="Heading 3"/>
-    <w:basedOn w:val="905"/>
-    <w:next w:val="905"/>
-    <w:link w:val="858"/>
+    <w:basedOn w:val="894"/>
+    <w:next w:val="894"/>
+    <w:link w:val="847"/>
     <w:uiPriority w:val="9"/>
     <w:unhideWhenUsed/>
     <w:qFormat/>
@@ -34801,11 +37677,11 @@
       <w:szCs w:val="28"/>
     </w:rPr>
   </w:style>
-  <w:style w:type="paragraph" w:styleId="849">
+  <w:style w:type="paragraph" w:styleId="838">
     <w:name w:val="Heading 4"/>
-    <w:basedOn w:val="905"/>
-    <w:next w:val="905"/>
-    <w:link w:val="859"/>
+    <w:basedOn w:val="894"/>
+    <w:next w:val="894"/>
+    <w:link w:val="848"/>
     <w:uiPriority w:val="9"/>
     <w:unhideWhenUsed/>
     <w:qFormat/>
@@ -34824,11 +37700,11 @@
       <w:color w:val="0f4761" w:themeColor="accent1" w:themeShade="BF"/>
     </w:rPr>
   </w:style>
-  <w:style w:type="paragraph" w:styleId="850">
+  <w:style w:type="paragraph" w:styleId="839">
     <w:name w:val="Heading 5"/>
-    <w:basedOn w:val="905"/>
-    <w:next w:val="905"/>
-    <w:link w:val="860"/>
+    <w:basedOn w:val="894"/>
+    <w:next w:val="894"/>
+    <w:link w:val="849"/>
     <w:uiPriority w:val="9"/>
     <w:unhideWhenUsed/>
     <w:qFormat/>
@@ -34845,11 +37721,11 @@
       <w:color w:val="0f4761" w:themeColor="accent1" w:themeShade="BF"/>
     </w:rPr>
   </w:style>
-  <w:style w:type="paragraph" w:styleId="851">
+  <w:style w:type="paragraph" w:styleId="840">
     <w:name w:val="Heading 6"/>
-    <w:basedOn w:val="905"/>
-    <w:next w:val="905"/>
-    <w:link w:val="861"/>
+    <w:basedOn w:val="894"/>
+    <w:next w:val="894"/>
+    <w:link w:val="850"/>
     <w:uiPriority w:val="9"/>
     <w:unhideWhenUsed/>
     <w:qFormat/>
@@ -34868,11 +37744,11 @@
       <w:color w:val="595959" w:themeColor="text1" w:themeTint="A6"/>
     </w:rPr>
   </w:style>
-  <w:style w:type="paragraph" w:styleId="852">
+  <w:style w:type="paragraph" w:styleId="841">
     <w:name w:val="Heading 7"/>
-    <w:basedOn w:val="905"/>
-    <w:next w:val="905"/>
-    <w:link w:val="862"/>
+    <w:basedOn w:val="894"/>
+    <w:next w:val="894"/>
+    <w:link w:val="851"/>
     <w:uiPriority w:val="9"/>
     <w:unhideWhenUsed/>
     <w:qFormat/>
@@ -34889,11 +37765,11 @@
       <w:color w:val="595959" w:themeColor="text1" w:themeTint="A6"/>
     </w:rPr>
   </w:style>
-  <w:style w:type="paragraph" w:styleId="853">
+  <w:style w:type="paragraph" w:styleId="842">
     <w:name w:val="Heading 8"/>
-    <w:basedOn w:val="905"/>
-    <w:next w:val="905"/>
-    <w:link w:val="863"/>
+    <w:basedOn w:val="894"/>
+    <w:next w:val="894"/>
+    <w:link w:val="852"/>
     <w:uiPriority w:val="9"/>
     <w:unhideWhenUsed/>
     <w:qFormat/>
@@ -34912,11 +37788,11 @@
       <w:color w:val="272727" w:themeColor="text1" w:themeTint="D8"/>
     </w:rPr>
   </w:style>
-  <w:style w:type="paragraph" w:styleId="854">
+  <w:style w:type="paragraph" w:styleId="843">
     <w:name w:val="Heading 9"/>
-    <w:basedOn w:val="905"/>
-    <w:next w:val="905"/>
-    <w:link w:val="864"/>
+    <w:basedOn w:val="894"/>
+    <w:next w:val="894"/>
+    <w:link w:val="853"/>
     <w:uiPriority w:val="9"/>
     <w:unhideWhenUsed/>
     <w:qFormat/>
@@ -34935,7 +37811,7 @@
       <w:color w:val="272727" w:themeColor="text1" w:themeTint="D8"/>
     </w:rPr>
   </w:style>
-  <w:style w:type="character" w:styleId="855" w:default="1">
+  <w:style w:type="character" w:styleId="844" w:default="1">
     <w:name w:val="Default Paragraph Font"/>
     <w:uiPriority w:val="1"/>
     <w:semiHidden/>
@@ -34946,9 +37822,9 @@
       <w:ind/>
     </w:pPr>
   </w:style>
-  <w:style w:type="character" w:styleId="856">
+  <w:style w:type="character" w:styleId="845">
     <w:name w:val="Heading 1 Char"/>
-    <w:link w:val="846"/>
+    <w:link w:val="835"/>
     <w:uiPriority w:val="9"/>
     <w:pPr>
       <w:pBdr/>
@@ -34963,9 +37839,9 @@
       <w:lang w:val="pl-PL"/>
     </w:rPr>
   </w:style>
-  <w:style w:type="character" w:styleId="857">
+  <w:style w:type="character" w:styleId="846">
     <w:name w:val="Heading 2 Char"/>
-    <w:link w:val="847"/>
+    <w:link w:val="836"/>
     <w:uiPriority w:val="9"/>
     <w:pPr>
       <w:pBdr/>
@@ -34980,10 +37856,10 @@
       <w:lang w:val="pl-PL"/>
     </w:rPr>
   </w:style>
-  <w:style w:type="character" w:styleId="858">
+  <w:style w:type="character" w:styleId="847">
     <w:name w:val="Heading 3 Char"/>
-    <w:basedOn w:val="855"/>
-    <w:link w:val="848"/>
+    <w:basedOn w:val="844"/>
+    <w:link w:val="837"/>
     <w:uiPriority w:val="9"/>
     <w:pPr>
       <w:pBdr/>
@@ -34997,10 +37873,10 @@
       <w:szCs w:val="28"/>
     </w:rPr>
   </w:style>
-  <w:style w:type="character" w:styleId="859">
+  <w:style w:type="character" w:styleId="848">
     <w:name w:val="Heading 4 Char"/>
-    <w:basedOn w:val="855"/>
-    <w:link w:val="849"/>
+    <w:basedOn w:val="844"/>
+    <w:link w:val="838"/>
     <w:uiPriority w:val="9"/>
     <w:pPr>
       <w:pBdr/>
@@ -35014,10 +37890,10 @@
       <w:color w:val="0f4761" w:themeColor="accent1" w:themeShade="BF"/>
     </w:rPr>
   </w:style>
-  <w:style w:type="character" w:styleId="860">
+  <w:style w:type="character" w:styleId="849">
     <w:name w:val="Heading 5 Char"/>
-    <w:basedOn w:val="855"/>
-    <w:link w:val="850"/>
+    <w:basedOn w:val="844"/>
+    <w:link w:val="839"/>
     <w:uiPriority w:val="9"/>
     <w:pPr>
       <w:pBdr/>
@@ -35029,10 +37905,10 @@
       <w:color w:val="0f4761" w:themeColor="accent1" w:themeShade="BF"/>
     </w:rPr>
   </w:style>
-  <w:style w:type="character" w:styleId="861">
+  <w:style w:type="character" w:styleId="850">
     <w:name w:val="Heading 6 Char"/>
-    <w:basedOn w:val="855"/>
-    <w:link w:val="851"/>
+    <w:basedOn w:val="844"/>
+    <w:link w:val="840"/>
     <w:uiPriority w:val="9"/>
     <w:pPr>
       <w:pBdr/>
@@ -35046,10 +37922,10 @@
       <w:color w:val="595959" w:themeColor="text1" w:themeTint="A6"/>
     </w:rPr>
   </w:style>
-  <w:style w:type="character" w:styleId="862">
+  <w:style w:type="character" w:styleId="851">
     <w:name w:val="Heading 7 Char"/>
-    <w:basedOn w:val="855"/>
-    <w:link w:val="852"/>
+    <w:basedOn w:val="844"/>
+    <w:link w:val="841"/>
     <w:uiPriority w:val="9"/>
     <w:pPr>
       <w:pBdr/>
@@ -35061,10 +37937,10 @@
       <w:color w:val="595959" w:themeColor="text1" w:themeTint="A6"/>
     </w:rPr>
   </w:style>
-  <w:style w:type="character" w:styleId="863">
+  <w:style w:type="character" w:styleId="852">
     <w:name w:val="Heading 8 Char"/>
-    <w:basedOn w:val="855"/>
-    <w:link w:val="853"/>
+    <w:basedOn w:val="844"/>
+    <w:link w:val="842"/>
     <w:uiPriority w:val="9"/>
     <w:pPr>
       <w:pBdr/>
@@ -35078,10 +37954,10 @@
       <w:color w:val="272727" w:themeColor="text1" w:themeTint="D8"/>
     </w:rPr>
   </w:style>
-  <w:style w:type="character" w:styleId="864">
+  <w:style w:type="character" w:styleId="853">
     <w:name w:val="Heading 9 Char"/>
-    <w:basedOn w:val="855"/>
-    <w:link w:val="854"/>
+    <w:basedOn w:val="844"/>
+    <w:link w:val="843"/>
     <w:uiPriority w:val="9"/>
     <w:pPr>
       <w:pBdr/>
@@ -35095,11 +37971,11 @@
       <w:color w:val="272727" w:themeColor="text1" w:themeTint="D8"/>
     </w:rPr>
   </w:style>
-  <w:style w:type="paragraph" w:styleId="865">
+  <w:style w:type="paragraph" w:styleId="854">
     <w:name w:val="Title"/>
-    <w:basedOn w:val="905"/>
-    <w:next w:val="905"/>
-    <w:link w:val="866"/>
+    <w:basedOn w:val="894"/>
+    <w:next w:val="894"/>
+    <w:link w:val="855"/>
     <w:uiPriority w:val="10"/>
     <w:qFormat/>
     <w:pPr>
@@ -35115,10 +37991,10 @@
       <w:szCs w:val="56"/>
     </w:rPr>
   </w:style>
-  <w:style w:type="character" w:styleId="866">
+  <w:style w:type="character" w:styleId="855">
     <w:name w:val="Title Char"/>
-    <w:basedOn w:val="855"/>
-    <w:link w:val="865"/>
+    <w:basedOn w:val="844"/>
+    <w:link w:val="854"/>
     <w:uiPriority w:val="10"/>
     <w:pPr>
       <w:pBdr/>
@@ -35132,11 +38008,11 @@
       <w:szCs w:val="56"/>
     </w:rPr>
   </w:style>
-  <w:style w:type="paragraph" w:styleId="867">
+  <w:style w:type="paragraph" w:styleId="856">
     <w:name w:val="Subtitle"/>
-    <w:basedOn w:val="905"/>
-    <w:next w:val="905"/>
-    <w:link w:val="868"/>
+    <w:basedOn w:val="894"/>
+    <w:next w:val="894"/>
+    <w:link w:val="857"/>
     <w:uiPriority w:val="11"/>
     <w:qFormat/>
     <w:pPr>
@@ -35154,10 +38030,10 @@
       <w:szCs w:val="28"/>
     </w:rPr>
   </w:style>
-  <w:style w:type="character" w:styleId="868">
+  <w:style w:type="character" w:styleId="857">
     <w:name w:val="Subtitle Char"/>
-    <w:basedOn w:val="855"/>
-    <w:link w:val="867"/>
+    <w:basedOn w:val="844"/>
+    <w:link w:val="856"/>
     <w:uiPriority w:val="11"/>
     <w:pPr>
       <w:pBdr/>
@@ -35171,11 +38047,11 @@
       <w:szCs w:val="28"/>
     </w:rPr>
   </w:style>
-  <w:style w:type="paragraph" w:styleId="869">
+  <w:style w:type="paragraph" w:styleId="858">
     <w:name w:val="Quote"/>
-    <w:basedOn w:val="905"/>
-    <w:next w:val="905"/>
-    <w:link w:val="870"/>
+    <w:basedOn w:val="894"/>
+    <w:next w:val="894"/>
+    <w:link w:val="859"/>
     <w:uiPriority w:val="29"/>
     <w:qFormat/>
     <w:pPr>
@@ -35190,10 +38066,10 @@
       <w:color w:val="404040" w:themeColor="text1" w:themeTint="BF"/>
     </w:rPr>
   </w:style>
-  <w:style w:type="character" w:styleId="870">
+  <w:style w:type="character" w:styleId="859">
     <w:name w:val="Quote Char"/>
-    <w:basedOn w:val="855"/>
-    <w:link w:val="869"/>
+    <w:basedOn w:val="844"/>
+    <w:link w:val="858"/>
     <w:uiPriority w:val="29"/>
     <w:pPr>
       <w:pBdr/>
@@ -35206,9 +38082,9 @@
       <w:color w:val="404040" w:themeColor="text1" w:themeTint="BF"/>
     </w:rPr>
   </w:style>
-  <w:style w:type="character" w:styleId="871">
+  <w:style w:type="character" w:styleId="860">
     <w:name w:val="Intense Emphasis"/>
-    <w:basedOn w:val="855"/>
+    <w:basedOn w:val="844"/>
     <w:uiPriority w:val="21"/>
     <w:qFormat/>
     <w:pPr>
@@ -35222,11 +38098,11 @@
       <w:color w:val="0f4761" w:themeColor="accent1" w:themeShade="BF"/>
     </w:rPr>
   </w:style>
-  <w:style w:type="paragraph" w:styleId="872">
+  <w:style w:type="paragraph" w:styleId="861">
     <w:name w:val="Intense Quote"/>
-    <w:basedOn w:val="905"/>
-    <w:next w:val="905"/>
-    <w:link w:val="873"/>
+    <w:basedOn w:val="894"/>
+    <w:next w:val="894"/>
+    <w:link w:val="862"/>
     <w:uiPriority w:val="30"/>
     <w:qFormat/>
     <w:pPr>
@@ -35244,10 +38120,10 @@
       <w:color w:val="0f4761" w:themeColor="accent1" w:themeShade="BF"/>
     </w:rPr>
   </w:style>
-  <w:style w:type="character" w:styleId="873">
+  <w:style w:type="character" w:styleId="862">
     <w:name w:val="Intense Quote Char"/>
-    <w:basedOn w:val="855"/>
-    <w:link w:val="872"/>
+    <w:basedOn w:val="844"/>
+    <w:link w:val="861"/>
     <w:uiPriority w:val="30"/>
     <w:pPr>
       <w:pBdr/>
@@ -35260,9 +38136,9 @@
       <w:color w:val="0f4761" w:themeColor="accent1" w:themeShade="BF"/>
     </w:rPr>
   </w:style>
-  <w:style w:type="character" w:styleId="874">
+  <w:style w:type="character" w:styleId="863">
     <w:name w:val="Intense Reference"/>
-    <w:basedOn w:val="855"/>
+    <w:basedOn w:val="844"/>
     <w:uiPriority w:val="32"/>
     <w:qFormat/>
     <w:pPr>
@@ -35278,9 +38154,9 @@
       <w:spacing w:val="5"/>
     </w:rPr>
   </w:style>
-  <w:style w:type="character" w:styleId="875">
+  <w:style w:type="character" w:styleId="864">
     <w:name w:val="Subtle Emphasis"/>
-    <w:basedOn w:val="855"/>
+    <w:basedOn w:val="844"/>
     <w:uiPriority w:val="19"/>
     <w:qFormat/>
     <w:pPr>
@@ -35294,9 +38170,9 @@
       <w:color w:val="404040" w:themeColor="text1" w:themeTint="BF"/>
     </w:rPr>
   </w:style>
-  <w:style w:type="character" w:styleId="876">
+  <w:style w:type="character" w:styleId="865">
     <w:name w:val="Emphasis"/>
-    <w:basedOn w:val="855"/>
+    <w:basedOn w:val="844"/>
     <w:uiPriority w:val="20"/>
     <w:qFormat/>
     <w:pPr>
@@ -35309,9 +38185,9 @@
       <w:iCs/>
     </w:rPr>
   </w:style>
-  <w:style w:type="character" w:styleId="877">
+  <w:style w:type="character" w:styleId="866">
     <w:name w:val="Strong"/>
-    <w:basedOn w:val="855"/>
+    <w:basedOn w:val="844"/>
     <w:uiPriority w:val="22"/>
     <w:qFormat/>
     <w:pPr>
@@ -35324,9 +38200,9 @@
       <w:bCs/>
     </w:rPr>
   </w:style>
-  <w:style w:type="character" w:styleId="878">
+  <w:style w:type="character" w:styleId="867">
     <w:name w:val="Subtle Reference"/>
-    <w:basedOn w:val="855"/>
+    <w:basedOn w:val="844"/>
     <w:uiPriority w:val="31"/>
     <w:qFormat/>
     <w:pPr>
@@ -35339,9 +38215,9 @@
       <w:color w:val="5a5a5a" w:themeColor="text1" w:themeTint="A5"/>
     </w:rPr>
   </w:style>
-  <w:style w:type="character" w:styleId="879">
+  <w:style w:type="character" w:styleId="868">
     <w:name w:val="Book Title"/>
-    <w:basedOn w:val="855"/>
+    <w:basedOn w:val="844"/>
     <w:uiPriority w:val="33"/>
     <w:qFormat/>
     <w:pPr>
@@ -35357,10 +38233,10 @@
       <w:spacing w:val="5"/>
     </w:rPr>
   </w:style>
-  <w:style w:type="paragraph" w:styleId="880">
+  <w:style w:type="paragraph" w:styleId="869">
     <w:name w:val="Header"/>
-    <w:basedOn w:val="905"/>
-    <w:link w:val="881"/>
+    <w:basedOn w:val="894"/>
+    <w:link w:val="870"/>
     <w:uiPriority w:val="99"/>
     <w:unhideWhenUsed/>
     <w:pPr>
@@ -35373,10 +38249,10 @@
       <w:ind/>
     </w:pPr>
   </w:style>
-  <w:style w:type="character" w:styleId="881">
+  <w:style w:type="character" w:styleId="870">
     <w:name w:val="Header Char"/>
-    <w:basedOn w:val="855"/>
-    <w:link w:val="880"/>
+    <w:basedOn w:val="844"/>
+    <w:link w:val="869"/>
     <w:uiPriority w:val="99"/>
     <w:pPr>
       <w:pBdr/>
@@ -35384,10 +38260,10 @@
       <w:ind/>
     </w:pPr>
   </w:style>
-  <w:style w:type="paragraph" w:styleId="882">
+  <w:style w:type="paragraph" w:styleId="871">
     <w:name w:val="Footer"/>
-    <w:basedOn w:val="905"/>
-    <w:link w:val="883"/>
+    <w:basedOn w:val="894"/>
+    <w:link w:val="872"/>
     <w:uiPriority w:val="99"/>
     <w:unhideWhenUsed/>
     <w:pPr>
@@ -35400,10 +38276,10 @@
       <w:ind/>
     </w:pPr>
   </w:style>
-  <w:style w:type="character" w:styleId="883">
+  <w:style w:type="character" w:styleId="872">
     <w:name w:val="Footer Char"/>
-    <w:basedOn w:val="855"/>
-    <w:link w:val="882"/>
+    <w:basedOn w:val="844"/>
+    <w:link w:val="871"/>
     <w:uiPriority w:val="99"/>
     <w:pPr>
       <w:pBdr/>
@@ -35411,10 +38287,10 @@
       <w:ind/>
     </w:pPr>
   </w:style>
-  <w:style w:type="paragraph" w:styleId="884">
+  <w:style w:type="paragraph" w:styleId="873">
     <w:name w:val="Caption"/>
-    <w:basedOn w:val="905"/>
-    <w:next w:val="905"/>
+    <w:basedOn w:val="894"/>
+    <w:next w:val="894"/>
     <w:uiPriority w:val="35"/>
     <w:unhideWhenUsed/>
     <w:qFormat/>
@@ -35433,10 +38309,10 @@
       <w:lang w:val="pl-PL"/>
     </w:rPr>
   </w:style>
-  <w:style w:type="paragraph" w:styleId="885">
+  <w:style w:type="paragraph" w:styleId="874">
     <w:name w:val="footnote text"/>
-    <w:basedOn w:val="905"/>
-    <w:link w:val="886"/>
+    <w:basedOn w:val="894"/>
+    <w:link w:val="875"/>
     <w:uiPriority w:val="99"/>
     <w:semiHidden/>
     <w:unhideWhenUsed/>
@@ -35450,10 +38326,10 @@
       <w:szCs w:val="20"/>
     </w:rPr>
   </w:style>
-  <w:style w:type="character" w:styleId="886">
+  <w:style w:type="character" w:styleId="875">
     <w:name w:val="Footnote Text Char"/>
-    <w:basedOn w:val="855"/>
-    <w:link w:val="885"/>
+    <w:basedOn w:val="844"/>
+    <w:link w:val="874"/>
     <w:uiPriority w:val="99"/>
     <w:semiHidden/>
     <w:pPr>
@@ -35466,9 +38342,9 @@
       <w:szCs w:val="20"/>
     </w:rPr>
   </w:style>
-  <w:style w:type="character" w:styleId="887">
+  <w:style w:type="character" w:styleId="876">
     <w:name w:val="footnote reference"/>
-    <w:basedOn w:val="855"/>
+    <w:basedOn w:val="844"/>
     <w:uiPriority w:val="99"/>
     <w:semiHidden/>
     <w:unhideWhenUsed/>
@@ -35481,10 +38357,10 @@
       <w:vertAlign w:val="superscript"/>
     </w:rPr>
   </w:style>
-  <w:style w:type="paragraph" w:styleId="888">
+  <w:style w:type="paragraph" w:styleId="877">
     <w:name w:val="endnote text"/>
-    <w:basedOn w:val="905"/>
-    <w:link w:val="889"/>
+    <w:basedOn w:val="894"/>
+    <w:link w:val="878"/>
     <w:uiPriority w:val="99"/>
     <w:semiHidden/>
     <w:unhideWhenUsed/>
@@ -35498,10 +38374,10 @@
       <w:szCs w:val="20"/>
     </w:rPr>
   </w:style>
-  <w:style w:type="character" w:styleId="889">
+  <w:style w:type="character" w:styleId="878">
     <w:name w:val="Endnote Text Char"/>
-    <w:basedOn w:val="855"/>
-    <w:link w:val="888"/>
+    <w:basedOn w:val="844"/>
+    <w:link w:val="877"/>
     <w:uiPriority w:val="99"/>
     <w:semiHidden/>
     <w:pPr>
@@ -35514,9 +38390,9 @@
       <w:szCs w:val="20"/>
     </w:rPr>
   </w:style>
-  <w:style w:type="character" w:styleId="890">
+  <w:style w:type="character" w:styleId="879">
     <w:name w:val="endnote reference"/>
-    <w:basedOn w:val="855"/>
+    <w:basedOn w:val="844"/>
     <w:uiPriority w:val="99"/>
     <w:semiHidden/>
     <w:unhideWhenUsed/>
@@ -35529,9 +38405,9 @@
       <w:vertAlign w:val="superscript"/>
     </w:rPr>
   </w:style>
-  <w:style w:type="character" w:styleId="891">
+  <w:style w:type="character" w:styleId="880">
     <w:name w:val="Hyperlink"/>
-    <w:basedOn w:val="855"/>
+    <w:basedOn w:val="844"/>
     <w:uiPriority w:val="99"/>
     <w:unhideWhenUsed/>
     <w:pPr>
@@ -35544,9 +38420,9 @@
       <w:u w:val="single"/>
     </w:rPr>
   </w:style>
-  <w:style w:type="character" w:styleId="892">
+  <w:style w:type="character" w:styleId="881">
     <w:name w:val="FollowedHyperlink"/>
-    <w:basedOn w:val="855"/>
+    <w:basedOn w:val="844"/>
     <w:uiPriority w:val="99"/>
     <w:semiHidden/>
     <w:unhideWhenUsed/>
@@ -35560,10 +38436,10 @@
       <w:u w:val="single"/>
     </w:rPr>
   </w:style>
-  <w:style w:type="paragraph" w:styleId="893">
+  <w:style w:type="paragraph" w:styleId="882">
     <w:name w:val="toc 1"/>
-    <w:basedOn w:val="905"/>
-    <w:next w:val="905"/>
+    <w:basedOn w:val="894"/>
+    <w:next w:val="894"/>
     <w:uiPriority w:val="39"/>
     <w:unhideWhenUsed/>
     <w:pPr>
@@ -35572,10 +38448,10 @@
       <w:ind/>
     </w:pPr>
   </w:style>
-  <w:style w:type="paragraph" w:styleId="894">
+  <w:style w:type="paragraph" w:styleId="883">
     <w:name w:val="toc 2"/>
-    <w:basedOn w:val="905"/>
-    <w:next w:val="905"/>
+    <w:basedOn w:val="894"/>
+    <w:next w:val="894"/>
     <w:uiPriority w:val="39"/>
     <w:unhideWhenUsed/>
     <w:pPr>
@@ -35584,10 +38460,10 @@
       <w:ind w:left="220"/>
     </w:pPr>
   </w:style>
-  <w:style w:type="paragraph" w:styleId="895">
+  <w:style w:type="paragraph" w:styleId="884">
     <w:name w:val="toc 3"/>
-    <w:basedOn w:val="905"/>
-    <w:next w:val="905"/>
+    <w:basedOn w:val="894"/>
+    <w:next w:val="894"/>
     <w:uiPriority w:val="39"/>
     <w:unhideWhenUsed/>
     <w:pPr>
@@ -35596,10 +38472,10 @@
       <w:ind w:left="440"/>
     </w:pPr>
   </w:style>
-  <w:style w:type="paragraph" w:styleId="896">
+  <w:style w:type="paragraph" w:styleId="885">
     <w:name w:val="toc 4"/>
-    <w:basedOn w:val="905"/>
-    <w:next w:val="905"/>
+    <w:basedOn w:val="894"/>
+    <w:next w:val="894"/>
     <w:uiPriority w:val="39"/>
     <w:unhideWhenUsed/>
     <w:pPr>
@@ -35608,10 +38484,10 @@
       <w:ind w:left="660"/>
     </w:pPr>
   </w:style>
-  <w:style w:type="paragraph" w:styleId="897">
+  <w:style w:type="paragraph" w:styleId="886">
     <w:name w:val="toc 5"/>
-    <w:basedOn w:val="905"/>
-    <w:next w:val="905"/>
+    <w:basedOn w:val="894"/>
+    <w:next w:val="894"/>
     <w:uiPriority w:val="39"/>
     <w:unhideWhenUsed/>
     <w:pPr>
@@ -35620,10 +38496,10 @@
       <w:ind w:left="880"/>
     </w:pPr>
   </w:style>
-  <w:style w:type="paragraph" w:styleId="898">
+  <w:style w:type="paragraph" w:styleId="887">
     <w:name w:val="toc 6"/>
-    <w:basedOn w:val="905"/>
-    <w:next w:val="905"/>
+    <w:basedOn w:val="894"/>
+    <w:next w:val="894"/>
     <w:uiPriority w:val="39"/>
     <w:unhideWhenUsed/>
     <w:pPr>
@@ -35632,10 +38508,10 @@
       <w:ind w:left="1100"/>
     </w:pPr>
   </w:style>
-  <w:style w:type="paragraph" w:styleId="899">
+  <w:style w:type="paragraph" w:styleId="888">
     <w:name w:val="toc 7"/>
-    <w:basedOn w:val="905"/>
-    <w:next w:val="905"/>
+    <w:basedOn w:val="894"/>
+    <w:next w:val="894"/>
     <w:uiPriority w:val="39"/>
     <w:unhideWhenUsed/>
     <w:pPr>
@@ -35644,10 +38520,10 @@
       <w:ind w:left="1320"/>
     </w:pPr>
   </w:style>
-  <w:style w:type="paragraph" w:styleId="900">
+  <w:style w:type="paragraph" w:styleId="889">
     <w:name w:val="toc 8"/>
-    <w:basedOn w:val="905"/>
-    <w:next w:val="905"/>
+    <w:basedOn w:val="894"/>
+    <w:next w:val="894"/>
     <w:uiPriority w:val="39"/>
     <w:unhideWhenUsed/>
     <w:pPr>
@@ -35656,10 +38532,10 @@
       <w:ind w:left="1540"/>
     </w:pPr>
   </w:style>
-  <w:style w:type="paragraph" w:styleId="901">
+  <w:style w:type="paragraph" w:styleId="890">
     <w:name w:val="toc 9"/>
-    <w:basedOn w:val="905"/>
-    <w:next w:val="905"/>
+    <w:basedOn w:val="894"/>
+    <w:next w:val="894"/>
     <w:uiPriority w:val="39"/>
     <w:unhideWhenUsed/>
     <w:pPr>
@@ -35668,9 +38544,9 @@
       <w:ind w:left="1760"/>
     </w:pPr>
   </w:style>
-  <w:style w:type="character" w:styleId="902">
+  <w:style w:type="character" w:styleId="891">
     <w:name w:val="Placeholder Text"/>
-    <w:basedOn w:val="855"/>
+    <w:basedOn w:val="844"/>
     <w:uiPriority w:val="99"/>
     <w:semiHidden/>
     <w:pPr>
@@ -35682,7 +38558,7 @@
       <w:color w:val="666666"/>
     </w:rPr>
   </w:style>
-  <w:style w:type="paragraph" w:styleId="903">
+  <w:style w:type="paragraph" w:styleId="892">
     <w:name w:val="TOC Heading"/>
     <w:uiPriority w:val="39"/>
     <w:unhideWhenUsed/>
@@ -35692,10 +38568,10 @@
       <w:ind/>
     </w:pPr>
   </w:style>
-  <w:style w:type="paragraph" w:styleId="904">
+  <w:style w:type="paragraph" w:styleId="893">
     <w:name w:val="table of figures"/>
-    <w:basedOn w:val="905"/>
-    <w:next w:val="905"/>
+    <w:basedOn w:val="894"/>
+    <w:next w:val="894"/>
     <w:uiPriority w:val="99"/>
     <w:unhideWhenUsed/>
     <w:pPr>
@@ -35704,7 +38580,7 @@
       <w:ind/>
     </w:pPr>
   </w:style>
-  <w:style w:type="paragraph" w:styleId="905" w:default="1">
+  <w:style w:type="paragraph" w:styleId="894" w:default="1">
     <w:name w:val="Normal"/>
     <w:qFormat/>
     <w:pPr>
@@ -35721,7 +38597,7 @@
       <w:lang w:val="pl-PL"/>
     </w:rPr>
   </w:style>
-  <w:style w:type="table" w:styleId="906" w:default="1">
+  <w:style w:type="table" w:styleId="895" w:default="1">
     <w:name w:val="Normal Table"/>
     <w:uiPriority w:val="99"/>
     <w:semiHidden/>
@@ -35914,7 +38790,7 @@
       </w:tcPr>
     </w:tblStylePr>
   </w:style>
-  <w:style w:type="numbering" w:styleId="907" w:default="1">
+  <w:style w:type="numbering" w:styleId="896" w:default="1">
     <w:name w:val="No List"/>
     <w:uiPriority w:val="99"/>
     <w:semiHidden/>
@@ -35925,9 +38801,9 @@
       <w:ind/>
     </w:pPr>
   </w:style>
-  <w:style w:type="paragraph" w:styleId="908">
+  <w:style w:type="paragraph" w:styleId="897">
     <w:name w:val="No Spacing"/>
-    <w:basedOn w:val="905"/>
+    <w:basedOn w:val="894"/>
     <w:uiPriority w:val="1"/>
     <w:qFormat/>
     <w:pPr>
@@ -35936,9 +38812,9 @@
       <w:ind/>
     </w:pPr>
   </w:style>
-  <w:style w:type="paragraph" w:styleId="909">
+  <w:style w:type="paragraph" w:styleId="898">
     <w:name w:val="List Paragraph"/>
-    <w:basedOn w:val="905"/>
+    <w:basedOn w:val="894"/>
     <w:uiPriority w:val="34"/>
     <w:qFormat/>
     <w:pPr>
@@ -35978,7 +38854,7 @@
           </w:pPr>
           <w:r>
             <w:rPr>
-              <w:rStyle w:val="902"/>
+              <w:rStyle w:val="891"/>
             </w:rPr>
             <w:t xml:space="preserve">Your text here</w:t>
           </w:r>
@@ -36260,7 +39136,7 @@
     <w:lsdException w:name="Bibliography" w:uiPriority="37"/>
     <w:lsdException w:name="TOC Heading" w:uiPriority="39" w:qFormat="1"/>
   </w:latentStyles>
-  <w:style w:type="table" w:styleId="1412" w:default="1">
+  <w:style w:type="table" w:styleId="1401" w:default="1">
     <w:name w:val="Normal Table"/>
     <w:uiPriority w:val="99"/>
     <w:semiHidden/>
@@ -36453,9 +39329,9 @@
       </w:tcPr>
     </w:tblStylePr>
   </w:style>
-  <w:style w:type="table" w:styleId="1413">
+  <w:style w:type="table" w:styleId="1402">
     <w:name w:val="Table Grid"/>
-    <w:basedOn w:val="1412"/>
+    <w:basedOn w:val="1401"/>
     <w:uiPriority w:val="59"/>
     <w:pPr>
       <w:pBdr/>
@@ -36652,9 +39528,9 @@
       </w:tcPr>
     </w:tblStylePr>
   </w:style>
-  <w:style w:type="table" w:styleId="1414">
+  <w:style w:type="table" w:styleId="1403">
     <w:name w:val="Table Grid Light"/>
-    <w:basedOn w:val="1412"/>
+    <w:basedOn w:val="1401"/>
     <w:uiPriority w:val="59"/>
     <w:pPr>
       <w:pBdr/>
@@ -36851,9 +39727,9 @@
       </w:tcPr>
     </w:tblStylePr>
   </w:style>
-  <w:style w:type="table" w:styleId="1415">
+  <w:style w:type="table" w:styleId="1404">
     <w:name w:val="Plain Table 1"/>
-    <w:basedOn w:val="1412"/>
+    <w:basedOn w:val="1401"/>
     <w:uiPriority w:val="59"/>
     <w:pPr>
       <w:pBdr/>
@@ -37076,9 +39952,9 @@
       </w:tcPr>
     </w:tblStylePr>
   </w:style>
-  <w:style w:type="table" w:styleId="1416">
+  <w:style w:type="table" w:styleId="1405">
     <w:name w:val="Plain Table 2"/>
-    <w:basedOn w:val="1412"/>
+    <w:basedOn w:val="1401"/>
     <w:uiPriority w:val="59"/>
     <w:pPr>
       <w:pBdr/>
@@ -37309,9 +40185,9 @@
       </w:tcPr>
     </w:tblStylePr>
   </w:style>
-  <w:style w:type="table" w:styleId="1417">
+  <w:style w:type="table" w:styleId="1406">
     <w:name w:val="Plain Table 3"/>
-    <w:basedOn w:val="1412"/>
+    <w:basedOn w:val="1401"/>
     <w:uiPriority w:val="99"/>
     <w:pPr>
       <w:pBdr/>
@@ -37539,9 +40415,9 @@
       </w:tcPr>
     </w:tblStylePr>
   </w:style>
-  <w:style w:type="table" w:styleId="1418">
+  <w:style w:type="table" w:styleId="1407">
     <w:name w:val="Plain Table 4"/>
-    <w:basedOn w:val="1412"/>
+    <w:basedOn w:val="1401"/>
     <w:uiPriority w:val="99"/>
     <w:pPr>
       <w:pBdr/>
@@ -37755,9 +40631,9 @@
       </w:tcPr>
     </w:tblStylePr>
   </w:style>
-  <w:style w:type="table" w:styleId="1419">
+  <w:style w:type="table" w:styleId="1408">
     <w:name w:val="Plain Table 5"/>
-    <w:basedOn w:val="1412"/>
+    <w:basedOn w:val="1401"/>
     <w:uiPriority w:val="99"/>
     <w:pPr>
       <w:pBdr/>
@@ -37988,9 +40864,9 @@
       </w:tcPr>
     </w:tblStylePr>
   </w:style>
-  <w:style w:type="table" w:styleId="1420">
+  <w:style w:type="table" w:styleId="1409">
     <w:name w:val="Grid Table 1 Light"/>
-    <w:basedOn w:val="1412"/>
+    <w:basedOn w:val="1401"/>
     <w:uiPriority w:val="99"/>
     <w:pPr>
       <w:pBdr/>
@@ -38211,9 +41087,9 @@
       </w:tcPr>
     </w:tblStylePr>
   </w:style>
-  <w:style w:type="table" w:styleId="1421">
+  <w:style w:type="table" w:styleId="1410">
     <w:name w:val="Grid Table 1 Light - Accent 1"/>
-    <w:basedOn w:val="1412"/>
+    <w:basedOn w:val="1401"/>
     <w:uiPriority w:val="99"/>
     <w:pPr>
       <w:pBdr/>
@@ -38434,9 +41310,9 @@
       </w:tcPr>
     </w:tblStylePr>
   </w:style>
-  <w:style w:type="table" w:styleId="1422">
+  <w:style w:type="table" w:styleId="1411">
     <w:name w:val="Grid Table 1 Light - Accent 2"/>
-    <w:basedOn w:val="1412"/>
+    <w:basedOn w:val="1401"/>
     <w:uiPriority w:val="99"/>
     <w:pPr>
       <w:pBdr/>
@@ -38657,9 +41533,9 @@
       </w:tcPr>
     </w:tblStylePr>
   </w:style>
-  <w:style w:type="table" w:styleId="1423">
+  <w:style w:type="table" w:styleId="1412">
     <w:name w:val="Grid Table 1 Light - Accent 3"/>
-    <w:basedOn w:val="1412"/>
+    <w:basedOn w:val="1401"/>
     <w:uiPriority w:val="99"/>
     <w:pPr>
       <w:pBdr/>
@@ -38880,9 +41756,9 @@
       </w:tcPr>
     </w:tblStylePr>
   </w:style>
-  <w:style w:type="table" w:styleId="1424">
+  <w:style w:type="table" w:styleId="1413">
     <w:name w:val="Grid Table 1 Light - Accent 4"/>
-    <w:basedOn w:val="1412"/>
+    <w:basedOn w:val="1401"/>
     <w:uiPriority w:val="99"/>
     <w:pPr>
       <w:pBdr/>
@@ -39103,9 +41979,9 @@
       </w:tcPr>
     </w:tblStylePr>
   </w:style>
-  <w:style w:type="table" w:styleId="1425">
+  <w:style w:type="table" w:styleId="1414">
     <w:name w:val="Grid Table 1 Light - Accent 5"/>
-    <w:basedOn w:val="1412"/>
+    <w:basedOn w:val="1401"/>
     <w:uiPriority w:val="99"/>
     <w:pPr>
       <w:pBdr/>
@@ -39326,9 +42202,9 @@
       </w:tcPr>
     </w:tblStylePr>
   </w:style>
-  <w:style w:type="table" w:styleId="1426">
+  <w:style w:type="table" w:styleId="1415">
     <w:name w:val="Grid Table 1 Light - Accent 6"/>
-    <w:basedOn w:val="1412"/>
+    <w:basedOn w:val="1401"/>
     <w:uiPriority w:val="99"/>
     <w:pPr>
       <w:pBdr/>
@@ -39549,9 +42425,9 @@
       </w:tcPr>
     </w:tblStylePr>
   </w:style>
-  <w:style w:type="table" w:styleId="1427">
+  <w:style w:type="table" w:styleId="1416">
     <w:name w:val="Grid Table 2"/>
-    <w:basedOn w:val="1412"/>
+    <w:basedOn w:val="1401"/>
     <w:uiPriority w:val="99"/>
     <w:pPr>
       <w:pBdr/>
@@ -39781,9 +42657,9 @@
       </w:tcPr>
     </w:tblStylePr>
   </w:style>
-  <w:style w:type="table" w:styleId="1428">
+  <w:style w:type="table" w:styleId="1417">
     <w:name w:val="Grid Table 2 - Accent 1"/>
-    <w:basedOn w:val="1412"/>
+    <w:basedOn w:val="1401"/>
     <w:uiPriority w:val="99"/>
     <w:pPr>
       <w:pBdr/>
@@ -40013,9 +42889,9 @@
       </w:tcPr>
     </w:tblStylePr>
   </w:style>
-  <w:style w:type="table" w:styleId="1429">
+  <w:style w:type="table" w:styleId="1418">
     <w:name w:val="Grid Table 2 - Accent 2"/>
-    <w:basedOn w:val="1412"/>
+    <w:basedOn w:val="1401"/>
     <w:uiPriority w:val="99"/>
     <w:pPr>
       <w:pBdr/>
@@ -40245,9 +43121,9 @@
       </w:tcPr>
     </w:tblStylePr>
   </w:style>
-  <w:style w:type="table" w:styleId="1430">
+  <w:style w:type="table" w:styleId="1419">
     <w:name w:val="Grid Table 2 - Accent 3"/>
-    <w:basedOn w:val="1412"/>
+    <w:basedOn w:val="1401"/>
     <w:uiPriority w:val="99"/>
     <w:pPr>
       <w:pBdr/>
@@ -40477,9 +43353,9 @@
       </w:tcPr>
     </w:tblStylePr>
   </w:style>
-  <w:style w:type="table" w:styleId="1431">
+  <w:style w:type="table" w:styleId="1420">
     <w:name w:val="Grid Table 2 - Accent 4"/>
-    <w:basedOn w:val="1412"/>
+    <w:basedOn w:val="1401"/>
     <w:uiPriority w:val="99"/>
     <w:pPr>
       <w:pBdr/>
@@ -40709,9 +43585,9 @@
       </w:tcPr>
     </w:tblStylePr>
   </w:style>
-  <w:style w:type="table" w:styleId="1432">
+  <w:style w:type="table" w:styleId="1421">
     <w:name w:val="Grid Table 2 - Accent 5"/>
-    <w:basedOn w:val="1412"/>
+    <w:basedOn w:val="1401"/>
     <w:uiPriority w:val="99"/>
     <w:pPr>
       <w:pBdr/>
@@ -40941,9 +43817,9 @@
       </w:tcPr>
     </w:tblStylePr>
   </w:style>
-  <w:style w:type="table" w:styleId="1433">
+  <w:style w:type="table" w:styleId="1422">
     <w:name w:val="Grid Table 2 - Accent 6"/>
-    <w:basedOn w:val="1412"/>
+    <w:basedOn w:val="1401"/>
     <w:uiPriority w:val="99"/>
     <w:pPr>
       <w:pBdr/>
@@ -41173,9 +44049,9 @@
       </w:tcPr>
     </w:tblStylePr>
   </w:style>
-  <w:style w:type="table" w:styleId="1434">
+  <w:style w:type="table" w:styleId="1423">
     <w:name w:val="Grid Table 3"/>
-    <w:basedOn w:val="1412"/>
+    <w:basedOn w:val="1401"/>
     <w:uiPriority w:val="99"/>
     <w:pPr>
       <w:pBdr/>
@@ -41418,9 +44294,9 @@
       </w:tcPr>
     </w:tblStylePr>
   </w:style>
-  <w:style w:type="table" w:styleId="1435">
+  <w:style w:type="table" w:styleId="1424">
     <w:name w:val="Grid Table 3 - Accent 1"/>
-    <w:basedOn w:val="1412"/>
+    <w:basedOn w:val="1401"/>
     <w:uiPriority w:val="99"/>
     <w:pPr>
       <w:pBdr/>
@@ -41663,9 +44539,9 @@
       </w:tcPr>
     </w:tblStylePr>
   </w:style>
-  <w:style w:type="table" w:styleId="1436">
+  <w:style w:type="table" w:styleId="1425">
     <w:name w:val="Grid Table 3 - Accent 2"/>
-    <w:basedOn w:val="1412"/>
+    <w:basedOn w:val="1401"/>
     <w:uiPriority w:val="99"/>
     <w:pPr>
       <w:pBdr/>
@@ -41908,9 +44784,9 @@
       </w:tcPr>
     </w:tblStylePr>
   </w:style>
-  <w:style w:type="table" w:styleId="1437">
+  <w:style w:type="table" w:styleId="1426">
     <w:name w:val="Grid Table 3 - Accent 3"/>
-    <w:basedOn w:val="1412"/>
+    <w:basedOn w:val="1401"/>
     <w:uiPriority w:val="99"/>
     <w:pPr>
       <w:pBdr/>
@@ -42153,9 +45029,9 @@
       </w:tcPr>
     </w:tblStylePr>
   </w:style>
-  <w:style w:type="table" w:styleId="1438">
+  <w:style w:type="table" w:styleId="1427">
     <w:name w:val="Grid Table 3 - Accent 4"/>
-    <w:basedOn w:val="1412"/>
+    <w:basedOn w:val="1401"/>
     <w:uiPriority w:val="99"/>
     <w:pPr>
       <w:pBdr/>
@@ -42398,9 +45274,9 @@
       </w:tcPr>
     </w:tblStylePr>
   </w:style>
-  <w:style w:type="table" w:styleId="1439">
+  <w:style w:type="table" w:styleId="1428">
     <w:name w:val="Grid Table 3 - Accent 5"/>
-    <w:basedOn w:val="1412"/>
+    <w:basedOn w:val="1401"/>
     <w:uiPriority w:val="99"/>
     <w:pPr>
       <w:pBdr/>
@@ -42643,9 +45519,9 @@
       </w:tcPr>
     </w:tblStylePr>
   </w:style>
-  <w:style w:type="table" w:styleId="1440">
+  <w:style w:type="table" w:styleId="1429">
     <w:name w:val="Grid Table 3 - Accent 6"/>
-    <w:basedOn w:val="1412"/>
+    <w:basedOn w:val="1401"/>
     <w:uiPriority w:val="99"/>
     <w:pPr>
       <w:pBdr/>
@@ -42888,9 +45764,9 @@
       </w:tcPr>
     </w:tblStylePr>
   </w:style>
-  <w:style w:type="table" w:styleId="1441">
+  <w:style w:type="table" w:styleId="1430">
     <w:name w:val="Grid Table 4"/>
-    <w:basedOn w:val="1412"/>
+    <w:basedOn w:val="1401"/>
     <w:uiPriority w:val="59"/>
     <w:pPr>
       <w:pBdr/>
@@ -43121,9 +45997,9 @@
       </w:tcPr>
     </w:tblStylePr>
   </w:style>
-  <w:style w:type="table" w:styleId="1442">
+  <w:style w:type="table" w:styleId="1431">
     <w:name w:val="Grid Table 4 - Accent 1"/>
-    <w:basedOn w:val="1412"/>
+    <w:basedOn w:val="1401"/>
     <w:uiPriority w:val="59"/>
     <w:pPr>
       <w:pBdr/>
@@ -43354,9 +46230,9 @@
       </w:tcPr>
     </w:tblStylePr>
   </w:style>
-  <w:style w:type="table" w:styleId="1443">
+  <w:style w:type="table" w:styleId="1432">
     <w:name w:val="Grid Table 4 - Accent 2"/>
-    <w:basedOn w:val="1412"/>
+    <w:basedOn w:val="1401"/>
     <w:uiPriority w:val="59"/>
     <w:pPr>
       <w:pBdr/>
@@ -43587,9 +46463,9 @@
       </w:tcPr>
     </w:tblStylePr>
   </w:style>
-  <w:style w:type="table" w:styleId="1444">
+  <w:style w:type="table" w:styleId="1433">
     <w:name w:val="Grid Table 4 - Accent 3"/>
-    <w:basedOn w:val="1412"/>
+    <w:basedOn w:val="1401"/>
     <w:uiPriority w:val="59"/>
     <w:pPr>
       <w:pBdr/>
@@ -43820,9 +46696,9 @@
       </w:tcPr>
     </w:tblStylePr>
   </w:style>
-  <w:style w:type="table" w:styleId="1445">
+  <w:style w:type="table" w:styleId="1434">
     <w:name w:val="Grid Table 4 - Accent 4"/>
-    <w:basedOn w:val="1412"/>
+    <w:basedOn w:val="1401"/>
     <w:uiPriority w:val="59"/>
     <w:pPr>
       <w:pBdr/>
@@ -44053,9 +46929,9 @@
       </w:tcPr>
     </w:tblStylePr>
   </w:style>
-  <w:style w:type="table" w:styleId="1446">
+  <w:style w:type="table" w:styleId="1435">
     <w:name w:val="Grid Table 4 - Accent 5"/>
-    <w:basedOn w:val="1412"/>
+    <w:basedOn w:val="1401"/>
     <w:uiPriority w:val="59"/>
     <w:pPr>
       <w:pBdr/>
@@ -44286,9 +47162,9 @@
       </w:tcPr>
     </w:tblStylePr>
   </w:style>
-  <w:style w:type="table" w:styleId="1447">
+  <w:style w:type="table" w:styleId="1436">
     <w:name w:val="Grid Table 4 - Accent 6"/>
-    <w:basedOn w:val="1412"/>
+    <w:basedOn w:val="1401"/>
     <w:uiPriority w:val="59"/>
     <w:pPr>
       <w:pBdr/>
@@ -44519,9 +47395,9 @@
       </w:tcPr>
     </w:tblStylePr>
   </w:style>
-  <w:style w:type="table" w:styleId="1448">
+  <w:style w:type="table" w:styleId="1437">
     <w:name w:val="Grid Table 5 Dark"/>
-    <w:basedOn w:val="1412"/>
+    <w:basedOn w:val="1401"/>
     <w:uiPriority w:val="99"/>
     <w:pPr>
       <w:pBdr/>
@@ -44747,9 +47623,9 @@
       </w:tcPr>
     </w:tblStylePr>
   </w:style>
-  <w:style w:type="table" w:styleId="1449">
+  <w:style w:type="table" w:styleId="1438">
     <w:name w:val="Grid Table 5 Dark- Accent 1"/>
-    <w:basedOn w:val="1412"/>
+    <w:basedOn w:val="1401"/>
     <w:uiPriority w:val="99"/>
     <w:pPr>
       <w:pBdr/>
@@ -44975,9 +47851,9 @@
       </w:tcPr>
     </w:tblStylePr>
   </w:style>
-  <w:style w:type="table" w:styleId="1450">
+  <w:style w:type="table" w:styleId="1439">
     <w:name w:val="Grid Table 5 Dark - Accent 2"/>
-    <w:basedOn w:val="1412"/>
+    <w:basedOn w:val="1401"/>
     <w:uiPriority w:val="99"/>
     <w:pPr>
       <w:pBdr/>
@@ -45203,9 +48079,9 @@
       </w:tcPr>
     </w:tblStylePr>
   </w:style>
-  <w:style w:type="table" w:styleId="1451">
+  <w:style w:type="table" w:styleId="1440">
     <w:name w:val="Grid Table 5 Dark - Accent 3"/>
-    <w:basedOn w:val="1412"/>
+    <w:basedOn w:val="1401"/>
     <w:uiPriority w:val="99"/>
     <w:pPr>
       <w:pBdr/>
@@ -45431,9 +48307,9 @@
       </w:tcPr>
     </w:tblStylePr>
   </w:style>
-  <w:style w:type="table" w:styleId="1452">
+  <w:style w:type="table" w:styleId="1441">
     <w:name w:val="Grid Table 5 Dark- Accent 4"/>
-    <w:basedOn w:val="1412"/>
+    <w:basedOn w:val="1401"/>
     <w:uiPriority w:val="99"/>
     <w:pPr>
       <w:pBdr/>
@@ -45659,9 +48535,9 @@
       </w:tcPr>
     </w:tblStylePr>
   </w:style>
-  <w:style w:type="table" w:styleId="1453">
+  <w:style w:type="table" w:styleId="1442">
     <w:name w:val="Grid Table 5 Dark - Accent 5"/>
-    <w:basedOn w:val="1412"/>
+    <w:basedOn w:val="1401"/>
     <w:uiPriority w:val="99"/>
     <w:pPr>
       <w:pBdr/>
@@ -45887,9 +48763,9 @@
       </w:tcPr>
     </w:tblStylePr>
   </w:style>
-  <w:style w:type="table" w:styleId="1454">
+  <w:style w:type="table" w:styleId="1443">
     <w:name w:val="Grid Table 5 Dark - Accent 6"/>
-    <w:basedOn w:val="1412"/>
+    <w:basedOn w:val="1401"/>
     <w:uiPriority w:val="99"/>
     <w:pPr>
       <w:pBdr/>
@@ -46115,9 +48991,9 @@
       </w:tcPr>
     </w:tblStylePr>
   </w:style>
-  <w:style w:type="table" w:styleId="1455">
+  <w:style w:type="table" w:styleId="1444">
     <w:name w:val="Grid Table 6 Colorful"/>
-    <w:basedOn w:val="1412"/>
+    <w:basedOn w:val="1401"/>
     <w:uiPriority w:val="99"/>
     <w:pPr>
       <w:pBdr/>
@@ -46345,9 +49221,9 @@
       </w:tcPr>
     </w:tblStylePr>
   </w:style>
-  <w:style w:type="table" w:styleId="1456">
+  <w:style w:type="table" w:styleId="1445">
     <w:name w:val="Grid Table 6 Colorful - Accent 1"/>
-    <w:basedOn w:val="1412"/>
+    <w:basedOn w:val="1401"/>
     <w:uiPriority w:val="99"/>
     <w:pPr>
       <w:pBdr/>
@@ -46575,9 +49451,9 @@
       </w:tcPr>
     </w:tblStylePr>
   </w:style>
-  <w:style w:type="table" w:styleId="1457">
+  <w:style w:type="table" w:styleId="1446">
     <w:name w:val="Grid Table 6 Colorful - Accent 2"/>
-    <w:basedOn w:val="1412"/>
+    <w:basedOn w:val="1401"/>
     <w:uiPriority w:val="99"/>
     <w:pPr>
       <w:pBdr/>
@@ -46805,9 +49681,9 @@
       </w:tcPr>
     </w:tblStylePr>
   </w:style>
-  <w:style w:type="table" w:styleId="1458">
+  <w:style w:type="table" w:styleId="1447">
     <w:name w:val="Grid Table 6 Colorful - Accent 3"/>
-    <w:basedOn w:val="1412"/>
+    <w:basedOn w:val="1401"/>
     <w:uiPriority w:val="99"/>
     <w:pPr>
       <w:pBdr/>
@@ -47035,9 +49911,9 @@
       </w:tcPr>
     </w:tblStylePr>
   </w:style>
-  <w:style w:type="table" w:styleId="1459">
+  <w:style w:type="table" w:styleId="1448">
     <w:name w:val="Grid Table 6 Colorful - Accent 4"/>
-    <w:basedOn w:val="1412"/>
+    <w:basedOn w:val="1401"/>
     <w:uiPriority w:val="99"/>
     <w:pPr>
       <w:pBdr/>
@@ -47265,9 +50141,9 @@
       </w:tcPr>
     </w:tblStylePr>
   </w:style>
-  <w:style w:type="table" w:styleId="1460">
+  <w:style w:type="table" w:styleId="1449">
     <w:name w:val="Grid Table 6 Colorful - Accent 5"/>
-    <w:basedOn w:val="1412"/>
+    <w:basedOn w:val="1401"/>
     <w:uiPriority w:val="99"/>
     <w:pPr>
       <w:pBdr/>
@@ -47495,9 +50371,9 @@
       </w:tcPr>
     </w:tblStylePr>
   </w:style>
-  <w:style w:type="table" w:styleId="1461">
+  <w:style w:type="table" w:styleId="1450">
     <w:name w:val="Grid Table 6 Colorful - Accent 6"/>
-    <w:basedOn w:val="1412"/>
+    <w:basedOn w:val="1401"/>
     <w:uiPriority w:val="99"/>
     <w:pPr>
       <w:pBdr/>
@@ -47725,9 +50601,9 @@
       </w:tcPr>
     </w:tblStylePr>
   </w:style>
-  <w:style w:type="table" w:styleId="1462">
+  <w:style w:type="table" w:styleId="1451">
     <w:name w:val="Grid Table 7 Colorful"/>
-    <w:basedOn w:val="1412"/>
+    <w:basedOn w:val="1401"/>
     <w:uiPriority w:val="99"/>
     <w:pPr>
       <w:pBdr/>
@@ -47979,9 +50855,9 @@
       </w:tcPr>
     </w:tblStylePr>
   </w:style>
-  <w:style w:type="table" w:styleId="1463">
+  <w:style w:type="table" w:styleId="1452">
     <w:name w:val="Grid Table 7 Colorful - Accent 1"/>
-    <w:basedOn w:val="1412"/>
+    <w:basedOn w:val="1401"/>
     <w:uiPriority w:val="99"/>
     <w:pPr>
       <w:pBdr/>
@@ -48233,9 +51109,9 @@
       </w:tcPr>
     </w:tblStylePr>
   </w:style>
-  <w:style w:type="table" w:styleId="1464">
+  <w:style w:type="table" w:styleId="1453">
     <w:name w:val="Grid Table 7 Colorful - Accent 2"/>
-    <w:basedOn w:val="1412"/>
+    <w:basedOn w:val="1401"/>
     <w:uiPriority w:val="99"/>
     <w:pPr>
       <w:pBdr/>
@@ -48487,9 +51363,9 @@
       </w:tcPr>
     </w:tblStylePr>
   </w:style>
-  <w:style w:type="table" w:styleId="1465">
+  <w:style w:type="table" w:styleId="1454">
     <w:name w:val="Grid Table 7 Colorful - Accent 3"/>
-    <w:basedOn w:val="1412"/>
+    <w:basedOn w:val="1401"/>
     <w:uiPriority w:val="99"/>
     <w:pPr>
       <w:pBdr/>
@@ -48741,9 +51617,9 @@
       </w:tcPr>
     </w:tblStylePr>
   </w:style>
-  <w:style w:type="table" w:styleId="1466">
+  <w:style w:type="table" w:styleId="1455">
     <w:name w:val="Grid Table 7 Colorful - Accent 4"/>
-    <w:basedOn w:val="1412"/>
+    <w:basedOn w:val="1401"/>
     <w:uiPriority w:val="99"/>
     <w:pPr>
       <w:pBdr/>
@@ -48995,9 +51871,9 @@
       </w:tcPr>
     </w:tblStylePr>
   </w:style>
-  <w:style w:type="table" w:styleId="1467">
+  <w:style w:type="table" w:styleId="1456">
     <w:name w:val="Grid Table 7 Colorful - Accent 5"/>
-    <w:basedOn w:val="1412"/>
+    <w:basedOn w:val="1401"/>
     <w:uiPriority w:val="99"/>
     <w:pPr>
       <w:pBdr/>
@@ -49249,9 +52125,9 @@
       </w:tcPr>
     </w:tblStylePr>
   </w:style>
-  <w:style w:type="table" w:styleId="1468">
+  <w:style w:type="table" w:styleId="1457">
     <w:name w:val="Grid Table 7 Colorful - Accent 6"/>
-    <w:basedOn w:val="1412"/>
+    <w:basedOn w:val="1401"/>
     <w:uiPriority w:val="99"/>
     <w:pPr>
       <w:pBdr/>
@@ -49503,9 +52379,9 @@
       </w:tcPr>
     </w:tblStylePr>
   </w:style>
-  <w:style w:type="table" w:styleId="1469">
+  <w:style w:type="table" w:styleId="1458">
     <w:name w:val="List Table 1 Light"/>
-    <w:basedOn w:val="1412"/>
+    <w:basedOn w:val="1401"/>
     <w:uiPriority w:val="99"/>
     <w:pPr>
       <w:pBdr/>
@@ -49719,9 +52595,9 @@
       </w:tcPr>
     </w:tblStylePr>
   </w:style>
-  <w:style w:type="table" w:styleId="1470">
+  <w:style w:type="table" w:styleId="1459">
     <w:name w:val="List Table 1 Light - Accent 1"/>
-    <w:basedOn w:val="1412"/>
+    <w:basedOn w:val="1401"/>
     <w:uiPriority w:val="99"/>
     <w:pPr>
       <w:pBdr/>
@@ -49935,9 +52811,9 @@
       </w:tcPr>
     </w:tblStylePr>
   </w:style>
-  <w:style w:type="table" w:styleId="1471">
+  <w:style w:type="table" w:styleId="1460">
     <w:name w:val="List Table 1 Light - Accent 2"/>
-    <w:basedOn w:val="1412"/>
+    <w:basedOn w:val="1401"/>
     <w:uiPriority w:val="99"/>
     <w:pPr>
       <w:pBdr/>
@@ -50151,9 +53027,9 @@
       </w:tcPr>
     </w:tblStylePr>
   </w:style>
-  <w:style w:type="table" w:styleId="1472">
+  <w:style w:type="table" w:styleId="1461">
     <w:name w:val="List Table 1 Light - Accent 3"/>
-    <w:basedOn w:val="1412"/>
+    <w:basedOn w:val="1401"/>
     <w:uiPriority w:val="99"/>
     <w:pPr>
       <w:pBdr/>
@@ -50367,9 +53243,9 @@
       </w:tcPr>
     </w:tblStylePr>
   </w:style>
-  <w:style w:type="table" w:styleId="1473">
+  <w:style w:type="table" w:styleId="1462">
     <w:name w:val="List Table 1 Light - Accent 4"/>
-    <w:basedOn w:val="1412"/>
+    <w:basedOn w:val="1401"/>
     <w:uiPriority w:val="99"/>
     <w:pPr>
       <w:pBdr/>
@@ -50583,9 +53459,9 @@
       </w:tcPr>
     </w:tblStylePr>
   </w:style>
-  <w:style w:type="table" w:styleId="1474">
+  <w:style w:type="table" w:styleId="1463">
     <w:name w:val="List Table 1 Light - Accent 5"/>
-    <w:basedOn w:val="1412"/>
+    <w:basedOn w:val="1401"/>
     <w:uiPriority w:val="99"/>
     <w:pPr>
       <w:pBdr/>
@@ -50799,9 +53675,9 @@
       </w:tcPr>
     </w:tblStylePr>
   </w:style>
-  <w:style w:type="table" w:styleId="1475">
+  <w:style w:type="table" w:styleId="1464">
     <w:name w:val="List Table 1 Light - Accent 6"/>
-    <w:basedOn w:val="1412"/>
+    <w:basedOn w:val="1401"/>
     <w:uiPriority w:val="99"/>
     <w:pPr>
       <w:pBdr/>
@@ -51015,9 +53891,9 @@
       </w:tcPr>
     </w:tblStylePr>
   </w:style>
-  <w:style w:type="table" w:styleId="1476">
+  <w:style w:type="table" w:styleId="1465">
     <w:name w:val="List Table 2"/>
-    <w:basedOn w:val="1412"/>
+    <w:basedOn w:val="1401"/>
     <w:uiPriority w:val="99"/>
     <w:pPr>
       <w:pBdr/>
@@ -51253,9 +54129,9 @@
       </w:tcPr>
     </w:tblStylePr>
   </w:style>
-  <w:style w:type="table" w:styleId="1477">
+  <w:style w:type="table" w:styleId="1466">
     <w:name w:val="List Table 2 - Accent 1"/>
-    <w:basedOn w:val="1412"/>
+    <w:basedOn w:val="1401"/>
     <w:uiPriority w:val="99"/>
     <w:pPr>
       <w:pBdr/>
@@ -51491,9 +54367,9 @@
       </w:tcPr>
     </w:tblStylePr>
   </w:style>
-  <w:style w:type="table" w:styleId="1478">
+  <w:style w:type="table" w:styleId="1467">
     <w:name w:val="List Table 2 - Accent 2"/>
-    <w:basedOn w:val="1412"/>
+    <w:basedOn w:val="1401"/>
     <w:uiPriority w:val="99"/>
     <w:pPr>
       <w:pBdr/>
@@ -51729,9 +54605,9 @@
       </w:tcPr>
     </w:tblStylePr>
   </w:style>
-  <w:style w:type="table" w:styleId="1479">
+  <w:style w:type="table" w:styleId="1468">
     <w:name w:val="List Table 2 - Accent 3"/>
-    <w:basedOn w:val="1412"/>
+    <w:basedOn w:val="1401"/>
     <w:uiPriority w:val="99"/>
     <w:pPr>
       <w:pBdr/>
@@ -51967,9 +54843,9 @@
       </w:tcPr>
     </w:tblStylePr>
   </w:style>
-  <w:style w:type="table" w:styleId="1480">
+  <w:style w:type="table" w:styleId="1469">
     <w:name w:val="List Table 2 - Accent 4"/>
-    <w:basedOn w:val="1412"/>
+    <w:basedOn w:val="1401"/>
     <w:uiPriority w:val="99"/>
     <w:pPr>
       <w:pBdr/>
@@ -52205,9 +55081,9 @@
       </w:tcPr>
     </w:tblStylePr>
   </w:style>
-  <w:style w:type="table" w:styleId="1481">
+  <w:style w:type="table" w:styleId="1470">
     <w:name w:val="List Table 2 - Accent 5"/>
-    <w:basedOn w:val="1412"/>
+    <w:basedOn w:val="1401"/>
     <w:uiPriority w:val="99"/>
     <w:pPr>
       <w:pBdr/>
@@ -52443,9 +55319,9 @@
       </w:tcPr>
     </w:tblStylePr>
   </w:style>
-  <w:style w:type="table" w:styleId="1482">
+  <w:style w:type="table" w:styleId="1471">
     <w:name w:val="List Table 2 - Accent 6"/>
-    <w:basedOn w:val="1412"/>
+    <w:basedOn w:val="1401"/>
     <w:uiPriority w:val="99"/>
     <w:pPr>
       <w:pBdr/>
@@ -52681,9 +55557,9 @@
       </w:tcPr>
     </w:tblStylePr>
   </w:style>
-  <w:style w:type="table" w:styleId="1483">
+  <w:style w:type="table" w:styleId="1472">
     <w:name w:val="List Table 3"/>
-    <w:basedOn w:val="1412"/>
+    <w:basedOn w:val="1401"/>
     <w:uiPriority w:val="99"/>
     <w:pPr>
       <w:pBdr/>
@@ -52909,9 +55785,9 @@
       </w:tcPr>
     </w:tblStylePr>
   </w:style>
-  <w:style w:type="table" w:styleId="1484">
+  <w:style w:type="table" w:styleId="1473">
     <w:name w:val="List Table 3 - Accent 1"/>
-    <w:basedOn w:val="1412"/>
+    <w:basedOn w:val="1401"/>
     <w:uiPriority w:val="99"/>
     <w:pPr>
       <w:pBdr/>
@@ -53137,9 +56013,9 @@
       </w:tcPr>
     </w:tblStylePr>
   </w:style>
-  <w:style w:type="table" w:styleId="1485">
+  <w:style w:type="table" w:styleId="1474">
     <w:name w:val="List Table 3 - Accent 2"/>
-    <w:basedOn w:val="1412"/>
+    <w:basedOn w:val="1401"/>
     <w:uiPriority w:val="99"/>
     <w:pPr>
       <w:pBdr/>
@@ -53365,9 +56241,9 @@
       </w:tcPr>
     </w:tblStylePr>
   </w:style>
-  <w:style w:type="table" w:styleId="1486">
+  <w:style w:type="table" w:styleId="1475">
     <w:name w:val="List Table 3 - Accent 3"/>
-    <w:basedOn w:val="1412"/>
+    <w:basedOn w:val="1401"/>
     <w:uiPriority w:val="99"/>
     <w:pPr>
       <w:pBdr/>
@@ -53593,9 +56469,9 @@
       </w:tcPr>
     </w:tblStylePr>
   </w:style>
-  <w:style w:type="table" w:styleId="1487">
+  <w:style w:type="table" w:styleId="1476">
     <w:name w:val="List Table 3 - Accent 4"/>
-    <w:basedOn w:val="1412"/>
+    <w:basedOn w:val="1401"/>
     <w:uiPriority w:val="99"/>
     <w:pPr>
       <w:pBdr/>
@@ -53821,9 +56697,9 @@
       </w:tcPr>
     </w:tblStylePr>
   </w:style>
-  <w:style w:type="table" w:styleId="1488">
+  <w:style w:type="table" w:styleId="1477">
     <w:name w:val="List Table 3 - Accent 5"/>
-    <w:basedOn w:val="1412"/>
+    <w:basedOn w:val="1401"/>
     <w:uiPriority w:val="99"/>
     <w:pPr>
       <w:pBdr/>
@@ -54049,9 +56925,9 @@
       </w:tcPr>
     </w:tblStylePr>
   </w:style>
-  <w:style w:type="table" w:styleId="1489">
+  <w:style w:type="table" w:styleId="1478">
     <w:name w:val="List Table 3 - Accent 6"/>
-    <w:basedOn w:val="1412"/>
+    <w:basedOn w:val="1401"/>
     <w:uiPriority w:val="99"/>
     <w:pPr>
       <w:pBdr/>
@@ -54277,9 +57153,9 @@
       </w:tcPr>
     </w:tblStylePr>
   </w:style>
-  <w:style w:type="table" w:styleId="1490">
+  <w:style w:type="table" w:styleId="1479">
     <w:name w:val="List Table 4"/>
-    <w:basedOn w:val="1412"/>
+    <w:basedOn w:val="1401"/>
     <w:uiPriority w:val="99"/>
     <w:pPr>
       <w:pBdr/>
@@ -54502,9 +57378,9 @@
       </w:tcPr>
     </w:tblStylePr>
   </w:style>
-  <w:style w:type="table" w:styleId="1491">
+  <w:style w:type="table" w:styleId="1480">
     <w:name w:val="List Table 4 - Accent 1"/>
-    <w:basedOn w:val="1412"/>
+    <w:basedOn w:val="1401"/>
     <w:uiPriority w:val="99"/>
     <w:pPr>
       <w:pBdr/>
@@ -54727,9 +57603,9 @@
       </w:tcPr>
     </w:tblStylePr>
   </w:style>
-  <w:style w:type="table" w:styleId="1492">
+  <w:style w:type="table" w:styleId="1481">
     <w:name w:val="List Table 4 - Accent 2"/>
-    <w:basedOn w:val="1412"/>
+    <w:basedOn w:val="1401"/>
     <w:uiPriority w:val="99"/>
     <w:pPr>
       <w:pBdr/>
@@ -54952,9 +57828,9 @@
       </w:tcPr>
     </w:tblStylePr>
   </w:style>
-  <w:style w:type="table" w:styleId="1493">
+  <w:style w:type="table" w:styleId="1482">
     <w:name w:val="List Table 4 - Accent 3"/>
-    <w:basedOn w:val="1412"/>
+    <w:basedOn w:val="1401"/>
     <w:uiPriority w:val="99"/>
     <w:pPr>
       <w:pBdr/>
@@ -55177,9 +58053,9 @@
       </w:tcPr>
     </w:tblStylePr>
   </w:style>
-  <w:style w:type="table" w:styleId="1494">
+  <w:style w:type="table" w:styleId="1483">
     <w:name w:val="List Table 4 - Accent 4"/>
-    <w:basedOn w:val="1412"/>
+    <w:basedOn w:val="1401"/>
     <w:uiPriority w:val="99"/>
     <w:pPr>
       <w:pBdr/>
@@ -55402,9 +58278,9 @@
       </w:tcPr>
     </w:tblStylePr>
   </w:style>
-  <w:style w:type="table" w:styleId="1495">
+  <w:style w:type="table" w:styleId="1484">
     <w:name w:val="List Table 4 - Accent 5"/>
-    <w:basedOn w:val="1412"/>
+    <w:basedOn w:val="1401"/>
     <w:uiPriority w:val="99"/>
     <w:pPr>
       <w:pBdr/>
@@ -55627,9 +58503,9 @@
       </w:tcPr>
     </w:tblStylePr>
   </w:style>
-  <w:style w:type="table" w:styleId="1496">
+  <w:style w:type="table" w:styleId="1485">
     <w:name w:val="List Table 4 - Accent 6"/>
-    <w:basedOn w:val="1412"/>
+    <w:basedOn w:val="1401"/>
     <w:uiPriority w:val="99"/>
     <w:pPr>
       <w:pBdr/>
@@ -55852,9 +58728,9 @@
       </w:tcPr>
     </w:tblStylePr>
   </w:style>
-  <w:style w:type="table" w:styleId="1497">
+  <w:style w:type="table" w:styleId="1486">
     <w:name w:val="List Table 5 Dark"/>
-    <w:basedOn w:val="1412"/>
+    <w:basedOn w:val="1401"/>
     <w:uiPriority w:val="99"/>
     <w:pPr>
       <w:pBdr/>
@@ -56094,9 +58970,9 @@
       </w:tcPr>
     </w:tblStylePr>
   </w:style>
-  <w:style w:type="table" w:styleId="1498">
+  <w:style w:type="table" w:styleId="1487">
     <w:name w:val="List Table 5 Dark - Accent 1"/>
-    <w:basedOn w:val="1412"/>
+    <w:basedOn w:val="1401"/>
     <w:uiPriority w:val="99"/>
     <w:pPr>
       <w:pBdr/>
@@ -56336,9 +59212,9 @@
       </w:tcPr>
     </w:tblStylePr>
   </w:style>
-  <w:style w:type="table" w:styleId="1499">
+  <w:style w:type="table" w:styleId="1488">
     <w:name w:val="List Table 5 Dark - Accent 2"/>
-    <w:basedOn w:val="1412"/>
+    <w:basedOn w:val="1401"/>
     <w:uiPriority w:val="99"/>
     <w:pPr>
       <w:pBdr/>
@@ -56578,9 +59454,9 @@
       </w:tcPr>
     </w:tblStylePr>
   </w:style>
-  <w:style w:type="table" w:styleId="1500">
+  <w:style w:type="table" w:styleId="1489">
     <w:name w:val="List Table 5 Dark - Accent 3"/>
-    <w:basedOn w:val="1412"/>
+    <w:basedOn w:val="1401"/>
     <w:uiPriority w:val="99"/>
     <w:pPr>
       <w:pBdr/>
@@ -56820,9 +59696,9 @@
       </w:tcPr>
     </w:tblStylePr>
   </w:style>
-  <w:style w:type="table" w:styleId="1501">
+  <w:style w:type="table" w:styleId="1490">
     <w:name w:val="List Table 5 Dark - Accent 4"/>
-    <w:basedOn w:val="1412"/>
+    <w:basedOn w:val="1401"/>
     <w:uiPriority w:val="99"/>
     <w:pPr>
       <w:pBdr/>
@@ -57062,9 +59938,9 @@
       </w:tcPr>
     </w:tblStylePr>
   </w:style>
-  <w:style w:type="table" w:styleId="1502">
+  <w:style w:type="table" w:styleId="1491">
     <w:name w:val="List Table 5 Dark - Accent 5"/>
-    <w:basedOn w:val="1412"/>
+    <w:basedOn w:val="1401"/>
     <w:uiPriority w:val="99"/>
     <w:pPr>
       <w:pBdr/>
@@ -57304,9 +60180,9 @@
       </w:tcPr>
     </w:tblStylePr>
   </w:style>
-  <w:style w:type="table" w:styleId="1503">
+  <w:style w:type="table" w:styleId="1492">
     <w:name w:val="List Table 5 Dark - Accent 6"/>
-    <w:basedOn w:val="1412"/>
+    <w:basedOn w:val="1401"/>
     <w:uiPriority w:val="99"/>
     <w:pPr>
       <w:pBdr/>
@@ -57546,9 +60422,9 @@
       </w:tcPr>
     </w:tblStylePr>
   </w:style>
-  <w:style w:type="table" w:styleId="1504">
+  <w:style w:type="table" w:styleId="1493">
     <w:name w:val="List Table 6 Colorful"/>
-    <w:basedOn w:val="1412"/>
+    <w:basedOn w:val="1401"/>
     <w:uiPriority w:val="99"/>
     <w:pPr>
       <w:pBdr/>
@@ -57769,9 +60645,9 @@
       </w:tcPr>
     </w:tblStylePr>
   </w:style>
-  <w:style w:type="table" w:styleId="1505">
+  <w:style w:type="table" w:styleId="1494">
     <w:name w:val="List Table 6 Colorful - Accent 1"/>
-    <w:basedOn w:val="1412"/>
+    <w:basedOn w:val="1401"/>
     <w:uiPriority w:val="99"/>
     <w:pPr>
       <w:pBdr/>
@@ -57992,9 +60868,9 @@
       </w:tcPr>
     </w:tblStylePr>
   </w:style>
-  <w:style w:type="table" w:styleId="1506">
+  <w:style w:type="table" w:styleId="1495">
     <w:name w:val="List Table 6 Colorful - Accent 2"/>
-    <w:basedOn w:val="1412"/>
+    <w:basedOn w:val="1401"/>
     <w:uiPriority w:val="99"/>
     <w:pPr>
       <w:pBdr/>
@@ -58215,9 +61091,9 @@
       </w:tcPr>
     </w:tblStylePr>
   </w:style>
-  <w:style w:type="table" w:styleId="1507">
+  <w:style w:type="table" w:styleId="1496">
     <w:name w:val="List Table 6 Colorful - Accent 3"/>
-    <w:basedOn w:val="1412"/>
+    <w:basedOn w:val="1401"/>
     <w:uiPriority w:val="99"/>
     <w:pPr>
       <w:pBdr/>
@@ -58438,9 +61314,9 @@
       </w:tcPr>
     </w:tblStylePr>
   </w:style>
-  <w:style w:type="table" w:styleId="1508">
+  <w:style w:type="table" w:styleId="1497">
     <w:name w:val="List Table 6 Colorful - Accent 4"/>
-    <w:basedOn w:val="1412"/>
+    <w:basedOn w:val="1401"/>
     <w:uiPriority w:val="99"/>
     <w:pPr>
       <w:pBdr/>
@@ -58661,9 +61537,9 @@
       </w:tcPr>
     </w:tblStylePr>
   </w:style>
-  <w:style w:type="table" w:styleId="1509">
+  <w:style w:type="table" w:styleId="1498">
     <w:name w:val="List Table 6 Colorful - Accent 5"/>
-    <w:basedOn w:val="1412"/>
+    <w:basedOn w:val="1401"/>
     <w:uiPriority w:val="99"/>
     <w:pPr>
       <w:pBdr/>
@@ -58884,9 +61760,9 @@
       </w:tcPr>
     </w:tblStylePr>
   </w:style>
-  <w:style w:type="table" w:styleId="1510">
+  <w:style w:type="table" w:styleId="1499">
     <w:name w:val="List Table 6 Colorful - Accent 6"/>
-    <w:basedOn w:val="1412"/>
+    <w:basedOn w:val="1401"/>
     <w:uiPriority w:val="99"/>
     <w:pPr>
       <w:pBdr/>
@@ -59107,9 +61983,9 @@
       </w:tcPr>
     </w:tblStylePr>
   </w:style>
-  <w:style w:type="table" w:styleId="1511">
+  <w:style w:type="table" w:styleId="1500">
     <w:name w:val="List Table 7 Colorful"/>
-    <w:basedOn w:val="1412"/>
+    <w:basedOn w:val="1401"/>
     <w:uiPriority w:val="99"/>
     <w:pPr>
       <w:pBdr/>
@@ -59363,9 +62239,9 @@
       </w:tcPr>
     </w:tblStylePr>
   </w:style>
-  <w:style w:type="table" w:styleId="1512">
+  <w:style w:type="table" w:styleId="1501">
     <w:name w:val="List Table 7 Colorful - Accent 1"/>
-    <w:basedOn w:val="1412"/>
+    <w:basedOn w:val="1401"/>
     <w:uiPriority w:val="99"/>
     <w:pPr>
       <w:pBdr/>
@@ -59619,9 +62495,9 @@
       </w:tcPr>
     </w:tblStylePr>
   </w:style>
-  <w:style w:type="table" w:styleId="1513">
+  <w:style w:type="table" w:styleId="1502">
     <w:name w:val="List Table 7 Colorful - Accent 2"/>
-    <w:basedOn w:val="1412"/>
+    <w:basedOn w:val="1401"/>
     <w:uiPriority w:val="99"/>
     <w:pPr>
       <w:pBdr/>
@@ -59875,9 +62751,9 @@
       </w:tcPr>
     </w:tblStylePr>
   </w:style>
-  <w:style w:type="table" w:styleId="1514">
+  <w:style w:type="table" w:styleId="1503">
     <w:name w:val="List Table 7 Colorful - Accent 3"/>
-    <w:basedOn w:val="1412"/>
+    <w:basedOn w:val="1401"/>
     <w:uiPriority w:val="99"/>
     <w:pPr>
       <w:pBdr/>
@@ -60131,9 +63007,9 @@
       </w:tcPr>
     </w:tblStylePr>
   </w:style>
-  <w:style w:type="table" w:styleId="1515">
+  <w:style w:type="table" w:styleId="1504">
     <w:name w:val="List Table 7 Colorful - Accent 4"/>
-    <w:basedOn w:val="1412"/>
+    <w:basedOn w:val="1401"/>
     <w:uiPriority w:val="99"/>
     <w:pPr>
       <w:pBdr/>
@@ -60387,9 +63263,9 @@
       </w:tcPr>
     </w:tblStylePr>
   </w:style>
-  <w:style w:type="table" w:styleId="1516">
+  <w:style w:type="table" w:styleId="1505">
     <w:name w:val="List Table 7 Colorful - Accent 5"/>
-    <w:basedOn w:val="1412"/>
+    <w:basedOn w:val="1401"/>
     <w:uiPriority w:val="99"/>
     <w:pPr>
       <w:pBdr/>
@@ -60643,9 +63519,9 @@
       </w:tcPr>
     </w:tblStylePr>
   </w:style>
-  <w:style w:type="table" w:styleId="1517">
+  <w:style w:type="table" w:styleId="1506">
     <w:name w:val="List Table 7 Colorful - Accent 6"/>
-    <w:basedOn w:val="1412"/>
+    <w:basedOn w:val="1401"/>
     <w:uiPriority w:val="99"/>
     <w:pPr>
       <w:pBdr/>
@@ -60899,9 +63775,9 @@
       </w:tcPr>
     </w:tblStylePr>
   </w:style>
-  <w:style w:type="table" w:styleId="1518">
+  <w:style w:type="table" w:styleId="1507">
     <w:name w:val="Lined - Accent"/>
-    <w:basedOn w:val="1412"/>
+    <w:basedOn w:val="1401"/>
     <w:uiPriority w:val="99"/>
     <w:pPr>
       <w:pBdr/>
@@ -61136,9 +64012,9 @@
       </w:tcPr>
     </w:tblStylePr>
   </w:style>
-  <w:style w:type="table" w:styleId="1519">
+  <w:style w:type="table" w:styleId="1508">
     <w:name w:val="Lined - Accent 1"/>
-    <w:basedOn w:val="1412"/>
+    <w:basedOn w:val="1401"/>
     <w:uiPriority w:val="99"/>
     <w:pPr>
       <w:pBdr/>
@@ -61373,9 +64249,9 @@
       </w:tcPr>
     </w:tblStylePr>
   </w:style>
-  <w:style w:type="table" w:styleId="1520">
+  <w:style w:type="table" w:styleId="1509">
     <w:name w:val="Lined - Accent 2"/>
-    <w:basedOn w:val="1412"/>
+    <w:basedOn w:val="1401"/>
     <w:uiPriority w:val="99"/>
     <w:pPr>
       <w:pBdr/>
@@ -61610,9 +64486,9 @@
       </w:tcPr>
     </w:tblStylePr>
   </w:style>
-  <w:style w:type="table" w:styleId="1521">
+  <w:style w:type="table" w:styleId="1510">
     <w:name w:val="Lined - Accent 3"/>
-    <w:basedOn w:val="1412"/>
+    <w:basedOn w:val="1401"/>
     <w:uiPriority w:val="99"/>
     <w:pPr>
       <w:pBdr/>
@@ -61847,9 +64723,9 @@
       </w:tcPr>
     </w:tblStylePr>
   </w:style>
-  <w:style w:type="table" w:styleId="1522">
+  <w:style w:type="table" w:styleId="1511">
     <w:name w:val="Lined - Accent 4"/>
-    <w:basedOn w:val="1412"/>
+    <w:basedOn w:val="1401"/>
     <w:uiPriority w:val="99"/>
     <w:pPr>
       <w:pBdr/>
@@ -62084,9 +64960,9 @@
       </w:tcPr>
     </w:tblStylePr>
   </w:style>
-  <w:style w:type="table" w:styleId="1523">
+  <w:style w:type="table" w:styleId="1512">
     <w:name w:val="Lined - Accent 5"/>
-    <w:basedOn w:val="1412"/>
+    <w:basedOn w:val="1401"/>
     <w:uiPriority w:val="99"/>
     <w:pPr>
       <w:pBdr/>
@@ -62321,9 +65197,9 @@
       </w:tcPr>
     </w:tblStylePr>
   </w:style>
-  <w:style w:type="table" w:styleId="1524">
+  <w:style w:type="table" w:styleId="1513">
     <w:name w:val="Lined - Accent 6"/>
-    <w:basedOn w:val="1412"/>
+    <w:basedOn w:val="1401"/>
     <w:uiPriority w:val="99"/>
     <w:pPr>
       <w:pBdr/>
@@ -62558,9 +65434,9 @@
       </w:tcPr>
     </w:tblStylePr>
   </w:style>
-  <w:style w:type="table" w:styleId="1525">
+  <w:style w:type="table" w:styleId="1514">
     <w:name w:val="Bordered &amp; Lined - Accent"/>
-    <w:basedOn w:val="1412"/>
+    <w:basedOn w:val="1401"/>
     <w:uiPriority w:val="99"/>
     <w:pPr>
       <w:pBdr/>
@@ -62802,9 +65678,9 @@
       </w:tcPr>
     </w:tblStylePr>
   </w:style>
-  <w:style w:type="table" w:styleId="1526">
+  <w:style w:type="table" w:styleId="1515">
     <w:name w:val="Bordered &amp; Lined - Accent 1"/>
-    <w:basedOn w:val="1412"/>
+    <w:basedOn w:val="1401"/>
     <w:uiPriority w:val="99"/>
     <w:pPr>
       <w:pBdr/>
@@ -63046,9 +65922,9 @@
       </w:tcPr>
     </w:tblStylePr>
   </w:style>
-  <w:style w:type="table" w:styleId="1527">
+  <w:style w:type="table" w:styleId="1516">
     <w:name w:val="Bordered &amp; Lined - Accent 2"/>
-    <w:basedOn w:val="1412"/>
+    <w:basedOn w:val="1401"/>
     <w:uiPriority w:val="99"/>
     <w:pPr>
       <w:pBdr/>
@@ -63290,9 +66166,9 @@
       </w:tcPr>
     </w:tblStylePr>
   </w:style>
-  <w:style w:type="table" w:styleId="1528">
+  <w:style w:type="table" w:styleId="1517">
     <w:name w:val="Bordered &amp; Lined - Accent 3"/>
-    <w:basedOn w:val="1412"/>
+    <w:basedOn w:val="1401"/>
     <w:uiPriority w:val="99"/>
     <w:pPr>
       <w:pBdr/>
@@ -63534,9 +66410,9 @@
       </w:tcPr>
     </w:tblStylePr>
   </w:style>
-  <w:style w:type="table" w:styleId="1529">
+  <w:style w:type="table" w:styleId="1518">
     <w:name w:val="Bordered &amp; Lined - Accent 4"/>
-    <w:basedOn w:val="1412"/>
+    <w:basedOn w:val="1401"/>
     <w:uiPriority w:val="99"/>
     <w:pPr>
       <w:pBdr/>
@@ -63778,9 +66654,9 @@
       </w:tcPr>
     </w:tblStylePr>
   </w:style>
-  <w:style w:type="table" w:styleId="1530">
+  <w:style w:type="table" w:styleId="1519">
     <w:name w:val="Bordered &amp; Lined - Accent 5"/>
-    <w:basedOn w:val="1412"/>
+    <w:basedOn w:val="1401"/>
     <w:uiPriority w:val="99"/>
     <w:pPr>
       <w:pBdr/>
@@ -64022,9 +66898,9 @@
       </w:tcPr>
     </w:tblStylePr>
   </w:style>
-  <w:style w:type="table" w:styleId="1531">
+  <w:style w:type="table" w:styleId="1520">
     <w:name w:val="Bordered &amp; Lined - Accent 6"/>
-    <w:basedOn w:val="1412"/>
+    <w:basedOn w:val="1401"/>
     <w:uiPriority w:val="99"/>
     <w:pPr>
       <w:pBdr/>
@@ -64266,9 +67142,9 @@
       </w:tcPr>
     </w:tblStylePr>
   </w:style>
-  <w:style w:type="table" w:styleId="1532">
+  <w:style w:type="table" w:styleId="1521">
     <w:name w:val="Bordered"/>
-    <w:basedOn w:val="1412"/>
+    <w:basedOn w:val="1401"/>
     <w:uiPriority w:val="99"/>
     <w:pPr>
       <w:pBdr/>
@@ -64497,9 +67373,9 @@
       </w:tcPr>
     </w:tblStylePr>
   </w:style>
-  <w:style w:type="table" w:styleId="1533">
+  <w:style w:type="table" w:styleId="1522">
     <w:name w:val="Bordered - Accent 1"/>
-    <w:basedOn w:val="1412"/>
+    <w:basedOn w:val="1401"/>
     <w:uiPriority w:val="99"/>
     <w:pPr>
       <w:pBdr/>
@@ -64728,9 +67604,9 @@
       </w:tcPr>
     </w:tblStylePr>
   </w:style>
-  <w:style w:type="table" w:styleId="1534">
+  <w:style w:type="table" w:styleId="1523">
     <w:name w:val="Bordered - Accent 2"/>
-    <w:basedOn w:val="1412"/>
+    <w:basedOn w:val="1401"/>
     <w:uiPriority w:val="99"/>
     <w:pPr>
       <w:pBdr/>
@@ -64959,9 +67835,9 @@
       </w:tcPr>
     </w:tblStylePr>
   </w:style>
-  <w:style w:type="table" w:styleId="1535">
+  <w:style w:type="table" w:styleId="1524">
     <w:name w:val="Bordered - Accent 3"/>
-    <w:basedOn w:val="1412"/>
+    <w:basedOn w:val="1401"/>
     <w:uiPriority w:val="99"/>
     <w:pPr>
       <w:pBdr/>
@@ -65190,9 +68066,9 @@
       </w:tcPr>
     </w:tblStylePr>
   </w:style>
-  <w:style w:type="table" w:styleId="1536">
+  <w:style w:type="table" w:styleId="1525">
     <w:name w:val="Bordered - Accent 4"/>
-    <w:basedOn w:val="1412"/>
+    <w:basedOn w:val="1401"/>
     <w:uiPriority w:val="99"/>
     <w:pPr>
       <w:pBdr/>
@@ -65421,9 +68297,9 @@
       </w:tcPr>
     </w:tblStylePr>
   </w:style>
-  <w:style w:type="table" w:styleId="1537">
+  <w:style w:type="table" w:styleId="1526">
     <w:name w:val="Bordered - Accent 5"/>
-    <w:basedOn w:val="1412"/>
+    <w:basedOn w:val="1401"/>
     <w:uiPriority w:val="99"/>
     <w:pPr>
       <w:pBdr/>
@@ -65652,9 +68528,9 @@
       </w:tcPr>
     </w:tblStylePr>
   </w:style>
-  <w:style w:type="table" w:styleId="1538">
+  <w:style w:type="table" w:styleId="1527">
     <w:name w:val="Bordered - Accent 6"/>
-    <w:basedOn w:val="1412"/>
+    <w:basedOn w:val="1401"/>
     <w:uiPriority w:val="99"/>
     <w:pPr>
       <w:pBdr/>
@@ -65883,7 +68759,7 @@
       </w:tcPr>
     </w:tblStylePr>
   </w:style>
-  <w:style w:type="paragraph" w:styleId="1539" w:default="1">
+  <w:style w:type="paragraph" w:styleId="1528" w:default="1">
     <w:name w:val="Normal"/>
     <w:qFormat/>
     <w:pPr>
@@ -65892,11 +68768,11 @@
       <w:ind/>
     </w:pPr>
   </w:style>
-  <w:style w:type="paragraph" w:styleId="1540">
+  <w:style w:type="paragraph" w:styleId="1529">
     <w:name w:val="Heading 1"/>
-    <w:basedOn w:val="1539"/>
-    <w:next w:val="1539"/>
-    <w:link w:val="1551"/>
+    <w:basedOn w:val="1528"/>
+    <w:next w:val="1528"/>
+    <w:link w:val="1540"/>
     <w:uiPriority w:val="9"/>
     <w:qFormat/>
     <w:pPr>
@@ -65914,11 +68790,11 @@
       <w:szCs w:val="40"/>
     </w:rPr>
   </w:style>
-  <w:style w:type="paragraph" w:styleId="1541">
+  <w:style w:type="paragraph" w:styleId="1530">
     <w:name w:val="Heading 2"/>
-    <w:basedOn w:val="1539"/>
-    <w:next w:val="1539"/>
-    <w:link w:val="1552"/>
+    <w:basedOn w:val="1528"/>
+    <w:next w:val="1528"/>
+    <w:link w:val="1541"/>
     <w:uiPriority w:val="9"/>
     <w:unhideWhenUsed/>
     <w:qFormat/>
@@ -65937,11 +68813,11 @@
       <w:szCs w:val="32"/>
     </w:rPr>
   </w:style>
-  <w:style w:type="paragraph" w:styleId="1542">
+  <w:style w:type="paragraph" w:styleId="1531">
     <w:name w:val="Heading 3"/>
-    <w:basedOn w:val="1539"/>
-    <w:next w:val="1539"/>
-    <w:link w:val="1553"/>
+    <w:basedOn w:val="1528"/>
+    <w:next w:val="1528"/>
+    <w:link w:val="1542"/>
     <w:uiPriority w:val="9"/>
     <w:unhideWhenUsed/>
     <w:qFormat/>
@@ -65960,11 +68836,11 @@
       <w:szCs w:val="28"/>
     </w:rPr>
   </w:style>
-  <w:style w:type="paragraph" w:styleId="1543">
+  <w:style w:type="paragraph" w:styleId="1532">
     <w:name w:val="Heading 4"/>
-    <w:basedOn w:val="1539"/>
-    <w:next w:val="1539"/>
-    <w:link w:val="1554"/>
+    <w:basedOn w:val="1528"/>
+    <w:next w:val="1528"/>
+    <w:link w:val="1543"/>
     <w:uiPriority w:val="9"/>
     <w:unhideWhenUsed/>
     <w:qFormat/>
@@ -65983,11 +68859,11 @@
       <w:color w:val="0f4761" w:themeColor="accent1" w:themeShade="BF"/>
     </w:rPr>
   </w:style>
-  <w:style w:type="paragraph" w:styleId="1544">
+  <w:style w:type="paragraph" w:styleId="1533">
     <w:name w:val="Heading 5"/>
-    <w:basedOn w:val="1539"/>
-    <w:next w:val="1539"/>
-    <w:link w:val="1555"/>
+    <w:basedOn w:val="1528"/>
+    <w:next w:val="1528"/>
+    <w:link w:val="1544"/>
     <w:uiPriority w:val="9"/>
     <w:unhideWhenUsed/>
     <w:qFormat/>
@@ -66004,11 +68880,11 @@
       <w:color w:val="0f4761" w:themeColor="accent1" w:themeShade="BF"/>
     </w:rPr>
   </w:style>
-  <w:style w:type="paragraph" w:styleId="1545">
+  <w:style w:type="paragraph" w:styleId="1534">
     <w:name w:val="Heading 6"/>
-    <w:basedOn w:val="1539"/>
-    <w:next w:val="1539"/>
-    <w:link w:val="1556"/>
+    <w:basedOn w:val="1528"/>
+    <w:next w:val="1528"/>
+    <w:link w:val="1545"/>
     <w:uiPriority w:val="9"/>
     <w:unhideWhenUsed/>
     <w:qFormat/>
@@ -66027,11 +68903,11 @@
       <w:color w:val="595959" w:themeColor="text1" w:themeTint="A6"/>
     </w:rPr>
   </w:style>
-  <w:style w:type="paragraph" w:styleId="1546">
+  <w:style w:type="paragraph" w:styleId="1535">
     <w:name w:val="Heading 7"/>
-    <w:basedOn w:val="1539"/>
-    <w:next w:val="1539"/>
-    <w:link w:val="1557"/>
+    <w:basedOn w:val="1528"/>
+    <w:next w:val="1528"/>
+    <w:link w:val="1546"/>
     <w:uiPriority w:val="9"/>
     <w:unhideWhenUsed/>
     <w:qFormat/>
@@ -66048,11 +68924,11 @@
       <w:color w:val="595959" w:themeColor="text1" w:themeTint="A6"/>
     </w:rPr>
   </w:style>
-  <w:style w:type="paragraph" w:styleId="1547">
+  <w:style w:type="paragraph" w:styleId="1536">
     <w:name w:val="Heading 8"/>
-    <w:basedOn w:val="1539"/>
-    <w:next w:val="1539"/>
-    <w:link w:val="1558"/>
+    <w:basedOn w:val="1528"/>
+    <w:next w:val="1528"/>
+    <w:link w:val="1547"/>
     <w:uiPriority w:val="9"/>
     <w:unhideWhenUsed/>
     <w:qFormat/>
@@ -66071,11 +68947,11 @@
       <w:color w:val="272727" w:themeColor="text1" w:themeTint="D8"/>
     </w:rPr>
   </w:style>
-  <w:style w:type="paragraph" w:styleId="1548">
+  <w:style w:type="paragraph" w:styleId="1537">
     <w:name w:val="Heading 9"/>
-    <w:basedOn w:val="1539"/>
-    <w:next w:val="1539"/>
-    <w:link w:val="1559"/>
+    <w:basedOn w:val="1528"/>
+    <w:next w:val="1528"/>
+    <w:link w:val="1548"/>
     <w:uiPriority w:val="9"/>
     <w:unhideWhenUsed/>
     <w:qFormat/>
@@ -66094,7 +68970,7 @@
       <w:color w:val="272727" w:themeColor="text1" w:themeTint="D8"/>
     </w:rPr>
   </w:style>
-  <w:style w:type="character" w:styleId="1549" w:default="1">
+  <w:style w:type="character" w:styleId="1538" w:default="1">
     <w:name w:val="Default Paragraph Font"/>
     <w:uiPriority w:val="1"/>
     <w:semiHidden/>
@@ -66105,7 +68981,7 @@
       <w:ind/>
     </w:pPr>
   </w:style>
-  <w:style w:type="numbering" w:styleId="1550" w:default="1">
+  <w:style w:type="numbering" w:styleId="1539" w:default="1">
     <w:name w:val="No List"/>
     <w:uiPriority w:val="99"/>
     <w:semiHidden/>
@@ -66116,10 +68992,10 @@
       <w:ind/>
     </w:pPr>
   </w:style>
-  <w:style w:type="character" w:styleId="1551">
+  <w:style w:type="character" w:styleId="1540">
     <w:name w:val="Heading 1 Char"/>
-    <w:basedOn w:val="1549"/>
-    <w:link w:val="1540"/>
+    <w:basedOn w:val="1538"/>
+    <w:link w:val="1529"/>
     <w:uiPriority w:val="9"/>
     <w:pPr>
       <w:pBdr/>
@@ -66133,10 +69009,10 @@
       <w:szCs w:val="40"/>
     </w:rPr>
   </w:style>
-  <w:style w:type="character" w:styleId="1552">
+  <w:style w:type="character" w:styleId="1541">
     <w:name w:val="Heading 2 Char"/>
-    <w:basedOn w:val="1549"/>
-    <w:link w:val="1541"/>
+    <w:basedOn w:val="1538"/>
+    <w:link w:val="1530"/>
     <w:uiPriority w:val="9"/>
     <w:pPr>
       <w:pBdr/>
@@ -66150,10 +69026,10 @@
       <w:szCs w:val="32"/>
     </w:rPr>
   </w:style>
-  <w:style w:type="character" w:styleId="1553">
+  <w:style w:type="character" w:styleId="1542">
     <w:name w:val="Heading 3 Char"/>
-    <w:basedOn w:val="1549"/>
-    <w:link w:val="1542"/>
+    <w:basedOn w:val="1538"/>
+    <w:link w:val="1531"/>
     <w:uiPriority w:val="9"/>
     <w:pPr>
       <w:pBdr/>
@@ -66167,10 +69043,10 @@
       <w:szCs w:val="28"/>
     </w:rPr>
   </w:style>
-  <w:style w:type="character" w:styleId="1554">
+  <w:style w:type="character" w:styleId="1543">
     <w:name w:val="Heading 4 Char"/>
-    <w:basedOn w:val="1549"/>
-    <w:link w:val="1543"/>
+    <w:basedOn w:val="1538"/>
+    <w:link w:val="1532"/>
     <w:uiPriority w:val="9"/>
     <w:pPr>
       <w:pBdr/>
@@ -66184,10 +69060,10 @@
       <w:color w:val="0f4761" w:themeColor="accent1" w:themeShade="BF"/>
     </w:rPr>
   </w:style>
-  <w:style w:type="character" w:styleId="1555">
+  <w:style w:type="character" w:styleId="1544">
     <w:name w:val="Heading 5 Char"/>
-    <w:basedOn w:val="1549"/>
-    <w:link w:val="1544"/>
+    <w:basedOn w:val="1538"/>
+    <w:link w:val="1533"/>
     <w:uiPriority w:val="9"/>
     <w:pPr>
       <w:pBdr/>
@@ -66199,10 +69075,10 @@
       <w:color w:val="0f4761" w:themeColor="accent1" w:themeShade="BF"/>
     </w:rPr>
   </w:style>
-  <w:style w:type="character" w:styleId="1556">
+  <w:style w:type="character" w:styleId="1545">
     <w:name w:val="Heading 6 Char"/>
-    <w:basedOn w:val="1549"/>
-    <w:link w:val="1545"/>
+    <w:basedOn w:val="1538"/>
+    <w:link w:val="1534"/>
     <w:uiPriority w:val="9"/>
     <w:pPr>
       <w:pBdr/>
@@ -66216,10 +69092,10 @@
       <w:color w:val="595959" w:themeColor="text1" w:themeTint="A6"/>
     </w:rPr>
   </w:style>
-  <w:style w:type="character" w:styleId="1557">
+  <w:style w:type="character" w:styleId="1546">
     <w:name w:val="Heading 7 Char"/>
-    <w:basedOn w:val="1549"/>
-    <w:link w:val="1546"/>
+    <w:basedOn w:val="1538"/>
+    <w:link w:val="1535"/>
     <w:uiPriority w:val="9"/>
     <w:pPr>
       <w:pBdr/>
@@ -66231,10 +69107,10 @@
       <w:color w:val="595959" w:themeColor="text1" w:themeTint="A6"/>
     </w:rPr>
   </w:style>
-  <w:style w:type="character" w:styleId="1558">
+  <w:style w:type="character" w:styleId="1547">
     <w:name w:val="Heading 8 Char"/>
-    <w:basedOn w:val="1549"/>
-    <w:link w:val="1547"/>
+    <w:basedOn w:val="1538"/>
+    <w:link w:val="1536"/>
     <w:uiPriority w:val="9"/>
     <w:pPr>
       <w:pBdr/>
@@ -66248,10 +69124,10 @@
       <w:color w:val="272727" w:themeColor="text1" w:themeTint="D8"/>
     </w:rPr>
   </w:style>
-  <w:style w:type="character" w:styleId="1559">
+  <w:style w:type="character" w:styleId="1548">
     <w:name w:val="Heading 9 Char"/>
-    <w:basedOn w:val="1549"/>
-    <w:link w:val="1548"/>
+    <w:basedOn w:val="1538"/>
+    <w:link w:val="1537"/>
     <w:uiPriority w:val="9"/>
     <w:pPr>
       <w:pBdr/>
@@ -66265,11 +69141,11 @@
       <w:color w:val="272727" w:themeColor="text1" w:themeTint="D8"/>
     </w:rPr>
   </w:style>
-  <w:style w:type="paragraph" w:styleId="1560">
+  <w:style w:type="paragraph" w:styleId="1549">
     <w:name w:val="Title"/>
-    <w:basedOn w:val="1539"/>
-    <w:next w:val="1539"/>
-    <w:link w:val="1561"/>
+    <w:basedOn w:val="1528"/>
+    <w:next w:val="1528"/>
+    <w:link w:val="1550"/>
     <w:uiPriority w:val="10"/>
     <w:qFormat/>
     <w:pPr>
@@ -66285,10 +69161,10 @@
       <w:szCs w:val="56"/>
     </w:rPr>
   </w:style>
-  <w:style w:type="character" w:styleId="1561">
+  <w:style w:type="character" w:styleId="1550">
     <w:name w:val="Title Char"/>
-    <w:basedOn w:val="1549"/>
-    <w:link w:val="1560"/>
+    <w:basedOn w:val="1538"/>
+    <w:link w:val="1549"/>
     <w:uiPriority w:val="10"/>
     <w:pPr>
       <w:pBdr/>
@@ -66302,11 +69178,11 @@
       <w:szCs w:val="56"/>
     </w:rPr>
   </w:style>
-  <w:style w:type="paragraph" w:styleId="1562">
+  <w:style w:type="paragraph" w:styleId="1551">
     <w:name w:val="Subtitle"/>
-    <w:basedOn w:val="1539"/>
-    <w:next w:val="1539"/>
-    <w:link w:val="1563"/>
+    <w:basedOn w:val="1528"/>
+    <w:next w:val="1528"/>
+    <w:link w:val="1552"/>
     <w:uiPriority w:val="11"/>
     <w:qFormat/>
     <w:pPr>
@@ -66324,10 +69200,10 @@
       <w:szCs w:val="28"/>
     </w:rPr>
   </w:style>
-  <w:style w:type="character" w:styleId="1563">
+  <w:style w:type="character" w:styleId="1552">
     <w:name w:val="Subtitle Char"/>
-    <w:basedOn w:val="1549"/>
-    <w:link w:val="1562"/>
+    <w:basedOn w:val="1538"/>
+    <w:link w:val="1551"/>
     <w:uiPriority w:val="11"/>
     <w:pPr>
       <w:pBdr/>
@@ -66341,11 +69217,11 @@
       <w:szCs w:val="28"/>
     </w:rPr>
   </w:style>
-  <w:style w:type="paragraph" w:styleId="1564">
+  <w:style w:type="paragraph" w:styleId="1553">
     <w:name w:val="Quote"/>
-    <w:basedOn w:val="1539"/>
-    <w:next w:val="1539"/>
-    <w:link w:val="1565"/>
+    <w:basedOn w:val="1528"/>
+    <w:next w:val="1528"/>
+    <w:link w:val="1554"/>
     <w:uiPriority w:val="29"/>
     <w:qFormat/>
     <w:pPr>
@@ -66360,10 +69236,10 @@
       <w:color w:val="404040" w:themeColor="text1" w:themeTint="BF"/>
     </w:rPr>
   </w:style>
-  <w:style w:type="character" w:styleId="1565">
+  <w:style w:type="character" w:styleId="1554">
     <w:name w:val="Quote Char"/>
-    <w:basedOn w:val="1549"/>
-    <w:link w:val="1564"/>
+    <w:basedOn w:val="1538"/>
+    <w:link w:val="1553"/>
     <w:uiPriority w:val="29"/>
     <w:pPr>
       <w:pBdr/>
@@ -66376,9 +69252,9 @@
       <w:color w:val="404040" w:themeColor="text1" w:themeTint="BF"/>
     </w:rPr>
   </w:style>
-  <w:style w:type="paragraph" w:styleId="1566">
+  <w:style w:type="paragraph" w:styleId="1555">
     <w:name w:val="List Paragraph"/>
-    <w:basedOn w:val="1539"/>
+    <w:basedOn w:val="1528"/>
     <w:uiPriority w:val="34"/>
     <w:qFormat/>
     <w:pPr>
@@ -66388,9 +69264,9 @@
       <w:contextualSpacing w:val="true"/>
     </w:pPr>
   </w:style>
-  <w:style w:type="character" w:styleId="1567">
+  <w:style w:type="character" w:styleId="1556">
     <w:name w:val="Intense Emphasis"/>
-    <w:basedOn w:val="1549"/>
+    <w:basedOn w:val="1538"/>
     <w:uiPriority w:val="21"/>
     <w:qFormat/>
     <w:pPr>
@@ -66404,11 +69280,11 @@
       <w:color w:val="0f4761" w:themeColor="accent1" w:themeShade="BF"/>
     </w:rPr>
   </w:style>
-  <w:style w:type="paragraph" w:styleId="1568">
+  <w:style w:type="paragraph" w:styleId="1557">
     <w:name w:val="Intense Quote"/>
-    <w:basedOn w:val="1539"/>
-    <w:next w:val="1539"/>
-    <w:link w:val="1569"/>
+    <w:basedOn w:val="1528"/>
+    <w:next w:val="1528"/>
+    <w:link w:val="1558"/>
     <w:uiPriority w:val="30"/>
     <w:qFormat/>
     <w:pPr>
@@ -66426,10 +69302,10 @@
       <w:color w:val="0f4761" w:themeColor="accent1" w:themeShade="BF"/>
     </w:rPr>
   </w:style>
-  <w:style w:type="character" w:styleId="1569">
+  <w:style w:type="character" w:styleId="1558">
     <w:name w:val="Intense Quote Char"/>
-    <w:basedOn w:val="1549"/>
-    <w:link w:val="1568"/>
+    <w:basedOn w:val="1538"/>
+    <w:link w:val="1557"/>
     <w:uiPriority w:val="30"/>
     <w:pPr>
       <w:pBdr/>
@@ -66442,9 +69318,9 @@
       <w:color w:val="0f4761" w:themeColor="accent1" w:themeShade="BF"/>
     </w:rPr>
   </w:style>
-  <w:style w:type="character" w:styleId="1570">
+  <w:style w:type="character" w:styleId="1559">
     <w:name w:val="Intense Reference"/>
-    <w:basedOn w:val="1549"/>
+    <w:basedOn w:val="1538"/>
     <w:uiPriority w:val="32"/>
     <w:qFormat/>
     <w:pPr>
@@ -66460,9 +69336,9 @@
       <w:spacing w:val="5"/>
     </w:rPr>
   </w:style>
-  <w:style w:type="paragraph" w:styleId="1571">
+  <w:style w:type="paragraph" w:styleId="1560">
     <w:name w:val="No Spacing"/>
-    <w:basedOn w:val="1539"/>
+    <w:basedOn w:val="1528"/>
     <w:uiPriority w:val="1"/>
     <w:qFormat/>
     <w:pPr>
@@ -66471,9 +69347,9 @@
       <w:ind/>
     </w:pPr>
   </w:style>
-  <w:style w:type="character" w:styleId="1572">
+  <w:style w:type="character" w:styleId="1561">
     <w:name w:val="Subtle Emphasis"/>
-    <w:basedOn w:val="1549"/>
+    <w:basedOn w:val="1538"/>
     <w:uiPriority w:val="19"/>
     <w:qFormat/>
     <w:pPr>
@@ -66487,9 +69363,9 @@
       <w:color w:val="404040" w:themeColor="text1" w:themeTint="BF"/>
     </w:rPr>
   </w:style>
-  <w:style w:type="character" w:styleId="1573">
+  <w:style w:type="character" w:styleId="1562">
     <w:name w:val="Emphasis"/>
-    <w:basedOn w:val="1549"/>
+    <w:basedOn w:val="1538"/>
     <w:uiPriority w:val="20"/>
     <w:qFormat/>
     <w:pPr>
@@ -66502,9 +69378,9 @@
       <w:iCs/>
     </w:rPr>
   </w:style>
-  <w:style w:type="character" w:styleId="1574">
+  <w:style w:type="character" w:styleId="1563">
     <w:name w:val="Strong"/>
-    <w:basedOn w:val="1549"/>
+    <w:basedOn w:val="1538"/>
     <w:uiPriority w:val="22"/>
     <w:qFormat/>
     <w:pPr>
@@ -66517,9 +69393,9 @@
       <w:bCs/>
     </w:rPr>
   </w:style>
-  <w:style w:type="character" w:styleId="1575">
+  <w:style w:type="character" w:styleId="1564">
     <w:name w:val="Subtle Reference"/>
-    <w:basedOn w:val="1549"/>
+    <w:basedOn w:val="1538"/>
     <w:uiPriority w:val="31"/>
     <w:qFormat/>
     <w:pPr>
@@ -66532,9 +69408,9 @@
       <w:color w:val="5a5a5a" w:themeColor="text1" w:themeTint="A5"/>
     </w:rPr>
   </w:style>
-  <w:style w:type="character" w:styleId="1576">
+  <w:style w:type="character" w:styleId="1565">
     <w:name w:val="Book Title"/>
-    <w:basedOn w:val="1549"/>
+    <w:basedOn w:val="1538"/>
     <w:uiPriority w:val="33"/>
     <w:qFormat/>
     <w:pPr>
@@ -66550,10 +69426,10 @@
       <w:spacing w:val="5"/>
     </w:rPr>
   </w:style>
-  <w:style w:type="paragraph" w:styleId="1577">
+  <w:style w:type="paragraph" w:styleId="1566">
     <w:name w:val="Header"/>
-    <w:basedOn w:val="1539"/>
-    <w:link w:val="1578"/>
+    <w:basedOn w:val="1528"/>
+    <w:link w:val="1567"/>
     <w:uiPriority w:val="99"/>
     <w:unhideWhenUsed/>
     <w:pPr>
@@ -66566,10 +69442,10 @@
       <w:ind/>
     </w:pPr>
   </w:style>
-  <w:style w:type="character" w:styleId="1578">
+  <w:style w:type="character" w:styleId="1567">
     <w:name w:val="Header Char"/>
-    <w:basedOn w:val="1549"/>
-    <w:link w:val="1577"/>
+    <w:basedOn w:val="1538"/>
+    <w:link w:val="1566"/>
     <w:uiPriority w:val="99"/>
     <w:pPr>
       <w:pBdr/>
@@ -66577,10 +69453,10 @@
       <w:ind/>
     </w:pPr>
   </w:style>
-  <w:style w:type="paragraph" w:styleId="1579">
+  <w:style w:type="paragraph" w:styleId="1568">
     <w:name w:val="Footer"/>
-    <w:basedOn w:val="1539"/>
-    <w:link w:val="1580"/>
+    <w:basedOn w:val="1528"/>
+    <w:link w:val="1569"/>
     <w:uiPriority w:val="99"/>
     <w:unhideWhenUsed/>
     <w:pPr>
@@ -66593,10 +69469,10 @@
       <w:ind/>
     </w:pPr>
   </w:style>
-  <w:style w:type="character" w:styleId="1580">
+  <w:style w:type="character" w:styleId="1569">
     <w:name w:val="Footer Char"/>
-    <w:basedOn w:val="1549"/>
-    <w:link w:val="1579"/>
+    <w:basedOn w:val="1538"/>
+    <w:link w:val="1568"/>
     <w:uiPriority w:val="99"/>
     <w:pPr>
       <w:pBdr/>
@@ -66604,10 +69480,10 @@
       <w:ind/>
     </w:pPr>
   </w:style>
-  <w:style w:type="paragraph" w:styleId="1581">
+  <w:style w:type="paragraph" w:styleId="1570">
     <w:name w:val="Caption"/>
-    <w:basedOn w:val="1539"/>
-    <w:next w:val="1539"/>
+    <w:basedOn w:val="1528"/>
+    <w:next w:val="1528"/>
     <w:uiPriority w:val="35"/>
     <w:unhideWhenUsed/>
     <w:qFormat/>
@@ -66624,10 +69500,10 @@
       <w:szCs w:val="18"/>
     </w:rPr>
   </w:style>
-  <w:style w:type="paragraph" w:styleId="1582">
+  <w:style w:type="paragraph" w:styleId="1571">
     <w:name w:val="footnote text"/>
-    <w:basedOn w:val="1539"/>
-    <w:link w:val="1583"/>
+    <w:basedOn w:val="1528"/>
+    <w:link w:val="1572"/>
     <w:uiPriority w:val="99"/>
     <w:semiHidden/>
     <w:unhideWhenUsed/>
@@ -66641,10 +69517,10 @@
       <w:szCs w:val="20"/>
     </w:rPr>
   </w:style>
-  <w:style w:type="character" w:styleId="1583">
+  <w:style w:type="character" w:styleId="1572">
     <w:name w:val="Footnote Text Char"/>
-    <w:basedOn w:val="1549"/>
-    <w:link w:val="1582"/>
+    <w:basedOn w:val="1538"/>
+    <w:link w:val="1571"/>
     <w:uiPriority w:val="99"/>
     <w:semiHidden/>
     <w:pPr>
@@ -66657,9 +69533,9 @@
       <w:szCs w:val="20"/>
     </w:rPr>
   </w:style>
-  <w:style w:type="character" w:styleId="1584">
+  <w:style w:type="character" w:styleId="1573">
     <w:name w:val="footnote reference"/>
-    <w:basedOn w:val="1549"/>
+    <w:basedOn w:val="1538"/>
     <w:uiPriority w:val="99"/>
     <w:semiHidden/>
     <w:unhideWhenUsed/>
@@ -66672,10 +69548,10 @@
       <w:vertAlign w:val="superscript"/>
     </w:rPr>
   </w:style>
-  <w:style w:type="paragraph" w:styleId="1585">
+  <w:style w:type="paragraph" w:styleId="1574">
     <w:name w:val="endnote text"/>
-    <w:basedOn w:val="1539"/>
-    <w:link w:val="1586"/>
+    <w:basedOn w:val="1528"/>
+    <w:link w:val="1575"/>
     <w:uiPriority w:val="99"/>
     <w:semiHidden/>
     <w:unhideWhenUsed/>
@@ -66689,10 +69565,10 @@
       <w:szCs w:val="20"/>
     </w:rPr>
   </w:style>
-  <w:style w:type="character" w:styleId="1586">
+  <w:style w:type="character" w:styleId="1575">
     <w:name w:val="Endnote Text Char"/>
-    <w:basedOn w:val="1549"/>
-    <w:link w:val="1585"/>
+    <w:basedOn w:val="1538"/>
+    <w:link w:val="1574"/>
     <w:uiPriority w:val="99"/>
     <w:semiHidden/>
     <w:pPr>
@@ -66705,9 +69581,9 @@
       <w:szCs w:val="20"/>
     </w:rPr>
   </w:style>
-  <w:style w:type="character" w:styleId="1587">
+  <w:style w:type="character" w:styleId="1576">
     <w:name w:val="endnote reference"/>
-    <w:basedOn w:val="1549"/>
+    <w:basedOn w:val="1538"/>
     <w:uiPriority w:val="99"/>
     <w:semiHidden/>
     <w:unhideWhenUsed/>
@@ -66720,9 +69596,9 @@
       <w:vertAlign w:val="superscript"/>
     </w:rPr>
   </w:style>
-  <w:style w:type="character" w:styleId="1588">
+  <w:style w:type="character" w:styleId="1577">
     <w:name w:val="Hyperlink"/>
-    <w:basedOn w:val="1549"/>
+    <w:basedOn w:val="1538"/>
     <w:uiPriority w:val="99"/>
     <w:unhideWhenUsed/>
     <w:pPr>
@@ -66735,9 +69611,9 @@
       <w:u w:val="single"/>
     </w:rPr>
   </w:style>
-  <w:style w:type="character" w:styleId="1589">
+  <w:style w:type="character" w:styleId="1578">
     <w:name w:val="FollowedHyperlink"/>
-    <w:basedOn w:val="1549"/>
+    <w:basedOn w:val="1538"/>
     <w:uiPriority w:val="99"/>
     <w:semiHidden/>
     <w:unhideWhenUsed/>
@@ -66751,10 +69627,10 @@
       <w:u w:val="single"/>
     </w:rPr>
   </w:style>
-  <w:style w:type="paragraph" w:styleId="1590">
+  <w:style w:type="paragraph" w:styleId="1579">
     <w:name w:val="toc 1"/>
-    <w:basedOn w:val="1539"/>
-    <w:next w:val="1539"/>
+    <w:basedOn w:val="1528"/>
+    <w:next w:val="1528"/>
     <w:uiPriority w:val="39"/>
     <w:unhideWhenUsed/>
     <w:pPr>
@@ -66763,10 +69639,10 @@
       <w:ind/>
     </w:pPr>
   </w:style>
-  <w:style w:type="paragraph" w:styleId="1591">
+  <w:style w:type="paragraph" w:styleId="1580">
     <w:name w:val="toc 2"/>
-    <w:basedOn w:val="1539"/>
-    <w:next w:val="1539"/>
+    <w:basedOn w:val="1528"/>
+    <w:next w:val="1528"/>
     <w:uiPriority w:val="39"/>
     <w:unhideWhenUsed/>
     <w:pPr>
@@ -66775,10 +69651,10 @@
       <w:ind w:left="220"/>
     </w:pPr>
   </w:style>
-  <w:style w:type="paragraph" w:styleId="1592">
+  <w:style w:type="paragraph" w:styleId="1581">
     <w:name w:val="toc 3"/>
-    <w:basedOn w:val="1539"/>
-    <w:next w:val="1539"/>
+    <w:basedOn w:val="1528"/>
+    <w:next w:val="1528"/>
     <w:uiPriority w:val="39"/>
     <w:unhideWhenUsed/>
     <w:pPr>
@@ -66787,10 +69663,10 @@
       <w:ind w:left="440"/>
     </w:pPr>
   </w:style>
-  <w:style w:type="paragraph" w:styleId="1593">
+  <w:style w:type="paragraph" w:styleId="1582">
     <w:name w:val="toc 4"/>
-    <w:basedOn w:val="1539"/>
-    <w:next w:val="1539"/>
+    <w:basedOn w:val="1528"/>
+    <w:next w:val="1528"/>
     <w:uiPriority w:val="39"/>
     <w:unhideWhenUsed/>
     <w:pPr>
@@ -66799,10 +69675,10 @@
       <w:ind w:left="660"/>
     </w:pPr>
   </w:style>
-  <w:style w:type="paragraph" w:styleId="1594">
+  <w:style w:type="paragraph" w:styleId="1583">
     <w:name w:val="toc 5"/>
-    <w:basedOn w:val="1539"/>
-    <w:next w:val="1539"/>
+    <w:basedOn w:val="1528"/>
+    <w:next w:val="1528"/>
     <w:uiPriority w:val="39"/>
     <w:unhideWhenUsed/>
     <w:pPr>
@@ -66811,10 +69687,10 @@
       <w:ind w:left="880"/>
     </w:pPr>
   </w:style>
-  <w:style w:type="paragraph" w:styleId="1595">
+  <w:style w:type="paragraph" w:styleId="1584">
     <w:name w:val="toc 6"/>
-    <w:basedOn w:val="1539"/>
-    <w:next w:val="1539"/>
+    <w:basedOn w:val="1528"/>
+    <w:next w:val="1528"/>
     <w:uiPriority w:val="39"/>
     <w:unhideWhenUsed/>
     <w:pPr>
@@ -66823,10 +69699,10 @@
       <w:ind w:left="1100"/>
     </w:pPr>
   </w:style>
-  <w:style w:type="paragraph" w:styleId="1596">
+  <w:style w:type="paragraph" w:styleId="1585">
     <w:name w:val="toc 7"/>
-    <w:basedOn w:val="1539"/>
-    <w:next w:val="1539"/>
+    <w:basedOn w:val="1528"/>
+    <w:next w:val="1528"/>
     <w:uiPriority w:val="39"/>
     <w:unhideWhenUsed/>
     <w:pPr>
@@ -66835,10 +69711,10 @@
       <w:ind w:left="1320"/>
     </w:pPr>
   </w:style>
-  <w:style w:type="paragraph" w:styleId="1597">
+  <w:style w:type="paragraph" w:styleId="1586">
     <w:name w:val="toc 8"/>
-    <w:basedOn w:val="1539"/>
-    <w:next w:val="1539"/>
+    <w:basedOn w:val="1528"/>
+    <w:next w:val="1528"/>
     <w:uiPriority w:val="39"/>
     <w:unhideWhenUsed/>
     <w:pPr>
@@ -66847,10 +69723,10 @@
       <w:ind w:left="1540"/>
     </w:pPr>
   </w:style>
-  <w:style w:type="paragraph" w:styleId="1598">
+  <w:style w:type="paragraph" w:styleId="1587">
     <w:name w:val="toc 9"/>
-    <w:basedOn w:val="1539"/>
-    <w:next w:val="1539"/>
+    <w:basedOn w:val="1528"/>
+    <w:next w:val="1528"/>
     <w:uiPriority w:val="39"/>
     <w:unhideWhenUsed/>
     <w:pPr>
@@ -66859,9 +69735,9 @@
       <w:ind w:left="1760"/>
     </w:pPr>
   </w:style>
-  <w:style w:type="character" w:styleId="1599">
+  <w:style w:type="character" w:styleId="1588">
     <w:name w:val="Placeholder Text"/>
-    <w:basedOn w:val="1549"/>
+    <w:basedOn w:val="1538"/>
     <w:uiPriority w:val="99"/>
     <w:semiHidden/>
     <w:pPr>
@@ -66873,7 +69749,7 @@
       <w:color w:val="666666"/>
     </w:rPr>
   </w:style>
-  <w:style w:type="paragraph" w:styleId="1600">
+  <w:style w:type="paragraph" w:styleId="1589">
     <w:name w:val="TOC Heading"/>
     <w:uiPriority w:val="39"/>
     <w:unhideWhenUsed/>
@@ -66883,10 +69759,10 @@
       <w:ind/>
     </w:pPr>
   </w:style>
-  <w:style w:type="paragraph" w:styleId="1601">
+  <w:style w:type="paragraph" w:styleId="1590">
     <w:name w:val="table of figures"/>
-    <w:basedOn w:val="1539"/>
-    <w:next w:val="1539"/>
+    <w:basedOn w:val="1528"/>
+    <w:next w:val="1528"/>
     <w:uiPriority w:val="99"/>
     <w:unhideWhenUsed/>
     <w:pPr>
